--- a/entregas/Red_Bull_Plano_CIM_Partes_1_a_3.docx
+++ b/entregas/Red_Bull_Plano_CIM_Partes_1_a_3.docx
@@ -3552,7 +3552,7 @@
           <w:sz w:val="24"/>
           <w:szCs w:val="24"/>
         </w:rPr>
-        <w:t xml:space="preserve">Este bloco acrescenta os elementos da estrutura final do plano que ainda não estavam explícitos nas Partes 1 e 2. O texto anterior foi mantido sem alterações. Cada complemento parte do que o grupo já definiu: problema, tensão, público prioritário, objetivo, posicionamento, mensagem central e jornada. Os complementos A a E detalham itens já existentes; a seção 8 (big idea) é um item novo da estrutura final. O Quadro 1 mostra onde cada um dos 14 itens da estrutura final se encontra neste documento.</w:t>
+        <w:t xml:space="preserve">Nesta parte, completamos os pontos da estrutura final do plano que ainda não estavam explícitos nas Partes 1 e 2. Cada complemento parte do que já tínhamos definido: o problema, a tensão, o público prioritário, o objetivo, o posicionamento, a mensagem central e a jornada. Os complementos A a E detalham itens que já existiam, enquanto a seção 8 (big idea) é um item novo da estrutura final. O Quadro 1 mostra onde cada um dos 14 itens da estrutura final se encontra neste documento.</w:t>
       </w:r>
     </w:p>
     <w:p>
@@ -4173,7 +4173,7 @@
                 <w:sz w:val="20"/>
                 <w:szCs w:val="20"/>
               </w:rPr>
-              <w:t xml:space="preserve">Resposta “O objetivo responde ao problema de comunicação?”; complemento B (proposta de redação)</w:t>
+              <w:t xml:space="preserve">Resposta “O objetivo responde ao problema de comunicação?”; complemento B (objetivo na fórmula vista em aula)</w:t>
             </w:r>
           </w:p>
         </w:tc>
@@ -4335,7 +4335,7 @@
                 <w:sz w:val="20"/>
                 <w:szCs w:val="20"/>
               </w:rPr>
-              <w:t xml:space="preserve">Seção 8, ao final deste bloco</w:t>
+              <w:t xml:space="preserve">Seção 8, ao final dos complementos</w:t>
             </w:r>
           </w:p>
         </w:tc>
@@ -4882,20 +4882,10 @@
       <w:r>
         <w:rPr>
           <w:rFonts w:ascii="Times New Roman" w:cs="Times New Roman" w:eastAsia="Times New Roman" w:hAnsi="Times New Roman"/>
-          <w:b w:val="1"/>
-          <w:bCs w:val="1"/>
-          <w:sz w:val="24"/>
-          <w:szCs w:val="24"/>
-        </w:rPr>
-        <w:t xml:space="preserve">Tensão já registrada (seção 3):</w:t>
-      </w:r>
-      <w:r>
-        <w:rPr>
-          <w:rFonts w:ascii="Times New Roman" w:cs="Times New Roman" w:eastAsia="Times New Roman" w:hAnsi="Times New Roman"/>
-          <w:sz w:val="24"/>
-          <w:szCs w:val="24"/>
-        </w:rPr>
-        <w:t xml:space="preserve"> o foco histórico em esportes radicais afasta consumidores funcionais que buscam foco e bem-estar, sem a estética agitada associada à marca.</w:t>
+          <w:sz w:val="24"/>
+          <w:szCs w:val="24"/>
+        </w:rPr>
+        <w:t xml:space="preserve">A tensão que registramos na seção 3 é que o foco histórico em esportes radicais afasta os consumidores funcionais, que buscam foco e bem-estar sem a estética agitada associada à marca.</w:t>
       </w:r>
     </w:p>
     <w:p>
@@ -4953,20 +4943,10 @@
       <w:r>
         <w:rPr>
           <w:rFonts w:ascii="Times New Roman" w:cs="Times New Roman" w:eastAsia="Times New Roman" w:hAnsi="Times New Roman"/>
-          <w:b w:val="1"/>
-          <w:bCs w:val="1"/>
-          <w:sz w:val="24"/>
-          <w:szCs w:val="24"/>
-        </w:rPr>
-        <w:t xml:space="preserve">Leitura estratégica:</w:t>
-      </w:r>
-      <w:r>
-        <w:rPr>
-          <w:rFonts w:ascii="Times New Roman" w:cs="Times New Roman" w:eastAsia="Times New Roman" w:hAnsi="Times New Roman"/>
-          <w:sz w:val="24"/>
-          <w:szCs w:val="24"/>
-        </w:rPr>
-        <w:t xml:space="preserve"> para esse público, o alto rendimento é cotidiano e silencioso. A marca costuma mostrar a conquista espetacular (o salto, a corrida), enquanto o público vive conquistas que ninguém vê (o capítulo concluído, o código que roda, o prazo cumprido). Essa distância explica a percepção de que o produto é voltado a festas ou atividades radicais, registrada na Parte 2, e aponta o caminho da comunicação: dar visibilidade e valor às conquistas diárias.</w:t>
+          <w:sz w:val="24"/>
+          <w:szCs w:val="24"/>
+        </w:rPr>
+        <w:t xml:space="preserve">Na nossa leitura, para esse público, o alto rendimento faz parte do cotidiano e acontece em silêncio. A marca costuma mostrar a conquista espetacular, como o salto ou a corrida, enquanto o público vive conquistas que ninguém vê, como o capítulo concluído, o código que roda ou o prazo cumprido. Essa distância explica a percepção, registrada na Parte 2, de que o produto é voltado para festas ou atividades radicais. Por isso, o caminho da comunicação é dar visibilidade e valor às conquistas diárias.</w:t>
       </w:r>
     </w:p>
     <w:p>
@@ -4981,20 +4961,10 @@
       <w:r>
         <w:rPr>
           <w:rFonts w:ascii="Times New Roman" w:cs="Times New Roman" w:eastAsia="Times New Roman" w:hAnsi="Times New Roman"/>
-          <w:b w:val="1"/>
-          <w:bCs w:val="1"/>
-          <w:sz w:val="24"/>
-          <w:szCs w:val="24"/>
-        </w:rPr>
-        <w:t xml:space="preserve">Contexto que sustenta a escolha:</w:t>
-      </w:r>
-      <w:r>
-        <w:rPr>
-          <w:rFonts w:ascii="Times New Roman" w:cs="Times New Roman" w:eastAsia="Times New Roman" w:hAnsi="Times New Roman"/>
-          <w:sz w:val="24"/>
-          <w:szCs w:val="24"/>
-        </w:rPr>
-        <w:t xml:space="preserve"> no 4º trimestre de 2022, 9,5 milhões de pessoas trabalhavam de forma remota no Brasil (IBGE apud PODER360, 2023). Em 2024, o ensino superior somou 10,2 milhões de matrículas e, pela primeira vez, a maioria delas (50,75%) estava em cursos a distância (INEP apud AGÊNCIA BRASIL, 2025). Boa parte do público prioritário estuda e trabalha em casa, o que aumenta o peso dos canais digitais e dos aplicativos de entrega.</w:t>
+          <w:sz w:val="24"/>
+          <w:szCs w:val="24"/>
+        </w:rPr>
+        <w:t xml:space="preserve">Alguns dados do contexto brasileiro sustentam essa escolha. No 4º trimestre de 2022, 9,5 milhões de pessoas trabalhavam de forma remota no Brasil (IBGE apud PODER360, 2023). Em 2024, o ensino superior somou 10,2 milhões de matrículas e, pela primeira vez, a maioria delas (50,75%) estava em cursos a distância (INEP apud AGÊNCIA BRASIL, 2025). Esses números indicam que boa parte do público prioritário estuda e trabalha em casa, o que aumenta o peso dos canais digitais e dos aplicativos de entrega.</w:t>
       </w:r>
     </w:p>
     <w:p>
@@ -5009,20 +4979,10 @@
       <w:r>
         <w:rPr>
           <w:rFonts w:ascii="Times New Roman" w:cs="Times New Roman" w:eastAsia="Times New Roman" w:hAnsi="Times New Roman"/>
-          <w:b w:val="1"/>
-          <w:bCs w:val="1"/>
-          <w:sz w:val="24"/>
-          <w:szCs w:val="24"/>
-        </w:rPr>
-        <w:t xml:space="preserve">Status:</w:t>
-      </w:r>
-      <w:r>
-        <w:rPr>
-          <w:rFonts w:ascii="Times New Roman" w:cs="Times New Roman" w:eastAsia="Times New Roman" w:hAnsi="Times New Roman"/>
-          <w:sz w:val="24"/>
-          <w:szCs w:val="24"/>
-        </w:rPr>
-        <w:t xml:space="preserve"> o insight é uma formulação do grupo a partir da tensão descrita na seção 3. Ele será testado na pesquisa de linha de base (seção 13), antes do lançamento da campanha.</w:t>
+          <w:sz w:val="24"/>
+          <w:szCs w:val="24"/>
+        </w:rPr>
+        <w:t xml:space="preserve">Por enquanto, esse insight é uma formulação nossa, feita a partir da tensão descrita na seção 3. Ele será testado na pesquisa de linha de base (seção 13), antes do lançamento da campanha.</w:t>
       </w:r>
     </w:p>
     <w:p>
@@ -5045,7 +5005,7 @@
           <w:sz w:val="24"/>
           <w:szCs w:val="24"/>
         </w:rPr>
-        <w:t xml:space="preserve">B. Objetivo de comunicação: proposta de redação (complemento ao item 6)</w:t>
+        <w:t xml:space="preserve">B. Objetivo de comunicação na fórmula vista em aula (complemento ao item 6)</w:t>
       </w:r>
     </w:p>
     <w:p>
@@ -5063,17 +5023,7 @@
           <w:sz w:val="24"/>
           <w:szCs w:val="24"/>
         </w:rPr>
-        <w:t xml:space="preserve">A redação atual da Parte 2 foi mantida. A proposta abaixo aplica a fórmula vista em aula, [verbo] + [público] + [mudança comunicacional] + [horizonte] (SOUZA, 2026b), sem mudar o sentido original. </w:t>
-      </w:r>
-      <w:r>
-        <w:rPr>
-          <w:rFonts w:ascii="Times New Roman" w:cs="Times New Roman" w:eastAsia="Times New Roman" w:hAnsi="Times New Roman"/>
-          <w:b w:val="1"/>
-          <w:bCs w:val="1"/>
-          <w:sz w:val="24"/>
-          <w:szCs w:val="24"/>
-        </w:rPr>
-        <w:t xml:space="preserve">Cabe ao grupo decidir se ela substitui a redação atual.</w:t>
+        <w:t xml:space="preserve">Reescrevemos o objetivo da Parte 2 seguindo a fórmula vista em aula, que é [verbo] + [público] + [mudança comunicacional] + [horizonte] (SOUZA, 2026b), para deixá-lo mensurável sem mudar o sentido original.</w:t>
       </w:r>
     </w:p>
     <w:p>
@@ -5763,7 +5713,7 @@
           <w:sz w:val="24"/>
           <w:szCs w:val="24"/>
         </w:rPr>
-        <w:t xml:space="preserve">“Para universitários, trabalhadores remotos e profissionais do conhecimento de 18 a 35 anos em rotinas intensas, a Red Bull é o combustível de performance intelectual e criativa que entrega energia para os momentos de foco que constroem as conquistas do dia, porque oferece uma fórmula padronizada e pronta para consumo (80 mg de cafeína por lata de 250 ml, taurina e vitaminas do complexo B, com versões sem açúcar), está disponível onde a rotina acontece e carrega décadas de associação com a superação de limites.”</w:t>
+        <w:t xml:space="preserve">“Para universitários, trabalhadores remotos e profissionais do conhecimento de 18 a 35 anos em rotinas intensas, a Red Bull é o combustível de performance intelectual e criativa que entrega energia para os momentos de foco que constroem as conquistas do dia, porque oferece uma fórmula padronizada e pronta para consumo (80 mg de cafeína por lata de 250 ml, taurina e vitaminas do complexo B, com versões sem açúcar), está disponível onde a rotina acontece e é associada há décadas à superação de limites.”</w:t>
       </w:r>
     </w:p>
     <w:p>
@@ -5778,38 +5728,10 @@
       <w:r>
         <w:rPr>
           <w:rFonts w:ascii="Times New Roman" w:cs="Times New Roman" w:eastAsia="Times New Roman" w:hAnsi="Times New Roman"/>
-          <w:b w:val="1"/>
-          <w:bCs w:val="1"/>
-          <w:sz w:val="24"/>
-          <w:szCs w:val="24"/>
-        </w:rPr>
-        <w:t xml:space="preserve">Alternativas reais (Parte 2):</w:t>
-      </w:r>
-      <w:r>
-        <w:rPr>
-          <w:rFonts w:ascii="Times New Roman" w:cs="Times New Roman" w:eastAsia="Times New Roman" w:hAnsi="Times New Roman"/>
-          <w:sz w:val="24"/>
-          <w:szCs w:val="24"/>
-        </w:rPr>
-        <w:t xml:space="preserve"> cafés especiais (como o SuperCoffee), suplementos, pré-treinos e energéticos de baixo custo. </w:t>
-      </w:r>
-      <w:r>
-        <w:rPr>
-          <w:rFonts w:ascii="Times New Roman" w:cs="Times New Roman" w:eastAsia="Times New Roman" w:hAnsi="Times New Roman"/>
-          <w:b w:val="1"/>
-          <w:bCs w:val="1"/>
-          <w:sz w:val="24"/>
-          <w:szCs w:val="24"/>
-        </w:rPr>
-        <w:t xml:space="preserve">Diferença defendida:</w:t>
-      </w:r>
-      <w:r>
-        <w:rPr>
-          <w:rFonts w:ascii="Times New Roman" w:cs="Times New Roman" w:eastAsia="Times New Roman" w:hAnsi="Times New Roman"/>
-          <w:sz w:val="24"/>
-          <w:szCs w:val="24"/>
-        </w:rPr>
-        <w:t xml:space="preserve"> conveniência e consistência (sempre igual, gelada e pronta), somadas ao significado da marca (quem supera os próprios limites). A frase orienta a equipe e não é texto para o consumidor (SOUZA, 2026b).</w:t>
+          <w:sz w:val="24"/>
+          <w:szCs w:val="24"/>
+        </w:rPr>
+        <w:t xml:space="preserve">Como apontamos na Parte 2, as alternativas reais à Red Bull são os cafés especiais (como o SuperCoffee), os suplementos, os pré-treinos e os energéticos de baixo custo. A diferença que defendemos em relação a elas é a conveniência e a consistência da lata, que está sempre igual, gelada e pronta, somadas ao significado da marca, ligado a quem supera os próprios limites. Vale lembrar que a declaração de posicionamento é um texto de uso interno, que orienta a equipe, e não uma mensagem para o consumidor (SOUZA, 2026b).</w:t>
       </w:r>
     </w:p>
     <w:p>
@@ -5850,7 +5772,7 @@
           <w:sz w:val="24"/>
           <w:szCs w:val="24"/>
         </w:rPr>
-        <w:t xml:space="preserve">A hierarquia de mensagens organiza uma ideia central e três provas que a sustentam (SOUZA, 2026b).</w:t>
+        <w:t xml:space="preserve">Para organizar a mensagem, usamos a hierarquia de mensagens, que reúne uma ideia central e três provas que a sustentam (SOUZA, 2026b).</w:t>
       </w:r>
     </w:p>
     <w:p>
@@ -6547,7 +6469,7 @@
           <w:sz w:val="24"/>
           <w:szCs w:val="24"/>
         </w:rPr>
-        <w:t xml:space="preserve"> a estratégia terá feito sentido se, ao fim dos três meses, (1) o público prioritário exposto à campanha associar a Red Bull a “foco para estudar e trabalhar” mais do que o público não exposto, com diferença estatisticamente significativa; (2) essa mudança aparecer também em comportamento, com mais consideração e mais compras nas ocasiões de foco; e (3) a associação com “superar limites” não cair, o que mostra que a essência da marca foi preservada. As metas numéricas estão na seção 13.</w:t>
+        <w:t xml:space="preserve"> consideramos que a estratégia terá dado certo se, ao fim dos três meses, três condições forem atendidas. Primeiro, o público prioritário exposto à campanha deve associar a Red Bull a “foco para estudar e trabalhar” mais do que o público não exposto, com diferença estatisticamente significativa. Segundo, essa mudança deve aparecer também no comportamento, com mais consideração e mais compras nas ocasiões de foco. Terceiro, a associação com “superar limites” não pode cair, o que mostra que a essência da marca foi preservada. As metas numéricas estão na seção 13.</w:t>
       </w:r>
     </w:p>
     <w:p>
@@ -6588,7 +6510,7 @@
           <w:sz w:val="24"/>
           <w:szCs w:val="24"/>
         </w:rPr>
-        <w:t xml:space="preserve">A matriz parte das etapas da tabela de jornada (seção 5) e indica, para cada uma, a barreira do público prioritário, a tarefa da comunicação e os canais escolhidos pela função que cumprem. Os pontos de contato atuais (esportes radicais, Fórmula 1 e eSports) continuam e preservam a essência da marca; a campanha acrescenta a narrativa das conquistas diárias, muitas vezes nas mesmas plataformas.</w:t>
+        <w:t xml:space="preserve">Montamos a matriz a partir das etapas da tabela de jornada (seção 5). Para cada etapa, indicamos a barreira do público prioritário, a tarefa da comunicação e os canais escolhidos de acordo com a função que cumprem. Os pontos de contato atuais (esportes radicais, Fórmula 1 e eSports) continuam e preservam a essência da marca, e a campanha acrescenta a eles a narrativa das conquistas diárias, muitas vezes nas mesmas plataformas.</w:t>
       </w:r>
     </w:p>
     <w:p>
@@ -7113,7 +7035,25 @@
                 <w:sz w:val="20"/>
                 <w:szCs w:val="20"/>
               </w:rPr>
-              <w:t xml:space="preserve">Hub Modo Foco, carrosséis e remarketing (explicar); depoimentos, UGC e imprensa (provar); geladeira e comunicação funcional no PDV, já previstas na Parte 2</w:t>
+              <w:t xml:space="preserve">Hub Modo Foco, carrosséis e </w:t>
+            </w:r>
+            <w:r>
+              <w:rPr>
+                <w:rFonts w:ascii="Times New Roman" w:cs="Times New Roman" w:eastAsia="Times New Roman" w:hAnsi="Times New Roman"/>
+                <w:i w:val="1"/>
+                <w:iCs w:val="1"/>
+                <w:sz w:val="20"/>
+                <w:szCs w:val="20"/>
+              </w:rPr>
+              <w:t xml:space="preserve">remarketing</w:t>
+            </w:r>
+            <w:r>
+              <w:rPr>
+                <w:rFonts w:ascii="Times New Roman" w:cs="Times New Roman" w:eastAsia="Times New Roman" w:hAnsi="Times New Roman"/>
+                <w:sz w:val="20"/>
+                <w:szCs w:val="20"/>
+              </w:rPr>
+              <w:t xml:space="preserve"> (explicar); depoimentos, UGC e imprensa (provar); geladeira e comunicação funcional no PDV, já previstas na Parte 2</w:t>
             </w:r>
           </w:p>
         </w:tc>
@@ -7266,7 +7206,25 @@
                 <w:sz w:val="20"/>
                 <w:szCs w:val="20"/>
               </w:rPr>
-              <w:t xml:space="preserve">PDV próximo a universidades e coworkings; combo “Momento de Foco/Estudo” no iFood e no Rappi; amostragem com cupom (converter)</w:t>
+              <w:t xml:space="preserve">PDV próximo a universidades e </w:t>
+            </w:r>
+            <w:r>
+              <w:rPr>
+                <w:rFonts w:ascii="Times New Roman" w:cs="Times New Roman" w:eastAsia="Times New Roman" w:hAnsi="Times New Roman"/>
+                <w:i w:val="1"/>
+                <w:iCs w:val="1"/>
+                <w:sz w:val="20"/>
+                <w:szCs w:val="20"/>
+              </w:rPr>
+              <w:t xml:space="preserve">coworkings</w:t>
+            </w:r>
+            <w:r>
+              <w:rPr>
+                <w:rFonts w:ascii="Times New Roman" w:cs="Times New Roman" w:eastAsia="Times New Roman" w:hAnsi="Times New Roman"/>
+                <w:sz w:val="20"/>
+                <w:szCs w:val="20"/>
+              </w:rPr>
+              <w:t xml:space="preserve">; combo “Momento de Foco/Estudo” no iFood e no Rappi; amostragem com cupom (converter)</w:t>
             </w:r>
           </w:p>
         </w:tc>
@@ -7419,7 +7377,25 @@
                 <w:sz w:val="20"/>
                 <w:szCs w:val="20"/>
               </w:rPr>
-              <w:t xml:space="preserve">Ativação Pausa com Asas; cartão e QR do combo com rotina de foco; playlist Modo Foco (provar e explicar)</w:t>
+              <w:t xml:space="preserve">Ativação Pausa com Asas; cartão e QR do combo com rotina de foco; </w:t>
+            </w:r>
+            <w:r>
+              <w:rPr>
+                <w:rFonts w:ascii="Times New Roman" w:cs="Times New Roman" w:eastAsia="Times New Roman" w:hAnsi="Times New Roman"/>
+                <w:i w:val="1"/>
+                <w:iCs w:val="1"/>
+                <w:sz w:val="20"/>
+                <w:szCs w:val="20"/>
+              </w:rPr>
+              <w:t xml:space="preserve">playlist</w:t>
+            </w:r>
+            <w:r>
+              <w:rPr>
+                <w:rFonts w:ascii="Times New Roman" w:cs="Times New Roman" w:eastAsia="Times New Roman" w:hAnsi="Times New Roman"/>
+                <w:sz w:val="20"/>
+                <w:szCs w:val="20"/>
+              </w:rPr>
+              <w:t xml:space="preserve"> Modo Foco (provar e explicar)</w:t>
             </w:r>
           </w:p>
         </w:tc>
@@ -7659,7 +7635,7 @@
           <w:sz w:val="24"/>
           <w:szCs w:val="24"/>
         </w:rPr>
-        <w:t xml:space="preserve">A Red Bull passa a narrar as conquistas cotidianas do público (a prova, a entrega, o projeto) com a mesma linguagem épica que usa para os voos de seus atletas. A conquista que ninguém vê ganha câmera lenta, cronômetro, telemetria e narração de transmissão esportiva. A lata aparece no momento de foco que antecede o “pouso”, isto é, a conquista concluída.</w:t>
+        <w:t xml:space="preserve">A ideia é que a Red Bull passe a narrar as conquistas cotidianas do público, como a prova, a entrega e o projeto, com a mesma linguagem épica que usa para os voos de seus atletas. Dessa forma, a conquista que ninguém vê ganha câmera lenta, cronômetro, telemetria e narração de transmissão esportiva. A lata aparece no momento de foco que vem antes do “pouso”, ou seja, antes da conquista concluída.</w:t>
       </w:r>
     </w:p>
     <w:p>
@@ -8199,7 +8175,7 @@
                 <w:sz w:val="20"/>
                 <w:szCs w:val="20"/>
               </w:rPr>
-              <w:t xml:space="preserve">Define um mecanismo criativo replicável (a linguagem de transmissão esportiva aplicada ao cotidiano) que gera todas as ações. Mantém a estética de performance da marca e muda o território, do radical para o diário.</w:t>
+              <w:t xml:space="preserve">Define uma linha criativa replicável (a linguagem de transmissão esportiva aplicada ao cotidiano) que dá origem a todas as ações. Mantém a estética de performance da marca, mas muda o contexto, do radical para o diário.</w:t>
             </w:r>
           </w:p>
         </w:tc>
@@ -8345,7 +8321,7 @@
           <w:sz w:val="24"/>
           <w:szCs w:val="24"/>
         </w:rPr>
-        <w:t xml:space="preserve">A Parte 3 transforma a arquitetura das Partes 1 e 2 em ações coordenadas, com sequência, responsáveis, recursos e indicadores. As premissas abaixo valem para todas as seções seguintes e evitam que dados indisponíveis sejam apresentados como reais.</w:t>
+        <w:t xml:space="preserve">Na Parte 3, transformamos o que foi definido nas Partes 1 e 2 em ações coordenadas, com sequência, responsáveis, recursos e indicadores. As premissas abaixo valem para todas as seções seguintes e servem para evitar que dados indisponíveis sejam apresentados como reais.</w:t>
       </w:r>
     </w:p>
     <w:p>
@@ -8642,7 +8618,7 @@
                 <w:sz w:val="20"/>
                 <w:szCs w:val="20"/>
               </w:rPr>
-              <w:t xml:space="preserve">13 semanas (três meses). Sugere-se que a onda Lançar coincida com o início de um semestre letivo e a onda Converter, com o período de provas e entregas. As datas variam por instituição.</w:t>
+              <w:t xml:space="preserve">13 semanas (três meses). O ideal é que a onda Lançar coincida com o início de um semestre letivo e a onda Converter, com o período de provas e entregas. As datas variam por instituição.</w:t>
             </w:r>
           </w:p>
         </w:tc>
@@ -8723,7 +8699,25 @@
                 <w:sz w:val="20"/>
                 <w:szCs w:val="20"/>
               </w:rPr>
-              <w:t xml:space="preserve">Ações digitais em todo o país. Ações presenciais (campus, coworkings e PDV) em cinco praças-piloto: São Paulo, Rio de Janeiro, Belo Horizonte, Brasília e Cuiabá. As quatro primeiras concentram universitários e profissionais do conhecimento; Cuiabá, capital de porte médio, testa se o resultado se repete fora dos grandes centros (premissa do grupo).</w:t>
+              <w:t xml:space="preserve">Ações digitais em todo o país. Ações presenciais (campus, </w:t>
+            </w:r>
+            <w:r>
+              <w:rPr>
+                <w:rFonts w:ascii="Times New Roman" w:cs="Times New Roman" w:eastAsia="Times New Roman" w:hAnsi="Times New Roman"/>
+                <w:i w:val="1"/>
+                <w:iCs w:val="1"/>
+                <w:sz w:val="20"/>
+                <w:szCs w:val="20"/>
+              </w:rPr>
+              <w:t xml:space="preserve">coworkings</w:t>
+            </w:r>
+            <w:r>
+              <w:rPr>
+                <w:rFonts w:ascii="Times New Roman" w:cs="Times New Roman" w:eastAsia="Times New Roman" w:hAnsi="Times New Roman"/>
+                <w:sz w:val="20"/>
+                <w:szCs w:val="20"/>
+              </w:rPr>
+              <w:t xml:space="preserve"> e PDV) em cinco cidades-piloto: São Paulo, Rio de Janeiro, Belo Horizonte, Brasília e Cuiabá. As quatro primeiras concentram universitários e profissionais do conhecimento. Cuiabá, capital de porte médio, testa se o resultado se repete fora dos grandes centros (premissa do grupo).</w:t>
             </w:r>
           </w:p>
         </w:tc>
@@ -9111,7 +9105,7 @@
           <w:sz w:val="24"/>
           <w:szCs w:val="24"/>
         </w:rPr>
-        <w:t xml:space="preserve">Na Parte 2, o grupo escolheu os canais pela função que cumprem na jornada. Aqui essa escolha vira um ecossistema: cada ponto de contato tem um papel (atrair, explicar, provar, converter, relacionar ou reativar), um tipo de mídia (paga, própria, conquistada ou experiência) e uma justificativa ligada ao público e à etapa. Todos repetem a mesma mensagem central e a mesma big idea, o que garante a integração (Figura 1).</w:t>
+        <w:t xml:space="preserve">Na Parte 2, escolhemos os canais de acordo com a função que cada um cumpre na jornada. Nesta seção, essa escolha é organizada como um ecossistema, em que cada ponto de contato tem um papel (atrair, explicar, provar, converter, relacionar ou reativar), um tipo de mídia (paga, própria, conquistada ou experiência) e uma justificativa ligada ao público e à etapa da jornada. Todos os canais repetem a mesma mensagem central e a mesma big idea, o que garante a integração da comunicação (Figura 1).</w:t>
       </w:r>
     </w:p>
     <w:p>
@@ -9886,7 +9880,29 @@
                 <w:sz w:val="20"/>
                 <w:szCs w:val="20"/>
               </w:rPr>
-              <w:t xml:space="preserve">Hub Modo Foco (página no site e playlist de foco)</w:t>
+              <w:t xml:space="preserve">Hub Modo Foco (página no site e </w:t>
+            </w:r>
+            <w:r>
+              <w:rPr>
+                <w:rFonts w:ascii="Times New Roman" w:cs="Times New Roman" w:eastAsia="Times New Roman" w:hAnsi="Times New Roman"/>
+                <w:b w:val="1"/>
+                <w:bCs w:val="1"/>
+                <w:i w:val="1"/>
+                <w:iCs w:val="1"/>
+                <w:sz w:val="20"/>
+                <w:szCs w:val="20"/>
+              </w:rPr>
+              <w:t xml:space="preserve">playlist</w:t>
+            </w:r>
+            <w:r>
+              <w:rPr>
+                <w:rFonts w:ascii="Times New Roman" w:cs="Times New Roman" w:eastAsia="Times New Roman" w:hAnsi="Times New Roman"/>
+                <w:b w:val="1"/>
+                <w:bCs w:val="1"/>
+                <w:sz w:val="20"/>
+                <w:szCs w:val="20"/>
+              </w:rPr>
+              <w:t xml:space="preserve"> de foco)</w:t>
             </w:r>
           </w:p>
         </w:tc>
@@ -10072,10 +10088,22 @@
                 <w:rFonts w:ascii="Times New Roman" w:cs="Times New Roman" w:eastAsia="Times New Roman" w:hAnsi="Times New Roman"/>
                 <w:b w:val="1"/>
                 <w:bCs w:val="1"/>
-                <w:sz w:val="20"/>
-                <w:szCs w:val="20"/>
-              </w:rPr>
-              <w:t xml:space="preserve">Remarketing (Meta, TikTok e Google)</w:t>
+                <w:i w:val="1"/>
+                <w:iCs w:val="1"/>
+                <w:sz w:val="20"/>
+                <w:szCs w:val="20"/>
+              </w:rPr>
+              <w:t xml:space="preserve">Remarketing</w:t>
+            </w:r>
+            <w:r>
+              <w:rPr>
+                <w:rFonts w:ascii="Times New Roman" w:cs="Times New Roman" w:eastAsia="Times New Roman" w:hAnsi="Times New Roman"/>
+                <w:b w:val="1"/>
+                <w:bCs w:val="1"/>
+                <w:sz w:val="20"/>
+                <w:szCs w:val="20"/>
+              </w:rPr>
+              <w:t xml:space="preserve"> (Meta, TikTok e Google)</w:t>
             </w:r>
           </w:p>
         </w:tc>
@@ -10453,7 +10481,29 @@
                 <w:sz w:val="20"/>
                 <w:szCs w:val="20"/>
               </w:rPr>
-              <w:t xml:space="preserve">Ativação Pausa com Asas (campus, bibliotecas e coworkings)</w:t>
+              <w:t xml:space="preserve">Ativação Pausa com Asas (campus, bibliotecas e </w:t>
+            </w:r>
+            <w:r>
+              <w:rPr>
+                <w:rFonts w:ascii="Times New Roman" w:cs="Times New Roman" w:eastAsia="Times New Roman" w:hAnsi="Times New Roman"/>
+                <w:b w:val="1"/>
+                <w:bCs w:val="1"/>
+                <w:i w:val="1"/>
+                <w:iCs w:val="1"/>
+                <w:sz w:val="20"/>
+                <w:szCs w:val="20"/>
+              </w:rPr>
+              <w:t xml:space="preserve">coworkings</w:t>
+            </w:r>
+            <w:r>
+              <w:rPr>
+                <w:rFonts w:ascii="Times New Roman" w:cs="Times New Roman" w:eastAsia="Times New Roman" w:hAnsi="Times New Roman"/>
+                <w:b w:val="1"/>
+                <w:bCs w:val="1"/>
+                <w:sz w:val="20"/>
+                <w:szCs w:val="20"/>
+              </w:rPr>
+              <w:t xml:space="preserve">)</w:t>
             </w:r>
           </w:p>
         </w:tc>
@@ -11205,20 +11255,10 @@
       <w:r>
         <w:rPr>
           <w:rFonts w:ascii="Times New Roman" w:cs="Times New Roman" w:eastAsia="Times New Roman" w:hAnsi="Times New Roman"/>
-          <w:b w:val="1"/>
-          <w:bCs w:val="1"/>
-          <w:sz w:val="24"/>
-          <w:szCs w:val="24"/>
-        </w:rPr>
-        <w:t xml:space="preserve">Sequência de contato pretendida:</w:t>
-      </w:r>
-      <w:r>
-        <w:rPr>
-          <w:rFonts w:ascii="Times New Roman" w:cs="Times New Roman" w:eastAsia="Times New Roman" w:hAnsi="Times New Roman"/>
-          <w:sz w:val="24"/>
-          <w:szCs w:val="24"/>
-        </w:rPr>
-        <w:t xml:space="preserve"> a pessoa assiste a uma “transmissão” de conquista diária (atrair). Depois, é impactada pelo Hub e pelas provas (explicar e provar). Em seguida, experimenta numa ativação ou encontra a geladeira e o combo (converter). Por fim, entra no Diário de Bordo e recebe lembretes antes das semanas de provas (relacionar e reativar). Os canais não disputam o mesmo papel: cada um entrega o público ao seguinte.</w:t>
+          <w:sz w:val="24"/>
+          <w:szCs w:val="24"/>
+        </w:rPr>
+        <w:t xml:space="preserve">A sequência de contato que planejamos funciona assim. Primeiro, a pessoa assiste a uma “transmissão” de conquista diária (atrair). Depois, é impactada pelo Hub e pelas provas (explicar e provar). Em seguida, experimenta o produto numa ativação ou encontra a geladeira e o combo (converter). Por fim, entra no Diário de Bordo e recebe lembretes antes das semanas de provas (relacionar e reativar). Dessa forma, os canais não disputam o mesmo papel, já que cada um encaminha o público para o próximo.</w:t>
       </w:r>
     </w:p>
     <w:p>
@@ -11246,7 +11286,7 @@
           <w:sz w:val="24"/>
           <w:szCs w:val="24"/>
         </w:rPr>
-        <w:t xml:space="preserve"> TV aberta e mídia exterior nacional. Têm custo alto, segmentação fraca para um público específico e são difíceis de medir em um piloto de três meses.</w:t>
+        <w:t xml:space="preserve"> optamos por não usar TV aberta e mídia exterior nacional, pois têm custo alto, segmentação fraca para um público específico e são difíceis de medir em um piloto de três meses.</w:t>
       </w:r>
     </w:p>
     <w:p>
@@ -11287,7 +11327,7 @@
           <w:sz w:val="24"/>
           <w:szCs w:val="24"/>
         </w:rPr>
-        <w:t xml:space="preserve">As ações seguem a ordem recomendada em aula: primeiro os pilares de conteúdo, depois a direção criativa e só então os formatos (SOUZA, 2026c). São sete ações (A1 a A7). Cada uma tem função, promessa, comportamento esperado, sequência de contato, critério de sucesso e indicador (Quadro 10 e Quadro 11).</w:t>
+        <w:t xml:space="preserve">Para montar o plano de ações, seguimos a ordem recomendada em aula, definindo primeiro os pilares de conteúdo, depois a direção criativa e só então os formatos (SOUZA, 2026c). Dessa forma, chegamos a sete ações (A1 a A7), e cada uma delas tem função, promessa, comportamento esperado, sequência de contato, critério de sucesso e indicador, como mostram o Quadro 10 e o Quadro 11.</w:t>
       </w:r>
     </w:p>
     <w:p>
@@ -12120,7 +12160,25 @@
                 <w:sz w:val="20"/>
                 <w:szCs w:val="20"/>
               </w:rPr>
-              <w:t xml:space="preserve">Geladeira na rota do campus e do coworking, combo e cupom de recompra</w:t>
+              <w:t xml:space="preserve">Geladeira na rota do campus e do </w:t>
+            </w:r>
+            <w:r>
+              <w:rPr>
+                <w:rFonts w:ascii="Times New Roman" w:cs="Times New Roman" w:eastAsia="Times New Roman" w:hAnsi="Times New Roman"/>
+                <w:i w:val="1"/>
+                <w:iCs w:val="1"/>
+                <w:sz w:val="20"/>
+                <w:szCs w:val="20"/>
+              </w:rPr>
+              <w:t xml:space="preserve">coworking</w:t>
+            </w:r>
+            <w:r>
+              <w:rPr>
+                <w:rFonts w:ascii="Times New Roman" w:cs="Times New Roman" w:eastAsia="Times New Roman" w:hAnsi="Times New Roman"/>
+                <w:sz w:val="20"/>
+                <w:szCs w:val="20"/>
+              </w:rPr>
+              <w:t xml:space="preserve">, combo e cupom de recompra</w:t>
             </w:r>
           </w:p>
         </w:tc>
@@ -12417,7 +12475,7 @@
                 <w:sz w:val="20"/>
                 <w:szCs w:val="20"/>
               </w:rPr>
-              <w:t xml:space="preserve">“Asas para as suas conquistas diárias.” A promessa é energia para o momento de foco que constrói a conquista do dia. Cada ação tem uma mensagem de apoio derivada da central (Quadro 10).</w:t>
+              <w:t xml:space="preserve">“Asas para as suas conquistas diárias.” A promessa é energia para o momento de foco que constrói a conquista do dia. Cada ação tem uma mensagem de apoio derivada da mensagem central (Quadro 10).</w:t>
             </w:r>
           </w:p>
         </w:tc>
@@ -12498,7 +12556,25 @@
                 <w:sz w:val="20"/>
                 <w:szCs w:val="20"/>
               </w:rPr>
-              <w:t xml:space="preserve">Inspirador e próximo, com humor leve e o vocabulário real de quem estuda e trabalha (entrega, prazo, TCC, sprint). Confiante sem exagero: fala da ocasião de uso e não promete efeito sobre o desempenho. Valoriza foco com pausa e não glamoriza noites sem dormir.</w:t>
+              <w:t xml:space="preserve">Inspirador e próximo, com humor leve e o vocabulário real de quem estuda e trabalha (entrega, prazo, TCC, </w:t>
+            </w:r>
+            <w:r>
+              <w:rPr>
+                <w:rFonts w:ascii="Times New Roman" w:cs="Times New Roman" w:eastAsia="Times New Roman" w:hAnsi="Times New Roman"/>
+                <w:i w:val="1"/>
+                <w:iCs w:val="1"/>
+                <w:sz w:val="20"/>
+                <w:szCs w:val="20"/>
+              </w:rPr>
+              <w:t xml:space="preserve">sprint</w:t>
+            </w:r>
+            <w:r>
+              <w:rPr>
+                <w:rFonts w:ascii="Times New Roman" w:cs="Times New Roman" w:eastAsia="Times New Roman" w:hAnsi="Times New Roman"/>
+                <w:sz w:val="20"/>
+                <w:szCs w:val="20"/>
+              </w:rPr>
+              <w:t xml:space="preserve">). Confiante sem exagero: fala da ocasião de uso e não promete efeito sobre o desempenho. Valoriza foco com pausa e não romantiza noites sem dormir.</w:t>
             </w:r>
           </w:p>
         </w:tc>
@@ -12579,7 +12655,25 @@
                 <w:sz w:val="20"/>
                 <w:szCs w:val="20"/>
               </w:rPr>
-              <w:t xml:space="preserve">Mantém os códigos da marca (lata azul e prata, logotipo dos touros), o que garante reconhecimento e preserva a essência. Mecanismo visual próprio: grafismos de transmissão esportiva (cronômetro, altitude, velocidade) sobre cenas reais de biblioteca, home office e coworking, com pessoas diversas de 18 a 35 anos e luz natural.</w:t>
+              <w:t xml:space="preserve">Mantém os elementos da marca (lata azul e prata, logotipo dos touros), o que garante reconhecimento e preserva a essência. Como recurso visual próprio, usa grafismos de transmissão esportiva (cronômetro, altitude, velocidade) sobre cenas reais de biblioteca, home office e </w:t>
+            </w:r>
+            <w:r>
+              <w:rPr>
+                <w:rFonts w:ascii="Times New Roman" w:cs="Times New Roman" w:eastAsia="Times New Roman" w:hAnsi="Times New Roman"/>
+                <w:i w:val="1"/>
+                <w:iCs w:val="1"/>
+                <w:sz w:val="20"/>
+                <w:szCs w:val="20"/>
+              </w:rPr>
+              <w:t xml:space="preserve">coworking</w:t>
+            </w:r>
+            <w:r>
+              <w:rPr>
+                <w:rFonts w:ascii="Times New Roman" w:cs="Times New Roman" w:eastAsia="Times New Roman" w:hAnsi="Times New Roman"/>
+                <w:sz w:val="20"/>
+                <w:szCs w:val="20"/>
+              </w:rPr>
+              <w:t xml:space="preserve">, com pessoas diversas de 18 a 35 anos e luz natural.</w:t>
             </w:r>
           </w:p>
         </w:tc>
@@ -13482,7 +13576,7 @@
                 <w:sz w:val="18"/>
                 <w:szCs w:val="18"/>
               </w:rPr>
-              <w:t xml:space="preserve">Alcance qualificado; retenção de 75% do vídeo; lift de associação (painel 1, 2 e 3)</w:t>
+              <w:t xml:space="preserve">Alcance qualificado; retenção de 75% do vídeo; aumento da associação (painel 1, 2 e 3)</w:t>
             </w:r>
           </w:p>
         </w:tc>
@@ -13707,7 +13801,35 @@
                 <w:sz w:val="18"/>
                 <w:szCs w:val="18"/>
               </w:rPr>
-              <w:t xml:space="preserve">Página no site da Red Bull Brasil (guias de rotina de foco, comparação com café, composição, perguntas frequentes, links para iFood, Rappi e PDV); playlist Modo Foco; carrosséis; remarketing</w:t>
+              <w:t xml:space="preserve">Página no site da Red Bull Brasil (guias de rotina de foco, comparação com café, composição, perguntas frequentes, links para iFood, Rappi e PDV); </w:t>
+            </w:r>
+            <w:r>
+              <w:rPr>
+                <w:rFonts w:ascii="Times New Roman" w:cs="Times New Roman" w:eastAsia="Times New Roman" w:hAnsi="Times New Roman"/>
+                <w:i w:val="1"/>
+                <w:iCs w:val="1"/>
+                <w:sz w:val="18"/>
+                <w:szCs w:val="18"/>
+              </w:rPr>
+              <w:t xml:space="preserve">playlist</w:t>
+            </w:r>
+            <w:r>
+              <w:rPr>
+                <w:rFonts w:ascii="Times New Roman" w:cs="Times New Roman" w:eastAsia="Times New Roman" w:hAnsi="Times New Roman"/>
+                <w:sz w:val="18"/>
+                <w:szCs w:val="18"/>
+              </w:rPr>
+              <w:t xml:space="preserve"> Modo Foco; carrosséis; </w:t>
+            </w:r>
+            <w:r>
+              <w:rPr>
+                <w:rFonts w:ascii="Times New Roman" w:cs="Times New Roman" w:eastAsia="Times New Roman" w:hAnsi="Times New Roman"/>
+                <w:i w:val="1"/>
+                <w:iCs w:val="1"/>
+                <w:sz w:val="18"/>
+                <w:szCs w:val="18"/>
+              </w:rPr>
+              <w:t xml:space="preserve">remarketing</w:t>
             </w:r>
           </w:p>
         </w:tc>
@@ -14040,7 +14162,25 @@
                 <w:sz w:val="18"/>
                 <w:szCs w:val="18"/>
               </w:rPr>
-              <w:t xml:space="preserve">Chamada #MeuVooDeHoje para conteúdo de usuários (com regulamento e curadoria); depoimentos em stories; pauta de imprensa com dados da pesquisa de linha de base; histórias de participantes brasileiros do Red Bull Basement</w:t>
+              <w:t xml:space="preserve">Chamada #MeuVooDeHoje para conteúdo feito pelos usuários (com regulamento e curadoria); depoimentos em </w:t>
+            </w:r>
+            <w:r>
+              <w:rPr>
+                <w:rFonts w:ascii="Times New Roman" w:cs="Times New Roman" w:eastAsia="Times New Roman" w:hAnsi="Times New Roman"/>
+                <w:i w:val="1"/>
+                <w:iCs w:val="1"/>
+                <w:sz w:val="18"/>
+                <w:szCs w:val="18"/>
+              </w:rPr>
+              <w:t xml:space="preserve">stories</w:t>
+            </w:r>
+            <w:r>
+              <w:rPr>
+                <w:rFonts w:ascii="Times New Roman" w:cs="Times New Roman" w:eastAsia="Times New Roman" w:hAnsi="Times New Roman"/>
+                <w:sz w:val="18"/>
+                <w:szCs w:val="18"/>
+              </w:rPr>
+              <w:t xml:space="preserve">; pauta de imprensa com dados da pesquisa de linha de base; histórias de participantes brasileiros do Red Bull Basement</w:t>
             </w:r>
           </w:p>
         </w:tc>
@@ -14148,7 +14288,25 @@
                 <w:sz w:val="18"/>
                 <w:szCs w:val="18"/>
               </w:rPr>
-              <w:t xml:space="preserve">Participação qualificada por mil pessoas alcançadas; sentimento e share of voice no tema foco e estudo (painel 3 e 4)</w:t>
+              <w:t xml:space="preserve">Participação qualificada por mil pessoas alcançadas; sentimento e </w:t>
+            </w:r>
+            <w:r>
+              <w:rPr>
+                <w:rFonts w:ascii="Times New Roman" w:cs="Times New Roman" w:eastAsia="Times New Roman" w:hAnsi="Times New Roman"/>
+                <w:i w:val="1"/>
+                <w:iCs w:val="1"/>
+                <w:sz w:val="18"/>
+                <w:szCs w:val="18"/>
+              </w:rPr>
+              <w:t xml:space="preserve">share of voice</w:t>
+            </w:r>
+            <w:r>
+              <w:rPr>
+                <w:rFonts w:ascii="Times New Roman" w:cs="Times New Roman" w:eastAsia="Times New Roman" w:hAnsi="Times New Roman"/>
+                <w:sz w:val="18"/>
+                <w:szCs w:val="18"/>
+              </w:rPr>
+              <w:t xml:space="preserve"> no tema foco e estudo (painel 3 e 4)</w:t>
             </w:r>
           </w:p>
         </w:tc>
@@ -14301,7 +14459,25 @@
                 <w:sz w:val="18"/>
                 <w:szCs w:val="18"/>
               </w:rPr>
-              <w:t xml:space="preserve">Universitários maiores de 18 anos e usuários de coworkings nas 5 praças, em semanas de provas e entregas</w:t>
+              <w:t xml:space="preserve">Universitários maiores de 18 anos e usuários de </w:t>
+            </w:r>
+            <w:r>
+              <w:rPr>
+                <w:rFonts w:ascii="Times New Roman" w:cs="Times New Roman" w:eastAsia="Times New Roman" w:hAnsi="Times New Roman"/>
+                <w:i w:val="1"/>
+                <w:iCs w:val="1"/>
+                <w:sz w:val="18"/>
+                <w:szCs w:val="18"/>
+              </w:rPr>
+              <w:t xml:space="preserve">coworkings</w:t>
+            </w:r>
+            <w:r>
+              <w:rPr>
+                <w:rFonts w:ascii="Times New Roman" w:cs="Times New Roman" w:eastAsia="Times New Roman" w:hAnsi="Times New Roman"/>
+                <w:sz w:val="18"/>
+                <w:szCs w:val="18"/>
+              </w:rPr>
+              <w:t xml:space="preserve"> nas 5 cidades, em semanas de provas e entregas</w:t>
             </w:r>
           </w:p>
         </w:tc>
@@ -14373,7 +14549,25 @@
                 <w:sz w:val="18"/>
                 <w:szCs w:val="18"/>
               </w:rPr>
-              <w:t xml:space="preserve">Estações de pausa em bibliotecas, áreas de convivência e coworkings parceiros: lata gelada com checagem de idade, tomadas, cartão com rotina de foco, QR para o Hub e cupom no aplicativo</w:t>
+              <w:t xml:space="preserve">Estações de pausa em bibliotecas, áreas de convivência e </w:t>
+            </w:r>
+            <w:r>
+              <w:rPr>
+                <w:rFonts w:ascii="Times New Roman" w:cs="Times New Roman" w:eastAsia="Times New Roman" w:hAnsi="Times New Roman"/>
+                <w:i w:val="1"/>
+                <w:iCs w:val="1"/>
+                <w:sz w:val="18"/>
+                <w:szCs w:val="18"/>
+              </w:rPr>
+              <w:t xml:space="preserve">coworkings</w:t>
+            </w:r>
+            <w:r>
+              <w:rPr>
+                <w:rFonts w:ascii="Times New Roman" w:cs="Times New Roman" w:eastAsia="Times New Roman" w:hAnsi="Times New Roman"/>
+                <w:sz w:val="18"/>
+                <w:szCs w:val="18"/>
+              </w:rPr>
+              <w:t xml:space="preserve"> parceiros: lata gelada com checagem de idade, tomadas, cartão com rotina de foco, QR para o Hub e cupom no aplicativo</w:t>
             </w:r>
           </w:p>
         </w:tc>
@@ -14634,7 +14828,25 @@
                 <w:sz w:val="18"/>
                 <w:szCs w:val="18"/>
               </w:rPr>
-              <w:t xml:space="preserve">Público quente e passantes do público prioritário em lojas perto de universidades, coworkings e escritórios</w:t>
+              <w:t xml:space="preserve">Público quente e passantes do público prioritário em lojas perto de universidades, </w:t>
+            </w:r>
+            <w:r>
+              <w:rPr>
+                <w:rFonts w:ascii="Times New Roman" w:cs="Times New Roman" w:eastAsia="Times New Roman" w:hAnsi="Times New Roman"/>
+                <w:i w:val="1"/>
+                <w:iCs w:val="1"/>
+                <w:sz w:val="18"/>
+                <w:szCs w:val="18"/>
+              </w:rPr>
+              <w:t xml:space="preserve">coworkings</w:t>
+            </w:r>
+            <w:r>
+              <w:rPr>
+                <w:rFonts w:ascii="Times New Roman" w:cs="Times New Roman" w:eastAsia="Times New Roman" w:hAnsi="Times New Roman"/>
+                <w:sz w:val="18"/>
+                <w:szCs w:val="18"/>
+              </w:rPr>
+              <w:t xml:space="preserve"> e escritórios</w:t>
             </w:r>
           </w:p>
         </w:tc>
@@ -14706,7 +14918,61 @@
                 <w:sz w:val="18"/>
                 <w:szCs w:val="18"/>
               </w:rPr>
-              <w:t xml:space="preserve">Testeira e adesivo de geladeira, wobbler, display de caixa, combo lata + snack e QR para o Hub nas lojas participantes; lojas semelhantes sem material como grupo de controle</w:t>
+              <w:t xml:space="preserve">Testeira e adesivo de geladeira, </w:t>
+            </w:r>
+            <w:r>
+              <w:rPr>
+                <w:rFonts w:ascii="Times New Roman" w:cs="Times New Roman" w:eastAsia="Times New Roman" w:hAnsi="Times New Roman"/>
+                <w:i w:val="1"/>
+                <w:iCs w:val="1"/>
+                <w:sz w:val="18"/>
+                <w:szCs w:val="18"/>
+              </w:rPr>
+              <w:t xml:space="preserve">wobbler</w:t>
+            </w:r>
+            <w:r>
+              <w:rPr>
+                <w:rFonts w:ascii="Times New Roman" w:cs="Times New Roman" w:eastAsia="Times New Roman" w:hAnsi="Times New Roman"/>
+                <w:sz w:val="18"/>
+                <w:szCs w:val="18"/>
+              </w:rPr>
+              <w:t xml:space="preserve">, </w:t>
+            </w:r>
+            <w:r>
+              <w:rPr>
+                <w:rFonts w:ascii="Times New Roman" w:cs="Times New Roman" w:eastAsia="Times New Roman" w:hAnsi="Times New Roman"/>
+                <w:i w:val="1"/>
+                <w:iCs w:val="1"/>
+                <w:sz w:val="18"/>
+                <w:szCs w:val="18"/>
+              </w:rPr>
+              <w:t xml:space="preserve">display</w:t>
+            </w:r>
+            <w:r>
+              <w:rPr>
+                <w:rFonts w:ascii="Times New Roman" w:cs="Times New Roman" w:eastAsia="Times New Roman" w:hAnsi="Times New Roman"/>
+                <w:sz w:val="18"/>
+                <w:szCs w:val="18"/>
+              </w:rPr>
+              <w:t xml:space="preserve"> de caixa, combo lata + </w:t>
+            </w:r>
+            <w:r>
+              <w:rPr>
+                <w:rFonts w:ascii="Times New Roman" w:cs="Times New Roman" w:eastAsia="Times New Roman" w:hAnsi="Times New Roman"/>
+                <w:i w:val="1"/>
+                <w:iCs w:val="1"/>
+                <w:sz w:val="18"/>
+                <w:szCs w:val="18"/>
+              </w:rPr>
+              <w:t xml:space="preserve">snack</w:t>
+            </w:r>
+            <w:r>
+              <w:rPr>
+                <w:rFonts w:ascii="Times New Roman" w:cs="Times New Roman" w:eastAsia="Times New Roman" w:hAnsi="Times New Roman"/>
+                <w:sz w:val="18"/>
+                <w:szCs w:val="18"/>
+              </w:rPr>
+              <w:t xml:space="preserve"> e QR para o Hub nas lojas participantes; lojas semelhantes sem material como grupo de controle</w:t>
             </w:r>
           </w:p>
         </w:tc>
@@ -15039,7 +15305,25 @@
                 <w:sz w:val="18"/>
                 <w:szCs w:val="18"/>
               </w:rPr>
-              <w:t xml:space="preserve">iFood e Rappi: combo Red Bull + snack, vitrine patrocinada e banners, cupom de primeira compra (vindo de A4) e de recompra em 30 dias, notificações nas semanas de provas</w:t>
+              <w:t xml:space="preserve">iFood e Rappi: combo Red Bull + </w:t>
+            </w:r>
+            <w:r>
+              <w:rPr>
+                <w:rFonts w:ascii="Times New Roman" w:cs="Times New Roman" w:eastAsia="Times New Roman" w:hAnsi="Times New Roman"/>
+                <w:i w:val="1"/>
+                <w:iCs w:val="1"/>
+                <w:sz w:val="18"/>
+                <w:szCs w:val="18"/>
+              </w:rPr>
+              <w:t xml:space="preserve">snack</w:t>
+            </w:r>
+            <w:r>
+              <w:rPr>
+                <w:rFonts w:ascii="Times New Roman" w:cs="Times New Roman" w:eastAsia="Times New Roman" w:hAnsi="Times New Roman"/>
+                <w:sz w:val="18"/>
+                <w:szCs w:val="18"/>
+              </w:rPr>
+              <w:t xml:space="preserve">, vitrine patrocinada e banners, cupom de primeira compra (vindo de A4) e de recompra em 30 dias, notificações nas semanas de provas</w:t>
             </w:r>
           </w:p>
         </w:tc>
@@ -15917,7 +16201,7 @@
                 <w:sz w:val="18"/>
                 <w:szCs w:val="18"/>
               </w:rPr>
-              <w:t xml:space="preserve">O problema é de percepção: a associação exclusiva ao radical. Sem ressignificar o “voar”, as ações de conversão falariam com quem ainda acha que o produto não é para si.</w:t>
+              <w:t xml:space="preserve">O problema é de percepção, pois a marca é associada só aos esportes radicais. Sem ressignificar o “voar”, as ações de conversão falariam com quem ainda acha que o produto não é para si.</w:t>
             </w:r>
           </w:p>
         </w:tc>
@@ -16025,7 +16309,25 @@
                 <w:sz w:val="18"/>
                 <w:szCs w:val="18"/>
               </w:rPr>
-              <w:t xml:space="preserve">Primeiro contato. Quem assiste a 50% ou mais do vídeo recebe remarketing de A2 e A3.</w:t>
+              <w:t xml:space="preserve">Primeiro contato. Quem assiste a 50% ou mais do vídeo recebe </w:t>
+            </w:r>
+            <w:r>
+              <w:rPr>
+                <w:rFonts w:ascii="Times New Roman" w:cs="Times New Roman" w:eastAsia="Times New Roman" w:hAnsi="Times New Roman"/>
+                <w:i w:val="1"/>
+                <w:iCs w:val="1"/>
+                <w:sz w:val="18"/>
+                <w:szCs w:val="18"/>
+              </w:rPr>
+              <w:t xml:space="preserve">remarketing</w:t>
+            </w:r>
+            <w:r>
+              <w:rPr>
+                <w:rFonts w:ascii="Times New Roman" w:cs="Times New Roman" w:eastAsia="Times New Roman" w:hAnsi="Times New Roman"/>
+                <w:sz w:val="18"/>
+                <w:szCs w:val="18"/>
+              </w:rPr>
+              <w:t xml:space="preserve"> de A2 e A3.</w:t>
             </w:r>
           </w:p>
         </w:tc>
@@ -16061,7 +16363,7 @@
                 <w:sz w:val="18"/>
                 <w:szCs w:val="18"/>
               </w:rPr>
-              <w:t xml:space="preserve">Lift de associação significativo entre expostos e não expostos; retenção acima da linha de base (painel 2 e 3).</w:t>
+              <w:t xml:space="preserve">Aumento significativo da associação entre expostos e não expostos; retenção acima da linha de base (painel 2 e 3).</w:t>
             </w:r>
           </w:p>
         </w:tc>
@@ -16367,7 +16669,7 @@
                 <w:sz w:val="18"/>
                 <w:szCs w:val="18"/>
               </w:rPr>
-              <w:t xml:space="preserve">Testa a hipótese 2 da Parte 1 (o conteúdo gera alcance orgânico) no novo território. A prova social reduz a resistência descrita no insight.</w:t>
+              <w:t xml:space="preserve">Testa a hipótese 2 da Parte 1 (o conteúdo gera alcance orgânico) no novo posicionamento. A prova social reduz a resistência descrita no insight.</w:t>
             </w:r>
           </w:p>
         </w:tc>
@@ -16817,7 +17119,7 @@
                 <w:sz w:val="18"/>
                 <w:szCs w:val="18"/>
               </w:rPr>
-              <w:t xml:space="preserve">Preço premium e concorrência do café e de energéticos de baixo custo. No PDV a escolha é rápida: a marca precisa lembrar a ocasião de foco, e não disputar preço.</w:t>
+              <w:t xml:space="preserve">Preço premium e concorrência do café e de energéticos de baixo custo. No PDV, a escolha é rápida: a marca precisa lembrar a ocasião de foco, e não disputar preço.</w:t>
             </w:r>
           </w:p>
         </w:tc>
@@ -17492,7 +17794,7 @@
           <w:sz w:val="24"/>
           <w:szCs w:val="24"/>
         </w:rPr>
-        <w:t xml:space="preserve">O cronograma é organizado em ondas, para que o público receba a mensagem na ordem certa: primeiro a atenção e a nova associação, depois a explicação e as provas, então o convite à compra e, por fim, o relacionamento (SOUZA, 2026c).</w:t>
+        <w:t xml:space="preserve">Organizamos o cronograma em ondas, para que o público receba a mensagem na ordem certa. Primeiro vêm a atenção e a nova associação, depois a explicação e as provas, em seguida o convite à compra e, por fim, o relacionamento (SOUZA, 2026c).</w:t>
       </w:r>
     </w:p>
     <w:p>
@@ -17870,7 +18172,43 @@
                 <w:sz w:val="20"/>
                 <w:szCs w:val="20"/>
               </w:rPr>
-              <w:t xml:space="preserve">Contratação e briefing dos criadores; produção dos 6 primeiros vídeos, do Hub e das peças de PDV; acordos com iFood, Rappi, universidades e coworkings; revisão jurídica e regulatória; pesquisa de linha de base; montagem do painel</w:t>
+              <w:t xml:space="preserve">Contratação e </w:t>
+            </w:r>
+            <w:r>
+              <w:rPr>
+                <w:rFonts w:ascii="Times New Roman" w:cs="Times New Roman" w:eastAsia="Times New Roman" w:hAnsi="Times New Roman"/>
+                <w:i w:val="1"/>
+                <w:iCs w:val="1"/>
+                <w:sz w:val="20"/>
+                <w:szCs w:val="20"/>
+              </w:rPr>
+              <w:t xml:space="preserve">briefing</w:t>
+            </w:r>
+            <w:r>
+              <w:rPr>
+                <w:rFonts w:ascii="Times New Roman" w:cs="Times New Roman" w:eastAsia="Times New Roman" w:hAnsi="Times New Roman"/>
+                <w:sz w:val="20"/>
+                <w:szCs w:val="20"/>
+              </w:rPr>
+              <w:t xml:space="preserve"> dos criadores; produção dos 6 primeiros vídeos, do Hub e das peças de PDV; acordos com iFood, Rappi, universidades e </w:t>
+            </w:r>
+            <w:r>
+              <w:rPr>
+                <w:rFonts w:ascii="Times New Roman" w:cs="Times New Roman" w:eastAsia="Times New Roman" w:hAnsi="Times New Roman"/>
+                <w:i w:val="1"/>
+                <w:iCs w:val="1"/>
+                <w:sz w:val="20"/>
+                <w:szCs w:val="20"/>
+              </w:rPr>
+              <w:t xml:space="preserve">coworkings</w:t>
+            </w:r>
+            <w:r>
+              <w:rPr>
+                <w:rFonts w:ascii="Times New Roman" w:cs="Times New Roman" w:eastAsia="Times New Roman" w:hAnsi="Times New Roman"/>
+                <w:sz w:val="20"/>
+                <w:szCs w:val="20"/>
+              </w:rPr>
+              <w:t xml:space="preserve">; revisão jurídica e regulatória; pesquisa de linha de base; montagem do painel</w:t>
             </w:r>
           </w:p>
         </w:tc>
@@ -18248,7 +18586,25 @@
                 <w:sz w:val="20"/>
                 <w:szCs w:val="20"/>
               </w:rPr>
-              <w:t xml:space="preserve">Mais 6 vídeos; chamada #MeuVooDeHoje e depoimentos; remarketing para o Hub; combo no ar nos aplicativos; abertura do Diário de Bordo</w:t>
+              <w:t xml:space="preserve">Mais 6 vídeos; chamada #MeuVooDeHoje e depoimentos; </w:t>
+            </w:r>
+            <w:r>
+              <w:rPr>
+                <w:rFonts w:ascii="Times New Roman" w:cs="Times New Roman" w:eastAsia="Times New Roman" w:hAnsi="Times New Roman"/>
+                <w:i w:val="1"/>
+                <w:iCs w:val="1"/>
+                <w:sz w:val="20"/>
+                <w:szCs w:val="20"/>
+              </w:rPr>
+              <w:t xml:space="preserve">remarketing</w:t>
+            </w:r>
+            <w:r>
+              <w:rPr>
+                <w:rFonts w:ascii="Times New Roman" w:cs="Times New Roman" w:eastAsia="Times New Roman" w:hAnsi="Times New Roman"/>
+                <w:sz w:val="20"/>
+                <w:szCs w:val="20"/>
+              </w:rPr>
+              <w:t xml:space="preserve"> para o Hub; combo no ar nos aplicativos; abertura do Diário de Bordo</w:t>
             </w:r>
           </w:p>
         </w:tc>
@@ -18752,7 +19108,7 @@
           <w:sz w:val="24"/>
           <w:szCs w:val="24"/>
         </w:rPr>
-        <w:t xml:space="preserve"> três semanas de preparação são suficientes porque o plano usa ativos que a marca já tem (identidade visual, Red Bull Media House, rede de distribuição e geladeiras instaladas). As peças de PDV são adaptações, como adesivos e testeiras, e não equipamentos novos. Os vídeos são produzidos em dois lotes, para que o segundo já incorpore o aprendizado do primeiro.</w:t>
+        <w:t xml:space="preserve"> consideramos que três semanas de preparação são suficientes, pois o plano usa recursos que a marca já tem, como a identidade visual, a Red Bull Media House, a rede de distribuição e as geladeiras instaladas. As peças de PDV são apenas adaptações, como adesivos e testeiras, e não equipamentos novos. Além disso, os vídeos são produzidos em dois lotes, para que o segundo já aproveite o que foi aprendido com o primeiro.</w:t>
       </w:r>
     </w:p>
     <w:p>
@@ -23618,7 +23974,7 @@
                 <w:sz w:val="18"/>
                 <w:szCs w:val="18"/>
               </w:rPr>
-              <w:t xml:space="preserve">Risco e mitigação</w:t>
+              <w:t xml:space="preserve">Risco e prevenção</w:t>
             </w:r>
           </w:p>
         </w:tc>
@@ -23843,7 +24199,7 @@
                 <w:sz w:val="18"/>
                 <w:szCs w:val="18"/>
               </w:rPr>
-              <w:t xml:space="preserve">Criador envolvido em polêmica ou que glamorize noites sem dormir. Mitigação: contrato com cláusulas de conduta, roteiro aprovado e aviso de consumo responsável.</w:t>
+              <w:t xml:space="preserve">Criador envolvido em polêmica ou que romantize noites sem dormir. Prevenção: contrato com cláusulas de conduta, roteiro aprovado e aviso de consumo responsável.</w:t>
             </w:r>
           </w:p>
         </w:tc>
@@ -24068,7 +24424,7 @@
                 <w:sz w:val="18"/>
                 <w:szCs w:val="18"/>
               </w:rPr>
-              <w:t xml:space="preserve">Alegação funcional indevida, como prometer melhora de desempenho. Mitigação: falar da ocasião de uso, com texto revisado.</w:t>
+              <w:t xml:space="preserve">Alegação funcional indevida, como prometer melhora de desempenho. Prevenção: falar da ocasião de uso, com texto revisado.</w:t>
             </w:r>
           </w:p>
         </w:tc>
@@ -24185,7 +24541,7 @@
                 <w:sz w:val="18"/>
                 <w:szCs w:val="18"/>
               </w:rPr>
-              <w:t xml:space="preserve">Agência de social, Gerência de Marca</w:t>
+              <w:t xml:space="preserve">Agência de redes sociais, Gerência de Marca</w:t>
             </w:r>
           </w:p>
         </w:tc>
@@ -24293,7 +24649,7 @@
                 <w:sz w:val="18"/>
                 <w:szCs w:val="18"/>
               </w:rPr>
-              <w:t xml:space="preserve">Conteúdo com consumo excessivo ou com menores de idade. Mitigação: regulamento só para maiores de 18, moderação e autorização de uso de imagem.</w:t>
+              <w:t xml:space="preserve">Conteúdo com consumo excessivo ou com menores de idade. Prevenção: regulamento só para maiores de 18, moderação e autorização de uso de imagem.</w:t>
             </w:r>
           </w:p>
         </w:tc>
@@ -24518,7 +24874,25 @@
                 <w:sz w:val="18"/>
                 <w:szCs w:val="18"/>
               </w:rPr>
-              <w:t xml:space="preserve">Instituição não autorizar a ação. Mitigação: priorizar coworkings e o entorno dos campi; checagem de idade.</w:t>
+              <w:t xml:space="preserve">Instituição não autorizar a ação. Prevenção: priorizar </w:t>
+            </w:r>
+            <w:r>
+              <w:rPr>
+                <w:rFonts w:ascii="Times New Roman" w:cs="Times New Roman" w:eastAsia="Times New Roman" w:hAnsi="Times New Roman"/>
+                <w:i w:val="1"/>
+                <w:iCs w:val="1"/>
+                <w:sz w:val="18"/>
+                <w:szCs w:val="18"/>
+              </w:rPr>
+              <w:t xml:space="preserve">coworkings</w:t>
+            </w:r>
+            <w:r>
+              <w:rPr>
+                <w:rFonts w:ascii="Times New Roman" w:cs="Times New Roman" w:eastAsia="Times New Roman" w:hAnsi="Times New Roman"/>
+                <w:sz w:val="18"/>
+                <w:szCs w:val="18"/>
+              </w:rPr>
+              <w:t xml:space="preserve"> e o entorno dos campi; checagem de idade.</w:t>
             </w:r>
           </w:p>
         </w:tc>
@@ -24743,7 +25117,7 @@
                 <w:sz w:val="18"/>
                 <w:szCs w:val="18"/>
               </w:rPr>
-              <w:t xml:space="preserve">Material não instalado ou falta de produto. Mitigação: auditoria fotográfica semanal e reposição prioritária.</w:t>
+              <w:t xml:space="preserve">Material não instalado ou falta de produto. Prevenção: auditoria fotográfica semanal e reposição prioritária.</w:t>
             </w:r>
           </w:p>
         </w:tc>
@@ -24968,7 +25342,7 @@
                 <w:sz w:val="18"/>
                 <w:szCs w:val="18"/>
               </w:rPr>
-              <w:t xml:space="preserve">Falta de produto nos parceiros ou conflito de preço com o varejo. Mitigação: seleção de parceiros e preço sugerido.</w:t>
+              <w:t xml:space="preserve">Falta de produto nos parceiros ou conflito de preço com o varejo. Prevenção: seleção de parceiros e preço sugerido.</w:t>
             </w:r>
           </w:p>
         </w:tc>
@@ -25193,7 +25567,7 @@
                 <w:sz w:val="18"/>
                 <w:szCs w:val="18"/>
               </w:rPr>
-              <w:t xml:space="preserve">Baixa adesão ou uso indevido de dados. Mitigação: consentimento explícito e no máximo um contato por semana.</w:t>
+              <w:t xml:space="preserve">Baixa adesão ou uso indevido de dados. Prevenção: consentimento explícito e no máximo um contato por semana.</w:t>
             </w:r>
           </w:p>
         </w:tc>
@@ -25387,7 +25761,7 @@
                 <w:sz w:val="18"/>
                 <w:szCs w:val="18"/>
               </w:rPr>
-              <w:t xml:space="preserve">Linha de base até S3; pós na S13</w:t>
+              <w:t xml:space="preserve">Linha de base até S3; pós-campanha na S13</w:t>
             </w:r>
           </w:p>
         </w:tc>
@@ -25424,7 +25798,7 @@
                 <w:sz w:val="18"/>
                 <w:szCs w:val="18"/>
               </w:rPr>
-              <w:t xml:space="preserve">Atraso na linha de base, o que impediria a comparação. Mitigação: contratar a pesquisa já na S1.</w:t>
+              <w:t xml:space="preserve">Atraso na linha de base, o que impediria a comparação. Prevenção: contratar a pesquisa já na S1.</w:t>
             </w:r>
           </w:p>
         </w:tc>
@@ -25501,7 +25875,7 @@
           <w:sz w:val="24"/>
           <w:szCs w:val="24"/>
         </w:rPr>
-        <w:t xml:space="preserve"> participam os responsáveis pelas ações e a Inteligência de Mercado. Pauta fixa: (1) painel da semana; (2) desvios em relação às metas; (3) riscos e bloqueios; (4) decisões.</w:t>
+        <w:t xml:space="preserve"> participam os responsáveis pelas ações e a área de Inteligência de Mercado. A pauta é sempre a mesma e segue quatro pontos: o painel da semana, os desvios em relação às metas, os riscos e bloqueios e, por fim, as decisões.</w:t>
       </w:r>
     </w:p>
     <w:p>
@@ -25534,7 +25908,7 @@
           <w:sz w:val="24"/>
           <w:szCs w:val="24"/>
         </w:rPr>
-        <w:t xml:space="preserve"> cada decisão vai para uma planilha compartilhada com data, decisão, motivo, responsável e prazo. Essa planilha é a memória usada no relatório final.</w:t>
+        <w:t xml:space="preserve"> cada decisão é anotada em uma planilha compartilhada, com a data, o que foi decidido, o motivo, o responsável e o prazo. Essa planilha funciona como o histórico do projeto e é usada na elaboração do relatório final.</w:t>
       </w:r>
     </w:p>
     <w:p>
@@ -25567,7 +25941,7 @@
           <w:sz w:val="24"/>
           <w:szCs w:val="24"/>
         </w:rPr>
-        <w:t xml:space="preserve"> reunião de uma hora com a Diretoria de Marketing para decidir o uso da reserva de mídia (R$ 150 mil, seção 12) nas ações que estiverem acima da meta.</w:t>
+        <w:t xml:space="preserve"> reunião de uma hora com a Diretoria de Marketing para decidir como usar a reserva de mídia (R$ 150 mil, seção 12) nas ações que estiverem acima da meta.</w:t>
       </w:r>
     </w:p>
     <w:p>
@@ -25600,7 +25974,7 @@
           <w:sz w:val="24"/>
           <w:szCs w:val="24"/>
         </w:rPr>
-        <w:t xml:space="preserve"> apresentação do relatório final (resultado, interpretação, aprendizado e próximos passos) e decisão sobre cada ação (seção 14).</w:t>
+        <w:t xml:space="preserve"> é o momento de apresentar o relatório final, com o resultado, a interpretação, o aprendizado e os próximos passos, e de decidir o que será feito com cada ação (seção 14).</w:t>
       </w:r>
     </w:p>
     <w:p>
@@ -25666,7 +26040,7 @@
           <w:sz w:val="24"/>
           <w:szCs w:val="24"/>
         </w:rPr>
-        <w:t xml:space="preserve">Valores em reais, estimados pelo grupo. Não são custos reais da Red Bull nem cotações de fornecedores.</w:t>
+        <w:t xml:space="preserve">Os valores estão em reais e foram estimados pelo grupo. Não são custos reais da Red Bull nem cotações de fornecedores.</w:t>
       </w:r>
     </w:p>
     <w:p>
@@ -25689,7 +26063,7 @@
           <w:sz w:val="24"/>
           <w:szCs w:val="24"/>
         </w:rPr>
-        <w:t xml:space="preserve">Escopo de 13 semanas, com ações digitais nacionais e ações presenciais em cinco praças-piloto.</w:t>
+        <w:t xml:space="preserve">O plano tem duração de 13 semanas, com ações digitais em todo o país e ações presenciais em cinco cidades-piloto.</w:t>
       </w:r>
     </w:p>
     <w:p>
@@ -25712,7 +26086,7 @@
           <w:sz w:val="24"/>
           <w:szCs w:val="24"/>
         </w:rPr>
-        <w:t xml:space="preserve">A verba de mídia é uma verba de teste, suficiente para medir o efeito, e não para o alcance máximo. Os custos de mídia não foram cotados; quando um custo entra no cálculo de uma meta, ele aparece como premissa fictícia.</w:t>
+        <w:t xml:space="preserve">A verba de mídia é uma verba de teste, ou seja, é suficiente para medir o efeito da campanha, mas não busca o alcance máximo. Como não cotamos os custos de mídia, sempre que um deles entra no cálculo de uma meta, ele aparece como premissa fictícia.</w:t>
       </w:r>
     </w:p>
     <w:p>
@@ -25735,7 +26109,7 @@
           <w:sz w:val="24"/>
           <w:szCs w:val="24"/>
         </w:rPr>
-        <w:t xml:space="preserve">Inclui o produto usado em amostras e o subsídio de cupons, a valores fictícios.</w:t>
+        <w:t xml:space="preserve">O orçamento inclui o produto usado nas amostras e o subsídio dos cupons, com valores fictícios.</w:t>
       </w:r>
     </w:p>
     <w:p>
@@ -25758,7 +26132,7 @@
           <w:sz w:val="24"/>
           <w:szCs w:val="24"/>
         </w:rPr>
-        <w:t xml:space="preserve">Não inclui custos que a marca já tem: equipe interna fixa, geladeiras instaladas e patrocínios de esportes e eSports.</w:t>
+        <w:t xml:space="preserve">O orçamento não inclui os custos que a marca já tem, no caso, a equipe interna fixa, as geladeiras instaladas e os patrocínios de esportes e eSports.</w:t>
       </w:r>
     </w:p>
     <w:p>
@@ -26371,7 +26745,7 @@
                 <w:sz w:val="20"/>
                 <w:szCs w:val="20"/>
               </w:rPr>
-              <w:t xml:space="preserve">Estações modulares de ativação para 5 praças (A4)</w:t>
+              <w:t xml:space="preserve">Estações modulares de ativação para 5 cidades (A4)</w:t>
             </w:r>
           </w:p>
         </w:tc>
@@ -26838,10 +27212,20 @@
             <w:r>
               <w:rPr>
                 <w:rFonts w:ascii="Times New Roman" w:cs="Times New Roman" w:eastAsia="Times New Roman" w:hAnsi="Times New Roman"/>
-                <w:sz w:val="20"/>
-                <w:szCs w:val="20"/>
-              </w:rPr>
-              <w:t xml:space="preserve">Remarketing para o Hub e as provas (A2)</w:t>
+                <w:i w:val="1"/>
+                <w:iCs w:val="1"/>
+                <w:sz w:val="20"/>
+                <w:szCs w:val="20"/>
+              </w:rPr>
+              <w:t xml:space="preserve">Remarketing</w:t>
+            </w:r>
+            <w:r>
+              <w:rPr>
+                <w:rFonts w:ascii="Times New Roman" w:cs="Times New Roman" w:eastAsia="Times New Roman" w:hAnsi="Times New Roman"/>
+                <w:sz w:val="20"/>
+                <w:szCs w:val="20"/>
+              </w:rPr>
+              <w:t xml:space="preserve"> para o Hub e as provas (A2)</w:t>
             </w:r>
           </w:p>
         </w:tc>
@@ -28371,7 +28755,25 @@
                 <w:sz w:val="20"/>
                 <w:szCs w:val="20"/>
               </w:rPr>
-              <w:t xml:space="preserve">Estudos de brand lift nas plataformas de vídeo</w:t>
+              <w:t xml:space="preserve">Estudos de </w:t>
+            </w:r>
+            <w:r>
+              <w:rPr>
+                <w:rFonts w:ascii="Times New Roman" w:cs="Times New Roman" w:eastAsia="Times New Roman" w:hAnsi="Times New Roman"/>
+                <w:i w:val="1"/>
+                <w:iCs w:val="1"/>
+                <w:sz w:val="20"/>
+                <w:szCs w:val="20"/>
+              </w:rPr>
+              <w:t xml:space="preserve">brand lift</w:t>
+            </w:r>
+            <w:r>
+              <w:rPr>
+                <w:rFonts w:ascii="Times New Roman" w:cs="Times New Roman" w:eastAsia="Times New Roman" w:hAnsi="Times New Roman"/>
+                <w:sz w:val="20"/>
+                <w:szCs w:val="20"/>
+              </w:rPr>
+              <w:t xml:space="preserve"> nas plataformas de vídeo</w:t>
             </w:r>
           </w:p>
         </w:tc>
@@ -28486,10 +28888,20 @@
             <w:r>
               <w:rPr>
                 <w:rFonts w:ascii="Times New Roman" w:cs="Times New Roman" w:eastAsia="Times New Roman" w:hAnsi="Times New Roman"/>
-                <w:sz w:val="20"/>
-                <w:szCs w:val="20"/>
-              </w:rPr>
-              <w:t xml:space="preserve">Social listening (3 meses)</w:t>
+                <w:i w:val="1"/>
+                <w:iCs w:val="1"/>
+                <w:sz w:val="20"/>
+                <w:szCs w:val="20"/>
+              </w:rPr>
+              <w:t xml:space="preserve">Social listening</w:t>
+            </w:r>
+            <w:r>
+              <w:rPr>
+                <w:rFonts w:ascii="Times New Roman" w:cs="Times New Roman" w:eastAsia="Times New Roman" w:hAnsi="Times New Roman"/>
+                <w:sz w:val="20"/>
+                <w:szCs w:val="20"/>
+              </w:rPr>
+              <w:t xml:space="preserve"> (3 meses)</w:t>
             </w:r>
           </w:p>
         </w:tc>
@@ -28725,7 +29137,25 @@
                 <w:sz w:val="20"/>
                 <w:szCs w:val="20"/>
               </w:rPr>
-              <w:t xml:space="preserve">Painel (dashboard), análise e relatório final</w:t>
+              <w:t xml:space="preserve">Painel (</w:t>
+            </w:r>
+            <w:r>
+              <w:rPr>
+                <w:rFonts w:ascii="Times New Roman" w:cs="Times New Roman" w:eastAsia="Times New Roman" w:hAnsi="Times New Roman"/>
+                <w:i w:val="1"/>
+                <w:iCs w:val="1"/>
+                <w:sz w:val="20"/>
+                <w:szCs w:val="20"/>
+              </w:rPr>
+              <w:t xml:space="preserve">dashboard</w:t>
+            </w:r>
+            <w:r>
+              <w:rPr>
+                <w:rFonts w:ascii="Times New Roman" w:cs="Times New Roman" w:eastAsia="Times New Roman" w:hAnsi="Times New Roman"/>
+                <w:sz w:val="20"/>
+                <w:szCs w:val="20"/>
+              </w:rPr>
+              <w:t xml:space="preserve">), análise e relatório final</w:t>
             </w:r>
           </w:p>
         </w:tc>
@@ -31272,7 +31702,17 @@
                 <w:sz w:val="18"/>
                 <w:szCs w:val="18"/>
               </w:rPr>
-              <w:t xml:space="preserve">Alta: brand lift</w:t>
+              <w:t xml:space="preserve">Alta: </w:t>
+            </w:r>
+            <w:r>
+              <w:rPr>
+                <w:rFonts w:ascii="Times New Roman" w:cs="Times New Roman" w:eastAsia="Times New Roman" w:hAnsi="Times New Roman"/>
+                <w:i w:val="1"/>
+                <w:iCs w:val="1"/>
+                <w:sz w:val="18"/>
+                <w:szCs w:val="18"/>
+              </w:rPr>
+              <w:t xml:space="preserve">brand lift</w:t>
             </w:r>
           </w:p>
         </w:tc>
@@ -32091,7 +32531,7 @@
                 <w:sz w:val="18"/>
                 <w:szCs w:val="18"/>
               </w:rPr>
-              <w:t xml:space="preserve">Prioridade 2: restrita a 5 praças e 3 semanas</w:t>
+              <w:t xml:space="preserve">Prioridade 2: restrita a 5 cidades e 3 semanas</w:t>
             </w:r>
           </w:p>
         </w:tc>
@@ -32577,7 +33017,25 @@
                 <w:sz w:val="18"/>
                 <w:szCs w:val="18"/>
               </w:rPr>
-              <w:t xml:space="preserve">Média: listening e participação</w:t>
+              <w:t xml:space="preserve">Média: </w:t>
+            </w:r>
+            <w:r>
+              <w:rPr>
+                <w:rFonts w:ascii="Times New Roman" w:cs="Times New Roman" w:eastAsia="Times New Roman" w:hAnsi="Times New Roman"/>
+                <w:i w:val="1"/>
+                <w:iCs w:val="1"/>
+                <w:sz w:val="18"/>
+                <w:szCs w:val="18"/>
+              </w:rPr>
+              <w:t xml:space="preserve">social listening</w:t>
+            </w:r>
+            <w:r>
+              <w:rPr>
+                <w:rFonts w:ascii="Times New Roman" w:cs="Times New Roman" w:eastAsia="Times New Roman" w:hAnsi="Times New Roman"/>
+                <w:sz w:val="18"/>
+                <w:szCs w:val="18"/>
+              </w:rPr>
+              <w:t xml:space="preserve"> e participação</w:t>
             </w:r>
           </w:p>
         </w:tc>
@@ -32930,7 +33388,7 @@
           <w:sz w:val="24"/>
           <w:szCs w:val="24"/>
         </w:rPr>
-        <w:t xml:space="preserve"> a maior fatia vai para A1 porque o objetivo é mudar uma percepção; sem a nova associação, as demais ações perdem efeito. A mídia (42,7%) supera a produção porque o plano reaproveita ativos existentes e precisa chegar a um público grande: somando universitários e trabalhadores remotos, são cerca de 20 milhões de pessoas, sem descontar a sobreposição entre os grupos (complemento A). A mensuração recebe 10,1%, fatia que o grupo considera acima da usual em campanhas de manutenção, porque este é um piloto: quando o recurso é limitado, deve-se priorizar o que mais reduz incerteza ou aumenta a aprendizagem (SOUZA, 2026c).</w:t>
+        <w:t xml:space="preserve"> a maior fatia vai para A1, pois o objetivo do plano é mudar uma percepção e, sem a nova associação, as demais ações perdem efeito. A mídia (42,7%) supera a produção porque o plano reaproveita recursos já existentes da marca e precisa chegar a um público grande. Somando universitários e trabalhadores remotos, são cerca de 20 milhões de pessoas, sem descontar a sobreposição entre os dois grupos (complemento A). Já a mensuração recebe 10,1%, fatia que consideramos acima do comum em campanhas de manutenção. Optamos por esse valor porque este é um piloto e, quando o recurso é limitado, deve-se priorizar o que mais reduz a incerteza ou aumenta a aprendizagem (SOUZA, 2026c).</w:t>
       </w:r>
     </w:p>
     <w:p>
@@ -32948,7 +33406,7 @@
           <w:sz w:val="24"/>
           <w:szCs w:val="24"/>
         </w:rPr>
-        <w:t xml:space="preserve">Os cupons ficam limitados a 4,8% do total por uma razão de posicionamento. A Red Bull pratica preço premium e é a terceira marca em volume no canal moderno brasileiro, atrás de Monster e Baly (NIELSENIQ apud GIRONEWS, 2025). Disputar preço enfraqueceria o posicionamento; por isso, o plano vende ocasião e significado.</w:t>
+        <w:t xml:space="preserve">Limitamos os cupons a 4,8% do total por uma questão de posicionamento. A Red Bull pratica preço premium e é a terceira marca em volume no canal moderno brasileiro, atrás de Monster e Baly (NIELSENIQ apud GIRONEWS, 2025). Entrar em uma disputa de preço enfraqueceria esse posicionamento. Por isso, o plano vende a ocasião de consumo e o significado da marca.</w:t>
       </w:r>
     </w:p>
     <w:p>
@@ -33002,7 +33460,7 @@
           <w:sz w:val="24"/>
           <w:szCs w:val="24"/>
         </w:rPr>
-        <w:t xml:space="preserve">O painel tem seis indicadores, cada um ligado a uma etapa da jornada e ao objetivo de comunicação. Os KPIs de cada ação (Quadro 10) são acompanhados pelos responsáveis como métricas de diagnóstico e só sobem ao painel quando explicam um desvio. Curtidas, seguidores e impressões isoladas ficam de fora porque não mudam nenhuma decisão (SOUZA, 2026c).</w:t>
+        <w:t xml:space="preserve">Definimos um painel com seis indicadores, e cada um deles está ligado a uma etapa da jornada e ao objetivo de comunicação. Os KPIs de cada ação (Quadro 10) são acompanhados pelos responsáveis como métricas de diagnóstico e só entram no painel quando ajudam a explicar algum desvio. Curtidas, seguidores e impressões isoladas ficaram de fora, pois não mudam nenhuma decisão (SOUZA, 2026c).</w:t>
       </w:r>
     </w:p>
     <w:p>
@@ -33030,7 +33488,7 @@
           <w:sz w:val="24"/>
           <w:szCs w:val="24"/>
         </w:rPr>
-        <w:t xml:space="preserve"> o grupo não tem acesso aos dados internos da Red Bull. Por isso, as linhas de base do painel são valores fictícios para fins acadêmicos e estão marcadas como tal. Na execução real, seriam substituídas pela pesquisa de linha de base (S2 e S3) e pelo histórico da empresa e dos parceiros. As metas são estimativas do grupo.</w:t>
+        <w:t xml:space="preserve"> como não temos acesso aos dados internos da Red Bull, as linhas de base do painel são valores fictícios para fins acadêmicos e estão identificadas dessa forma. Em uma execução real, esses valores seriam substituídos pelos resultados da pesquisa de linha de base (S2 e S3) e pelo histórico da empresa e dos parceiros. Já as metas são estimativas do grupo.</w:t>
       </w:r>
     </w:p>
     <w:p>
@@ -33672,7 +34130,7 @@
                 <w:sz w:val="18"/>
                 <w:szCs w:val="18"/>
               </w:rPr>
-              <w:t xml:space="preserve">Estagna (alcance sobe, mas o indicador 3 não): o problema é a mensagem, não a verba; trocar criativos antes de investir mais.</w:t>
+              <w:t xml:space="preserve">Estagna (alcance sobe, mas o indicador 3 não): o problema está na mensagem e não na verba; trocar criativos antes de investir mais.</w:t>
             </w:r>
           </w:p>
         </w:tc>
@@ -33753,7 +34211,7 @@
                 <w:sz w:val="18"/>
                 <w:szCs w:val="18"/>
               </w:rPr>
-              <w:t xml:space="preserve">Mostra se a história é assistida o bastante para transmitir a mensagem</w:t>
+              <w:t xml:space="preserve">Mostra se a história é assistida por tempo suficiente para passar a mensagem</w:t>
             </w:r>
           </w:p>
         </w:tc>
@@ -34122,7 +34580,7 @@
                 <w:sz w:val="18"/>
                 <w:szCs w:val="18"/>
               </w:rPr>
-              <w:t xml:space="preserve">30% (+8 p.p.), com lift significativo entre expostos e não expostos; associação com “superar limites” sem queda maior que 2 p.p. (estimativa do grupo)</w:t>
+              <w:t xml:space="preserve">30% (+8 p.p.), com aumento significativo nos expostos em relação aos não expostos; associação com “superar limites” sem queda maior que 2 p.p. (estimativa do grupo)</w:t>
             </w:r>
           </w:p>
         </w:tc>
@@ -34158,7 +34616,25 @@
                 <w:sz w:val="18"/>
                 <w:szCs w:val="18"/>
               </w:rPr>
-              <w:t xml:space="preserve">Pesquisa pré e pós com instituto; brand lift das plataformas</w:t>
+              <w:t xml:space="preserve">Pesquisa pré e pós com instituto; </w:t>
+            </w:r>
+            <w:r>
+              <w:rPr>
+                <w:rFonts w:ascii="Times New Roman" w:cs="Times New Roman" w:eastAsia="Times New Roman" w:hAnsi="Times New Roman"/>
+                <w:i w:val="1"/>
+                <w:iCs w:val="1"/>
+                <w:sz w:val="18"/>
+                <w:szCs w:val="18"/>
+              </w:rPr>
+              <w:t xml:space="preserve">brand lift</w:t>
+            </w:r>
+            <w:r>
+              <w:rPr>
+                <w:rFonts w:ascii="Times New Roman" w:cs="Times New Roman" w:eastAsia="Times New Roman" w:hAnsi="Times New Roman"/>
+                <w:sz w:val="18"/>
+                <w:szCs w:val="18"/>
+              </w:rPr>
+              <w:t xml:space="preserve"> das plataformas</w:t>
             </w:r>
           </w:p>
         </w:tc>
@@ -34455,7 +34931,17 @@
                 <w:sz w:val="18"/>
                 <w:szCs w:val="18"/>
               </w:rPr>
-              <w:t xml:space="preserve">Pesquisa pré e pós; brand lift</w:t>
+              <w:t xml:space="preserve">Pesquisa pré e pós; </w:t>
+            </w:r>
+            <w:r>
+              <w:rPr>
+                <w:rFonts w:ascii="Times New Roman" w:cs="Times New Roman" w:eastAsia="Times New Roman" w:hAnsi="Times New Roman"/>
+                <w:i w:val="1"/>
+                <w:iCs w:val="1"/>
+                <w:sz w:val="18"/>
+                <w:szCs w:val="18"/>
+              </w:rPr>
+              <w:t xml:space="preserve">brand lift</w:t>
             </w:r>
           </w:p>
         </w:tc>
@@ -34842,7 +35328,7 @@
                 <w:sz w:val="18"/>
                 <w:szCs w:val="18"/>
               </w:rPr>
-              <w:t xml:space="preserve">Cai: auditar a execução (material instalado? falta de produto?).</w:t>
+              <w:t xml:space="preserve">Cai: verificar a execução (material instalado? falta de produto?).</w:t>
             </w:r>
           </w:p>
           <w:p>
@@ -35215,7 +35701,7 @@
           <w:sz w:val="24"/>
           <w:szCs w:val="24"/>
         </w:rPr>
-        <w:t xml:space="preserve"> métricas de vaidade (curtidas, seguidores) não entram no plano. Métricas de diagnóstico (os KPIs de cada ação) explicam por que um resultado aconteceu. Métricas de decisão (os seis indicadores do painel) dizem se cada ação deve ser mantida, ajustada, escalada ou encerrada (SOUZA, 2026c).</w:t>
+        <w:t xml:space="preserve"> optamos por deixar de fora do plano as métricas de vaidade, como curtidas e seguidores. As métricas de diagnóstico, que são os KPIs de cada ação, servem para explicar por que um resultado aconteceu. Já as métricas de decisão, que são os seis indicadores do painel, mostram se cada ação deve ser mantida, ajustada, escalada ou encerrada (SOUZA, 2026c).</w:t>
       </w:r>
     </w:p>
     <w:p>
@@ -35269,7 +35755,7 @@
           <w:sz w:val="24"/>
           <w:szCs w:val="24"/>
         </w:rPr>
-        <w:t xml:space="preserve">A avaliação fecha o ciclo Planejar, Executar, Medir e Aprender. O relatório final não é só prestação de contas: é a memória estratégica que orienta a próxima rodada de comunicação (SOUZA, 2026c).</w:t>
+        <w:t xml:space="preserve">A avaliação fecha o ciclo Planejar, Executar, Medir e Aprender. Além de servir como prestação de contas, o relatório final funciona como a memória estratégica do plano, pois é ele que orienta a próxima rodada de comunicação (SOUZA, 2026c).</w:t>
       </w:r>
     </w:p>
     <w:p>
@@ -35571,7 +36057,7 @@
                 <w:sz w:val="20"/>
                 <w:szCs w:val="20"/>
               </w:rPr>
-              <w:t xml:space="preserve">Partes 1 e 2, complementos e pesquisa de linha de base para confirmar o insight e fixar as linhas de base</w:t>
+              <w:t xml:space="preserve">Partes 1 e 2, complementos e pesquisa de linha de base para confirmar o insight e definir as linhas de base</w:t>
             </w:r>
           </w:p>
         </w:tc>
@@ -36554,7 +37040,7 @@
                 <w:sz w:val="20"/>
                 <w:szCs w:val="20"/>
               </w:rPr>
-              <w:t xml:space="preserve">Muda criativo, segmentação, oferta ou praça, sem aumentar a verba</w:t>
+              <w:t xml:space="preserve">Muda criativo, segmentação, oferta ou cidade, sem aumentar a verba</w:t>
             </w:r>
           </w:p>
         </w:tc>
@@ -36674,7 +37160,7 @@
                 <w:sz w:val="20"/>
                 <w:szCs w:val="20"/>
               </w:rPr>
-              <w:t xml:space="preserve">Recebe a reserva de mídia e é levada a novas praças ou públicos</w:t>
+              <w:t xml:space="preserve">Recebe a reserva de mídia e é levada a novas cidades ou públicos</w:t>
             </w:r>
           </w:p>
         </w:tc>
@@ -36868,7 +37354,7 @@
           <w:sz w:val="24"/>
           <w:szCs w:val="24"/>
         </w:rPr>
-        <w:t xml:space="preserve"> o insight se confirma. A próxima rodada amplia praças e período, por exemplo para um semestre letivo completo.</w:t>
+        <w:t xml:space="preserve"> nesse caso, o insight se confirma, e a próxima rodada leva a campanha a mais cidades e estende o seu período, por exemplo para um semestre letivo completo.</w:t>
       </w:r>
     </w:p>
     <w:p>
@@ -36901,7 +37387,7 @@
           <w:sz w:val="24"/>
           <w:szCs w:val="24"/>
         </w:rPr>
-        <w:t xml:space="preserve"> a barreira está na compra. A próxima rodada concentra verba no PDV e nos aplicativos (A5 e A6) e revisa preço e disponibilidade.</w:t>
+        <w:t xml:space="preserve"> isso mostra que a barreira está na compra. Por isso, a próxima rodada concentra a verba no PDV e nos aplicativos (A5 e A6) e revisa o preço e a disponibilidade.</w:t>
       </w:r>
     </w:p>
     <w:p>
@@ -36934,7 +37420,7 @@
           <w:sz w:val="24"/>
           <w:szCs w:val="24"/>
         </w:rPr>
-        <w:t xml:space="preserve"> o insight não se confirmou. O grupo volta ao diagnóstico (Parte 1), com pesquisa qualitativa junto ao público, antes de investir de novo.</w:t>
+        <w:t xml:space="preserve"> isso significa que o insight não se confirmou. Assim, voltamos ao diagnóstico (Parte 1) e fazemos uma pesquisa qualitativa com o público antes de investir de novo.</w:t>
       </w:r>
     </w:p>
     <w:p>
@@ -36967,7 +37453,7 @@
           <w:sz w:val="24"/>
           <w:szCs w:val="24"/>
         </w:rPr>
-        <w:t xml:space="preserve"> a narrativa é reequilibrada, aproximando as conquistas diárias dos códigos de performance da marca.</w:t>
+        <w:t xml:space="preserve"> a narrativa deve ser reequilibrada, aproximando as conquistas diárias dos códigos de performance da marca.</w:t>
       </w:r>
     </w:p>
     <w:p>
@@ -37000,7 +37486,7 @@
           <w:sz w:val="24"/>
           <w:szCs w:val="24"/>
         </w:rPr>
-        <w:t xml:space="preserve"> os dados próprios da campanha substituem hipóteses na seção de Evidências e Hipóteses da Parte 1.</w:t>
+        <w:t xml:space="preserve"> os dados obtidos pela própria campanha passam a substituir hipóteses na seção de Evidências e Hipóteses da Parte 1.</w:t>
       </w:r>
     </w:p>
     <w:p>
@@ -37290,7 +37776,7 @@
                 <w:sz w:val="20"/>
                 <w:szCs w:val="20"/>
               </w:rPr>
-              <w:t xml:space="preserve">Se o PDV converte sem desconto, a hipótese se fortalece. Se só o cupom converte, o preço pesa mais que o significado.</w:t>
+              <w:t xml:space="preserve">Se o PDV converte sem desconto, a hipótese se fortalece. Se só o cupom converte, o preço pesa mais que o significado da marca.</w:t>
             </w:r>
           </w:p>
         </w:tc>
@@ -37369,7 +37855,7 @@
                 <w:sz w:val="20"/>
                 <w:szCs w:val="20"/>
               </w:rPr>
-              <w:t xml:space="preserve">Mede a parcela do alcance de A1 e A3 que vem de conteúdo de usuários, compartilhamentos e imprensa, em relação ao alcance pago.</w:t>
+              <w:t xml:space="preserve">Mede a parcela do alcance de A1 e A3 que vem de conteúdo feito pelos usuários, compartilhamentos e imprensa, em relação ao alcance pago.</w:t>
             </w:r>
           </w:p>
         </w:tc>
@@ -37877,7 +38363,7 @@
                 <w:sz w:val="20"/>
                 <w:szCs w:val="20"/>
               </w:rPr>
-              <w:t xml:space="preserve">Universitários, trabalhadores remotos e profissionais do conhecimento de 18 a 35 anos (Parte 2), dimensionados no complemento A. A seção 4 descreve o público amplo (18 a 45 anos); o prioritário é o recorte de 18 a 35 anos.</w:t>
+              <w:t xml:space="preserve">Universitários, trabalhadores remotos e profissionais do conhecimento de 18 a 35 anos (Parte 2), com tamanho estimado no complemento A. A seção 4 descreve o público amplo (18 a 45 anos); o prioritário é o recorte de 18 a 35 anos.</w:t>
             </w:r>
           </w:p>
         </w:tc>
@@ -37990,7 +38476,7 @@
                 <w:sz w:val="20"/>
                 <w:szCs w:val="20"/>
               </w:rPr>
-              <w:t xml:space="preserve">Complemento B (fórmula com horizonte de três meses) e indicadores 3 e 4 do painel, com linha de base e meta.</w:t>
+              <w:t xml:space="preserve">Complemento B (fórmula com prazo de três meses) e indicadores 3 e 4 do painel, com linha de base e meta.</w:t>
             </w:r>
           </w:p>
         </w:tc>
@@ -38633,7 +39119,7 @@
           <w:sz w:val="24"/>
           <w:szCs w:val="24"/>
         </w:rPr>
-        <w:t xml:space="preserve">Nenhuma ação aparece sem justificativa na etapa anterior: cada linha parte de uma faceta do problema de comunicação e chega a um indicador do painel (SOUZA, 2026a).</w:t>
+        <w:t xml:space="preserve">Com a tabela de rastreabilidade, buscamos mostrar que nenhuma ação aparece sem justificativa na etapa anterior, uma vez que cada linha parte de uma faceta do problema de comunicação e chega a um indicador do painel (SOUZA, 2026a).</w:t>
       </w:r>
     </w:p>
     <w:p>
@@ -39420,7 +39906,35 @@
                 <w:sz w:val="18"/>
                 <w:szCs w:val="18"/>
               </w:rPr>
-              <w:t xml:space="preserve">Hub no site, playlist e remarketing</w:t>
+              <w:t xml:space="preserve">Hub no site, </w:t>
+            </w:r>
+            <w:r>
+              <w:rPr>
+                <w:rFonts w:ascii="Times New Roman" w:cs="Times New Roman" w:eastAsia="Times New Roman" w:hAnsi="Times New Roman"/>
+                <w:i w:val="1"/>
+                <w:iCs w:val="1"/>
+                <w:sz w:val="18"/>
+                <w:szCs w:val="18"/>
+              </w:rPr>
+              <w:t xml:space="preserve">playlist</w:t>
+            </w:r>
+            <w:r>
+              <w:rPr>
+                <w:rFonts w:ascii="Times New Roman" w:cs="Times New Roman" w:eastAsia="Times New Roman" w:hAnsi="Times New Roman"/>
+                <w:sz w:val="18"/>
+                <w:szCs w:val="18"/>
+              </w:rPr>
+              <w:t xml:space="preserve"> e </w:t>
+            </w:r>
+            <w:r>
+              <w:rPr>
+                <w:rFonts w:ascii="Times New Roman" w:cs="Times New Roman" w:eastAsia="Times New Roman" w:hAnsi="Times New Roman"/>
+                <w:i w:val="1"/>
+                <w:iCs w:val="1"/>
+                <w:sz w:val="18"/>
+                <w:szCs w:val="18"/>
+              </w:rPr>
+              <w:t xml:space="preserve">remarketing</w:t>
             </w:r>
           </w:p>
         </w:tc>
@@ -39605,7 +40119,7 @@
                 <w:sz w:val="18"/>
                 <w:szCs w:val="18"/>
               </w:rPr>
-              <w:t xml:space="preserve">Dar credibilidade à marca no novo território</w:t>
+              <w:t xml:space="preserve">Dar credibilidade à marca no novo posicionamento</w:t>
             </w:r>
           </w:p>
         </w:tc>
@@ -39677,7 +40191,25 @@
                 <w:sz w:val="18"/>
                 <w:szCs w:val="18"/>
               </w:rPr>
-              <w:t xml:space="preserve">Conteúdo de usuários, stories e imprensa</w:t>
+              <w:t xml:space="preserve">Conteúdo feito pelos usuários, </w:t>
+            </w:r>
+            <w:r>
+              <w:rPr>
+                <w:rFonts w:ascii="Times New Roman" w:cs="Times New Roman" w:eastAsia="Times New Roman" w:hAnsi="Times New Roman"/>
+                <w:i w:val="1"/>
+                <w:iCs w:val="1"/>
+                <w:sz w:val="18"/>
+                <w:szCs w:val="18"/>
+              </w:rPr>
+              <w:t xml:space="preserve">stories</w:t>
+            </w:r>
+            <w:r>
+              <w:rPr>
+                <w:rFonts w:ascii="Times New Roman" w:cs="Times New Roman" w:eastAsia="Times New Roman" w:hAnsi="Times New Roman"/>
+                <w:sz w:val="18"/>
+                <w:szCs w:val="18"/>
+              </w:rPr>
+              <w:t xml:space="preserve"> e imprensa</w:t>
             </w:r>
           </w:p>
         </w:tc>
@@ -39826,7 +40358,25 @@
                 <w:sz w:val="18"/>
                 <w:szCs w:val="18"/>
               </w:rPr>
-              <w:t xml:space="preserve">Universitários e usuários de coworkings em semanas de provas</w:t>
+              <w:t xml:space="preserve">Universitários e usuários de </w:t>
+            </w:r>
+            <w:r>
+              <w:rPr>
+                <w:rFonts w:ascii="Times New Roman" w:cs="Times New Roman" w:eastAsia="Times New Roman" w:hAnsi="Times New Roman"/>
+                <w:i w:val="1"/>
+                <w:iCs w:val="1"/>
+                <w:sz w:val="18"/>
+                <w:szCs w:val="18"/>
+              </w:rPr>
+              <w:t xml:space="preserve">coworkings</w:t>
+            </w:r>
+            <w:r>
+              <w:rPr>
+                <w:rFonts w:ascii="Times New Roman" w:cs="Times New Roman" w:eastAsia="Times New Roman" w:hAnsi="Times New Roman"/>
+                <w:sz w:val="18"/>
+                <w:szCs w:val="18"/>
+              </w:rPr>
+              <w:t xml:space="preserve"> em semanas de provas</w:t>
             </w:r>
           </w:p>
         </w:tc>
@@ -40083,7 +40633,17 @@
                 <w:sz w:val="18"/>
                 <w:szCs w:val="18"/>
               </w:rPr>
-              <w:t xml:space="preserve">Público quente na rota do campus e do coworking</w:t>
+              <w:t xml:space="preserve">Público quente na rota do campus e do </w:t>
+            </w:r>
+            <w:r>
+              <w:rPr>
+                <w:rFonts w:ascii="Times New Roman" w:cs="Times New Roman" w:eastAsia="Times New Roman" w:hAnsi="Times New Roman"/>
+                <w:i w:val="1"/>
+                <w:iCs w:val="1"/>
+                <w:sz w:val="18"/>
+                <w:szCs w:val="18"/>
+              </w:rPr>
+              <w:t xml:space="preserve">coworking</w:t>
             </w:r>
           </w:p>
         </w:tc>
@@ -40833,7 +41393,7 @@
           <w:sz w:val="24"/>
           <w:szCs w:val="24"/>
         </w:rPr>
-        <w:t xml:space="preserve"> todas as facetas derivam do problema da seção 3; todos os públicos são recortes do público prioritário da Parte 2; todos os objetivos desdobram o objetivo de comunicação (complemento B); todas as mensagens desdobram a mensagem central; e cada um dos seis indicadores do painel é alimentado por pelo menos uma ação.</w:t>
+        <w:t xml:space="preserve"> lendo a tabela por colunas, é possível ver que todas as facetas vêm do problema apresentado na seção 3 e que todos os públicos são recortes do público prioritário da Parte 2. Da mesma forma, todos os objetivos são desdobramentos do objetivo de comunicação (complemento B), e todas as mensagens são desdobramentos da mensagem central. Além disso, cada um dos seis indicadores do painel é alimentado por pelo menos uma ação.</w:t>
       </w:r>
     </w:p>
     <w:p>

--- a/entregas/Red_Bull_Plano_CIM_Partes_1_a_3.docx
+++ b/entregas/Red_Bull_Plano_CIM_Partes_1_a_3.docx
@@ -1313,8 +1313,6 @@
       <w:r>
         <w:rPr>
           <w:rFonts w:ascii="Times New Roman" w:cs="Times New Roman" w:eastAsia="Times New Roman" w:hAnsi="Times New Roman"/>
-          <w:b w:val="1"/>
-          <w:bCs w:val="1"/>
           <w:sz w:val="24"/>
           <w:szCs w:val="24"/>
           <w:rtl w:val="0"/>
@@ -42407,10 +42405,10 @@
   <w:docDefaults>
     <w:rPrDefault>
       <w:rPr>
-        <w:rFonts w:ascii="Times New Roman" w:cs="Times New Roman" w:eastAsia="Times New Roman" w:hAnsi="Times New Roman"/>
-        <w:sz w:val="24"/>
-        <w:szCs w:val="24"/>
-        <w:lang w:val="pt-BR"/>
+        <w:rFonts w:ascii="Arial" w:cs="Arial" w:eastAsia="Arial" w:hAnsi="Arial"/>
+        <w:sz w:val="22"/>
+        <w:szCs w:val="22"/>
+        <w:lang w:val="pt_BR"/>
       </w:rPr>
     </w:rPrDefault>
     <w:pPrDefault>

--- a/entregas/Red_Bull_Plano_CIM_Partes_1_a_3.docx
+++ b/entregas/Red_Bull_Plano_CIM_Partes_1_a_3.docx
@@ -51,7 +51,7 @@
     </w:p>
     <w:p>
       <w:pPr>
-        <w:spacing w:before="200" w:lineRule="auto"/>
+        <w:spacing w:before="0" w:lineRule="auto" w:after="0" w:line="276"/>
         <w:jc w:val="center"/>
         <w:rPr>
           <w:rFonts w:ascii="Times New Roman" w:cs="Times New Roman" w:eastAsia="Times New Roman" w:hAnsi="Times New Roman"/>
@@ -71,6 +71,7 @@
     </w:p>
     <w:p>
       <w:pPr>
+        <w:spacing w:before="0" w:after="0" w:line="276" w:lineRule="auto"/>
         <w:jc w:val="center"/>
         <w:rPr>
           <w:rFonts w:ascii="Times New Roman" w:cs="Times New Roman" w:eastAsia="Times New Roman" w:hAnsi="Times New Roman"/>
@@ -90,6 +91,7 @@
     </w:p>
     <w:p>
       <w:pPr>
+        <w:spacing w:before="0" w:after="0" w:line="276" w:lineRule="auto"/>
         <w:jc w:val="center"/>
         <w:rPr>
           <w:rFonts w:ascii="Times New Roman" w:cs="Times New Roman" w:eastAsia="Times New Roman" w:hAnsi="Times New Roman"/>
@@ -403,6 +405,8 @@
         <w:jc w:val="center"/>
         <w:rPr>
           <w:rFonts w:ascii="Times New Roman" w:cs="Times New Roman" w:eastAsia="Times New Roman" w:hAnsi="Times New Roman"/>
+          <w:b w:val="1"/>
+          <w:bCs w:val="1"/>
           <w:sz w:val="24"/>
           <w:szCs w:val="24"/>
         </w:rPr>
@@ -410,6 +414,8 @@
       <w:r>
         <w:rPr>
           <w:rFonts w:ascii="Times New Roman" w:cs="Times New Roman" w:eastAsia="Times New Roman" w:hAnsi="Times New Roman"/>
+          <w:b w:val="1"/>
+          <w:bCs w:val="1"/>
           <w:sz w:val="24"/>
           <w:szCs w:val="24"/>
           <w:rtl w:val="0"/>
@@ -422,6 +428,8 @@
         <w:jc w:val="center"/>
         <w:rPr>
           <w:rFonts w:ascii="Times New Roman" w:cs="Times New Roman" w:eastAsia="Times New Roman" w:hAnsi="Times New Roman"/>
+          <w:b w:val="1"/>
+          <w:bCs w:val="1"/>
           <w:sz w:val="24"/>
           <w:szCs w:val="24"/>
         </w:rPr>
@@ -429,6 +437,8 @@
       <w:r>
         <w:rPr>
           <w:rFonts w:ascii="Times New Roman" w:cs="Times New Roman" w:eastAsia="Times New Roman" w:hAnsi="Times New Roman"/>
+          <w:b w:val="1"/>
+          <w:bCs w:val="1"/>
           <w:sz w:val="24"/>
           <w:szCs w:val="24"/>
           <w:rtl w:val="0"/>
@@ -683,10 +693,13 @@
     </w:p>
     <w:p>
       <w:pPr>
+        <w:pageBreakBefore w:val="1"/>
         <w:spacing w:before="200" w:lineRule="auto"/>
         <w:jc w:val="center"/>
         <w:rPr>
           <w:rFonts w:ascii="Times New Roman" w:cs="Times New Roman" w:eastAsia="Times New Roman" w:hAnsi="Times New Roman"/>
+          <w:b w:val="1"/>
+          <w:bCs w:val="1"/>
           <w:sz w:val="24"/>
           <w:szCs w:val="24"/>
         </w:rPr>
@@ -694,6 +707,8 @@
       <w:r>
         <w:rPr>
           <w:rFonts w:ascii="Times New Roman" w:cs="Times New Roman" w:eastAsia="Times New Roman" w:hAnsi="Times New Roman"/>
+          <w:b w:val="1"/>
+          <w:bCs w:val="1"/>
           <w:sz w:val="24"/>
           <w:szCs w:val="24"/>
           <w:rtl w:val="0"/>
@@ -706,6 +721,8 @@
         <w:jc w:val="center"/>
         <w:rPr>
           <w:rFonts w:ascii="Times New Roman" w:cs="Times New Roman" w:eastAsia="Times New Roman" w:hAnsi="Times New Roman"/>
+          <w:b w:val="1"/>
+          <w:bCs w:val="1"/>
           <w:sz w:val="24"/>
           <w:szCs w:val="24"/>
         </w:rPr>
@@ -713,6 +730,8 @@
       <w:r>
         <w:rPr>
           <w:rFonts w:ascii="Times New Roman" w:cs="Times New Roman" w:eastAsia="Times New Roman" w:hAnsi="Times New Roman"/>
+          <w:b w:val="1"/>
+          <w:bCs w:val="1"/>
           <w:sz w:val="24"/>
           <w:szCs w:val="24"/>
           <w:rtl w:val="0"/>
@@ -915,8 +934,9 @@
     </w:p>
     <w:p>
       <w:pPr>
-        <w:ind w:left="4240" w:firstLine="0"/>
-        <w:jc w:val="right"/>
+        <w:spacing w:line="240" w:lineRule="auto"/>
+        <w:ind w:left="4536" w:firstLine="0"/>
+        <w:jc w:val="both"/>
         <w:rPr>
           <w:rFonts w:ascii="Times New Roman" w:cs="Times New Roman" w:eastAsia="Times New Roman" w:hAnsi="Times New Roman"/>
           <w:sz w:val="24"/>
@@ -1276,6 +1296,11 @@
           <w:sz w:val="24"/>
           <w:szCs w:val="24"/>
         </w:rPr>
+        <w:sectPr>
+          <w:pgSz w:w="11909" w:h="16834" w:orient="portrait"/>
+          <w:pgMar w:top="1440" w:right="1440" w:bottom="1440" w:left="1440" w:header="1134" w:footer="720"/>
+          <w:pgNumType w:start="1"/>
+        </w:sectPr>
       </w:pPr>
       <w:r>
         <w:rPr>
@@ -1289,30 +1314,22 @@
     </w:p>
     <w:p>
       <w:pPr>
-        <w:jc w:val="center"/>
-        <w:rPr>
-          <w:rFonts w:ascii="Times New Roman" w:cs="Times New Roman" w:eastAsia="Times New Roman" w:hAnsi="Times New Roman"/>
+        <w:keepNext w:val="1"/>
+        <w:spacing w:before="0" w:after="240" w:lineRule="auto" w:line="276"/>
+        <w:outlineLvl w:val="0"/>
+        <w:rPr>
+          <w:rFonts w:ascii="Times New Roman" w:cs="Times New Roman" w:eastAsia="Times New Roman" w:hAnsi="Times New Roman"/>
+          <w:b w:val="1"/>
+          <w:bCs w:val="1"/>
           <w:sz w:val="24"/>
           <w:szCs w:val="24"/>
         </w:rPr>
       </w:pPr>
       <w:r>
         <w:rPr>
-          <w:rtl w:val="0"/>
-        </w:rPr>
-      </w:r>
-    </w:p>
-    <w:p>
-      <w:pPr>
-        <w:rPr>
-          <w:rFonts w:ascii="Times New Roman" w:cs="Times New Roman" w:eastAsia="Times New Roman" w:hAnsi="Times New Roman"/>
-          <w:sz w:val="24"/>
-          <w:szCs w:val="24"/>
-        </w:rPr>
-      </w:pPr>
-      <w:r>
-        <w:rPr>
-          <w:rFonts w:ascii="Times New Roman" w:cs="Times New Roman" w:eastAsia="Times New Roman" w:hAnsi="Times New Roman"/>
+          <w:rFonts w:ascii="Times New Roman" w:cs="Times New Roman" w:eastAsia="Times New Roman" w:hAnsi="Times New Roman"/>
+          <w:b w:val="1"/>
+          <w:bCs w:val="1"/>
           <w:sz w:val="24"/>
           <w:szCs w:val="24"/>
           <w:rtl w:val="0"/>
@@ -1322,20 +1339,7 @@
     </w:p>
     <w:p>
       <w:pPr>
-        <w:rPr>
-          <w:rFonts w:ascii="Times New Roman" w:cs="Times New Roman" w:eastAsia="Times New Roman" w:hAnsi="Times New Roman"/>
-          <w:sz w:val="24"/>
-          <w:szCs w:val="24"/>
-        </w:rPr>
-      </w:pPr>
-      <w:r>
-        <w:rPr>
-          <w:rtl w:val="0"/>
-        </w:rPr>
-      </w:r>
-    </w:p>
-    <w:p>
-      <w:pPr>
+        <w:spacing w:after="240" w:line="276" w:lineRule="auto"/>
         <w:rPr>
           <w:rFonts w:ascii="Times New Roman" w:cs="Times New Roman" w:eastAsia="Times New Roman" w:hAnsi="Times New Roman"/>
           <w:sz w:val="24"/>
@@ -1354,21 +1358,9 @@
     </w:p>
     <w:p>
       <w:pPr>
-        <w:rPr>
-          <w:rFonts w:ascii="Times New Roman" w:cs="Times New Roman" w:eastAsia="Times New Roman" w:hAnsi="Times New Roman"/>
-          <w:sz w:val="24"/>
-          <w:szCs w:val="24"/>
-        </w:rPr>
-      </w:pPr>
-      <w:r>
-        <w:rPr>
-          <w:rtl w:val="0"/>
-        </w:rPr>
-      </w:r>
-    </w:p>
-    <w:p>
-      <w:pPr>
-        <w:spacing w:after="240" w:lineRule="auto"/>
+        <w:keepNext w:val="1"/>
+        <w:spacing w:after="240" w:lineRule="auto" w:before="360" w:line="276"/>
+        <w:outlineLvl w:val="0"/>
         <w:rPr>
           <w:rFonts w:ascii="Times New Roman" w:cs="Times New Roman" w:eastAsia="Times New Roman" w:hAnsi="Times New Roman"/>
           <w:b w:val="1"/>
@@ -1395,7 +1387,7 @@
           <w:ilvl w:val="0"/>
           <w:numId w:val="3"/>
         </w:numPr>
-        <w:spacing w:after="0" w:lineRule="auto"/>
+        <w:spacing w:after="60" w:lineRule="auto" w:line="276"/>
         <w:ind w:left="720" w:hanging="360"/>
         <w:rPr>
           <w:sz w:val="24"/>
@@ -1434,7 +1426,7 @@
           <w:ilvl w:val="0"/>
           <w:numId w:val="3"/>
         </w:numPr>
-        <w:spacing w:after="0" w:lineRule="auto"/>
+        <w:spacing w:after="60" w:lineRule="auto" w:line="276"/>
         <w:ind w:left="720" w:hanging="360"/>
         <w:rPr>
           <w:sz w:val="24"/>
@@ -1473,7 +1465,7 @@
           <w:ilvl w:val="0"/>
           <w:numId w:val="3"/>
         </w:numPr>
-        <w:spacing w:after="240" w:lineRule="auto"/>
+        <w:spacing w:after="240" w:lineRule="auto" w:line="276"/>
         <w:ind w:left="720" w:hanging="360"/>
         <w:rPr>
           <w:sz w:val="24"/>
@@ -1508,24 +1500,9 @@
     </w:p>
     <w:p>
       <w:pPr>
-        <w:spacing w:after="240" w:lineRule="auto"/>
-        <w:rPr>
-          <w:rFonts w:ascii="Times New Roman" w:cs="Times New Roman" w:eastAsia="Times New Roman" w:hAnsi="Times New Roman"/>
-          <w:b w:val="1"/>
-          <w:bCs w:val="1"/>
-          <w:sz w:val="24"/>
-          <w:szCs w:val="24"/>
-        </w:rPr>
-      </w:pPr>
-      <w:r>
-        <w:rPr>
-          <w:rtl w:val="0"/>
-        </w:rPr>
-      </w:r>
-    </w:p>
-    <w:p>
-      <w:pPr>
-        <w:spacing w:after="240" w:lineRule="auto"/>
+        <w:keepNext w:val="1"/>
+        <w:spacing w:after="240" w:lineRule="auto" w:before="360" w:line="276"/>
+        <w:outlineLvl w:val="0"/>
         <w:rPr>
           <w:rFonts w:ascii="Times New Roman" w:cs="Times New Roman" w:eastAsia="Times New Roman" w:hAnsi="Times New Roman"/>
           <w:b w:val="1"/>
@@ -1552,7 +1529,7 @@
           <w:ilvl w:val="0"/>
           <w:numId w:val="1"/>
         </w:numPr>
-        <w:spacing w:after="0" w:lineRule="auto"/>
+        <w:spacing w:after="60" w:lineRule="auto" w:line="276"/>
         <w:ind w:left="720" w:hanging="360"/>
         <w:rPr>
           <w:sz w:val="24"/>
@@ -1582,8 +1559,8 @@
           <w:ilvl w:val="0"/>
           <w:numId w:val="2"/>
         </w:numPr>
-        <w:spacing w:after="0" w:lineRule="auto"/>
-        <w:ind w:left="720" w:hanging="360"/>
+        <w:spacing w:after="60" w:lineRule="auto" w:line="276"/>
+        <w:ind w:left="1440" w:hanging="360"/>
         <w:rPr>
           <w:rFonts w:ascii="Times New Roman" w:cs="Times New Roman" w:eastAsia="Times New Roman" w:hAnsi="Times New Roman"/>
           <w:sz w:val="24"/>
@@ -1626,8 +1603,8 @@
           <w:ilvl w:val="0"/>
           <w:numId w:val="2"/>
         </w:numPr>
-        <w:spacing w:after="0" w:lineRule="auto"/>
-        <w:ind w:left="720" w:hanging="360"/>
+        <w:spacing w:after="60" w:lineRule="auto" w:line="276"/>
+        <w:ind w:left="1440" w:hanging="360"/>
         <w:rPr>
           <w:rFonts w:ascii="Times New Roman" w:cs="Times New Roman" w:eastAsia="Times New Roman" w:hAnsi="Times New Roman"/>
           <w:sz w:val="24"/>
@@ -1650,8 +1627,8 @@
           <w:ilvl w:val="0"/>
           <w:numId w:val="2"/>
         </w:numPr>
-        <w:spacing w:after="240" w:lineRule="auto"/>
-        <w:ind w:left="720" w:hanging="360"/>
+        <w:spacing w:after="240" w:lineRule="auto" w:line="276"/>
+        <w:ind w:left="1440" w:hanging="360"/>
         <w:rPr>
           <w:rFonts w:ascii="Times New Roman" w:cs="Times New Roman" w:eastAsia="Times New Roman" w:hAnsi="Times New Roman"/>
           <w:sz w:val="24"/>
@@ -1686,22 +1663,6 @@
           <w:rtl w:val="0"/>
         </w:rPr>
         <w:t xml:space="preserve">).</w:t>
-      </w:r>
-    </w:p>
-    <w:p>
-      <w:pPr>
-        <w:spacing w:after="240" w:lineRule="auto"/>
-        <w:ind w:left="720" w:firstLine="0"/>
-        <w:rPr>
-          <w:rFonts w:ascii="Times New Roman" w:cs="Times New Roman" w:eastAsia="Times New Roman" w:hAnsi="Times New Roman"/>
-          <w:sz w:val="24"/>
-          <w:szCs w:val="24"/>
-        </w:rPr>
-      </w:pPr>
-      <w:r>
-        <w:rPr>
-          <w:rtl w:val="0"/>
-        </w:rPr>
       </w:r>
     </w:p>
     <w:p>
@@ -1710,7 +1671,7 @@
           <w:ilvl w:val="0"/>
           <w:numId w:val="1"/>
         </w:numPr>
-        <w:spacing w:after="0" w:lineRule="auto"/>
+        <w:spacing w:after="60" w:lineRule="auto" w:line="276"/>
         <w:ind w:left="720" w:hanging="360"/>
         <w:rPr>
           <w:sz w:val="24"/>
@@ -1740,8 +1701,8 @@
           <w:ilvl w:val="0"/>
           <w:numId w:val="5"/>
         </w:numPr>
-        <w:spacing w:after="0" w:lineRule="auto"/>
-        <w:ind w:left="720" w:hanging="360"/>
+        <w:spacing w:after="60" w:lineRule="auto" w:line="276"/>
+        <w:ind w:left="1440" w:hanging="360"/>
         <w:rPr>
           <w:rFonts w:ascii="Times New Roman" w:cs="Times New Roman" w:eastAsia="Times New Roman" w:hAnsi="Times New Roman"/>
           <w:sz w:val="24"/>
@@ -1764,8 +1725,8 @@
           <w:ilvl w:val="0"/>
           <w:numId w:val="5"/>
         </w:numPr>
-        <w:spacing w:after="240" w:lineRule="auto"/>
-        <w:ind w:left="720" w:hanging="360"/>
+        <w:spacing w:after="240" w:lineRule="auto" w:line="276"/>
+        <w:ind w:left="1440" w:hanging="360"/>
         <w:rPr>
           <w:rFonts w:ascii="Times New Roman" w:cs="Times New Roman" w:eastAsia="Times New Roman" w:hAnsi="Times New Roman"/>
           <w:sz w:val="24"/>
@@ -1784,24 +1745,9 @@
     </w:p>
     <w:p>
       <w:pPr>
-        <w:spacing w:after="240" w:lineRule="auto"/>
-        <w:rPr>
-          <w:rFonts w:ascii="Times New Roman" w:cs="Times New Roman" w:eastAsia="Times New Roman" w:hAnsi="Times New Roman"/>
-          <w:b w:val="1"/>
-          <w:bCs w:val="1"/>
-          <w:sz w:val="24"/>
-          <w:szCs w:val="24"/>
-        </w:rPr>
-      </w:pPr>
-      <w:r>
-        <w:rPr>
-          <w:rtl w:val="0"/>
-        </w:rPr>
-      </w:r>
-    </w:p>
-    <w:p>
-      <w:pPr>
-        <w:spacing w:after="240" w:lineRule="auto"/>
+        <w:keepNext w:val="1"/>
+        <w:spacing w:after="240" w:lineRule="auto" w:before="360" w:line="276"/>
+        <w:outlineLvl w:val="0"/>
         <w:rPr>
           <w:rFonts w:ascii="Times New Roman" w:cs="Times New Roman" w:eastAsia="Times New Roman" w:hAnsi="Times New Roman"/>
           <w:b w:val="1"/>
@@ -1828,7 +1774,7 @@
           <w:ilvl w:val="0"/>
           <w:numId w:val="6"/>
         </w:numPr>
-        <w:spacing w:after="0" w:lineRule="auto"/>
+        <w:spacing w:after="60" w:lineRule="auto" w:line="276"/>
         <w:ind w:left="720" w:hanging="360"/>
         <w:rPr>
           <w:sz w:val="24"/>
@@ -1867,7 +1813,7 @@
           <w:ilvl w:val="0"/>
           <w:numId w:val="6"/>
         </w:numPr>
-        <w:spacing w:after="240" w:lineRule="auto"/>
+        <w:spacing w:after="240" w:lineRule="auto" w:line="276"/>
         <w:ind w:left="720" w:hanging="360"/>
         <w:rPr>
           <w:sz w:val="24"/>
@@ -1902,58 +1848,9 @@
     </w:p>
     <w:p>
       <w:pPr>
-        <w:spacing w:after="240" w:lineRule="auto"/>
-        <w:rPr>
-          <w:rFonts w:ascii="Times New Roman" w:cs="Times New Roman" w:eastAsia="Times New Roman" w:hAnsi="Times New Roman"/>
-          <w:b w:val="1"/>
-          <w:bCs w:val="1"/>
-          <w:sz w:val="24"/>
-          <w:szCs w:val="24"/>
-        </w:rPr>
-      </w:pPr>
-      <w:r>
-        <w:rPr>
-          <w:rtl w:val="0"/>
-        </w:rPr>
-      </w:r>
-    </w:p>
-    <w:p>
-      <w:pPr>
-        <w:spacing w:after="240" w:lineRule="auto"/>
-        <w:rPr>
-          <w:rFonts w:ascii="Times New Roman" w:cs="Times New Roman" w:eastAsia="Times New Roman" w:hAnsi="Times New Roman"/>
-          <w:b w:val="1"/>
-          <w:bCs w:val="1"/>
-          <w:sz w:val="24"/>
-          <w:szCs w:val="24"/>
-        </w:rPr>
-      </w:pPr>
-      <w:r>
-        <w:rPr>
-          <w:rtl w:val="0"/>
-        </w:rPr>
-      </w:r>
-    </w:p>
-    <w:p>
-      <w:pPr>
-        <w:spacing w:after="240" w:lineRule="auto"/>
-        <w:rPr>
-          <w:rFonts w:ascii="Times New Roman" w:cs="Times New Roman" w:eastAsia="Times New Roman" w:hAnsi="Times New Roman"/>
-          <w:b w:val="1"/>
-          <w:bCs w:val="1"/>
-          <w:sz w:val="24"/>
-          <w:szCs w:val="24"/>
-        </w:rPr>
-      </w:pPr>
-      <w:r>
-        <w:rPr>
-          <w:rtl w:val="0"/>
-        </w:rPr>
-      </w:r>
-    </w:p>
-    <w:p>
-      <w:pPr>
-        <w:spacing w:after="240" w:lineRule="auto"/>
+        <w:keepNext w:val="1"/>
+        <w:spacing w:after="240" w:lineRule="auto" w:before="360" w:line="276"/>
+        <w:outlineLvl w:val="0"/>
         <w:rPr>
           <w:rFonts w:ascii="Times New Roman" w:cs="Times New Roman" w:eastAsia="Times New Roman" w:hAnsi="Times New Roman"/>
           <w:b w:val="1"/>
@@ -1980,7 +1877,7 @@
           <w:ilvl w:val="0"/>
           <w:numId w:val="4"/>
         </w:numPr>
-        <w:spacing w:after="0" w:lineRule="auto"/>
+        <w:spacing w:after="60" w:lineRule="auto" w:line="276"/>
         <w:ind w:left="720" w:hanging="360"/>
         <w:rPr>
           <w:sz w:val="24"/>
@@ -2039,7 +1936,7 @@
           <w:ilvl w:val="0"/>
           <w:numId w:val="4"/>
         </w:numPr>
-        <w:spacing w:after="240" w:lineRule="auto"/>
+        <w:spacing w:after="240" w:lineRule="auto" w:line="276"/>
         <w:ind w:left="720" w:hanging="360"/>
         <w:rPr>
           <w:sz w:val="24"/>
@@ -2074,24 +1971,9 @@
     </w:p>
     <w:p>
       <w:pPr>
-        <w:spacing w:after="240" w:lineRule="auto"/>
-        <w:rPr>
-          <w:rFonts w:ascii="Times New Roman" w:cs="Times New Roman" w:eastAsia="Times New Roman" w:hAnsi="Times New Roman"/>
-          <w:b w:val="1"/>
-          <w:bCs w:val="1"/>
-          <w:sz w:val="24"/>
-          <w:szCs w:val="24"/>
-        </w:rPr>
-      </w:pPr>
-      <w:r>
-        <w:rPr>
-          <w:rtl w:val="0"/>
-        </w:rPr>
-      </w:r>
-    </w:p>
-    <w:p>
-      <w:pPr>
-        <w:spacing w:after="240" w:lineRule="auto"/>
+        <w:keepNext w:val="1"/>
+        <w:spacing w:after="240" w:lineRule="auto" w:before="360" w:line="276"/>
+        <w:outlineLvl w:val="0"/>
         <w:rPr>
           <w:rFonts w:ascii="Times New Roman" w:cs="Times New Roman" w:eastAsia="Times New Roman" w:hAnsi="Times New Roman"/>
           <w:b w:val="1"/>
@@ -2115,7 +1997,7 @@
     <w:tbl>
       <w:tblPr>
         <w:tblStyle w:val="Table1"/>
-        <w:tblW w:w="8790.0" w:type="dxa"/>
+        <w:tblW w:w="9029" w:type="dxa"/>
         <w:jc w:val="left"/>
         <w:tblBorders>
           <w:top w:color="000000" w:space="0" w:sz="0" w:val="nil"/>
@@ -2129,9 +2011,9 @@
         <w:tblLook w:val="0600"/>
       </w:tblPr>
       <w:tblGrid>
-        <w:gridCol w:w="1980"/>
-        <w:gridCol w:w="3090"/>
-        <w:gridCol w:w="3720"/>
+        <w:gridCol w:w="2034"/>
+        <w:gridCol w:w="3174"/>
+        <w:gridCol w:w="3821"/>
         <w:tblGridChange w:id="0">
           <w:tblGrid>
             <w:gridCol w:w="1980"/>
@@ -2142,9 +2024,8 @@
       </w:tblGrid>
       <w:tr>
         <w:trPr>
-          <w:cantSplit w:val="0"/>
-          <w:trHeight w:val="825" w:hRule="atLeast"/>
-          <w:tblHeader w:val="0"/>
+          <w:cantSplit w:val="1"/>
+          <w:tblHeader w:val="1"/>
         </w:trPr>
         <w:tc>
           <w:tcPr>
@@ -2155,16 +2036,17 @@
               <w:right w:color="c4c7c5" w:space="0" w:sz="6" w:val="single"/>
             </w:tcBorders>
             <w:tcMar>
-              <w:top w:w="120.0" w:type="dxa"/>
-              <w:left w:w="180.0" w:type="dxa"/>
-              <w:bottom w:w="120.0" w:type="dxa"/>
-              <w:right w:w="180.0" w:type="dxa"/>
-            </w:tcMar>
-            <w:vAlign w:val="top"/>
-          </w:tcPr>
-          <w:p>
-            <w:pPr>
-              <w:spacing w:after="480" w:lineRule="auto"/>
+              <w:top w:w="80" w:type="dxa"/>
+              <w:left w:w="80" w:type="dxa"/>
+              <w:bottom w:w="80" w:type="dxa"/>
+              <w:right w:w="80" w:type="dxa"/>
+            </w:tcMar>
+            <w:vAlign w:val="top"/>
+          </w:tcPr>
+          <w:p>
+            <w:pPr>
+              <w:keepNext w:val="1"/>
+              <w:spacing w:after="0" w:lineRule="auto" w:line="240"/>
               <w:rPr>
                 <w:rFonts w:ascii="Times New Roman" w:cs="Times New Roman" w:eastAsia="Times New Roman" w:hAnsi="Times New Roman"/>
                 <w:sz w:val="24"/>
@@ -2198,16 +2080,17 @@
               <w:right w:color="c4c7c5" w:space="0" w:sz="6" w:val="single"/>
             </w:tcBorders>
             <w:tcMar>
-              <w:top w:w="120.0" w:type="dxa"/>
-              <w:left w:w="180.0" w:type="dxa"/>
-              <w:bottom w:w="120.0" w:type="dxa"/>
-              <w:right w:w="180.0" w:type="dxa"/>
-            </w:tcMar>
-            <w:vAlign w:val="top"/>
-          </w:tcPr>
-          <w:p>
-            <w:pPr>
-              <w:spacing w:after="480" w:lineRule="auto"/>
+              <w:top w:w="80" w:type="dxa"/>
+              <w:left w:w="80" w:type="dxa"/>
+              <w:bottom w:w="80" w:type="dxa"/>
+              <w:right w:w="80" w:type="dxa"/>
+            </w:tcMar>
+            <w:vAlign w:val="top"/>
+          </w:tcPr>
+          <w:p>
+            <w:pPr>
+              <w:keepNext w:val="1"/>
+              <w:spacing w:after="0" w:lineRule="auto" w:line="240"/>
               <w:rPr>
                 <w:rFonts w:ascii="Times New Roman" w:cs="Times New Roman" w:eastAsia="Times New Roman" w:hAnsi="Times New Roman"/>
                 <w:sz w:val="24"/>
@@ -2241,16 +2124,17 @@
               <w:right w:color="c4c7c5" w:space="0" w:sz="6" w:val="single"/>
             </w:tcBorders>
             <w:tcMar>
-              <w:top w:w="120.0" w:type="dxa"/>
-              <w:left w:w="180.0" w:type="dxa"/>
-              <w:bottom w:w="120.0" w:type="dxa"/>
-              <w:right w:w="180.0" w:type="dxa"/>
-            </w:tcMar>
-            <w:vAlign w:val="top"/>
-          </w:tcPr>
-          <w:p>
-            <w:pPr>
-              <w:spacing w:after="480" w:lineRule="auto"/>
+              <w:top w:w="80" w:type="dxa"/>
+              <w:left w:w="80" w:type="dxa"/>
+              <w:bottom w:w="80" w:type="dxa"/>
+              <w:right w:w="80" w:type="dxa"/>
+            </w:tcMar>
+            <w:vAlign w:val="top"/>
+          </w:tcPr>
+          <w:p>
+            <w:pPr>
+              <w:keepNext w:val="1"/>
+              <w:spacing w:after="0" w:lineRule="auto" w:line="240"/>
               <w:rPr>
                 <w:rFonts w:ascii="Times New Roman" w:cs="Times New Roman" w:eastAsia="Times New Roman" w:hAnsi="Times New Roman"/>
                 <w:sz w:val="24"/>
@@ -2278,9 +2162,7 @@
       </w:tr>
       <w:tr>
         <w:trPr>
-          <w:cantSplit w:val="0"/>
-          <w:trHeight w:val="1380" w:hRule="atLeast"/>
-          <w:tblHeader w:val="0"/>
+          <w:cantSplit w:val="1"/>
         </w:trPr>
         <w:tc>
           <w:tcPr>
@@ -2291,16 +2173,17 @@
               <w:right w:color="c4c7c5" w:space="0" w:sz="6" w:val="single"/>
             </w:tcBorders>
             <w:tcMar>
-              <w:top w:w="120.0" w:type="dxa"/>
-              <w:left w:w="180.0" w:type="dxa"/>
-              <w:bottom w:w="120.0" w:type="dxa"/>
-              <w:right w:w="180.0" w:type="dxa"/>
-            </w:tcMar>
-            <w:vAlign w:val="top"/>
-          </w:tcPr>
-          <w:p>
-            <w:pPr>
-              <w:spacing w:after="480" w:lineRule="auto"/>
+              <w:top w:w="80" w:type="dxa"/>
+              <w:left w:w="80" w:type="dxa"/>
+              <w:bottom w:w="80" w:type="dxa"/>
+              <w:right w:w="80" w:type="dxa"/>
+            </w:tcMar>
+            <w:vAlign w:val="top"/>
+          </w:tcPr>
+          <w:p>
+            <w:pPr>
+              <w:keepNext w:val="1"/>
+              <w:spacing w:after="0" w:lineRule="auto" w:line="240"/>
               <w:rPr>
                 <w:rFonts w:ascii="Times New Roman" w:cs="Times New Roman" w:eastAsia="Times New Roman" w:hAnsi="Times New Roman"/>
                 <w:sz w:val="24"/>
@@ -2334,16 +2217,17 @@
               <w:right w:color="c4c7c5" w:space="0" w:sz="6" w:val="single"/>
             </w:tcBorders>
             <w:tcMar>
-              <w:top w:w="120.0" w:type="dxa"/>
-              <w:left w:w="180.0" w:type="dxa"/>
-              <w:bottom w:w="120.0" w:type="dxa"/>
-              <w:right w:w="180.0" w:type="dxa"/>
-            </w:tcMar>
-            <w:vAlign w:val="top"/>
-          </w:tcPr>
-          <w:p>
-            <w:pPr>
-              <w:spacing w:after="480" w:lineRule="auto"/>
+              <w:top w:w="80" w:type="dxa"/>
+              <w:left w:w="80" w:type="dxa"/>
+              <w:bottom w:w="80" w:type="dxa"/>
+              <w:right w:w="80" w:type="dxa"/>
+            </w:tcMar>
+            <w:vAlign w:val="top"/>
+          </w:tcPr>
+          <w:p>
+            <w:pPr>
+              <w:keepNext w:val="1"/>
+              <w:spacing w:after="0" w:lineRule="auto" w:line="240"/>
               <w:rPr>
                 <w:rFonts w:ascii="Times New Roman" w:cs="Times New Roman" w:eastAsia="Times New Roman" w:hAnsi="Times New Roman"/>
                 <w:sz w:val="24"/>
@@ -2370,16 +2254,17 @@
               <w:right w:color="c4c7c5" w:space="0" w:sz="6" w:val="single"/>
             </w:tcBorders>
             <w:tcMar>
-              <w:top w:w="120.0" w:type="dxa"/>
-              <w:left w:w="180.0" w:type="dxa"/>
-              <w:bottom w:w="120.0" w:type="dxa"/>
-              <w:right w:w="180.0" w:type="dxa"/>
-            </w:tcMar>
-            <w:vAlign w:val="top"/>
-          </w:tcPr>
-          <w:p>
-            <w:pPr>
-              <w:spacing w:after="480" w:lineRule="auto"/>
+              <w:top w:w="80" w:type="dxa"/>
+              <w:left w:w="80" w:type="dxa"/>
+              <w:bottom w:w="80" w:type="dxa"/>
+              <w:right w:w="80" w:type="dxa"/>
+            </w:tcMar>
+            <w:vAlign w:val="top"/>
+          </w:tcPr>
+          <w:p>
+            <w:pPr>
+              <w:keepNext w:val="1"/>
+              <w:spacing w:after="0" w:lineRule="auto" w:line="240"/>
               <w:rPr>
                 <w:rFonts w:ascii="Times New Roman" w:cs="Times New Roman" w:eastAsia="Times New Roman" w:hAnsi="Times New Roman"/>
                 <w:sz w:val="24"/>
@@ -2400,9 +2285,7 @@
       </w:tr>
       <w:tr>
         <w:trPr>
-          <w:cantSplit w:val="0"/>
-          <w:trHeight w:val="1380" w:hRule="atLeast"/>
-          <w:tblHeader w:val="0"/>
+          <w:cantSplit w:val="1"/>
         </w:trPr>
         <w:tc>
           <w:tcPr>
@@ -2413,16 +2296,17 @@
               <w:right w:color="c4c7c5" w:space="0" w:sz="6" w:val="single"/>
             </w:tcBorders>
             <w:tcMar>
-              <w:top w:w="120.0" w:type="dxa"/>
-              <w:left w:w="180.0" w:type="dxa"/>
-              <w:bottom w:w="120.0" w:type="dxa"/>
-              <w:right w:w="180.0" w:type="dxa"/>
-            </w:tcMar>
-            <w:vAlign w:val="top"/>
-          </w:tcPr>
-          <w:p>
-            <w:pPr>
-              <w:spacing w:after="480" w:lineRule="auto"/>
+              <w:top w:w="80" w:type="dxa"/>
+              <w:left w:w="80" w:type="dxa"/>
+              <w:bottom w:w="80" w:type="dxa"/>
+              <w:right w:w="80" w:type="dxa"/>
+            </w:tcMar>
+            <w:vAlign w:val="top"/>
+          </w:tcPr>
+          <w:p>
+            <w:pPr>
+              <w:keepNext w:val="1"/>
+              <w:spacing w:after="0" w:lineRule="auto" w:line="240"/>
               <w:rPr>
                 <w:rFonts w:ascii="Times New Roman" w:cs="Times New Roman" w:eastAsia="Times New Roman" w:hAnsi="Times New Roman"/>
                 <w:sz w:val="24"/>
@@ -2456,16 +2340,17 @@
               <w:right w:color="c4c7c5" w:space="0" w:sz="6" w:val="single"/>
             </w:tcBorders>
             <w:tcMar>
-              <w:top w:w="120.0" w:type="dxa"/>
-              <w:left w:w="180.0" w:type="dxa"/>
-              <w:bottom w:w="120.0" w:type="dxa"/>
-              <w:right w:w="180.0" w:type="dxa"/>
-            </w:tcMar>
-            <w:vAlign w:val="top"/>
-          </w:tcPr>
-          <w:p>
-            <w:pPr>
-              <w:spacing w:after="480" w:lineRule="auto"/>
+              <w:top w:w="80" w:type="dxa"/>
+              <w:left w:w="80" w:type="dxa"/>
+              <w:bottom w:w="80" w:type="dxa"/>
+              <w:right w:w="80" w:type="dxa"/>
+            </w:tcMar>
+            <w:vAlign w:val="top"/>
+          </w:tcPr>
+          <w:p>
+            <w:pPr>
+              <w:keepNext w:val="1"/>
+              <w:spacing w:after="0" w:lineRule="auto" w:line="240"/>
               <w:rPr>
                 <w:rFonts w:ascii="Times New Roman" w:cs="Times New Roman" w:eastAsia="Times New Roman" w:hAnsi="Times New Roman"/>
                 <w:sz w:val="24"/>
@@ -2492,16 +2377,17 @@
               <w:right w:color="c4c7c5" w:space="0" w:sz="6" w:val="single"/>
             </w:tcBorders>
             <w:tcMar>
-              <w:top w:w="120.0" w:type="dxa"/>
-              <w:left w:w="180.0" w:type="dxa"/>
-              <w:bottom w:w="120.0" w:type="dxa"/>
-              <w:right w:w="180.0" w:type="dxa"/>
-            </w:tcMar>
-            <w:vAlign w:val="top"/>
-          </w:tcPr>
-          <w:p>
-            <w:pPr>
-              <w:spacing w:after="480" w:lineRule="auto"/>
+              <w:top w:w="80" w:type="dxa"/>
+              <w:left w:w="80" w:type="dxa"/>
+              <w:bottom w:w="80" w:type="dxa"/>
+              <w:right w:w="80" w:type="dxa"/>
+            </w:tcMar>
+            <w:vAlign w:val="top"/>
+          </w:tcPr>
+          <w:p>
+            <w:pPr>
+              <w:keepNext w:val="1"/>
+              <w:spacing w:after="0" w:lineRule="auto" w:line="240"/>
               <w:rPr>
                 <w:rFonts w:ascii="Times New Roman" w:cs="Times New Roman" w:eastAsia="Times New Roman" w:hAnsi="Times New Roman"/>
                 <w:sz w:val="24"/>
@@ -2522,9 +2408,7 @@
       </w:tr>
       <w:tr>
         <w:trPr>
-          <w:cantSplit w:val="0"/>
-          <w:trHeight w:val="1380" w:hRule="atLeast"/>
-          <w:tblHeader w:val="0"/>
+          <w:cantSplit w:val="1"/>
         </w:trPr>
         <w:tc>
           <w:tcPr>
@@ -2535,16 +2419,17 @@
               <w:right w:color="c4c7c5" w:space="0" w:sz="6" w:val="single"/>
             </w:tcBorders>
             <w:tcMar>
-              <w:top w:w="120.0" w:type="dxa"/>
-              <w:left w:w="180.0" w:type="dxa"/>
-              <w:bottom w:w="120.0" w:type="dxa"/>
-              <w:right w:w="180.0" w:type="dxa"/>
-            </w:tcMar>
-            <w:vAlign w:val="top"/>
-          </w:tcPr>
-          <w:p>
-            <w:pPr>
-              <w:spacing w:after="480" w:lineRule="auto"/>
+              <w:top w:w="80" w:type="dxa"/>
+              <w:left w:w="80" w:type="dxa"/>
+              <w:bottom w:w="80" w:type="dxa"/>
+              <w:right w:w="80" w:type="dxa"/>
+            </w:tcMar>
+            <w:vAlign w:val="top"/>
+          </w:tcPr>
+          <w:p>
+            <w:pPr>
+              <w:keepNext w:val="1"/>
+              <w:spacing w:after="0" w:lineRule="auto" w:line="240"/>
               <w:rPr>
                 <w:rFonts w:ascii="Times New Roman" w:cs="Times New Roman" w:eastAsia="Times New Roman" w:hAnsi="Times New Roman"/>
                 <w:sz w:val="24"/>
@@ -2578,16 +2463,17 @@
               <w:right w:color="c4c7c5" w:space="0" w:sz="6" w:val="single"/>
             </w:tcBorders>
             <w:tcMar>
-              <w:top w:w="120.0" w:type="dxa"/>
-              <w:left w:w="180.0" w:type="dxa"/>
-              <w:bottom w:w="120.0" w:type="dxa"/>
-              <w:right w:w="180.0" w:type="dxa"/>
-            </w:tcMar>
-            <w:vAlign w:val="top"/>
-          </w:tcPr>
-          <w:p>
-            <w:pPr>
-              <w:spacing w:after="480" w:lineRule="auto"/>
+              <w:top w:w="80" w:type="dxa"/>
+              <w:left w:w="80" w:type="dxa"/>
+              <w:bottom w:w="80" w:type="dxa"/>
+              <w:right w:w="80" w:type="dxa"/>
+            </w:tcMar>
+            <w:vAlign w:val="top"/>
+          </w:tcPr>
+          <w:p>
+            <w:pPr>
+              <w:keepNext w:val="1"/>
+              <w:spacing w:after="0" w:lineRule="auto" w:line="240"/>
               <w:rPr>
                 <w:rFonts w:ascii="Times New Roman" w:cs="Times New Roman" w:eastAsia="Times New Roman" w:hAnsi="Times New Roman"/>
                 <w:sz w:val="24"/>
@@ -2614,16 +2500,17 @@
               <w:right w:color="c4c7c5" w:space="0" w:sz="6" w:val="single"/>
             </w:tcBorders>
             <w:tcMar>
-              <w:top w:w="120.0" w:type="dxa"/>
-              <w:left w:w="180.0" w:type="dxa"/>
-              <w:bottom w:w="120.0" w:type="dxa"/>
-              <w:right w:w="180.0" w:type="dxa"/>
-            </w:tcMar>
-            <w:vAlign w:val="top"/>
-          </w:tcPr>
-          <w:p>
-            <w:pPr>
-              <w:spacing w:after="480" w:lineRule="auto"/>
+              <w:top w:w="80" w:type="dxa"/>
+              <w:left w:w="80" w:type="dxa"/>
+              <w:bottom w:w="80" w:type="dxa"/>
+              <w:right w:w="80" w:type="dxa"/>
+            </w:tcMar>
+            <w:vAlign w:val="top"/>
+          </w:tcPr>
+          <w:p>
+            <w:pPr>
+              <w:keepNext w:val="1"/>
+              <w:spacing w:after="0" w:lineRule="auto" w:line="240"/>
               <w:rPr>
                 <w:rFonts w:ascii="Times New Roman" w:cs="Times New Roman" w:eastAsia="Times New Roman" w:hAnsi="Times New Roman"/>
                 <w:sz w:val="24"/>
@@ -2664,9 +2551,7 @@
       </w:tr>
       <w:tr>
         <w:trPr>
-          <w:cantSplit w:val="0"/>
-          <w:trHeight w:val="1095" w:hRule="atLeast"/>
-          <w:tblHeader w:val="0"/>
+          <w:cantSplit w:val="1"/>
         </w:trPr>
         <w:tc>
           <w:tcPr>
@@ -2677,16 +2562,17 @@
               <w:right w:color="c4c7c5" w:space="0" w:sz="6" w:val="single"/>
             </w:tcBorders>
             <w:tcMar>
-              <w:top w:w="120.0" w:type="dxa"/>
-              <w:left w:w="180.0" w:type="dxa"/>
-              <w:bottom w:w="120.0" w:type="dxa"/>
-              <w:right w:w="180.0" w:type="dxa"/>
-            </w:tcMar>
-            <w:vAlign w:val="top"/>
-          </w:tcPr>
-          <w:p>
-            <w:pPr>
-              <w:spacing w:after="480" w:lineRule="auto"/>
+              <w:top w:w="80" w:type="dxa"/>
+              <w:left w:w="80" w:type="dxa"/>
+              <w:bottom w:w="80" w:type="dxa"/>
+              <w:right w:w="80" w:type="dxa"/>
+            </w:tcMar>
+            <w:vAlign w:val="top"/>
+          </w:tcPr>
+          <w:p>
+            <w:pPr>
+              <w:keepNext w:val="1"/>
+              <w:spacing w:after="0" w:lineRule="auto" w:line="240"/>
               <w:rPr>
                 <w:rFonts w:ascii="Times New Roman" w:cs="Times New Roman" w:eastAsia="Times New Roman" w:hAnsi="Times New Roman"/>
                 <w:sz w:val="24"/>
@@ -2720,16 +2606,17 @@
               <w:right w:color="c4c7c5" w:space="0" w:sz="6" w:val="single"/>
             </w:tcBorders>
             <w:tcMar>
-              <w:top w:w="120.0" w:type="dxa"/>
-              <w:left w:w="180.0" w:type="dxa"/>
-              <w:bottom w:w="120.0" w:type="dxa"/>
-              <w:right w:w="180.0" w:type="dxa"/>
-            </w:tcMar>
-            <w:vAlign w:val="top"/>
-          </w:tcPr>
-          <w:p>
-            <w:pPr>
-              <w:spacing w:after="480" w:lineRule="auto"/>
+              <w:top w:w="80" w:type="dxa"/>
+              <w:left w:w="80" w:type="dxa"/>
+              <w:bottom w:w="80" w:type="dxa"/>
+              <w:right w:w="80" w:type="dxa"/>
+            </w:tcMar>
+            <w:vAlign w:val="top"/>
+          </w:tcPr>
+          <w:p>
+            <w:pPr>
+              <w:keepNext w:val="1"/>
+              <w:spacing w:after="0" w:lineRule="auto" w:line="240"/>
               <w:rPr>
                 <w:rFonts w:ascii="Times New Roman" w:cs="Times New Roman" w:eastAsia="Times New Roman" w:hAnsi="Times New Roman"/>
                 <w:sz w:val="24"/>
@@ -2756,16 +2643,17 @@
               <w:right w:color="c4c7c5" w:space="0" w:sz="6" w:val="single"/>
             </w:tcBorders>
             <w:tcMar>
-              <w:top w:w="120.0" w:type="dxa"/>
-              <w:left w:w="180.0" w:type="dxa"/>
-              <w:bottom w:w="120.0" w:type="dxa"/>
-              <w:right w:w="180.0" w:type="dxa"/>
-            </w:tcMar>
-            <w:vAlign w:val="top"/>
-          </w:tcPr>
-          <w:p>
-            <w:pPr>
-              <w:spacing w:after="480" w:lineRule="auto"/>
+              <w:top w:w="80" w:type="dxa"/>
+              <w:left w:w="80" w:type="dxa"/>
+              <w:bottom w:w="80" w:type="dxa"/>
+              <w:right w:w="80" w:type="dxa"/>
+            </w:tcMar>
+            <w:vAlign w:val="top"/>
+          </w:tcPr>
+          <w:p>
+            <w:pPr>
+              <w:keepNext w:val="1"/>
+              <w:spacing w:after="0" w:lineRule="auto" w:line="240"/>
               <w:rPr>
                 <w:rFonts w:ascii="Times New Roman" w:cs="Times New Roman" w:eastAsia="Times New Roman" w:hAnsi="Times New Roman"/>
                 <w:sz w:val="24"/>
@@ -2786,9 +2674,7 @@
       </w:tr>
       <w:tr>
         <w:trPr>
-          <w:cantSplit w:val="0"/>
-          <w:trHeight w:val="1380" w:hRule="atLeast"/>
-          <w:tblHeader w:val="0"/>
+          <w:cantSplit w:val="1"/>
         </w:trPr>
         <w:tc>
           <w:tcPr>
@@ -2799,16 +2685,16 @@
               <w:right w:color="c4c7c5" w:space="0" w:sz="6" w:val="single"/>
             </w:tcBorders>
             <w:tcMar>
-              <w:top w:w="120.0" w:type="dxa"/>
-              <w:left w:w="180.0" w:type="dxa"/>
-              <w:bottom w:w="120.0" w:type="dxa"/>
-              <w:right w:w="180.0" w:type="dxa"/>
-            </w:tcMar>
-            <w:vAlign w:val="top"/>
-          </w:tcPr>
-          <w:p>
-            <w:pPr>
-              <w:spacing w:after="480" w:lineRule="auto"/>
+              <w:top w:w="80" w:type="dxa"/>
+              <w:left w:w="80" w:type="dxa"/>
+              <w:bottom w:w="80" w:type="dxa"/>
+              <w:right w:w="80" w:type="dxa"/>
+            </w:tcMar>
+            <w:vAlign w:val="top"/>
+          </w:tcPr>
+          <w:p>
+            <w:pPr>
+              <w:spacing w:after="0" w:lineRule="auto" w:line="240"/>
               <w:rPr>
                 <w:rFonts w:ascii="Times New Roman" w:cs="Times New Roman" w:eastAsia="Times New Roman" w:hAnsi="Times New Roman"/>
                 <w:sz w:val="24"/>
@@ -2842,16 +2728,16 @@
               <w:right w:color="c4c7c5" w:space="0" w:sz="6" w:val="single"/>
             </w:tcBorders>
             <w:tcMar>
-              <w:top w:w="120.0" w:type="dxa"/>
-              <w:left w:w="180.0" w:type="dxa"/>
-              <w:bottom w:w="120.0" w:type="dxa"/>
-              <w:right w:w="180.0" w:type="dxa"/>
-            </w:tcMar>
-            <w:vAlign w:val="top"/>
-          </w:tcPr>
-          <w:p>
-            <w:pPr>
-              <w:spacing w:after="480" w:lineRule="auto"/>
+              <w:top w:w="80" w:type="dxa"/>
+              <w:left w:w="80" w:type="dxa"/>
+              <w:bottom w:w="80" w:type="dxa"/>
+              <w:right w:w="80" w:type="dxa"/>
+            </w:tcMar>
+            <w:vAlign w:val="top"/>
+          </w:tcPr>
+          <w:p>
+            <w:pPr>
+              <w:spacing w:after="0" w:lineRule="auto" w:line="240"/>
               <w:rPr>
                 <w:rFonts w:ascii="Times New Roman" w:cs="Times New Roman" w:eastAsia="Times New Roman" w:hAnsi="Times New Roman"/>
                 <w:sz w:val="24"/>
@@ -2878,16 +2764,16 @@
               <w:right w:color="c4c7c5" w:space="0" w:sz="6" w:val="single"/>
             </w:tcBorders>
             <w:tcMar>
-              <w:top w:w="120.0" w:type="dxa"/>
-              <w:left w:w="180.0" w:type="dxa"/>
-              <w:bottom w:w="120.0" w:type="dxa"/>
-              <w:right w:w="180.0" w:type="dxa"/>
-            </w:tcMar>
-            <w:vAlign w:val="top"/>
-          </w:tcPr>
-          <w:p>
-            <w:pPr>
-              <w:spacing w:after="480" w:lineRule="auto"/>
+              <w:top w:w="80" w:type="dxa"/>
+              <w:left w:w="80" w:type="dxa"/>
+              <w:bottom w:w="80" w:type="dxa"/>
+              <w:right w:w="80" w:type="dxa"/>
+            </w:tcMar>
+            <w:vAlign w:val="top"/>
+          </w:tcPr>
+          <w:p>
+            <w:pPr>
+              <w:spacing w:after="0" w:lineRule="auto" w:line="240"/>
               <w:rPr>
                 <w:rFonts w:ascii="Times New Roman" w:cs="Times New Roman" w:eastAsia="Times New Roman" w:hAnsi="Times New Roman"/>
                 <w:sz w:val="24"/>
@@ -2909,12 +2795,25 @@
     </w:tbl>
     <w:p>
       <w:pPr>
+        <w:keepNext w:val="1"/>
+        <w:spacing w:before="480" w:after="120" w:line="276" w:lineRule="auto"/>
         <w:rPr>
           <w:rFonts w:ascii="Times New Roman" w:cs="Times New Roman" w:eastAsia="Times New Roman" w:hAnsi="Times New Roman"/>
           <w:sz w:val="24"/>
           <w:szCs w:val="24"/>
         </w:rPr>
       </w:pPr>
+      <w:r>
+        <w:rPr>
+          <w:rFonts w:ascii="Times New Roman" w:cs="Times New Roman" w:eastAsia="Times New Roman" w:hAnsi="Times New Roman"/>
+          <w:b w:val="1"/>
+          <w:bCs w:val="1"/>
+          <w:sz w:val="24"/>
+          <w:szCs w:val="24"/>
+          <w:rtl w:val="0"/>
+        </w:rPr>
+        <w:t xml:space="preserve">O objetivo responde ao problema de comunicação? </w:t>
+      </w:r>
       <w:r>
         <w:rPr>
           <w:rtl w:val="0"/>
@@ -2923,87 +2822,7 @@
     </w:p>
     <w:p>
       <w:pPr>
-        <w:rPr>
-          <w:rFonts w:ascii="Times New Roman" w:cs="Times New Roman" w:eastAsia="Times New Roman" w:hAnsi="Times New Roman"/>
-          <w:sz w:val="24"/>
-          <w:szCs w:val="24"/>
-        </w:rPr>
-      </w:pPr>
-      <w:r>
-        <w:rPr>
-          <w:rtl w:val="0"/>
-        </w:rPr>
-      </w:r>
-    </w:p>
-    <w:p>
-      <w:pPr>
-        <w:rPr>
-          <w:rFonts w:ascii="Times New Roman" w:cs="Times New Roman" w:eastAsia="Times New Roman" w:hAnsi="Times New Roman"/>
-          <w:sz w:val="24"/>
-          <w:szCs w:val="24"/>
-        </w:rPr>
-      </w:pPr>
-      <w:r>
-        <w:rPr>
-          <w:rtl w:val="0"/>
-        </w:rPr>
-      </w:r>
-    </w:p>
-    <w:p>
-      <w:pPr>
-        <w:rPr>
-          <w:rFonts w:ascii="Times New Roman" w:cs="Times New Roman" w:eastAsia="Times New Roman" w:hAnsi="Times New Roman"/>
-          <w:sz w:val="24"/>
-          <w:szCs w:val="24"/>
-        </w:rPr>
-      </w:pPr>
-      <w:r>
-        <w:rPr>
-          <w:rtl w:val="0"/>
-        </w:rPr>
-      </w:r>
-    </w:p>
-    <w:p>
-      <w:pPr>
-        <w:rPr>
-          <w:rFonts w:ascii="Times New Roman" w:cs="Times New Roman" w:eastAsia="Times New Roman" w:hAnsi="Times New Roman"/>
-          <w:sz w:val="24"/>
-          <w:szCs w:val="24"/>
-        </w:rPr>
-      </w:pPr>
-      <w:r>
-        <w:rPr>
-          <w:rFonts w:ascii="Times New Roman" w:cs="Times New Roman" w:eastAsia="Times New Roman" w:hAnsi="Times New Roman"/>
-          <w:b w:val="1"/>
-          <w:bCs w:val="1"/>
-          <w:sz w:val="24"/>
-          <w:szCs w:val="24"/>
-          <w:rtl w:val="0"/>
-        </w:rPr>
-        <w:t xml:space="preserve">O objetivo responde ao problema de comunicação? </w:t>
-      </w:r>
-      <w:r>
-        <w:rPr>
-          <w:rtl w:val="0"/>
-        </w:rPr>
-      </w:r>
-    </w:p>
-    <w:p>
-      <w:pPr>
-        <w:rPr>
-          <w:rFonts w:ascii="Times New Roman" w:cs="Times New Roman" w:eastAsia="Times New Roman" w:hAnsi="Times New Roman"/>
-          <w:sz w:val="24"/>
-          <w:szCs w:val="24"/>
-        </w:rPr>
-      </w:pPr>
-      <w:r>
-        <w:rPr>
-          <w:rtl w:val="0"/>
-        </w:rPr>
-      </w:r>
-    </w:p>
-    <w:p>
-      <w:pPr>
+        <w:spacing w:before="0" w:after="160" w:line="276" w:lineRule="auto"/>
         <w:rPr>
           <w:rFonts w:ascii="Times New Roman" w:cs="Times New Roman" w:eastAsia="Times New Roman" w:hAnsi="Times New Roman"/>
           <w:sz w:val="24"/>
@@ -3022,20 +2841,7 @@
     </w:p>
     <w:p>
       <w:pPr>
-        <w:rPr>
-          <w:rFonts w:ascii="Times New Roman" w:cs="Times New Roman" w:eastAsia="Times New Roman" w:hAnsi="Times New Roman"/>
-          <w:sz w:val="24"/>
-          <w:szCs w:val="24"/>
-        </w:rPr>
-      </w:pPr>
-      <w:r>
-        <w:rPr>
-          <w:rtl w:val="0"/>
-        </w:rPr>
-      </w:r>
-    </w:p>
-    <w:p>
-      <w:pPr>
+        <w:spacing w:before="0" w:after="160" w:line="276" w:lineRule="auto"/>
         <w:rPr>
           <w:rFonts w:ascii="Times New Roman" w:cs="Times New Roman" w:eastAsia="Times New Roman" w:hAnsi="Times New Roman"/>
           <w:sz w:val="24"/>
@@ -3134,21 +2940,7 @@
     </w:p>
     <w:p>
       <w:pPr>
-        <w:rPr>
-          <w:rFonts w:ascii="Times New Roman" w:cs="Times New Roman" w:eastAsia="Times New Roman" w:hAnsi="Times New Roman"/>
-          <w:sz w:val="24"/>
-          <w:szCs w:val="24"/>
-        </w:rPr>
-      </w:pPr>
-      <w:r>
-        <w:rPr>
-          <w:rtl w:val="0"/>
-        </w:rPr>
-      </w:r>
-    </w:p>
-    <w:p>
-      <w:pPr>
-        <w:keepNext w:val="0"/>
+        <w:keepNext w:val="1"/>
         <w:keepLines w:val="0"/>
         <w:pageBreakBefore w:val="0"/>
         <w:widowControl w:val="1"/>
@@ -3160,7 +2952,7 @@
           <w:between w:space="0" w:sz="0" w:val="nil"/>
         </w:pBdr>
         <w:shd w:fill="auto" w:val="clear"/>
-        <w:spacing w:after="0" w:before="0" w:line="276" w:lineRule="auto"/>
+        <w:spacing w:after="120" w:before="240" w:line="276" w:lineRule="auto"/>
         <w:ind w:left="0" w:right="0" w:firstLine="0"/>
         <w:jc w:val="left"/>
         <w:rPr>
@@ -3197,7 +2989,7 @@
           <w:between w:space="0" w:sz="0" w:val="nil"/>
         </w:pBdr>
         <w:shd w:fill="auto" w:val="clear"/>
-        <w:spacing w:after="0" w:before="0" w:line="276" w:lineRule="auto"/>
+        <w:spacing w:after="160" w:before="0" w:line="276" w:lineRule="auto"/>
         <w:ind w:left="0" w:right="0" w:firstLine="0"/>
         <w:jc w:val="left"/>
         <w:rPr>
@@ -3218,7 +3010,7 @@
     </w:p>
     <w:p>
       <w:pPr>
-        <w:keepNext w:val="0"/>
+        <w:keepNext w:val="1"/>
         <w:keepLines w:val="0"/>
         <w:pageBreakBefore w:val="0"/>
         <w:widowControl w:val="1"/>
@@ -3230,36 +3022,7 @@
           <w:between w:space="0" w:sz="0" w:val="nil"/>
         </w:pBdr>
         <w:shd w:fill="auto" w:val="clear"/>
-        <w:spacing w:after="0" w:before="0" w:line="276" w:lineRule="auto"/>
-        <w:ind w:left="0" w:right="0" w:firstLine="0"/>
-        <w:jc w:val="left"/>
-        <w:rPr>
-          <w:rFonts w:ascii="Times New Roman" w:cs="Times New Roman" w:eastAsia="Times New Roman" w:hAnsi="Times New Roman"/>
-          <w:sz w:val="24"/>
-          <w:szCs w:val="24"/>
-        </w:rPr>
-      </w:pPr>
-      <w:r>
-        <w:rPr>
-          <w:rtl w:val="0"/>
-        </w:rPr>
-      </w:r>
-    </w:p>
-    <w:p>
-      <w:pPr>
-        <w:keepNext w:val="0"/>
-        <w:keepLines w:val="0"/>
-        <w:pageBreakBefore w:val="0"/>
-        <w:widowControl w:val="1"/>
-        <w:pBdr>
-          <w:top w:space="0" w:sz="0" w:val="nil"/>
-          <w:left w:space="0" w:sz="0" w:val="nil"/>
-          <w:bottom w:space="0" w:sz="0" w:val="nil"/>
-          <w:right w:space="0" w:sz="0" w:val="nil"/>
-          <w:between w:space="0" w:sz="0" w:val="nil"/>
-        </w:pBdr>
-        <w:shd w:fill="auto" w:val="clear"/>
-        <w:spacing w:after="0" w:before="0" w:line="276" w:lineRule="auto"/>
+        <w:spacing w:after="120" w:before="240" w:line="276" w:lineRule="auto"/>
         <w:ind w:left="0" w:right="0" w:firstLine="0"/>
         <w:jc w:val="left"/>
         <w:rPr>
@@ -3296,7 +3059,7 @@
           <w:between w:space="0" w:sz="0" w:val="nil"/>
         </w:pBdr>
         <w:shd w:fill="auto" w:val="clear"/>
-        <w:spacing w:after="0" w:before="0" w:line="276" w:lineRule="auto"/>
+        <w:spacing w:after="160" w:before="0" w:line="276" w:lineRule="auto"/>
         <w:ind w:left="0" w:right="0" w:firstLine="0"/>
         <w:jc w:val="left"/>
         <w:rPr>
@@ -3317,7 +3080,7 @@
     </w:p>
     <w:p>
       <w:pPr>
-        <w:keepNext w:val="0"/>
+        <w:keepNext w:val="1"/>
         <w:keepLines w:val="0"/>
         <w:pageBreakBefore w:val="0"/>
         <w:widowControl w:val="1"/>
@@ -3329,36 +3092,7 @@
           <w:between w:space="0" w:sz="0" w:val="nil"/>
         </w:pBdr>
         <w:shd w:fill="auto" w:val="clear"/>
-        <w:spacing w:after="0" w:before="0" w:line="276" w:lineRule="auto"/>
-        <w:ind w:left="0" w:right="0" w:firstLine="0"/>
-        <w:jc w:val="left"/>
-        <w:rPr>
-          <w:rFonts w:ascii="Times New Roman" w:cs="Times New Roman" w:eastAsia="Times New Roman" w:hAnsi="Times New Roman"/>
-          <w:sz w:val="24"/>
-          <w:szCs w:val="24"/>
-        </w:rPr>
-      </w:pPr>
-      <w:r>
-        <w:rPr>
-          <w:rtl w:val="0"/>
-        </w:rPr>
-      </w:r>
-    </w:p>
-    <w:p>
-      <w:pPr>
-        <w:keepNext w:val="0"/>
-        <w:keepLines w:val="0"/>
-        <w:pageBreakBefore w:val="0"/>
-        <w:widowControl w:val="1"/>
-        <w:pBdr>
-          <w:top w:space="0" w:sz="0" w:val="nil"/>
-          <w:left w:space="0" w:sz="0" w:val="nil"/>
-          <w:bottom w:space="0" w:sz="0" w:val="nil"/>
-          <w:right w:space="0" w:sz="0" w:val="nil"/>
-          <w:between w:space="0" w:sz="0" w:val="nil"/>
-        </w:pBdr>
-        <w:shd w:fill="auto" w:val="clear"/>
-        <w:spacing w:after="0" w:before="0" w:line="276" w:lineRule="auto"/>
+        <w:spacing w:after="120" w:before="240" w:line="276" w:lineRule="auto"/>
         <w:ind w:left="0" w:right="0" w:firstLine="0"/>
         <w:jc w:val="left"/>
         <w:rPr>
@@ -3395,7 +3129,7 @@
           <w:between w:space="0" w:sz="0" w:val="nil"/>
         </w:pBdr>
         <w:shd w:fill="auto" w:val="clear"/>
-        <w:spacing w:after="0" w:before="0" w:line="276" w:lineRule="auto"/>
+        <w:spacing w:after="160" w:before="0" w:line="276" w:lineRule="auto"/>
         <w:ind w:left="0" w:right="0" w:firstLine="0"/>
         <w:jc w:val="left"/>
         <w:rPr>
@@ -3416,7 +3150,7 @@
     </w:p>
     <w:p>
       <w:pPr>
-        <w:keepNext w:val="0"/>
+        <w:keepNext w:val="1"/>
         <w:keepLines w:val="0"/>
         <w:pageBreakBefore w:val="0"/>
         <w:widowControl w:val="1"/>
@@ -3428,36 +3162,7 @@
           <w:between w:space="0" w:sz="0" w:val="nil"/>
         </w:pBdr>
         <w:shd w:fill="auto" w:val="clear"/>
-        <w:spacing w:after="0" w:before="0" w:line="276" w:lineRule="auto"/>
-        <w:ind w:left="0" w:right="0" w:firstLine="0"/>
-        <w:jc w:val="left"/>
-        <w:rPr>
-          <w:rFonts w:ascii="Times New Roman" w:cs="Times New Roman" w:eastAsia="Times New Roman" w:hAnsi="Times New Roman"/>
-          <w:sz w:val="24"/>
-          <w:szCs w:val="24"/>
-        </w:rPr>
-      </w:pPr>
-      <w:r>
-        <w:rPr>
-          <w:rtl w:val="0"/>
-        </w:rPr>
-      </w:r>
-    </w:p>
-    <w:p>
-      <w:pPr>
-        <w:keepNext w:val="0"/>
-        <w:keepLines w:val="0"/>
-        <w:pageBreakBefore w:val="0"/>
-        <w:widowControl w:val="1"/>
-        <w:pBdr>
-          <w:top w:space="0" w:sz="0" w:val="nil"/>
-          <w:left w:space="0" w:sz="0" w:val="nil"/>
-          <w:bottom w:space="0" w:sz="0" w:val="nil"/>
-          <w:right w:space="0" w:sz="0" w:val="nil"/>
-          <w:between w:space="0" w:sz="0" w:val="nil"/>
-        </w:pBdr>
-        <w:shd w:fill="auto" w:val="clear"/>
-        <w:spacing w:after="0" w:before="0" w:line="276" w:lineRule="auto"/>
+        <w:spacing w:after="120" w:before="240" w:line="276" w:lineRule="auto"/>
         <w:ind w:left="0" w:right="0" w:firstLine="0"/>
         <w:jc w:val="left"/>
         <w:rPr>
@@ -3494,7 +3199,7 @@
           <w:between w:space="0" w:sz="0" w:val="nil"/>
         </w:pBdr>
         <w:shd w:fill="auto" w:val="clear"/>
-        <w:spacing w:after="0" w:before="0" w:line="276" w:lineRule="auto"/>
+        <w:spacing w:after="160" w:before="0" w:line="276" w:lineRule="auto"/>
         <w:ind w:left="0" w:right="0" w:firstLine="0"/>
         <w:jc w:val="left"/>
         <w:rPr>
@@ -3518,6 +3223,7 @@
         <w:keepNext w:val="1"/>
         <w:pageBreakBefore w:val="1"/>
         <w:spacing w:before="0" w:after="240" w:line="276" w:lineRule="auto"/>
+        <w:outlineLvl w:val="0"/>
         <w:rPr>
           <w:rFonts w:ascii="Times New Roman" w:cs="Times New Roman" w:eastAsia="Times New Roman" w:hAnsi="Times New Roman"/>
           <w:b w:val="1"/>
@@ -3552,7 +3258,25 @@
           <w:sz w:val="24"/>
           <w:szCs w:val="24"/>
         </w:rPr>
-        <w:t xml:space="preserve">Nesta parte, completamos os pontos da estrutura final do plano que ainda não estavam explícitos nas Partes 1 e 2. Cada complemento parte do que já tínhamos definido: o problema, a tensão, o público prioritário, o objetivo, o posicionamento, a mensagem central e a jornada. Os complementos A a E detalham itens que já existiam, enquanto a seção 8 (big idea) é um item novo da estrutura final. O Quadro 1 mostra onde cada um dos 14 itens da estrutura final se encontra neste documento.</w:t>
+        <w:t xml:space="preserve">Nesta parte, completamos os pontos da estrutura final do plano que ainda não estavam explícitos nas Partes 1 e 2. Cada complemento parte do que já tínhamos definido: o problema, a tensão, o público prioritário, o objetivo, o posicionamento, a mensagem central e a jornada. Os complementos A a E detalham itens que já existiam, enquanto a seção 8 (</w:t>
+      </w:r>
+      <w:r>
+        <w:rPr>
+          <w:rFonts w:ascii="Times New Roman" w:cs="Times New Roman" w:eastAsia="Times New Roman" w:hAnsi="Times New Roman"/>
+          <w:i w:val="1"/>
+          <w:iCs w:val="1"/>
+          <w:sz w:val="24"/>
+          <w:szCs w:val="24"/>
+        </w:rPr>
+        <w:t xml:space="preserve">big idea</w:t>
+      </w:r>
+      <w:r>
+        <w:rPr>
+          <w:rFonts w:ascii="Times New Roman" w:cs="Times New Roman" w:eastAsia="Times New Roman" w:hAnsi="Times New Roman"/>
+          <w:sz w:val="24"/>
+          <w:szCs w:val="24"/>
+        </w:rPr>
+        <w:t xml:space="preserve">) é um item novo da estrutura final. O Quadro 1 mostra onde cada um dos 14 itens da estrutura final se encontra neste documento.</w:t>
       </w:r>
     </w:p>
     <w:p>
@@ -3646,7 +3370,7 @@
                 <w:sz w:val="24"/>
                 <w:szCs w:val="24"/>
               </w:rPr>
-              <w:t xml:space="preserve">Item da estrutura final</w:t>
+              <w:t xml:space="preserve">Item da Estrutura Final</w:t>
             </w:r>
           </w:p>
         </w:tc>
@@ -3687,7 +3411,7 @@
                 <w:sz w:val="24"/>
                 <w:szCs w:val="24"/>
               </w:rPr>
-              <w:t xml:space="preserve">Onde está neste documento</w:t>
+              <w:t xml:space="preserve">Localização no Documento</w:t>
             </w:r>
           </w:p>
         </w:tc>
@@ -3732,7 +3456,7 @@
                 <w:sz w:val="24"/>
                 <w:szCs w:val="24"/>
               </w:rPr>
-              <w:t xml:space="preserve">1. Contextualização do caso</w:t>
+              <w:t xml:space="preserve">1. Contextualização do caso</w:t>
             </w:r>
           </w:p>
         </w:tc>
@@ -3813,7 +3537,7 @@
                 <w:sz w:val="24"/>
                 <w:szCs w:val="24"/>
               </w:rPr>
-              <w:t xml:space="preserve">2. Diagnóstico de comunicação</w:t>
+              <w:t xml:space="preserve">2. Diagnóstico de comunicação</w:t>
             </w:r>
           </w:p>
         </w:tc>
@@ -3894,7 +3618,7 @@
                 <w:sz w:val="24"/>
                 <w:szCs w:val="24"/>
               </w:rPr>
-              <w:t xml:space="preserve">3. Problema ou oportunidade</w:t>
+              <w:t xml:space="preserve">3. Problema ou oportunidade</w:t>
             </w:r>
           </w:p>
         </w:tc>
@@ -3930,7 +3654,7 @@
                 <w:sz w:val="24"/>
                 <w:szCs w:val="24"/>
               </w:rPr>
-              <w:t xml:space="preserve">Seção 3 (Problema de Comunicação)</w:t>
+              <w:t xml:space="preserve">Seção 3 (Problema de Comunicação); complemento B (problema de negócio e problema de comunicação)</w:t>
             </w:r>
           </w:p>
         </w:tc>
@@ -3975,7 +3699,7 @@
                 <w:sz w:val="24"/>
                 <w:szCs w:val="24"/>
               </w:rPr>
-              <w:t xml:space="preserve">4. Público prioritário e insight</w:t>
+              <w:t xml:space="preserve">4. Público prioritário e insight</w:t>
             </w:r>
           </w:p>
         </w:tc>
@@ -4011,7 +3735,7 @@
                 <w:sz w:val="24"/>
                 <w:szCs w:val="24"/>
               </w:rPr>
-              <w:t xml:space="preserve">Seção 4; resposta “O público prioritário é específico e justificável?”; complemento A (insight)</w:t>
+              <w:t xml:space="preserve">Seção 4; resposta “O público prioritário é específico e justificável?”; complemento A (insight e persona)</w:t>
             </w:r>
           </w:p>
         </w:tc>
@@ -4056,7 +3780,7 @@
                 <w:sz w:val="24"/>
                 <w:szCs w:val="24"/>
               </w:rPr>
-              <w:t xml:space="preserve">5. Jornada e pontos de contato</w:t>
+              <w:t xml:space="preserve">5. Jornada e pontos de contato</w:t>
             </w:r>
           </w:p>
         </w:tc>
@@ -4137,7 +3861,7 @@
                 <w:sz w:val="24"/>
                 <w:szCs w:val="24"/>
               </w:rPr>
-              <w:t xml:space="preserve">6. Objetivo de comunicação</w:t>
+              <w:t xml:space="preserve">6. Objetivo de comunicação</w:t>
             </w:r>
           </w:p>
         </w:tc>
@@ -4218,7 +3942,7 @@
                 <w:sz w:val="24"/>
                 <w:szCs w:val="24"/>
               </w:rPr>
-              <w:t xml:space="preserve">7. Posicionamento e mensagem</w:t>
+              <w:t xml:space="preserve">7. Posicionamento e mensagem</w:t>
             </w:r>
           </w:p>
         </w:tc>
@@ -4299,7 +4023,19 @@
                 <w:sz w:val="24"/>
                 <w:szCs w:val="24"/>
               </w:rPr>
-              <w:t xml:space="preserve">8. Big idea</w:t>
+              <w:t xml:space="preserve">8. </w:t>
+            </w:r>
+            <w:r>
+              <w:rPr>
+                <w:rFonts w:ascii="Times New Roman" w:cs="Times New Roman" w:eastAsia="Times New Roman" w:hAnsi="Times New Roman"/>
+                <w:b w:val="1"/>
+                <w:bCs w:val="1"/>
+                <w:i w:val="1"/>
+                <w:iCs w:val="1"/>
+                <w:sz w:val="24"/>
+                <w:szCs w:val="24"/>
+              </w:rPr>
+              <w:t xml:space="preserve">Big idea</w:t>
             </w:r>
           </w:p>
         </w:tc>
@@ -4380,7 +4116,7 @@
                 <w:sz w:val="24"/>
                 <w:szCs w:val="24"/>
               </w:rPr>
-              <w:t xml:space="preserve">9. Estratégia de canais</w:t>
+              <w:t xml:space="preserve">9. Estratégia de canais</w:t>
             </w:r>
           </w:p>
         </w:tc>
@@ -4461,7 +4197,7 @@
                 <w:sz w:val="24"/>
                 <w:szCs w:val="24"/>
               </w:rPr>
-              <w:t xml:space="preserve">10. Plano de ações integradas</w:t>
+              <w:t xml:space="preserve">10. Plano de ações integradas</w:t>
             </w:r>
           </w:p>
         </w:tc>
@@ -4542,7 +4278,7 @@
                 <w:sz w:val="24"/>
                 <w:szCs w:val="24"/>
               </w:rPr>
-              <w:t xml:space="preserve">11. Cronograma e responsabilidades</w:t>
+              <w:t xml:space="preserve">11. Cronograma e responsabilidades</w:t>
             </w:r>
           </w:p>
         </w:tc>
@@ -4623,7 +4359,7 @@
                 <w:sz w:val="24"/>
                 <w:szCs w:val="24"/>
               </w:rPr>
-              <w:t xml:space="preserve">12. Orçamento</w:t>
+              <w:t xml:space="preserve">12. Orçamento</w:t>
             </w:r>
           </w:p>
         </w:tc>
@@ -4704,7 +4440,7 @@
                 <w:sz w:val="24"/>
                 <w:szCs w:val="24"/>
               </w:rPr>
-              <w:t xml:space="preserve">13. Indicadores e metas</w:t>
+              <w:t xml:space="preserve">13. Indicadores e metas</w:t>
             </w:r>
           </w:p>
         </w:tc>
@@ -4786,7 +4522,7 @@
                 <w:sz w:val="24"/>
                 <w:szCs w:val="24"/>
               </w:rPr>
-              <w:t xml:space="preserve">14. Avaliação e aprendizagem</w:t>
+              <w:t xml:space="preserve">14. Avaliação e aprendizagem</w:t>
             </w:r>
           </w:p>
         </w:tc>
@@ -4823,7 +4559,25 @@
                 <w:sz w:val="24"/>
                 <w:szCs w:val="24"/>
               </w:rPr>
-              <w:t xml:space="preserve">Seção 14 e fechamento do plano (checklist e rastreabilidade)</w:t>
+              <w:t xml:space="preserve">Seção 14 e fechamento do plano (</w:t>
+            </w:r>
+            <w:r>
+              <w:rPr>
+                <w:rFonts w:ascii="Times New Roman" w:cs="Times New Roman" w:eastAsia="Times New Roman" w:hAnsi="Times New Roman"/>
+                <w:i w:val="1"/>
+                <w:iCs w:val="1"/>
+                <w:sz w:val="24"/>
+                <w:szCs w:val="24"/>
+              </w:rPr>
+              <w:t xml:space="preserve">checklist</w:t>
+            </w:r>
+            <w:r>
+              <w:rPr>
+                <w:rFonts w:ascii="Times New Roman" w:cs="Times New Roman" w:eastAsia="Times New Roman" w:hAnsi="Times New Roman"/>
+                <w:sz w:val="24"/>
+                <w:szCs w:val="24"/>
+              </w:rPr>
+              <w:t xml:space="preserve"> e rastreabilidade)</w:t>
             </w:r>
           </w:p>
         </w:tc>
@@ -4851,6 +4605,7 @@
       <w:pPr>
         <w:keepNext w:val="1"/>
         <w:spacing w:before="240" w:after="160" w:line="276" w:lineRule="auto"/>
+        <w:outlineLvl w:val="1"/>
         <w:rPr>
           <w:rFonts w:ascii="Times New Roman" w:cs="Times New Roman" w:eastAsia="Times New Roman" w:hAnsi="Times New Roman"/>
           <w:b w:val="1"/>
@@ -4867,7 +4622,7 @@
           <w:sz w:val="24"/>
           <w:szCs w:val="24"/>
         </w:rPr>
-        <w:t xml:space="preserve">A. Insight do público (complemento ao item 4)</w:t>
+        <w:t xml:space="preserve">A. Insight do Público (Complemento ao Item 4)</w:t>
       </w:r>
     </w:p>
     <w:p>
@@ -4890,6 +4645,7 @@
     </w:p>
     <w:p>
       <w:pPr>
+        <w:keepNext w:val="1"/>
         <w:spacing w:before="0" w:after="80" w:line="276" w:lineRule="auto"/>
         <w:rPr>
           <w:rFonts w:ascii="Times New Roman" w:cs="Times New Roman" w:eastAsia="Times New Roman" w:hAnsi="Times New Roman"/>
@@ -4905,7 +4661,7 @@
           <w:sz w:val="24"/>
           <w:szCs w:val="24"/>
         </w:rPr>
-        <w:t xml:space="preserve">Insight (verdade sobre o público):</w:t>
+        <w:t xml:space="preserve">Insight (Verdade sobre o Público):</w:t>
       </w:r>
     </w:p>
     <w:p>
@@ -4964,7 +4720,7 @@
           <w:sz w:val="24"/>
           <w:szCs w:val="24"/>
         </w:rPr>
-        <w:t xml:space="preserve">Alguns dados do contexto brasileiro sustentam essa escolha. No 4º trimestre de 2022, 9,5 milhões de pessoas trabalhavam de forma remota no Brasil (IBGE apud PODER360, 2023). Em 2024, o ensino superior somou 10,2 milhões de matrículas e, pela primeira vez, a maioria delas (50,75%) estava em cursos a distância (INEP apud AGÊNCIA BRASIL, 2025). Esses números indicam que boa parte do público prioritário estuda e trabalha em casa, o que aumenta o peso dos canais digitais e dos aplicativos de entrega.</w:t>
+        <w:t xml:space="preserve">Alguns dados do contexto brasileiro sustentam essa escolha. No 4º trimestre de 2022, 9,5 milhões de pessoas trabalhavam de forma remota no Brasil (IBGE apud PODER360, 2023). Em 2024, o ensino superior somou 10,2 milhões de matrículas e, pela primeira vez, a maioria delas (50,75%) estava em cursos a distância (INEP apud AGÊNCIA BRASIL, 2025). Esses números indicam que boa parte do público prioritário estuda ou trabalha em casa, o que aumenta o peso dos canais digitais e dos aplicativos de entrega.</w:t>
       </w:r>
     </w:p>
     <w:p>
@@ -4983,12 +4739,41 @@
           <w:szCs w:val="24"/>
         </w:rPr>
         <w:t xml:space="preserve">Por enquanto, esse insight é uma formulação nossa, feita a partir da tensão descrita na seção 3. Ele será testado na pesquisa de linha de base (seção 13), antes do lançamento da campanha.</w:t>
+      </w:r>
+    </w:p>
+    <w:p>
+      <w:pPr>
+        <w:spacing w:before="0" w:after="160" w:line="276" w:lineRule="auto"/>
+        <w:rPr>
+          <w:rFonts w:ascii="Times New Roman" w:cs="Times New Roman" w:eastAsia="Times New Roman" w:hAnsi="Times New Roman"/>
+          <w:sz w:val="24"/>
+          <w:szCs w:val="24"/>
+        </w:rPr>
+      </w:pPr>
+      <w:r>
+        <w:rPr>
+          <w:rFonts w:ascii="Times New Roman" w:cs="Times New Roman" w:eastAsia="Times New Roman" w:hAnsi="Times New Roman"/>
+          <w:b w:val="1"/>
+          <w:bCs w:val="1"/>
+          <w:sz w:val="24"/>
+          <w:szCs w:val="24"/>
+        </w:rPr>
+        <w:t xml:space="preserve">Persona de Referência:</w:t>
+      </w:r>
+      <w:r>
+        <w:rPr>
+          <w:rFonts w:ascii="Times New Roman" w:cs="Times New Roman" w:eastAsia="Times New Roman" w:hAnsi="Times New Roman"/>
+          <w:sz w:val="24"/>
+          <w:szCs w:val="24"/>
+        </w:rPr>
+        <w:t xml:space="preserve"> para orientar as peças, resumimos o público prioritário em uma persona construída a partir dos dados acima, da tensão da seção 3 e da jornada da seção 5. É uma pessoa de 18 a 35 anos que faz graduação, muitas vezes a distância, ou trabalha de forma remota, e por isso passa boa parte da semana estudando ou trabalhando em casa. A rotina tem picos de demanda, como provas, entregas e fechamentos de projeto. Na hora de buscar energia, compara a lata com o café e com energéticos mais baratos, no PDV ou no aplicativo de entrega. Não se vê como alguém radical, mas quer energia para dar conta do que importa. Assim como o insight, essa persona será conferida na pesquisa de linha de base.</w:t>
       </w:r>
     </w:p>
     <w:p>
       <w:pPr>
         <w:keepNext w:val="1"/>
         <w:spacing w:before="240" w:after="160" w:line="276" w:lineRule="auto"/>
+        <w:outlineLvl w:val="1"/>
         <w:rPr>
           <w:rFonts w:ascii="Times New Roman" w:cs="Times New Roman" w:eastAsia="Times New Roman" w:hAnsi="Times New Roman"/>
           <w:b w:val="1"/>
@@ -5005,7 +4790,25 @@
           <w:sz w:val="24"/>
           <w:szCs w:val="24"/>
         </w:rPr>
-        <w:t xml:space="preserve">B. Objetivo de comunicação na fórmula vista em aula (complemento ao item 6)</w:t>
+        <w:t xml:space="preserve">B. Objetivo de Comunicação na Fórmula Vista em Aula (Complemento ao Item 6)</w:t>
+      </w:r>
+    </w:p>
+    <w:p>
+      <w:pPr>
+        <w:spacing w:before="0" w:after="160" w:line="276" w:lineRule="auto"/>
+        <w:rPr>
+          <w:rFonts w:ascii="Times New Roman" w:cs="Times New Roman" w:eastAsia="Times New Roman" w:hAnsi="Times New Roman"/>
+          <w:sz w:val="24"/>
+          <w:szCs w:val="24"/>
+        </w:rPr>
+      </w:pPr>
+      <w:r>
+        <w:rPr>
+          <w:rFonts w:ascii="Times New Roman" w:cs="Times New Roman" w:eastAsia="Times New Roman" w:hAnsi="Times New Roman"/>
+          <w:sz w:val="24"/>
+          <w:szCs w:val="24"/>
+        </w:rPr>
+        <w:t xml:space="preserve">Antes de reescrever o objetivo, separamos o problema de negócio do problema de comunicação, como vimos em aula (SOUZA, 2026b). O problema de negócio é a perda de espaço no mercado: a Red Bull caiu para a terceira posição em volume no canal moderno brasileiro, atrás de Monster e Baly (NIELSENIQ apud GIRONEWS, 2025). Já o problema de comunicação, descrito na seção 3, é de percepção: o público funcional não vê a marca como energia para foco, estudo e trabalho. Por isso, o objetivo abaixo não é uma meta de vendas disfarçada, mas uma mudança de percepção que, depois, deve aparecer no comportamento.</w:t>
       </w:r>
     </w:p>
     <w:p>
@@ -5052,7 +4855,7 @@
           <w:sz w:val="24"/>
           <w:szCs w:val="24"/>
         </w:rPr>
-        <w:t xml:space="preserve">Objetivo de comunicação na fórmula proposta</w:t>
+        <w:t xml:space="preserve">Objetivo de comunicação na fórmula vista em aula</w:t>
       </w:r>
     </w:p>
     <w:tbl>
@@ -5158,7 +4961,7 @@
                 <w:sz w:val="24"/>
                 <w:szCs w:val="24"/>
               </w:rPr>
-              <w:t xml:space="preserve">Redação proposta</w:t>
+              <w:t xml:space="preserve">Redação Proposta</w:t>
             </w:r>
           </w:p>
         </w:tc>
@@ -5674,6 +5477,7 @@
       <w:pPr>
         <w:keepNext w:val="1"/>
         <w:spacing w:before="240" w:after="160" w:line="276" w:lineRule="auto"/>
+        <w:outlineLvl w:val="1"/>
         <w:rPr>
           <w:rFonts w:ascii="Times New Roman" w:cs="Times New Roman" w:eastAsia="Times New Roman" w:hAnsi="Times New Roman"/>
           <w:b w:val="1"/>
@@ -5690,7 +5494,7 @@
           <w:sz w:val="24"/>
           <w:szCs w:val="24"/>
         </w:rPr>
-        <w:t xml:space="preserve">C. Declaração de posicionamento (complemento ao item 7)</w:t>
+        <w:t xml:space="preserve">C. Declaração de Posicionamento (Complemento ao Item 7)</w:t>
       </w:r>
     </w:p>
     <w:p>
@@ -5731,13 +5535,14 @@
           <w:sz w:val="24"/>
           <w:szCs w:val="24"/>
         </w:rPr>
-        <w:t xml:space="preserve">Como apontamos na Parte 2, as alternativas reais à Red Bull são os cafés especiais (como o SuperCoffee), os suplementos, os pré-treinos e os energéticos de baixo custo. A diferença que defendemos em relação a elas é a conveniência e a consistência da lata, que está sempre igual, gelada e pronta, somadas ao significado da marca, ligado a quem supera os próprios limites. Vale lembrar que a declaração de posicionamento é um texto de uso interno, que orienta a equipe, e não uma mensagem para o consumidor (SOUZA, 2026b).</w:t>
+        <w:t xml:space="preserve">Como apontamos na Parte 2, as alternativas reais à Red Bull são os cafés especiais, os suplementos, os pré-treinos e os energéticos de baixo custo. A diferença que defendemos em relação a elas é a conveniência e a consistência da lata, que está sempre igual, gelada e pronta, somadas ao significado da marca, ligado a quem supera os próprios limites. Vale lembrar que a declaração de posicionamento é um texto de uso interno, que orienta a equipe, e não uma mensagem para o consumidor (SOUZA, 2026b).</w:t>
       </w:r>
     </w:p>
     <w:p>
       <w:pPr>
         <w:keepNext w:val="1"/>
         <w:spacing w:before="240" w:after="160" w:line="276" w:lineRule="auto"/>
+        <w:outlineLvl w:val="1"/>
         <w:rPr>
           <w:rFonts w:ascii="Times New Roman" w:cs="Times New Roman" w:eastAsia="Times New Roman" w:hAnsi="Times New Roman"/>
           <w:b w:val="1"/>
@@ -5754,7 +5559,7 @@
           <w:sz w:val="24"/>
           <w:szCs w:val="24"/>
         </w:rPr>
-        <w:t xml:space="preserve">D. Provas de apoio e critério de sucesso (complemento ao item 7)</w:t>
+        <w:t xml:space="preserve">D. Provas de Apoio e Critério de Sucesso (Complemento ao Item 7)</w:t>
       </w:r>
     </w:p>
     <w:p>
@@ -5949,7 +5754,7 @@
                 <w:sz w:val="24"/>
                 <w:szCs w:val="24"/>
               </w:rPr>
-              <w:t xml:space="preserve">Onde aparece</w:t>
+              <w:t xml:space="preserve">Onde Aparece</w:t>
             </w:r>
           </w:p>
         </w:tc>
@@ -6461,7 +6266,7 @@
           <w:sz w:val="24"/>
           <w:szCs w:val="24"/>
         </w:rPr>
-        <w:t xml:space="preserve">Critério de sucesso da estratégia:</w:t>
+        <w:t xml:space="preserve">Critério de Sucesso da Estratégia:</w:t>
       </w:r>
       <w:r>
         <w:rPr>
@@ -6476,6 +6281,7 @@
       <w:pPr>
         <w:keepNext w:val="1"/>
         <w:spacing w:before="240" w:after="160" w:line="276" w:lineRule="auto"/>
+        <w:outlineLvl w:val="1"/>
         <w:rPr>
           <w:rFonts w:ascii="Times New Roman" w:cs="Times New Roman" w:eastAsia="Times New Roman" w:hAnsi="Times New Roman"/>
           <w:b w:val="1"/>
@@ -6492,7 +6298,7 @@
           <w:sz w:val="24"/>
           <w:szCs w:val="24"/>
         </w:rPr>
-        <w:t xml:space="preserve">E. Matriz jornada–canais (complemento aos itens 5 e 9)</w:t>
+        <w:t xml:space="preserve">E. Matriz Jornada–Canais (Complemento aos Itens 5 e 9)</w:t>
       </w:r>
     </w:p>
     <w:p>
@@ -6688,7 +6494,7 @@
                 <w:sz w:val="24"/>
                 <w:szCs w:val="24"/>
               </w:rPr>
-              <w:t xml:space="preserve">Tarefa da comunicação</w:t>
+              <w:t xml:space="preserve">Tarefa da Comunicação</w:t>
             </w:r>
           </w:p>
         </w:tc>
@@ -6729,7 +6535,7 @@
                 <w:sz w:val="24"/>
                 <w:szCs w:val="24"/>
               </w:rPr>
-              <w:t xml:space="preserve">Canais (função)</w:t>
+              <w:t xml:space="preserve">Canais (Função)</w:t>
             </w:r>
           </w:p>
         </w:tc>
@@ -7053,7 +6859,7 @@
                 <w:sz w:val="24"/>
                 <w:szCs w:val="24"/>
               </w:rPr>
-              <w:t xml:space="preserve"> (explicar); depoimentos, UGC e imprensa (provar); geladeira e comunicação funcional no PDV, já previstas na Parte 2</w:t>
+              <w:t xml:space="preserve"> (explicar); depoimentos, UGC (conteúdo feito pelos usuários) e imprensa (provar); geladeira e comunicação funcional no PDV, já previstas na Parte 2</w:t>
             </w:r>
           </w:p>
         </w:tc>
@@ -7224,7 +7030,7 @@
                 <w:sz w:val="24"/>
                 <w:szCs w:val="24"/>
               </w:rPr>
-              <w:t xml:space="preserve">; combo “Momento de Foco/Estudo” no iFood e no Rappi; amostragem com cupom (converter)</w:t>
+              <w:t xml:space="preserve">; Combo Momento de Foco no iFood e no Rappi; amostragem com cupom (converter)</w:t>
             </w:r>
           </w:p>
         </w:tc>
@@ -7552,7 +7358,9 @@
                 <w:sz w:val="24"/>
                 <w:szCs w:val="24"/>
               </w:rPr>
-              <w:t xml:space="preserve">Diário de Bordo (WhatsApp e e-mail com consentimento), cupom de recompra no aplicativo, conteúdo recorrente nas redes (relacionar e reativar)</w:t>
+              <w:t xml:space="preserve">Diário de Bordo (WhatsApp e e</w:t>
+              <w:noBreakHyphen/>
+              <w:t xml:space="preserve">mail com consentimento), cupom de recompra no aplicativo, conteúdo recorrente nas redes (relacionar e reativar)</w:t>
             </w:r>
           </w:p>
         </w:tc>
@@ -7581,6 +7389,7 @@
         <w:keepNext w:val="1"/>
         <w:pageBreakBefore w:val="1"/>
         <w:spacing w:before="360" w:after="240" w:line="276" w:lineRule="auto"/>
+        <w:outlineLvl w:val="0"/>
         <w:rPr>
           <w:rFonts w:ascii="Times New Roman" w:cs="Times New Roman" w:eastAsia="Times New Roman" w:hAnsi="Times New Roman"/>
           <w:b w:val="1"/>
@@ -7617,7 +7426,7 @@
           <w:sz w:val="24"/>
           <w:szCs w:val="24"/>
         </w:rPr>
-        <w:t xml:space="preserve">Big idea: “Todo dia tem um voo.”</w:t>
+        <w:t xml:space="preserve">Big Idea: “Todo dia tem um voo.”</w:t>
       </w:r>
     </w:p>
     <w:p>
@@ -7664,7 +7473,17 @@
           <w:sz w:val="24"/>
           <w:szCs w:val="24"/>
         </w:rPr>
-        <w:t xml:space="preserve">Da estratégia à big idea</w:t>
+        <w:t xml:space="preserve">Da estratégia à </w:t>
+      </w:r>
+      <w:r>
+        <w:rPr>
+          <w:rFonts w:ascii="Times New Roman" w:cs="Times New Roman" w:eastAsia="Times New Roman" w:hAnsi="Times New Roman"/>
+          <w:i w:val="1"/>
+          <w:iCs w:val="1"/>
+          <w:sz w:val="24"/>
+          <w:szCs w:val="24"/>
+        </w:rPr>
+        <w:t xml:space="preserve">big idea</w:t>
       </w:r>
     </w:p>
     <w:tbl>
@@ -7815,7 +7634,7 @@
                 <w:sz w:val="24"/>
                 <w:szCs w:val="24"/>
               </w:rPr>
-              <w:t xml:space="preserve">Insight</w:t>
+              <w:t xml:space="preserve">Diagnóstico</w:t>
             </w:r>
           </w:p>
         </w:tc>
@@ -7851,7 +7670,7 @@
                 <w:sz w:val="24"/>
                 <w:szCs w:val="24"/>
               </w:rPr>
-              <w:t xml:space="preserve">“Meu dia tem momentos decisivos, mas eu não me vejo como radical; minhas conquistas ninguém vê.”</w:t>
+              <w:t xml:space="preserve">A associação exclusiva a esportes radicais e adrenalina extrema afasta o público que busca energia para foco, estudo e trabalho (seção 3 e Parte 2).</w:t>
             </w:r>
           </w:p>
         </w:tc>
@@ -7896,7 +7715,7 @@
                 <w:sz w:val="24"/>
                 <w:szCs w:val="24"/>
               </w:rPr>
-              <w:t xml:space="preserve">Promessa</w:t>
+              <w:t xml:space="preserve">Insight</w:t>
             </w:r>
           </w:p>
         </w:tc>
@@ -7932,7 +7751,7 @@
                 <w:sz w:val="24"/>
                 <w:szCs w:val="24"/>
               </w:rPr>
-              <w:t xml:space="preserve">Energia para o momento de foco que constrói a conquista do dia.</w:t>
+              <w:t xml:space="preserve">“Meu dia tem momentos decisivos, mas eu não me vejo como radical; minhas conquistas ninguém vê.”</w:t>
             </w:r>
           </w:p>
         </w:tc>
@@ -7977,7 +7796,7 @@
                 <w:sz w:val="24"/>
                 <w:szCs w:val="24"/>
               </w:rPr>
-              <w:t xml:space="preserve">Mensagem central</w:t>
+              <w:t xml:space="preserve">Promessa</w:t>
             </w:r>
           </w:p>
         </w:tc>
@@ -8013,7 +7832,7 @@
                 <w:sz w:val="24"/>
                 <w:szCs w:val="24"/>
               </w:rPr>
-              <w:t xml:space="preserve">“Asas para as suas conquistas diárias.”</w:t>
+              <w:t xml:space="preserve">Energia para o momento de foco que constrói a conquista do dia.</w:t>
             </w:r>
           </w:p>
         </w:tc>
@@ -8055,6 +7874,89 @@
                 <w:rFonts w:ascii="Times New Roman" w:cs="Times New Roman" w:eastAsia="Times New Roman" w:hAnsi="Times New Roman"/>
                 <w:b w:val="1"/>
                 <w:bCs w:val="1"/>
+                <w:sz w:val="24"/>
+                <w:szCs w:val="24"/>
+              </w:rPr>
+              <w:t xml:space="preserve">Mensagem central</w:t>
+            </w:r>
+          </w:p>
+        </w:tc>
+        <w:tc>
+          <w:tcPr>
+            <w:tcW w:w="6629" w:type="dxa"/>
+            <w:tcBorders>
+              <w:top w:color="c4c7c5" w:space="0" w:sz="6" w:val="single"/>
+              <w:left w:color="c4c7c5" w:space="0" w:sz="6" w:val="single"/>
+              <w:bottom w:color="c4c7c5" w:space="0" w:sz="6" w:val="single"/>
+              <w:right w:color="c4c7c5" w:space="0" w:sz="6" w:val="single"/>
+            </w:tcBorders>
+            <w:tcMar>
+              <w:top w:w="80" w:type="dxa"/>
+              <w:left w:w="80" w:type="dxa"/>
+              <w:bottom w:w="80" w:type="dxa"/>
+              <w:right w:w="80" w:type="dxa"/>
+            </w:tcMar>
+            <w:vAlign w:val="top"/>
+          </w:tcPr>
+          <w:p>
+            <w:pPr>
+              <w:spacing w:before="0" w:after="0" w:line="240" w:lineRule="auto"/>
+              <w:rPr>
+                <w:rFonts w:ascii="Times New Roman" w:cs="Times New Roman" w:eastAsia="Times New Roman" w:hAnsi="Times New Roman"/>
+                <w:sz w:val="24"/>
+                <w:szCs w:val="24"/>
+              </w:rPr>
+            </w:pPr>
+            <w:r>
+              <w:rPr>
+                <w:rFonts w:ascii="Times New Roman" w:cs="Times New Roman" w:eastAsia="Times New Roman" w:hAnsi="Times New Roman"/>
+                <w:sz w:val="24"/>
+                <w:szCs w:val="24"/>
+              </w:rPr>
+              <w:t xml:space="preserve">“Asas para as suas conquistas diárias.”</w:t>
+            </w:r>
+          </w:p>
+        </w:tc>
+      </w:tr>
+      <w:tr>
+        <w:trPr>
+          <w:cantSplit w:val="1"/>
+        </w:trPr>
+        <w:tc>
+          <w:tcPr>
+            <w:tcW w:w="2400" w:type="dxa"/>
+            <w:tcBorders>
+              <w:top w:color="c4c7c5" w:space="0" w:sz="6" w:val="single"/>
+              <w:left w:color="c4c7c5" w:space="0" w:sz="6" w:val="single"/>
+              <w:bottom w:color="c4c7c5" w:space="0" w:sz="6" w:val="single"/>
+              <w:right w:color="c4c7c5" w:space="0" w:sz="6" w:val="single"/>
+            </w:tcBorders>
+            <w:tcMar>
+              <w:top w:w="80" w:type="dxa"/>
+              <w:left w:w="80" w:type="dxa"/>
+              <w:bottom w:w="80" w:type="dxa"/>
+              <w:right w:w="80" w:type="dxa"/>
+            </w:tcMar>
+            <w:vAlign w:val="top"/>
+          </w:tcPr>
+          <w:p>
+            <w:pPr>
+              <w:spacing w:before="0" w:after="0" w:line="240" w:lineRule="auto"/>
+              <w:rPr>
+                <w:rFonts w:ascii="Times New Roman" w:cs="Times New Roman" w:eastAsia="Times New Roman" w:hAnsi="Times New Roman"/>
+                <w:b w:val="1"/>
+                <w:bCs w:val="1"/>
+                <w:sz w:val="24"/>
+                <w:szCs w:val="24"/>
+              </w:rPr>
+            </w:pPr>
+            <w:r>
+              <w:rPr>
+                <w:rFonts w:ascii="Times New Roman" w:cs="Times New Roman" w:eastAsia="Times New Roman" w:hAnsi="Times New Roman"/>
+                <w:b w:val="1"/>
+                <w:bCs w:val="1"/>
+                <w:i w:val="1"/>
+                <w:iCs w:val="1"/>
                 <w:sz w:val="24"/>
                 <w:szCs w:val="24"/>
               </w:rPr>
@@ -8287,6 +8189,7 @@
         <w:keepNext w:val="1"/>
         <w:pageBreakBefore w:val="1"/>
         <w:spacing w:before="0" w:after="240" w:line="276" w:lineRule="auto"/>
+        <w:outlineLvl w:val="0"/>
         <w:rPr>
           <w:rFonts w:ascii="Times New Roman" w:cs="Times New Roman" w:eastAsia="Times New Roman" w:hAnsi="Times New Roman"/>
           <w:b w:val="1"/>
@@ -8717,7 +8620,9 @@
                 <w:sz w:val="24"/>
                 <w:szCs w:val="24"/>
               </w:rPr>
-              <w:t xml:space="preserve"> e PDV) em cinco cidades-piloto: São Paulo, Rio de Janeiro, Belo Horizonte, Brasília e Cuiabá. As quatro primeiras concentram universitários e profissionais do conhecimento. Cuiabá, capital de porte médio, testa se o resultado se repete fora dos grandes centros (premissa do grupo).</w:t>
+              <w:t xml:space="preserve"> e PDV) em cinco cidades</w:t>
+              <w:noBreakHyphen/>
+              <w:t xml:space="preserve">piloto: São Paulo, Rio de Janeiro, Belo Horizonte, Brasília e Cuiabá. As quatro primeiras concentram universitários e profissionais do conhecimento. Cuiabá, capital de porte médio, testa se o resultado se repete fora dos grandes centros (premissa do grupo).</w:t>
             </w:r>
           </w:p>
         </w:tc>
@@ -8798,7 +8703,9 @@
                 <w:sz w:val="24"/>
                 <w:szCs w:val="24"/>
               </w:rPr>
-              <w:t xml:space="preserve">Red Bull Energy Drink e suas versões sem açúcar, que respondem à busca por bem-estar citada na tensão (seção 3).</w:t>
+              <w:t xml:space="preserve">Red Bull Energy Drink e suas versões sem açúcar, que respondem à busca por bem</w:t>
+              <w:noBreakHyphen/>
+              <w:t xml:space="preserve">estar citada na tensão (seção 3).</w:t>
             </w:r>
           </w:p>
         </w:tc>
@@ -8879,7 +8786,9 @@
                 <w:sz w:val="24"/>
                 <w:szCs w:val="24"/>
               </w:rPr>
-              <w:t xml:space="preserve">Cargos ilustrativos de uma estrutura de marketing típica (Gerência de Marca, Trade Marketing, Digital / CRM, Comunicação, Inteligência de Mercado), com apoio de agências e da Red Bull Media House. Não representam o organograma real da empresa.</w:t>
+              <w:t xml:space="preserve">Cargos ilustrativos de uma estrutura de marketing típica (Gerência de Marca, Trade Marketing, Digital / CRM, E</w:t>
+              <w:noBreakHyphen/>
+              <w:t xml:space="preserve">commerce / Key Account, Comunicação / RP, Inteligência de Mercado), com apoio de agências e da Red Bull Media House. Não representam o organograma real da empresa.</w:t>
             </w:r>
           </w:p>
         </w:tc>
@@ -8960,7 +8869,7 @@
                 <w:sz w:val="24"/>
                 <w:szCs w:val="24"/>
               </w:rPr>
-              <w:t xml:space="preserve">Valores fictícios para fins acadêmicos ou estimativas do grupo, sempre identificados como tal. Dados reais aparecem apenas com fonte.</w:t>
+              <w:t xml:space="preserve">Valores fictícios para fins acadêmicos ou estimativas do grupo, sempre identificados como tais. Dados reais aparecem apenas com fonte.</w:t>
             </w:r>
           </w:p>
         </w:tc>
@@ -9071,6 +8980,7 @@
       <w:pPr>
         <w:keepNext w:val="1"/>
         <w:spacing w:before="360" w:after="240" w:line="276" w:lineRule="auto"/>
+        <w:outlineLvl w:val="0"/>
         <w:rPr>
           <w:rFonts w:ascii="Times New Roman" w:cs="Times New Roman" w:eastAsia="Times New Roman" w:hAnsi="Times New Roman"/>
           <w:b w:val="1"/>
@@ -9105,7 +9015,25 @@
           <w:sz w:val="24"/>
           <w:szCs w:val="24"/>
         </w:rPr>
-        <w:t xml:space="preserve">Na Parte 2, escolhemos os canais de acordo com a função que cada um cumpre na jornada. Nesta seção, essa escolha é organizada como um ecossistema, em que cada ponto de contato tem um papel (atrair, explicar, provar, converter, relacionar ou reativar), um tipo de mídia (paga, própria, conquistada ou experiência) e uma justificativa ligada ao público e à etapa da jornada. Todos os canais repetem a mesma mensagem central e a mesma big idea, o que garante a integração da comunicação (Figura 1).</w:t>
+        <w:t xml:space="preserve">Na Parte 2, escolhemos os canais de acordo com a função que cada um cumpre na jornada. Nesta seção, essa escolha é organizada como um ecossistema, em que cada ponto de contato tem um papel (atrair, explicar, provar, converter, relacionar ou reativar), um tipo de mídia (paga, própria, conquistada ou experiência) e uma justificativa ligada ao público e à etapa da jornada. Todos os canais repetem a mesma mensagem central e a mesma </w:t>
+      </w:r>
+      <w:r>
+        <w:rPr>
+          <w:rFonts w:ascii="Times New Roman" w:cs="Times New Roman" w:eastAsia="Times New Roman" w:hAnsi="Times New Roman"/>
+          <w:i w:val="1"/>
+          <w:iCs w:val="1"/>
+          <w:sz w:val="24"/>
+          <w:szCs w:val="24"/>
+        </w:rPr>
+        <w:t xml:space="preserve">big idea</w:t>
+      </w:r>
+      <w:r>
+        <w:rPr>
+          <w:rFonts w:ascii="Times New Roman" w:cs="Times New Roman" w:eastAsia="Times New Roman" w:hAnsi="Times New Roman"/>
+          <w:sz w:val="24"/>
+          <w:szCs w:val="24"/>
+        </w:rPr>
+        <w:t xml:space="preserve">, o que garante a integração da comunicação (Figura 1).</w:t>
       </w:r>
     </w:p>
     <w:p>
@@ -9146,7 +9074,7 @@
       <w:r>
         <w:drawing>
           <wp:inline distT="0" distB="0" distL="0" distR="0">
-            <wp:extent cx="5580000" cy="3301500"/>
+            <wp:extent cx="5724000" cy="3410550"/>
             <wp:effectExtent l="0" t="0" r="0" b="0"/>
             <wp:docPr id="2" name="figura1.png" descr="Ecossistema de pontos de contato: Atrair, Explicar, Provar, Converter, Relacionar e Reativar em torno da mensagem central"/>
             <wp:cNvGraphicFramePr>
@@ -9168,7 +9096,7 @@
                   <pic:spPr>
                     <a:xfrm>
                       <a:off x="0" y="0"/>
-                      <a:ext cx="5580000" cy="3301500"/>
+                      <a:ext cx="5724000" cy="3410550"/>
                     </a:xfrm>
                     <a:prstGeom prst="rect">
                       <a:avLst/>
@@ -9196,7 +9124,7 @@
           <w:sz w:val="20"/>
           <w:szCs w:val="20"/>
         </w:rPr>
-        <w:t xml:space="preserve">Fonte: elaborado pelo grupo (2026), com base em Souza (2026b; 2026c).</w:t>
+        <w:t xml:space="preserve">Fonte: elaborado pelo grupo (2026), com base em Souza (2026b, 2026c).</w:t>
       </w:r>
     </w:p>
     <w:p>
@@ -9248,8 +9176,8 @@
         <w:gridCol w:w="1800"/>
         <w:gridCol w:w="1400"/>
         <w:gridCol w:w="1250"/>
-        <w:gridCol w:w="1550"/>
-        <w:gridCol w:w="3029"/>
+        <w:gridCol w:w="1560"/>
+        <w:gridCol w:w="3019"/>
       </w:tblGrid>
       <w:tr>
         <w:trPr>
@@ -9293,7 +9221,7 @@
                 <w:sz w:val="24"/>
                 <w:szCs w:val="24"/>
               </w:rPr>
-              <w:t xml:space="preserve">Canal ou ponto de contato</w:t>
+              <w:t xml:space="preserve">Canal ou Ponto de Contato</w:t>
             </w:r>
           </w:p>
         </w:tc>
@@ -9334,7 +9262,7 @@
                 <w:sz w:val="24"/>
                 <w:szCs w:val="24"/>
               </w:rPr>
-              <w:t xml:space="preserve">Tipo de mídia</w:t>
+              <w:t xml:space="preserve">Tipo de Mídia</w:t>
             </w:r>
           </w:p>
         </w:tc>
@@ -9381,7 +9309,7 @@
         </w:tc>
         <w:tc>
           <w:tcPr>
-            <w:tcW w:w="1550" w:type="dxa"/>
+            <w:tcW w:w="1560" w:type="dxa"/>
             <w:tcBorders>
               <w:top w:color="c4c7c5" w:space="0" w:sz="6" w:val="single"/>
               <w:left w:color="c4c7c5" w:space="0" w:sz="6" w:val="single"/>
@@ -9422,7 +9350,7 @@
         </w:tc>
         <w:tc>
           <w:tcPr>
-            <w:tcW w:w="3029" w:type="dxa"/>
+            <w:tcW w:w="3019" w:type="dxa"/>
             <w:tcBorders>
               <w:top w:color="c4c7c5" w:space="0" w:sz="6" w:val="single"/>
               <w:left w:color="c4c7c5" w:space="0" w:sz="6" w:val="single"/>
@@ -9457,7 +9385,7 @@
                 <w:sz w:val="24"/>
                 <w:szCs w:val="24"/>
               </w:rPr>
-              <w:t xml:space="preserve">Por que este canal</w:t>
+              <w:t xml:space="preserve">Justificativa do Canal</w:t>
             </w:r>
           </w:p>
         </w:tc>
@@ -9580,7 +9508,7 @@
         </w:tc>
         <w:tc>
           <w:tcPr>
-            <w:tcW w:w="1550" w:type="dxa"/>
+            <w:tcW w:w="1560" w:type="dxa"/>
             <w:tcBorders>
               <w:top w:color="c4c7c5" w:space="0" w:sz="6" w:val="single"/>
               <w:left w:color="c4c7c5" w:space="0" w:sz="6" w:val="single"/>
@@ -9616,7 +9544,7 @@
         </w:tc>
         <w:tc>
           <w:tcPr>
-            <w:tcW w:w="3029" w:type="dxa"/>
+            <w:tcW w:w="3019" w:type="dxa"/>
             <w:tcBorders>
               <w:top w:color="c4c7c5" w:space="0" w:sz="6" w:val="single"/>
               <w:left w:color="c4c7c5" w:space="0" w:sz="6" w:val="single"/>
@@ -9763,13 +9691,13 @@
                 <w:sz w:val="24"/>
                 <w:szCs w:val="24"/>
               </w:rPr>
-              <w:t xml:space="preserve">Atrair e inspirar</w:t>
-            </w:r>
-          </w:p>
-        </w:tc>
-        <w:tc>
-          <w:tcPr>
-            <w:tcW w:w="1550" w:type="dxa"/>
+              <w:t xml:space="preserve">Atrair</w:t>
+            </w:r>
+          </w:p>
+        </w:tc>
+        <w:tc>
+          <w:tcPr>
+            <w:tcW w:w="1560" w:type="dxa"/>
             <w:tcBorders>
               <w:top w:color="c4c7c5" w:space="0" w:sz="6" w:val="single"/>
               <w:left w:color="c4c7c5" w:space="0" w:sz="6" w:val="single"/>
@@ -9805,7 +9733,7 @@
         </w:tc>
         <w:tc>
           <w:tcPr>
-            <w:tcW w:w="3029" w:type="dxa"/>
+            <w:tcW w:w="3019" w:type="dxa"/>
             <w:tcBorders>
               <w:top w:color="c4c7c5" w:space="0" w:sz="6" w:val="single"/>
               <w:left w:color="c4c7c5" w:space="0" w:sz="6" w:val="single"/>
@@ -9902,7 +9830,7 @@
                 <w:sz w:val="24"/>
                 <w:szCs w:val="24"/>
               </w:rPr>
-              <w:t xml:space="preserve"> de foco)</w:t>
+              <w:t xml:space="preserve"> Modo Foco)</w:t>
             </w:r>
           </w:p>
         </w:tc>
@@ -9980,7 +9908,7 @@
         </w:tc>
         <w:tc>
           <w:tcPr>
-            <w:tcW w:w="1550" w:type="dxa"/>
+            <w:tcW w:w="1560" w:type="dxa"/>
             <w:tcBorders>
               <w:top w:color="c4c7c5" w:space="0" w:sz="6" w:val="single"/>
               <w:left w:color="c4c7c5" w:space="0" w:sz="6" w:val="single"/>
@@ -10016,7 +9944,7 @@
         </w:tc>
         <w:tc>
           <w:tcPr>
-            <w:tcW w:w="3029" w:type="dxa"/>
+            <w:tcW w:w="3019" w:type="dxa"/>
             <w:tcBorders>
               <w:top w:color="c4c7c5" w:space="0" w:sz="6" w:val="single"/>
               <w:left w:color="c4c7c5" w:space="0" w:sz="6" w:val="single"/>
@@ -10181,7 +10109,7 @@
         </w:tc>
         <w:tc>
           <w:tcPr>
-            <w:tcW w:w="1550" w:type="dxa"/>
+            <w:tcW w:w="1560" w:type="dxa"/>
             <w:tcBorders>
               <w:top w:color="c4c7c5" w:space="0" w:sz="6" w:val="single"/>
               <w:left w:color="c4c7c5" w:space="0" w:sz="6" w:val="single"/>
@@ -10217,7 +10145,7 @@
         </w:tc>
         <w:tc>
           <w:tcPr>
-            <w:tcW w:w="3029" w:type="dxa"/>
+            <w:tcW w:w="3019" w:type="dxa"/>
             <w:tcBorders>
               <w:top w:color="c4c7c5" w:space="0" w:sz="6" w:val="single"/>
               <w:left w:color="c4c7c5" w:space="0" w:sz="6" w:val="single"/>
@@ -10370,7 +10298,7 @@
         </w:tc>
         <w:tc>
           <w:tcPr>
-            <w:tcW w:w="1550" w:type="dxa"/>
+            <w:tcW w:w="1560" w:type="dxa"/>
             <w:tcBorders>
               <w:top w:color="c4c7c5" w:space="0" w:sz="6" w:val="single"/>
               <w:left w:color="c4c7c5" w:space="0" w:sz="6" w:val="single"/>
@@ -10406,7 +10334,7 @@
         </w:tc>
         <w:tc>
           <w:tcPr>
-            <w:tcW w:w="3029" w:type="dxa"/>
+            <w:tcW w:w="3019" w:type="dxa"/>
             <w:tcBorders>
               <w:top w:color="c4c7c5" w:space="0" w:sz="6" w:val="single"/>
               <w:left w:color="c4c7c5" w:space="0" w:sz="6" w:val="single"/>
@@ -10581,7 +10509,7 @@
         </w:tc>
         <w:tc>
           <w:tcPr>
-            <w:tcW w:w="1550" w:type="dxa"/>
+            <w:tcW w:w="1560" w:type="dxa"/>
             <w:tcBorders>
               <w:top w:color="c4c7c5" w:space="0" w:sz="6" w:val="single"/>
               <w:left w:color="c4c7c5" w:space="0" w:sz="6" w:val="single"/>
@@ -10617,7 +10545,7 @@
         </w:tc>
         <w:tc>
           <w:tcPr>
-            <w:tcW w:w="3029" w:type="dxa"/>
+            <w:tcW w:w="3019" w:type="dxa"/>
             <w:tcBorders>
               <w:top w:color="c4c7c5" w:space="0" w:sz="6" w:val="single"/>
               <w:left w:color="c4c7c5" w:space="0" w:sz="6" w:val="single"/>
@@ -10770,7 +10698,7 @@
         </w:tc>
         <w:tc>
           <w:tcPr>
-            <w:tcW w:w="1550" w:type="dxa"/>
+            <w:tcW w:w="1560" w:type="dxa"/>
             <w:tcBorders>
               <w:top w:color="c4c7c5" w:space="0" w:sz="6" w:val="single"/>
               <w:left w:color="c4c7c5" w:space="0" w:sz="6" w:val="single"/>
@@ -10806,7 +10734,7 @@
         </w:tc>
         <w:tc>
           <w:tcPr>
-            <w:tcW w:w="3029" w:type="dxa"/>
+            <w:tcW w:w="3019" w:type="dxa"/>
             <w:tcBorders>
               <w:top w:color="c4c7c5" w:space="0" w:sz="6" w:val="single"/>
               <w:left w:color="c4c7c5" w:space="0" w:sz="6" w:val="single"/>
@@ -10959,7 +10887,7 @@
         </w:tc>
         <w:tc>
           <w:tcPr>
-            <w:tcW w:w="1550" w:type="dxa"/>
+            <w:tcW w:w="1560" w:type="dxa"/>
             <w:tcBorders>
               <w:top w:color="c4c7c5" w:space="0" w:sz="6" w:val="single"/>
               <w:left w:color="c4c7c5" w:space="0" w:sz="6" w:val="single"/>
@@ -10995,7 +10923,7 @@
         </w:tc>
         <w:tc>
           <w:tcPr>
-            <w:tcW w:w="3029" w:type="dxa"/>
+            <w:tcW w:w="3019" w:type="dxa"/>
             <w:tcBorders>
               <w:top w:color="c4c7c5" w:space="0" w:sz="6" w:val="single"/>
               <w:left w:color="c4c7c5" w:space="0" w:sz="6" w:val="single"/>
@@ -11071,7 +10999,9 @@
                 <w:sz w:val="24"/>
                 <w:szCs w:val="24"/>
               </w:rPr>
-              <w:t xml:space="preserve">Diário de Bordo (canal de WhatsApp e e-mail com consentimento)</w:t>
+              <w:t xml:space="preserve">Diário de Bordo (canal de WhatsApp e e</w:t>
+              <w:noBreakHyphen/>
+              <w:t xml:space="preserve">mail com consentimento)</w:t>
             </w:r>
           </w:p>
         </w:tc>
@@ -11151,7 +11081,7 @@
         </w:tc>
         <w:tc>
           <w:tcPr>
-            <w:tcW w:w="1550" w:type="dxa"/>
+            <w:tcW w:w="1560" w:type="dxa"/>
             <w:tcBorders>
               <w:top w:color="c4c7c5" w:space="0" w:sz="6" w:val="single"/>
               <w:left w:color="c4c7c5" w:space="0" w:sz="6" w:val="single"/>
@@ -11188,7 +11118,7 @@
         </w:tc>
         <w:tc>
           <w:tcPr>
-            <w:tcW w:w="3029" w:type="dxa"/>
+            <w:tcW w:w="3019" w:type="dxa"/>
             <w:tcBorders>
               <w:top w:color="c4c7c5" w:space="0" w:sz="6" w:val="single"/>
               <w:left w:color="c4c7c5" w:space="0" w:sz="6" w:val="single"/>
@@ -11240,7 +11170,7 @@
           <w:sz w:val="20"/>
           <w:szCs w:val="20"/>
         </w:rPr>
-        <w:t xml:space="preserve">Fonte: elaborado pelo grupo (2026), com base em Souza (2026b; 2026c).</w:t>
+        <w:t xml:space="preserve">Fonte: elaborado pelo grupo (2026), com base em Souza (2026b, 2026c).</w:t>
       </w:r>
     </w:p>
     <w:p>
@@ -11278,7 +11208,7 @@
           <w:sz w:val="24"/>
           <w:szCs w:val="24"/>
         </w:rPr>
-        <w:t xml:space="preserve">O que ficou de fora e por quê:</w:t>
+        <w:t xml:space="preserve">O Que Ficou de Fora e Por Quê:</w:t>
       </w:r>
       <w:r>
         <w:rPr>
@@ -11293,6 +11223,7 @@
       <w:pPr>
         <w:keepNext w:val="1"/>
         <w:spacing w:before="360" w:after="240" w:line="276" w:lineRule="auto"/>
+        <w:outlineLvl w:val="0"/>
         <w:rPr>
           <w:rFonts w:ascii="Times New Roman" w:cs="Times New Roman" w:eastAsia="Times New Roman" w:hAnsi="Times New Roman"/>
           <w:b w:val="1"/>
@@ -11334,6 +11265,7 @@
       <w:pPr>
         <w:keepNext w:val="1"/>
         <w:spacing w:before="240" w:after="160" w:line="276" w:lineRule="auto"/>
+        <w:outlineLvl w:val="1"/>
         <w:rPr>
           <w:rFonts w:ascii="Times New Roman" w:cs="Times New Roman" w:eastAsia="Times New Roman" w:hAnsi="Times New Roman"/>
           <w:b w:val="1"/>
@@ -11350,7 +11282,7 @@
           <w:sz w:val="24"/>
           <w:szCs w:val="24"/>
         </w:rPr>
-        <w:t xml:space="preserve">10.1 Pilares de conteúdo</w:t>
+        <w:t xml:space="preserve">10.1 Pilares de Conteúdo</w:t>
       </w:r>
     </w:p>
     <w:p>
@@ -11487,7 +11419,7 @@
                 <w:sz w:val="24"/>
                 <w:szCs w:val="24"/>
               </w:rPr>
-              <w:t xml:space="preserve">Pergunta que responde</w:t>
+              <w:t xml:space="preserve">Pergunta Respondida</w:t>
             </w:r>
           </w:p>
         </w:tc>
@@ -11528,7 +11460,9 @@
                 <w:sz w:val="24"/>
                 <w:szCs w:val="24"/>
               </w:rPr>
-              <w:t xml:space="preserve">Conteúdo-chave</w:t>
+              <w:t xml:space="preserve">Conteúdo</w:t>
+              <w:noBreakHyphen/>
+              <w:t xml:space="preserve">Chave</w:t>
             </w:r>
           </w:p>
         </w:tc>
@@ -12243,6 +12177,7 @@
       <w:pPr>
         <w:keepNext w:val="1"/>
         <w:spacing w:before="240" w:after="160" w:line="276" w:lineRule="auto"/>
+        <w:outlineLvl w:val="1"/>
         <w:rPr>
           <w:rFonts w:ascii="Times New Roman" w:cs="Times New Roman" w:eastAsia="Times New Roman" w:hAnsi="Times New Roman"/>
           <w:b w:val="1"/>
@@ -12259,7 +12194,7 @@
           <w:sz w:val="24"/>
           <w:szCs w:val="24"/>
         </w:rPr>
-        <w:t xml:space="preserve">10.2 Direção criativa</w:t>
+        <w:t xml:space="preserve">10.2 Direção Criativa</w:t>
       </w:r>
     </w:p>
     <w:p>
@@ -12655,7 +12590,25 @@
                 <w:sz w:val="24"/>
                 <w:szCs w:val="24"/>
               </w:rPr>
-              <w:t xml:space="preserve">Mantém os elementos da marca (lata azul e prata, logotipo dos touros), o que garante reconhecimento e preserva a essência. Como recurso visual próprio, usa grafismos de transmissão esportiva (cronômetro, altitude, velocidade) sobre cenas reais de biblioteca, home office e </w:t>
+              <w:t xml:space="preserve">Mantém os elementos da marca (lata azul e prata, logotipo dos touros), o que garante reconhecimento e preserva a essência. Como recurso visual próprio, usa grafismos de transmissão esportiva (cronômetro, altitude, velocidade) sobre cenas reais de biblioteca, </w:t>
+            </w:r>
+            <w:r>
+              <w:rPr>
+                <w:rFonts w:ascii="Times New Roman" w:cs="Times New Roman" w:eastAsia="Times New Roman" w:hAnsi="Times New Roman"/>
+                <w:i w:val="1"/>
+                <w:iCs w:val="1"/>
+                <w:sz w:val="24"/>
+                <w:szCs w:val="24"/>
+              </w:rPr>
+              <w:t xml:space="preserve">home office</w:t>
+            </w:r>
+            <w:r>
+              <w:rPr>
+                <w:rFonts w:ascii="Times New Roman" w:cs="Times New Roman" w:eastAsia="Times New Roman" w:hAnsi="Times New Roman"/>
+                <w:sz w:val="24"/>
+                <w:szCs w:val="24"/>
+              </w:rPr>
+              <w:t xml:space="preserve"> e </w:t>
             </w:r>
             <w:r>
               <w:rPr>
@@ -12777,7 +12730,7 @@
           <w:sz w:val="20"/>
           <w:szCs w:val="20"/>
         </w:rPr>
-        <w:t xml:space="preserve">Fonte: elaborado pelo grupo (2026), com base em Souza (2026b; 2026c).</w:t>
+        <w:t xml:space="preserve">Fonte: elaborado pelo grupo (2026), com base em Souza (2026b, 2026c).</w:t>
       </w:r>
     </w:p>
     <w:p>
@@ -12788,9 +12741,9 @@
           <w:szCs w:val="2"/>
         </w:rPr>
         <w:sectPr>
+          <w:headerReference w:type="default" r:id="rId101"/>
           <w:pgSz w:w="11909" w:h="16834" w:orient="portrait"/>
-          <w:pgMar w:bottom="1440" w:top="1440" w:left="1440" w:right="1440" w:header="720" w:footer="720"/>
-          <w:pgNumType w:start="1"/>
+          <w:pgMar w:bottom="1440" w:top="1440" w:left="1440" w:right="1440" w:header="1134" w:footer="720"/>
         </w:sectPr>
       </w:pPr>
     </w:p>
@@ -12798,6 +12751,7 @@
       <w:pPr>
         <w:keepNext w:val="1"/>
         <w:spacing w:before="240" w:after="160" w:line="276" w:lineRule="auto"/>
+        <w:outlineLvl w:val="1"/>
         <w:rPr>
           <w:rFonts w:ascii="Times New Roman" w:cs="Times New Roman" w:eastAsia="Times New Roman" w:hAnsi="Times New Roman"/>
           <w:b w:val="1"/>
@@ -12814,7 +12768,7 @@
           <w:sz w:val="24"/>
           <w:szCs w:val="24"/>
         </w:rPr>
-        <w:t xml:space="preserve">10.3 Matriz de ações integradas</w:t>
+        <w:t xml:space="preserve">10.3 Matriz de Ações Integradas</w:t>
       </w:r>
     </w:p>
     <w:p>
@@ -12863,23 +12817,24 @@
         <w:tblLook w:val="0600"/>
       </w:tblPr>
       <w:tblGrid>
-        <w:gridCol w:w="1550"/>
-        <w:gridCol w:w="1220"/>
-        <w:gridCol w:w="1680"/>
-        <w:gridCol w:w="1560"/>
-        <w:gridCol w:w="1380"/>
-        <w:gridCol w:w="1840"/>
-        <w:gridCol w:w="1510"/>
         <w:gridCol w:w="1534"/>
-        <w:gridCol w:w="1680"/>
+        <w:gridCol w:w="1205"/>
+        <w:gridCol w:w="1684"/>
+        <w:gridCol w:w="1565"/>
+        <w:gridCol w:w="1320"/>
+        <w:gridCol w:w="1880"/>
+        <w:gridCol w:w="1531"/>
+        <w:gridCol w:w="1551"/>
+        <w:gridCol w:w="1684"/>
       </w:tblGrid>
       <w:tr>
         <w:trPr>
+          <w:cantSplit w:val="1"/>
           <w:tblHeader w:val="1"/>
         </w:trPr>
         <w:tc>
           <w:tcPr>
-            <w:tcW w:w="1550" w:type="dxa"/>
+            <w:tcW w:w="1534" w:type="dxa"/>
             <w:tcBorders>
               <w:top w:color="c4c7c5" w:space="0" w:sz="6" w:val="single"/>
               <w:left w:color="c4c7c5" w:space="0" w:sz="6" w:val="single"/>
@@ -12920,7 +12875,7 @@
         </w:tc>
         <w:tc>
           <w:tcPr>
-            <w:tcW w:w="1220" w:type="dxa"/>
+            <w:tcW w:w="1205" w:type="dxa"/>
             <w:tcBorders>
               <w:top w:color="c4c7c5" w:space="0" w:sz="6" w:val="single"/>
               <w:left w:color="c4c7c5" w:space="0" w:sz="6" w:val="single"/>
@@ -12961,7 +12916,7 @@
         </w:tc>
         <w:tc>
           <w:tcPr>
-            <w:tcW w:w="1680" w:type="dxa"/>
+            <w:tcW w:w="1684" w:type="dxa"/>
             <w:tcBorders>
               <w:top w:color="c4c7c5" w:space="0" w:sz="6" w:val="single"/>
               <w:left w:color="c4c7c5" w:space="0" w:sz="6" w:val="single"/>
@@ -13002,7 +12957,7 @@
         </w:tc>
         <w:tc>
           <w:tcPr>
-            <w:tcW w:w="1560" w:type="dxa"/>
+            <w:tcW w:w="1565" w:type="dxa"/>
             <w:tcBorders>
               <w:top w:color="c4c7c5" w:space="0" w:sz="6" w:val="single"/>
               <w:left w:color="c4c7c5" w:space="0" w:sz="6" w:val="single"/>
@@ -13043,7 +12998,7 @@
         </w:tc>
         <w:tc>
           <w:tcPr>
-            <w:tcW w:w="1380" w:type="dxa"/>
+            <w:tcW w:w="1320" w:type="dxa"/>
             <w:tcBorders>
               <w:top w:color="c4c7c5" w:space="0" w:sz="6" w:val="single"/>
               <w:left w:color="c4c7c5" w:space="0" w:sz="6" w:val="single"/>
@@ -13084,7 +13039,7 @@
         </w:tc>
         <w:tc>
           <w:tcPr>
-            <w:tcW w:w="1840" w:type="dxa"/>
+            <w:tcW w:w="1880" w:type="dxa"/>
             <w:tcBorders>
               <w:top w:color="c4c7c5" w:space="0" w:sz="6" w:val="single"/>
               <w:left w:color="c4c7c5" w:space="0" w:sz="6" w:val="single"/>
@@ -13125,7 +13080,7 @@
         </w:tc>
         <w:tc>
           <w:tcPr>
-            <w:tcW w:w="1510" w:type="dxa"/>
+            <w:tcW w:w="1531" w:type="dxa"/>
             <w:tcBorders>
               <w:top w:color="c4c7c5" w:space="0" w:sz="6" w:val="single"/>
               <w:left w:color="c4c7c5" w:space="0" w:sz="6" w:val="single"/>
@@ -13160,13 +13115,13 @@
                 <w:sz w:val="24"/>
                 <w:szCs w:val="24"/>
               </w:rPr>
-              <w:t xml:space="preserve">Etapa da jornada</w:t>
-            </w:r>
-          </w:p>
-        </w:tc>
-        <w:tc>
-          <w:tcPr>
-            <w:tcW w:w="1534" w:type="dxa"/>
+              <w:t xml:space="preserve">Etapa da Jornada</w:t>
+            </w:r>
+          </w:p>
+        </w:tc>
+        <w:tc>
+          <w:tcPr>
+            <w:tcW w:w="1551" w:type="dxa"/>
             <w:tcBorders>
               <w:top w:color="c4c7c5" w:space="0" w:sz="6" w:val="single"/>
               <w:left w:color="c4c7c5" w:space="0" w:sz="6" w:val="single"/>
@@ -13207,7 +13162,7 @@
         </w:tc>
         <w:tc>
           <w:tcPr>
-            <w:tcW w:w="1680" w:type="dxa"/>
+            <w:tcW w:w="1684" w:type="dxa"/>
             <w:tcBorders>
               <w:top w:color="c4c7c5" w:space="0" w:sz="6" w:val="single"/>
               <w:left w:color="c4c7c5" w:space="0" w:sz="6" w:val="single"/>
@@ -13248,10 +13203,12 @@
         </w:tc>
       </w:tr>
       <w:tr>
-        <w:trPr/>
-        <w:tc>
-          <w:tcPr>
-            <w:tcW w:w="1550" w:type="dxa"/>
+        <w:trPr>
+          <w:cantSplit w:val="1"/>
+        </w:trPr>
+        <w:tc>
+          <w:tcPr>
+            <w:tcW w:w="1534" w:type="dxa"/>
             <w:tcBorders>
               <w:top w:color="c4c7c5" w:space="0" w:sz="6" w:val="single"/>
               <w:left w:color="c4c7c5" w:space="0" w:sz="6" w:val="single"/>
@@ -13291,7 +13248,7 @@
         </w:tc>
         <w:tc>
           <w:tcPr>
-            <w:tcW w:w="1220" w:type="dxa"/>
+            <w:tcW w:w="1205" w:type="dxa"/>
             <w:tcBorders>
               <w:top w:color="c4c7c5" w:space="0" w:sz="6" w:val="single"/>
               <w:left w:color="c4c7c5" w:space="0" w:sz="6" w:val="single"/>
@@ -13327,7 +13284,7 @@
         </w:tc>
         <w:tc>
           <w:tcPr>
-            <w:tcW w:w="1680" w:type="dxa"/>
+            <w:tcW w:w="1684" w:type="dxa"/>
             <w:tcBorders>
               <w:top w:color="c4c7c5" w:space="0" w:sz="6" w:val="single"/>
               <w:left w:color="c4c7c5" w:space="0" w:sz="6" w:val="single"/>
@@ -13363,7 +13320,7 @@
         </w:tc>
         <w:tc>
           <w:tcPr>
-            <w:tcW w:w="1560" w:type="dxa"/>
+            <w:tcW w:w="1565" w:type="dxa"/>
             <w:tcBorders>
               <w:top w:color="c4c7c5" w:space="0" w:sz="6" w:val="single"/>
               <w:left w:color="c4c7c5" w:space="0" w:sz="6" w:val="single"/>
@@ -13399,7 +13356,7 @@
         </w:tc>
         <w:tc>
           <w:tcPr>
-            <w:tcW w:w="1380" w:type="dxa"/>
+            <w:tcW w:w="1320" w:type="dxa"/>
             <w:tcBorders>
               <w:top w:color="c4c7c5" w:space="0" w:sz="6" w:val="single"/>
               <w:left w:color="c4c7c5" w:space="0" w:sz="6" w:val="single"/>
@@ -13435,7 +13392,7 @@
         </w:tc>
         <w:tc>
           <w:tcPr>
-            <w:tcW w:w="1840" w:type="dxa"/>
+            <w:tcW w:w="1880" w:type="dxa"/>
             <w:tcBorders>
               <w:top w:color="c4c7c5" w:space="0" w:sz="6" w:val="single"/>
               <w:left w:color="c4c7c5" w:space="0" w:sz="6" w:val="single"/>
@@ -13471,7 +13428,7 @@
         </w:tc>
         <w:tc>
           <w:tcPr>
-            <w:tcW w:w="1510" w:type="dxa"/>
+            <w:tcW w:w="1531" w:type="dxa"/>
             <w:tcBorders>
               <w:top w:color="c4c7c5" w:space="0" w:sz="6" w:val="single"/>
               <w:left w:color="c4c7c5" w:space="0" w:sz="6" w:val="single"/>
@@ -13507,7 +13464,7 @@
         </w:tc>
         <w:tc>
           <w:tcPr>
-            <w:tcW w:w="1534" w:type="dxa"/>
+            <w:tcW w:w="1551" w:type="dxa"/>
             <w:tcBorders>
               <w:top w:color="c4c7c5" w:space="0" w:sz="6" w:val="single"/>
               <w:left w:color="c4c7c5" w:space="0" w:sz="6" w:val="single"/>
@@ -13543,7 +13500,7 @@
         </w:tc>
         <w:tc>
           <w:tcPr>
-            <w:tcW w:w="1680" w:type="dxa"/>
+            <w:tcW w:w="1684" w:type="dxa"/>
             <w:tcBorders>
               <w:top w:color="c4c7c5" w:space="0" w:sz="6" w:val="single"/>
               <w:left w:color="c4c7c5" w:space="0" w:sz="6" w:val="single"/>
@@ -13579,10 +13536,12 @@
         </w:tc>
       </w:tr>
       <w:tr>
-        <w:trPr/>
-        <w:tc>
-          <w:tcPr>
-            <w:tcW w:w="1550" w:type="dxa"/>
+        <w:trPr>
+          <w:cantSplit w:val="1"/>
+        </w:trPr>
+        <w:tc>
+          <w:tcPr>
+            <w:tcW w:w="1534" w:type="dxa"/>
             <w:tcBorders>
               <w:top w:color="c4c7c5" w:space="0" w:sz="6" w:val="single"/>
               <w:left w:color="c4c7c5" w:space="0" w:sz="6" w:val="single"/>
@@ -13622,7 +13581,7 @@
         </w:tc>
         <w:tc>
           <w:tcPr>
-            <w:tcW w:w="1220" w:type="dxa"/>
+            <w:tcW w:w="1205" w:type="dxa"/>
             <w:tcBorders>
               <w:top w:color="c4c7c5" w:space="0" w:sz="6" w:val="single"/>
               <w:left w:color="c4c7c5" w:space="0" w:sz="6" w:val="single"/>
@@ -13658,7 +13617,7 @@
         </w:tc>
         <w:tc>
           <w:tcPr>
-            <w:tcW w:w="1680" w:type="dxa"/>
+            <w:tcW w:w="1684" w:type="dxa"/>
             <w:tcBorders>
               <w:top w:color="c4c7c5" w:space="0" w:sz="6" w:val="single"/>
               <w:left w:color="c4c7c5" w:space="0" w:sz="6" w:val="single"/>
@@ -13694,7 +13653,7 @@
         </w:tc>
         <w:tc>
           <w:tcPr>
-            <w:tcW w:w="1560" w:type="dxa"/>
+            <w:tcW w:w="1565" w:type="dxa"/>
             <w:tcBorders>
               <w:top w:color="c4c7c5" w:space="0" w:sz="6" w:val="single"/>
               <w:left w:color="c4c7c5" w:space="0" w:sz="6" w:val="single"/>
@@ -13730,7 +13689,7 @@
         </w:tc>
         <w:tc>
           <w:tcPr>
-            <w:tcW w:w="1380" w:type="dxa"/>
+            <w:tcW w:w="1320" w:type="dxa"/>
             <w:tcBorders>
               <w:top w:color="c4c7c5" w:space="0" w:sz="6" w:val="single"/>
               <w:left w:color="c4c7c5" w:space="0" w:sz="6" w:val="single"/>
@@ -13766,7 +13725,7 @@
         </w:tc>
         <w:tc>
           <w:tcPr>
-            <w:tcW w:w="1840" w:type="dxa"/>
+            <w:tcW w:w="1880" w:type="dxa"/>
             <w:tcBorders>
               <w:top w:color="c4c7c5" w:space="0" w:sz="6" w:val="single"/>
               <w:left w:color="c4c7c5" w:space="0" w:sz="6" w:val="single"/>
@@ -13830,7 +13789,7 @@
         </w:tc>
         <w:tc>
           <w:tcPr>
-            <w:tcW w:w="1510" w:type="dxa"/>
+            <w:tcW w:w="1531" w:type="dxa"/>
             <w:tcBorders>
               <w:top w:color="c4c7c5" w:space="0" w:sz="6" w:val="single"/>
               <w:left w:color="c4c7c5" w:space="0" w:sz="6" w:val="single"/>
@@ -13866,7 +13825,7 @@
         </w:tc>
         <w:tc>
           <w:tcPr>
-            <w:tcW w:w="1534" w:type="dxa"/>
+            <w:tcW w:w="1551" w:type="dxa"/>
             <w:tcBorders>
               <w:top w:color="c4c7c5" w:space="0" w:sz="6" w:val="single"/>
               <w:left w:color="c4c7c5" w:space="0" w:sz="6" w:val="single"/>
@@ -13902,7 +13861,7 @@
         </w:tc>
         <w:tc>
           <w:tcPr>
-            <w:tcW w:w="1680" w:type="dxa"/>
+            <w:tcW w:w="1684" w:type="dxa"/>
             <w:tcBorders>
               <w:top w:color="c4c7c5" w:space="0" w:sz="6" w:val="single"/>
               <w:left w:color="c4c7c5" w:space="0" w:sz="6" w:val="single"/>
@@ -13938,10 +13897,12 @@
         </w:tc>
       </w:tr>
       <w:tr>
-        <w:trPr/>
-        <w:tc>
-          <w:tcPr>
-            <w:tcW w:w="1550" w:type="dxa"/>
+        <w:trPr>
+          <w:cantSplit w:val="1"/>
+        </w:trPr>
+        <w:tc>
+          <w:tcPr>
+            <w:tcW w:w="1534" w:type="dxa"/>
             <w:tcBorders>
               <w:top w:color="c4c7c5" w:space="0" w:sz="6" w:val="single"/>
               <w:left w:color="c4c7c5" w:space="0" w:sz="6" w:val="single"/>
@@ -13981,7 +13942,7 @@
         </w:tc>
         <w:tc>
           <w:tcPr>
-            <w:tcW w:w="1220" w:type="dxa"/>
+            <w:tcW w:w="1205" w:type="dxa"/>
             <w:tcBorders>
               <w:top w:color="c4c7c5" w:space="0" w:sz="6" w:val="single"/>
               <w:left w:color="c4c7c5" w:space="0" w:sz="6" w:val="single"/>
@@ -14017,7 +13978,7 @@
         </w:tc>
         <w:tc>
           <w:tcPr>
-            <w:tcW w:w="1680" w:type="dxa"/>
+            <w:tcW w:w="1684" w:type="dxa"/>
             <w:tcBorders>
               <w:top w:color="c4c7c5" w:space="0" w:sz="6" w:val="single"/>
               <w:left w:color="c4c7c5" w:space="0" w:sz="6" w:val="single"/>
@@ -14053,7 +14014,7 @@
         </w:tc>
         <w:tc>
           <w:tcPr>
-            <w:tcW w:w="1560" w:type="dxa"/>
+            <w:tcW w:w="1565" w:type="dxa"/>
             <w:tcBorders>
               <w:top w:color="c4c7c5" w:space="0" w:sz="6" w:val="single"/>
               <w:left w:color="c4c7c5" w:space="0" w:sz="6" w:val="single"/>
@@ -14089,7 +14050,7 @@
         </w:tc>
         <w:tc>
           <w:tcPr>
-            <w:tcW w:w="1380" w:type="dxa"/>
+            <w:tcW w:w="1320" w:type="dxa"/>
             <w:tcBorders>
               <w:top w:color="c4c7c5" w:space="0" w:sz="6" w:val="single"/>
               <w:left w:color="c4c7c5" w:space="0" w:sz="6" w:val="single"/>
@@ -14125,7 +14086,7 @@
         </w:tc>
         <w:tc>
           <w:tcPr>
-            <w:tcW w:w="1840" w:type="dxa"/>
+            <w:tcW w:w="1880" w:type="dxa"/>
             <w:tcBorders>
               <w:top w:color="c4c7c5" w:space="0" w:sz="6" w:val="single"/>
               <w:left w:color="c4c7c5" w:space="0" w:sz="6" w:val="single"/>
@@ -14179,7 +14140,7 @@
         </w:tc>
         <w:tc>
           <w:tcPr>
-            <w:tcW w:w="1510" w:type="dxa"/>
+            <w:tcW w:w="1531" w:type="dxa"/>
             <w:tcBorders>
               <w:top w:color="c4c7c5" w:space="0" w:sz="6" w:val="single"/>
               <w:left w:color="c4c7c5" w:space="0" w:sz="6" w:val="single"/>
@@ -14215,7 +14176,7 @@
         </w:tc>
         <w:tc>
           <w:tcPr>
-            <w:tcW w:w="1534" w:type="dxa"/>
+            <w:tcW w:w="1551" w:type="dxa"/>
             <w:tcBorders>
               <w:top w:color="c4c7c5" w:space="0" w:sz="6" w:val="single"/>
               <w:left w:color="c4c7c5" w:space="0" w:sz="6" w:val="single"/>
@@ -14245,13 +14206,13 @@
                 <w:sz w:val="24"/>
                 <w:szCs w:val="24"/>
               </w:rPr>
-              <w:t xml:space="preserve">Comunicação / RP (apoio: agência de social e Gerência de Marca)</w:t>
-            </w:r>
-          </w:p>
-        </w:tc>
-        <w:tc>
-          <w:tcPr>
-            <w:tcW w:w="1680" w:type="dxa"/>
+              <w:t xml:space="preserve">Comunicação / RP (apoio: agência de redes sociais e Gerência de Marca)</w:t>
+            </w:r>
+          </w:p>
+        </w:tc>
+        <w:tc>
+          <w:tcPr>
+            <w:tcW w:w="1684" w:type="dxa"/>
             <w:tcBorders>
               <w:top w:color="c4c7c5" w:space="0" w:sz="6" w:val="single"/>
               <w:left w:color="c4c7c5" w:space="0" w:sz="6" w:val="single"/>
@@ -14305,10 +14266,12 @@
         </w:tc>
       </w:tr>
       <w:tr>
-        <w:trPr/>
-        <w:tc>
-          <w:tcPr>
-            <w:tcW w:w="1550" w:type="dxa"/>
+        <w:trPr>
+          <w:cantSplit w:val="1"/>
+        </w:trPr>
+        <w:tc>
+          <w:tcPr>
+            <w:tcW w:w="1534" w:type="dxa"/>
             <w:tcBorders>
               <w:top w:color="c4c7c5" w:space="0" w:sz="6" w:val="single"/>
               <w:left w:color="c4c7c5" w:space="0" w:sz="6" w:val="single"/>
@@ -14348,7 +14311,7 @@
         </w:tc>
         <w:tc>
           <w:tcPr>
-            <w:tcW w:w="1220" w:type="dxa"/>
+            <w:tcW w:w="1205" w:type="dxa"/>
             <w:tcBorders>
               <w:top w:color="c4c7c5" w:space="0" w:sz="6" w:val="single"/>
               <w:left w:color="c4c7c5" w:space="0" w:sz="6" w:val="single"/>
@@ -14384,7 +14347,7 @@
         </w:tc>
         <w:tc>
           <w:tcPr>
-            <w:tcW w:w="1680" w:type="dxa"/>
+            <w:tcW w:w="1684" w:type="dxa"/>
             <w:tcBorders>
               <w:top w:color="c4c7c5" w:space="0" w:sz="6" w:val="single"/>
               <w:left w:color="c4c7c5" w:space="0" w:sz="6" w:val="single"/>
@@ -14414,13 +14377,15 @@
                 <w:sz w:val="24"/>
                 <w:szCs w:val="24"/>
               </w:rPr>
-              <w:t xml:space="preserve">Gerar experimentação no momento real de foco e transformá-la em primeira compra</w:t>
-            </w:r>
-          </w:p>
-        </w:tc>
-        <w:tc>
-          <w:tcPr>
-            <w:tcW w:w="1560" w:type="dxa"/>
+              <w:t xml:space="preserve">Gerar experimentação no momento real de foco e transformá</w:t>
+              <w:noBreakHyphen/>
+              <w:t xml:space="preserve">la em primeira compra</w:t>
+            </w:r>
+          </w:p>
+        </w:tc>
+        <w:tc>
+          <w:tcPr>
+            <w:tcW w:w="1565" w:type="dxa"/>
             <w:tcBorders>
               <w:top w:color="c4c7c5" w:space="0" w:sz="6" w:val="single"/>
               <w:left w:color="c4c7c5" w:space="0" w:sz="6" w:val="single"/>
@@ -14474,7 +14439,7 @@
         </w:tc>
         <w:tc>
           <w:tcPr>
-            <w:tcW w:w="1380" w:type="dxa"/>
+            <w:tcW w:w="1320" w:type="dxa"/>
             <w:tcBorders>
               <w:top w:color="c4c7c5" w:space="0" w:sz="6" w:val="single"/>
               <w:left w:color="c4c7c5" w:space="0" w:sz="6" w:val="single"/>
@@ -14510,7 +14475,7 @@
         </w:tc>
         <w:tc>
           <w:tcPr>
-            <w:tcW w:w="1840" w:type="dxa"/>
+            <w:tcW w:w="1880" w:type="dxa"/>
             <w:tcBorders>
               <w:top w:color="c4c7c5" w:space="0" w:sz="6" w:val="single"/>
               <w:left w:color="c4c7c5" w:space="0" w:sz="6" w:val="single"/>
@@ -14564,7 +14529,7 @@
         </w:tc>
         <w:tc>
           <w:tcPr>
-            <w:tcW w:w="1510" w:type="dxa"/>
+            <w:tcW w:w="1531" w:type="dxa"/>
             <w:tcBorders>
               <w:top w:color="c4c7c5" w:space="0" w:sz="6" w:val="single"/>
               <w:left w:color="c4c7c5" w:space="0" w:sz="6" w:val="single"/>
@@ -14600,7 +14565,7 @@
         </w:tc>
         <w:tc>
           <w:tcPr>
-            <w:tcW w:w="1534" w:type="dxa"/>
+            <w:tcW w:w="1551" w:type="dxa"/>
             <w:tcBorders>
               <w:top w:color="c4c7c5" w:space="0" w:sz="6" w:val="single"/>
               <w:left w:color="c4c7c5" w:space="0" w:sz="6" w:val="single"/>
@@ -14636,7 +14601,7 @@
         </w:tc>
         <w:tc>
           <w:tcPr>
-            <w:tcW w:w="1680" w:type="dxa"/>
+            <w:tcW w:w="1684" w:type="dxa"/>
             <w:tcBorders>
               <w:top w:color="c4c7c5" w:space="0" w:sz="6" w:val="single"/>
               <w:left w:color="c4c7c5" w:space="0" w:sz="6" w:val="single"/>
@@ -14672,10 +14637,12 @@
         </w:tc>
       </w:tr>
       <w:tr>
-        <w:trPr/>
-        <w:tc>
-          <w:tcPr>
-            <w:tcW w:w="1550" w:type="dxa"/>
+        <w:trPr>
+          <w:cantSplit w:val="1"/>
+        </w:trPr>
+        <w:tc>
+          <w:tcPr>
+            <w:tcW w:w="1534" w:type="dxa"/>
             <w:tcBorders>
               <w:top w:color="c4c7c5" w:space="0" w:sz="6" w:val="single"/>
               <w:left w:color="c4c7c5" w:space="0" w:sz="6" w:val="single"/>
@@ -14715,7 +14682,7 @@
         </w:tc>
         <w:tc>
           <w:tcPr>
-            <w:tcW w:w="1220" w:type="dxa"/>
+            <w:tcW w:w="1205" w:type="dxa"/>
             <w:tcBorders>
               <w:top w:color="c4c7c5" w:space="0" w:sz="6" w:val="single"/>
               <w:left w:color="c4c7c5" w:space="0" w:sz="6" w:val="single"/>
@@ -14751,7 +14718,7 @@
         </w:tc>
         <w:tc>
           <w:tcPr>
-            <w:tcW w:w="1680" w:type="dxa"/>
+            <w:tcW w:w="1684" w:type="dxa"/>
             <w:tcBorders>
               <w:top w:color="c4c7c5" w:space="0" w:sz="6" w:val="single"/>
               <w:left w:color="c4c7c5" w:space="0" w:sz="6" w:val="single"/>
@@ -14787,7 +14754,7 @@
         </w:tc>
         <w:tc>
           <w:tcPr>
-            <w:tcW w:w="1560" w:type="dxa"/>
+            <w:tcW w:w="1565" w:type="dxa"/>
             <w:tcBorders>
               <w:top w:color="c4c7c5" w:space="0" w:sz="6" w:val="single"/>
               <w:left w:color="c4c7c5" w:space="0" w:sz="6" w:val="single"/>
@@ -14841,7 +14808,7 @@
         </w:tc>
         <w:tc>
           <w:tcPr>
-            <w:tcW w:w="1380" w:type="dxa"/>
+            <w:tcW w:w="1320" w:type="dxa"/>
             <w:tcBorders>
               <w:top w:color="c4c7c5" w:space="0" w:sz="6" w:val="single"/>
               <w:left w:color="c4c7c5" w:space="0" w:sz="6" w:val="single"/>
@@ -14877,7 +14844,7 @@
         </w:tc>
         <w:tc>
           <w:tcPr>
-            <w:tcW w:w="1840" w:type="dxa"/>
+            <w:tcW w:w="1880" w:type="dxa"/>
             <w:tcBorders>
               <w:top w:color="c4c7c5" w:space="0" w:sz="6" w:val="single"/>
               <w:left w:color="c4c7c5" w:space="0" w:sz="6" w:val="single"/>
@@ -14967,7 +14934,7 @@
         </w:tc>
         <w:tc>
           <w:tcPr>
-            <w:tcW w:w="1510" w:type="dxa"/>
+            <w:tcW w:w="1531" w:type="dxa"/>
             <w:tcBorders>
               <w:top w:color="c4c7c5" w:space="0" w:sz="6" w:val="single"/>
               <w:left w:color="c4c7c5" w:space="0" w:sz="6" w:val="single"/>
@@ -15003,7 +14970,7 @@
         </w:tc>
         <w:tc>
           <w:tcPr>
-            <w:tcW w:w="1534" w:type="dxa"/>
+            <w:tcW w:w="1551" w:type="dxa"/>
             <w:tcBorders>
               <w:top w:color="c4c7c5" w:space="0" w:sz="6" w:val="single"/>
               <w:left w:color="c4c7c5" w:space="0" w:sz="6" w:val="single"/>
@@ -15039,7 +15006,7 @@
         </w:tc>
         <w:tc>
           <w:tcPr>
-            <w:tcW w:w="1680" w:type="dxa"/>
+            <w:tcW w:w="1684" w:type="dxa"/>
             <w:tcBorders>
               <w:top w:color="c4c7c5" w:space="0" w:sz="6" w:val="single"/>
               <w:left w:color="c4c7c5" w:space="0" w:sz="6" w:val="single"/>
@@ -15069,16 +15036,20 @@
                 <w:sz w:val="24"/>
                 <w:szCs w:val="24"/>
               </w:rPr>
-              <w:t xml:space="preserve">Vendas nas lojas participantes em relação às lojas-controle (painel 5)</w:t>
+              <w:t xml:space="preserve">Vendas nas lojas participantes em relação às lojas</w:t>
+              <w:noBreakHyphen/>
+              <w:t xml:space="preserve">controle (painel 5)</w:t>
             </w:r>
           </w:p>
         </w:tc>
       </w:tr>
       <w:tr>
-        <w:trPr/>
-        <w:tc>
-          <w:tcPr>
-            <w:tcW w:w="1550" w:type="dxa"/>
+        <w:trPr>
+          <w:cantSplit w:val="1"/>
+        </w:trPr>
+        <w:tc>
+          <w:tcPr>
+            <w:tcW w:w="1534" w:type="dxa"/>
             <w:tcBorders>
               <w:top w:color="c4c7c5" w:space="0" w:sz="6" w:val="single"/>
               <w:left w:color="c4c7c5" w:space="0" w:sz="6" w:val="single"/>
@@ -15118,7 +15089,7 @@
         </w:tc>
         <w:tc>
           <w:tcPr>
-            <w:tcW w:w="1220" w:type="dxa"/>
+            <w:tcW w:w="1205" w:type="dxa"/>
             <w:tcBorders>
               <w:top w:color="c4c7c5" w:space="0" w:sz="6" w:val="single"/>
               <w:left w:color="c4c7c5" w:space="0" w:sz="6" w:val="single"/>
@@ -15154,7 +15125,7 @@
         </w:tc>
         <w:tc>
           <w:tcPr>
-            <w:tcW w:w="1680" w:type="dxa"/>
+            <w:tcW w:w="1684" w:type="dxa"/>
             <w:tcBorders>
               <w:top w:color="c4c7c5" w:space="0" w:sz="6" w:val="single"/>
               <w:left w:color="c4c7c5" w:space="0" w:sz="6" w:val="single"/>
@@ -15190,7 +15161,7 @@
         </w:tc>
         <w:tc>
           <w:tcPr>
-            <w:tcW w:w="1560" w:type="dxa"/>
+            <w:tcW w:w="1565" w:type="dxa"/>
             <w:tcBorders>
               <w:top w:color="c4c7c5" w:space="0" w:sz="6" w:val="single"/>
               <w:left w:color="c4c7c5" w:space="0" w:sz="6" w:val="single"/>
@@ -15226,7 +15197,7 @@
         </w:tc>
         <w:tc>
           <w:tcPr>
-            <w:tcW w:w="1380" w:type="dxa"/>
+            <w:tcW w:w="1320" w:type="dxa"/>
             <w:tcBorders>
               <w:top w:color="c4c7c5" w:space="0" w:sz="6" w:val="single"/>
               <w:left w:color="c4c7c5" w:space="0" w:sz="6" w:val="single"/>
@@ -15262,7 +15233,7 @@
         </w:tc>
         <w:tc>
           <w:tcPr>
-            <w:tcW w:w="1840" w:type="dxa"/>
+            <w:tcW w:w="1880" w:type="dxa"/>
             <w:tcBorders>
               <w:top w:color="c4c7c5" w:space="0" w:sz="6" w:val="single"/>
               <w:left w:color="c4c7c5" w:space="0" w:sz="6" w:val="single"/>
@@ -15316,7 +15287,7 @@
         </w:tc>
         <w:tc>
           <w:tcPr>
-            <w:tcW w:w="1510" w:type="dxa"/>
+            <w:tcW w:w="1531" w:type="dxa"/>
             <w:tcBorders>
               <w:top w:color="c4c7c5" w:space="0" w:sz="6" w:val="single"/>
               <w:left w:color="c4c7c5" w:space="0" w:sz="6" w:val="single"/>
@@ -15352,7 +15323,7 @@
         </w:tc>
         <w:tc>
           <w:tcPr>
-            <w:tcW w:w="1534" w:type="dxa"/>
+            <w:tcW w:w="1551" w:type="dxa"/>
             <w:tcBorders>
               <w:top w:color="c4c7c5" w:space="0" w:sz="6" w:val="single"/>
               <w:left w:color="c4c7c5" w:space="0" w:sz="6" w:val="single"/>
@@ -15382,13 +15353,15 @@
                 <w:sz w:val="24"/>
                 <w:szCs w:val="24"/>
               </w:rPr>
-              <w:t xml:space="preserve">E-commerce / Key Account (apoio: parceiros e Digital)</w:t>
-            </w:r>
-          </w:p>
-        </w:tc>
-        <w:tc>
-          <w:tcPr>
-            <w:tcW w:w="1680" w:type="dxa"/>
+              <w:t xml:space="preserve">E</w:t>
+              <w:noBreakHyphen/>
+              <w:t xml:space="preserve">commerce / Key Account (apoio: parceiros e Digital)</w:t>
+            </w:r>
+          </w:p>
+        </w:tc>
+        <w:tc>
+          <w:tcPr>
+            <w:tcW w:w="1684" w:type="dxa"/>
             <w:tcBorders>
               <w:top w:color="c4c7c5" w:space="0" w:sz="6" w:val="single"/>
               <w:left w:color="c4c7c5" w:space="0" w:sz="6" w:val="single"/>
@@ -15424,10 +15397,12 @@
         </w:tc>
       </w:tr>
       <w:tr>
-        <w:trPr/>
-        <w:tc>
-          <w:tcPr>
-            <w:tcW w:w="1550" w:type="dxa"/>
+        <w:trPr>
+          <w:cantSplit w:val="1"/>
+        </w:trPr>
+        <w:tc>
+          <w:tcPr>
+            <w:tcW w:w="1534" w:type="dxa"/>
             <w:tcBorders>
               <w:top w:color="c4c7c5" w:space="0" w:sz="6" w:val="single"/>
               <w:left w:color="c4c7c5" w:space="0" w:sz="6" w:val="single"/>
@@ -15468,7 +15443,7 @@
         </w:tc>
         <w:tc>
           <w:tcPr>
-            <w:tcW w:w="1220" w:type="dxa"/>
+            <w:tcW w:w="1205" w:type="dxa"/>
             <w:tcBorders>
               <w:top w:color="c4c7c5" w:space="0" w:sz="6" w:val="single"/>
               <w:left w:color="c4c7c5" w:space="0" w:sz="6" w:val="single"/>
@@ -15505,7 +15480,7 @@
         </w:tc>
         <w:tc>
           <w:tcPr>
-            <w:tcW w:w="1680" w:type="dxa"/>
+            <w:tcW w:w="1684" w:type="dxa"/>
             <w:tcBorders>
               <w:top w:color="c4c7c5" w:space="0" w:sz="6" w:val="single"/>
               <w:left w:color="c4c7c5" w:space="0" w:sz="6" w:val="single"/>
@@ -15542,7 +15517,7 @@
         </w:tc>
         <w:tc>
           <w:tcPr>
-            <w:tcW w:w="1560" w:type="dxa"/>
+            <w:tcW w:w="1565" w:type="dxa"/>
             <w:tcBorders>
               <w:top w:color="c4c7c5" w:space="0" w:sz="6" w:val="single"/>
               <w:left w:color="c4c7c5" w:space="0" w:sz="6" w:val="single"/>
@@ -15579,7 +15554,7 @@
         </w:tc>
         <w:tc>
           <w:tcPr>
-            <w:tcW w:w="1380" w:type="dxa"/>
+            <w:tcW w:w="1320" w:type="dxa"/>
             <w:tcBorders>
               <w:top w:color="c4c7c5" w:space="0" w:sz="6" w:val="single"/>
               <w:left w:color="c4c7c5" w:space="0" w:sz="6" w:val="single"/>
@@ -15616,7 +15591,7 @@
         </w:tc>
         <w:tc>
           <w:tcPr>
-            <w:tcW w:w="1840" w:type="dxa"/>
+            <w:tcW w:w="1880" w:type="dxa"/>
             <w:tcBorders>
               <w:top w:color="c4c7c5" w:space="0" w:sz="6" w:val="single"/>
               <w:left w:color="c4c7c5" w:space="0" w:sz="6" w:val="single"/>
@@ -15647,13 +15622,15 @@
                 <w:sz w:val="24"/>
                 <w:szCs w:val="24"/>
               </w:rPr>
-              <w:t xml:space="preserve">Canal de WhatsApp e e-mail: plano da semana (rotina de foco), lembrete antes das provas, cupom de recompra, desafio mensal com destaque nas redes</w:t>
-            </w:r>
-          </w:p>
-        </w:tc>
-        <w:tc>
-          <w:tcPr>
-            <w:tcW w:w="1510" w:type="dxa"/>
+              <w:t xml:space="preserve">Canal de WhatsApp e e</w:t>
+              <w:noBreakHyphen/>
+              <w:t xml:space="preserve">mail: plano da semana (rotina de foco), lembrete antes das provas, cupom de recompra, desafio mensal com destaque nas redes</w:t>
+            </w:r>
+          </w:p>
+        </w:tc>
+        <w:tc>
+          <w:tcPr>
+            <w:tcW w:w="1531" w:type="dxa"/>
             <w:tcBorders>
               <w:top w:color="c4c7c5" w:space="0" w:sz="6" w:val="single"/>
               <w:left w:color="c4c7c5" w:space="0" w:sz="6" w:val="single"/>
@@ -15690,7 +15667,7 @@
         </w:tc>
         <w:tc>
           <w:tcPr>
-            <w:tcW w:w="1534" w:type="dxa"/>
+            <w:tcW w:w="1551" w:type="dxa"/>
             <w:tcBorders>
               <w:top w:color="c4c7c5" w:space="0" w:sz="6" w:val="single"/>
               <w:left w:color="c4c7c5" w:space="0" w:sz="6" w:val="single"/>
@@ -15727,7 +15704,7 @@
         </w:tc>
         <w:tc>
           <w:tcPr>
-            <w:tcW w:w="1680" w:type="dxa"/>
+            <w:tcW w:w="1684" w:type="dxa"/>
             <w:tcBorders>
               <w:top w:color="c4c7c5" w:space="0" w:sz="6" w:val="single"/>
               <w:left w:color="c4c7c5" w:space="0" w:sz="6" w:val="single"/>
@@ -15779,13 +15756,14 @@
           <w:sz w:val="20"/>
           <w:szCs w:val="20"/>
         </w:rPr>
-        <w:t xml:space="preserve">Fonte: elaborado pelo grupo (2026), com base em Souza (2026a; 2026c). “Painel” remete aos indicadores da seção 13.</w:t>
+        <w:t xml:space="preserve">Fonte: elaborado pelo grupo (2026), com base em Souza (2026a, 2026c). “Painel” remete aos indicadores da seção 13.</w:t>
       </w:r>
     </w:p>
     <w:p>
       <w:pPr>
         <w:keepNext w:val="1"/>
         <w:spacing w:before="240" w:after="160" w:line="276" w:lineRule="auto"/>
+        <w:outlineLvl w:val="1"/>
         <w:rPr>
           <w:rFonts w:ascii="Times New Roman" w:cs="Times New Roman" w:eastAsia="Times New Roman" w:hAnsi="Times New Roman"/>
           <w:b w:val="1"/>
@@ -15802,7 +15780,7 @@
           <w:sz w:val="24"/>
           <w:szCs w:val="24"/>
         </w:rPr>
-        <w:t xml:space="preserve">10.4 Por que cada ação existe</w:t>
+        <w:t xml:space="preserve">10.4 Justificativa de Cada Ação</w:t>
       </w:r>
     </w:p>
     <w:p>
@@ -15831,7 +15809,7 @@
           <w:sz w:val="24"/>
           <w:szCs w:val="24"/>
         </w:rPr>
-        <w:t xml:space="preserve">Lógica de cada ação: função, promessa, comportamento, sequência e sucesso</w:t>
+        <w:t xml:space="preserve">Lógica de cada ação: justificativa, promessa, comportamento, sequência e sucesso</w:t>
       </w:r>
     </w:p>
     <w:tbl>
@@ -15860,6 +15838,7 @@
       </w:tblGrid>
       <w:tr>
         <w:trPr>
+          <w:cantSplit w:val="1"/>
           <w:tblHeader w:val="1"/>
         </w:trPr>
         <w:tc>
@@ -15940,7 +15919,7 @@
                 <w:sz w:val="24"/>
                 <w:szCs w:val="24"/>
               </w:rPr>
-              <w:t xml:space="preserve">Por que existe na estratégia</w:t>
+              <w:t xml:space="preserve">Justificativa na Estratégia</w:t>
             </w:r>
           </w:p>
         </w:tc>
@@ -16022,7 +16001,7 @@
                 <w:sz w:val="24"/>
                 <w:szCs w:val="24"/>
               </w:rPr>
-              <w:t xml:space="preserve">Comportamento esperado</w:t>
+              <w:t xml:space="preserve">Comportamento Esperado</w:t>
             </w:r>
           </w:p>
         </w:tc>
@@ -16063,7 +16042,7 @@
                 <w:sz w:val="24"/>
                 <w:szCs w:val="24"/>
               </w:rPr>
-              <w:t xml:space="preserve">Sequência de contato</w:t>
+              <w:t xml:space="preserve">Sequência de Contato</w:t>
             </w:r>
           </w:p>
         </w:tc>
@@ -16104,13 +16083,15 @@
                 <w:sz w:val="24"/>
                 <w:szCs w:val="24"/>
               </w:rPr>
-              <w:t xml:space="preserve">Critério de sucesso</w:t>
+              <w:t xml:space="preserve">Critério de Sucesso</w:t>
             </w:r>
           </w:p>
         </w:tc>
       </w:tr>
       <w:tr>
-        <w:trPr/>
+        <w:trPr>
+          <w:cantSplit w:val="1"/>
+        </w:trPr>
         <w:tc>
           <w:tcPr>
             <w:tcW w:w="1550" w:type="dxa"/>
@@ -16345,13 +16326,15 @@
                 <w:sz w:val="24"/>
                 <w:szCs w:val="24"/>
               </w:rPr>
-              <w:t xml:space="preserve">Aumento significativo da associação entre expostos e não expostos; retenção acima da linha de base (painel 2 e 3).</w:t>
+              <w:t xml:space="preserve">Aumento significativo da associação nos expostos em relação aos não expostos; retenção acima da linha de base (painel 2 e 3).</w:t>
             </w:r>
           </w:p>
         </w:tc>
       </w:tr>
       <w:tr>
-        <w:trPr/>
+        <w:trPr>
+          <w:cantSplit w:val="1"/>
+        </w:trPr>
         <w:tc>
           <w:tcPr>
             <w:tcW w:w="1550" w:type="dxa"/>
@@ -16568,13 +16551,15 @@
                 <w:sz w:val="24"/>
                 <w:szCs w:val="24"/>
               </w:rPr>
-              <w:t xml:space="preserve">Clique para compra em pelo menos 8% das visitas qualificadas (meta fictícia).</w:t>
+              <w:t xml:space="preserve">Clique para compra em pelo menos 8% das visitas qualificadas (estimativa do grupo).</w:t>
             </w:r>
           </w:p>
         </w:tc>
       </w:tr>
       <w:tr>
-        <w:trPr/>
+        <w:trPr>
+          <w:cantSplit w:val="1"/>
+        </w:trPr>
         <w:tc>
           <w:tcPr>
             <w:tcW w:w="1550" w:type="dxa"/>
@@ -16755,7 +16740,7 @@
                 <w:sz w:val="24"/>
                 <w:szCs w:val="24"/>
               </w:rPr>
-              <w:t xml:space="preserve">Alimenta A1 (as melhores histórias viram vídeo) e A7 (convite para a comunidade).</w:t>
+              <w:t xml:space="preserve">Alimenta A7 (convite para a comunidade) e, na próxima rodada, A1 (as melhores histórias de #MeuVooDeHoje viram vídeo).</w:t>
             </w:r>
           </w:p>
         </w:tc>
@@ -16791,13 +16776,15 @@
                 <w:sz w:val="24"/>
                 <w:szCs w:val="24"/>
               </w:rPr>
-              <w:t xml:space="preserve">Participação qualificada crescente a cada onda; sentimento positivo em pelo menos 70% das menções no tema (meta fictícia).</w:t>
+              <w:t xml:space="preserve">Participação qualificada crescente a cada onda; sentimento positivo em pelo menos 70% das menções no tema (estimativa do grupo).</w:t>
             </w:r>
           </w:p>
         </w:tc>
       </w:tr>
       <w:tr>
-        <w:trPr/>
+        <w:trPr>
+          <w:cantSplit w:val="1"/>
+        </w:trPr>
         <w:tc>
           <w:tcPr>
             <w:tcW w:w="1550" w:type="dxa"/>
@@ -17014,13 +17001,15 @@
                 <w:sz w:val="24"/>
                 <w:szCs w:val="24"/>
               </w:rPr>
-              <w:t xml:space="preserve">Resgate do cupom em pelo menos 15% das amostras (meta fictícia).</w:t>
+              <w:t xml:space="preserve">Resgate do cupom em pelo menos 15% das amostras (estimativa do grupo).</w:t>
             </w:r>
           </w:p>
         </w:tc>
       </w:tr>
       <w:tr>
-        <w:trPr/>
+        <w:trPr>
+          <w:cantSplit w:val="1"/>
+        </w:trPr>
         <w:tc>
           <w:tcPr>
             <w:tcW w:w="1550" w:type="dxa"/>
@@ -17093,7 +17082,7 @@
                 <w:sz w:val="24"/>
                 <w:szCs w:val="24"/>
               </w:rPr>
-              <w:t xml:space="preserve">Preço premium e concorrência do café e de energéticos de baixo custo. No PDV, a escolha é rápida: a marca precisa lembrar a ocasião de foco, e não disputar preço.</w:t>
+              <w:t xml:space="preserve">As barreiras são o preço premium e a concorrência do café e de energéticos de baixo custo. No PDV, a escolha é rápida: a marca precisa lembrar a ocasião de foco, e não disputar preço.</w:t>
             </w:r>
           </w:p>
         </w:tc>
@@ -17201,7 +17190,7 @@
                 <w:sz w:val="24"/>
                 <w:szCs w:val="24"/>
               </w:rPr>
-              <w:t xml:space="preserve">Vem depois de A1 a A4. O QR leva a A2 e A7.</w:t>
+              <w:t xml:space="preserve">Entra no ar na S6, depois de A1 e A2, e lembra na loja a ocasião de foco que eles apresentaram. Nas semanas de provas, atua junto com A4. O QR leva a A2 e A7.</w:t>
             </w:r>
           </w:p>
         </w:tc>
@@ -17237,13 +17226,17 @@
                 <w:sz w:val="24"/>
                 <w:szCs w:val="24"/>
               </w:rPr>
-              <w:t xml:space="preserve">Vendas das lojas participantes acima das lojas-controle (meta do painel 5).</w:t>
+              <w:t xml:space="preserve">Vendas das lojas participantes acima das lojas</w:t>
+              <w:noBreakHyphen/>
+              <w:t xml:space="preserve">controle (meta do painel 5).</w:t>
             </w:r>
           </w:p>
         </w:tc>
       </w:tr>
       <w:tr>
-        <w:trPr/>
+        <w:trPr>
+          <w:cantSplit w:val="1"/>
+        </w:trPr>
         <w:tc>
           <w:tcPr>
             <w:tcW w:w="1550" w:type="dxa"/>
@@ -17316,7 +17309,7 @@
                 <w:sz w:val="24"/>
                 <w:szCs w:val="24"/>
               </w:rPr>
-              <w:t xml:space="preserve">A Parte 2 já previa os aplicativos na fidelização. Como metade das matrículas está em EaD e 9,5 milhões de pessoas trabalham remotamente (complemento A), o momento de foco acontece em casa.</w:t>
+              <w:t xml:space="preserve">A Parte 2 já previa os aplicativos na fidelização. Como metade das matrículas está em EaD e 9,5 milhões de pessoas trabalhavam remotamente em 2022 (complemento A), o momento de foco acontece em casa.</w:t>
             </w:r>
           </w:p>
         </w:tc>
@@ -17466,7 +17459,9 @@
         </w:tc>
       </w:tr>
       <w:tr>
-        <w:trPr/>
+        <w:trPr>
+          <w:cantSplit w:val="1"/>
+        </w:trPr>
         <w:tc>
           <w:tcPr>
             <w:tcW w:w="1550" w:type="dxa"/>
@@ -17689,7 +17684,7 @@
                 <w:sz w:val="24"/>
                 <w:szCs w:val="24"/>
               </w:rPr>
-              <w:t xml:space="preserve">Recompra dos membros maior que a dos não membros; descadastro de no máximo 5% ao mês (meta fictícia).</w:t>
+              <w:t xml:space="preserve">Recompra dos membros maior que a dos não membros; descadastro de no máximo 5% ao mês (estimativa do grupo).</w:t>
             </w:r>
           </w:p>
         </w:tc>
@@ -17722,7 +17717,7 @@
         </w:rPr>
         <w:sectPr>
           <w:pgSz w:w="16834" w:h="11909" w:orient="landscape"/>
-          <w:pgMar w:bottom="1440" w:top="1440" w:left="1440" w:right="1440" w:header="720" w:footer="720"/>
+          <w:pgMar w:bottom="1440" w:top="1440" w:left="1440" w:right="1440" w:header="1134" w:footer="720"/>
         </w:sectPr>
       </w:pPr>
     </w:p>
@@ -17730,6 +17725,7 @@
       <w:pPr>
         <w:keepNext w:val="1"/>
         <w:spacing w:before="360" w:after="240" w:line="276" w:lineRule="auto"/>
+        <w:outlineLvl w:val="0"/>
         <w:rPr>
           <w:rFonts w:ascii="Times New Roman" w:cs="Times New Roman" w:eastAsia="Times New Roman" w:hAnsi="Times New Roman"/>
           <w:b w:val="1"/>
@@ -17813,9 +17809,9 @@
         <w:tblLook w:val="0600"/>
       </w:tblPr>
       <w:tblGrid>
-        <w:gridCol w:w="1300"/>
+        <w:gridCol w:w="1650"/>
         <w:gridCol w:w="1100"/>
-        <w:gridCol w:w="3079"/>
+        <w:gridCol w:w="2729"/>
         <w:gridCol w:w="1350"/>
         <w:gridCol w:w="2200"/>
       </w:tblGrid>
@@ -17826,7 +17822,7 @@
         </w:trPr>
         <w:tc>
           <w:tcPr>
-            <w:tcW w:w="1300" w:type="dxa"/>
+            <w:tcW w:w="1650" w:type="dxa"/>
             <w:tcBorders>
               <w:top w:color="c4c7c5" w:space="0" w:sz="6" w:val="single"/>
               <w:left w:color="c4c7c5" w:space="0" w:sz="6" w:val="single"/>
@@ -17908,7 +17904,7 @@
         </w:tc>
         <w:tc>
           <w:tcPr>
-            <w:tcW w:w="3079" w:type="dxa"/>
+            <w:tcW w:w="2729" w:type="dxa"/>
             <w:tcBorders>
               <w:top w:color="c4c7c5" w:space="0" w:sz="6" w:val="single"/>
               <w:left w:color="c4c7c5" w:space="0" w:sz="6" w:val="single"/>
@@ -17943,7 +17939,7 @@
                 <w:sz w:val="24"/>
                 <w:szCs w:val="24"/>
               </w:rPr>
-              <w:t xml:space="preserve">O que acontece</w:t>
+              <w:t xml:space="preserve">Atividades</w:t>
             </w:r>
           </w:p>
         </w:tc>
@@ -18025,7 +18021,7 @@
                 <w:sz w:val="24"/>
                 <w:szCs w:val="24"/>
               </w:rPr>
-              <w:t xml:space="preserve">O que o público recebe</w:t>
+              <w:t xml:space="preserve">Mensagem ao Público</w:t>
             </w:r>
           </w:p>
         </w:tc>
@@ -18036,7 +18032,7 @@
         </w:trPr>
         <w:tc>
           <w:tcPr>
-            <w:tcW w:w="1300" w:type="dxa"/>
+            <w:tcW w:w="1650" w:type="dxa"/>
             <w:tcBorders>
               <w:top w:color="c4c7c5" w:space="0" w:sz="6" w:val="single"/>
               <w:left w:color="c4c7c5" w:space="0" w:sz="6" w:val="single"/>
@@ -18070,7 +18066,7 @@
                 <w:sz w:val="24"/>
                 <w:szCs w:val="24"/>
               </w:rPr>
-              <w:t xml:space="preserve">1. Preparar</w:t>
+              <w:t xml:space="preserve">1. Preparar</w:t>
             </w:r>
           </w:p>
         </w:tc>
@@ -18112,7 +18108,7 @@
         </w:tc>
         <w:tc>
           <w:tcPr>
-            <w:tcW w:w="3079" w:type="dxa"/>
+            <w:tcW w:w="2729" w:type="dxa"/>
             <w:tcBorders>
               <w:top w:color="c4c7c5" w:space="0" w:sz="6" w:val="single"/>
               <w:left w:color="c4c7c5" w:space="0" w:sz="6" w:val="single"/>
@@ -18261,7 +18257,7 @@
         </w:trPr>
         <w:tc>
           <w:tcPr>
-            <w:tcW w:w="1300" w:type="dxa"/>
+            <w:tcW w:w="1650" w:type="dxa"/>
             <w:tcBorders>
               <w:top w:color="c4c7c5" w:space="0" w:sz="6" w:val="single"/>
               <w:left w:color="c4c7c5" w:space="0" w:sz="6" w:val="single"/>
@@ -18295,7 +18291,7 @@
                 <w:sz w:val="24"/>
                 <w:szCs w:val="24"/>
               </w:rPr>
-              <w:t xml:space="preserve">2. Lançar</w:t>
+              <w:t xml:space="preserve">2. Lançar</w:t>
             </w:r>
           </w:p>
         </w:tc>
@@ -18337,7 +18333,7 @@
         </w:tc>
         <w:tc>
           <w:tcPr>
-            <w:tcW w:w="3079" w:type="dxa"/>
+            <w:tcW w:w="2729" w:type="dxa"/>
             <w:tcBorders>
               <w:top w:color="c4c7c5" w:space="0" w:sz="6" w:val="single"/>
               <w:left w:color="c4c7c5" w:space="0" w:sz="6" w:val="single"/>
@@ -18450,7 +18446,7 @@
         </w:trPr>
         <w:tc>
           <w:tcPr>
-            <w:tcW w:w="1300" w:type="dxa"/>
+            <w:tcW w:w="1650" w:type="dxa"/>
             <w:tcBorders>
               <w:top w:color="c4c7c5" w:space="0" w:sz="6" w:val="single"/>
               <w:left w:color="c4c7c5" w:space="0" w:sz="6" w:val="single"/>
@@ -18484,7 +18480,7 @@
                 <w:sz w:val="24"/>
                 <w:szCs w:val="24"/>
               </w:rPr>
-              <w:t xml:space="preserve">3. Sustentar</w:t>
+              <w:t xml:space="preserve">3. Sustentar</w:t>
             </w:r>
           </w:p>
         </w:tc>
@@ -18526,7 +18522,7 @@
         </w:tc>
         <w:tc>
           <w:tcPr>
-            <w:tcW w:w="3079" w:type="dxa"/>
+            <w:tcW w:w="2729" w:type="dxa"/>
             <w:tcBorders>
               <w:top w:color="c4c7c5" w:space="0" w:sz="6" w:val="single"/>
               <w:left w:color="c4c7c5" w:space="0" w:sz="6" w:val="single"/>
@@ -18610,7 +18606,7 @@
                 <w:sz w:val="24"/>
                 <w:szCs w:val="24"/>
               </w:rPr>
-              <w:t xml:space="preserve">A1, A2, A3, A6, A7</w:t>
+              <w:t xml:space="preserve">A1, A2, A3, A5, A6, A7</w:t>
             </w:r>
           </w:p>
         </w:tc>
@@ -18657,7 +18653,7 @@
         </w:trPr>
         <w:tc>
           <w:tcPr>
-            <w:tcW w:w="1300" w:type="dxa"/>
+            <w:tcW w:w="1650" w:type="dxa"/>
             <w:tcBorders>
               <w:top w:color="c4c7c5" w:space="0" w:sz="6" w:val="single"/>
               <w:left w:color="c4c7c5" w:space="0" w:sz="6" w:val="single"/>
@@ -18691,7 +18687,7 @@
                 <w:sz w:val="24"/>
                 <w:szCs w:val="24"/>
               </w:rPr>
-              <w:t xml:space="preserve">4. Converter</w:t>
+              <w:t xml:space="preserve">4. Converter</w:t>
             </w:r>
           </w:p>
         </w:tc>
@@ -18733,7 +18729,7 @@
         </w:tc>
         <w:tc>
           <w:tcPr>
-            <w:tcW w:w="3079" w:type="dxa"/>
+            <w:tcW w:w="2729" w:type="dxa"/>
             <w:tcBorders>
               <w:top w:color="c4c7c5" w:space="0" w:sz="6" w:val="single"/>
               <w:left w:color="c4c7c5" w:space="0" w:sz="6" w:val="single"/>
@@ -18799,7 +18795,7 @@
                 <w:sz w:val="24"/>
                 <w:szCs w:val="24"/>
               </w:rPr>
-              <w:t xml:space="preserve">A4, A5, A6, A7</w:t>
+              <w:t xml:space="preserve">A2, A3, A4, A5, A6, A7</w:t>
             </w:r>
           </w:p>
         </w:tc>
@@ -18846,7 +18842,7 @@
         </w:trPr>
         <w:tc>
           <w:tcPr>
-            <w:tcW w:w="1300" w:type="dxa"/>
+            <w:tcW w:w="1650" w:type="dxa"/>
             <w:tcBorders>
               <w:top w:color="c4c7c5" w:space="0" w:sz="6" w:val="single"/>
               <w:left w:color="c4c7c5" w:space="0" w:sz="6" w:val="single"/>
@@ -18881,7 +18877,7 @@
                 <w:sz w:val="24"/>
                 <w:szCs w:val="24"/>
               </w:rPr>
-              <w:t xml:space="preserve">5. Aprender</w:t>
+              <w:t xml:space="preserve">5. Aprender</w:t>
             </w:r>
           </w:p>
         </w:tc>
@@ -18924,7 +18920,7 @@
         </w:tc>
         <w:tc>
           <w:tcPr>
-            <w:tcW w:w="3079" w:type="dxa"/>
+            <w:tcW w:w="2729" w:type="dxa"/>
             <w:tcBorders>
               <w:top w:color="c4c7c5" w:space="0" w:sz="6" w:val="single"/>
               <w:left w:color="c4c7c5" w:space="0" w:sz="6" w:val="single"/>
@@ -18955,7 +18951,9 @@
                 <w:sz w:val="24"/>
                 <w:szCs w:val="24"/>
               </w:rPr>
-              <w:t xml:space="preserve">Pesquisa pós-campanha; leitura final do painel; relatório com a decisão de manter, ajustar, escalar ou encerrar cada ação</w:t>
+              <w:t xml:space="preserve">Pesquisa pós</w:t>
+              <w:noBreakHyphen/>
+              <w:t xml:space="preserve">campanha; leitura final do painel; relatório com a decisão de manter, ajustar, escalar ou encerrar cada ação</w:t>
             </w:r>
           </w:p>
         </w:tc>
@@ -18992,7 +18990,7 @@
                 <w:sz w:val="24"/>
                 <w:szCs w:val="24"/>
               </w:rPr>
-              <w:t xml:space="preserve">Painel e pesquisas</w:t>
+              <w:t xml:space="preserve">A2, A7, painel e pesquisas</w:t>
             </w:r>
           </w:p>
         </w:tc>
@@ -19127,7 +19125,7 @@
         <w:tblLook w:val="0600"/>
       </w:tblPr>
       <w:tblGrid>
-        <w:gridCol w:w="1569"/>
+        <w:gridCol w:w="1559"/>
         <w:gridCol w:w="530"/>
         <w:gridCol w:w="530"/>
         <w:gridCol w:w="530"/>
@@ -19140,7 +19138,7 @@
         <w:gridCol w:w="530"/>
         <w:gridCol w:w="530"/>
         <w:gridCol w:w="530"/>
-        <w:gridCol w:w="1100"/>
+        <w:gridCol w:w="1110"/>
       </w:tblGrid>
       <w:tr>
         <w:trPr>
@@ -19149,7 +19147,7 @@
         </w:trPr>
         <w:tc>
           <w:tcPr>
-            <w:tcW w:w="1569" w:type="dxa"/>
+            <w:tcW w:w="1559" w:type="dxa"/>
             <w:tcBorders>
               <w:top w:color="c4c7c5" w:space="0" w:sz="6" w:val="single"/>
               <w:left w:color="c4c7c5" w:space="0" w:sz="6" w:val="single"/>
@@ -19362,7 +19360,7 @@
         </w:tc>
         <w:tc>
           <w:tcPr>
-            <w:tcW w:w="1100" w:type="dxa"/>
+            <w:tcW w:w="1110" w:type="dxa"/>
             <w:tcBorders>
               <w:top w:color="c4c7c5" w:space="0" w:sz="6" w:val="single"/>
               <w:left w:color="c4c7c5" w:space="0" w:sz="6" w:val="single"/>
@@ -19410,7 +19408,7 @@
         </w:trPr>
         <w:tc>
           <w:tcPr>
-            <w:tcW w:w="1569" w:type="dxa"/>
+            <w:tcW w:w="1559" w:type="dxa"/>
             <w:tcBorders>
               <w:top w:color="c4c7c5" w:space="0" w:sz="6" w:val="single"/>
               <w:left w:color="c4c7c5" w:space="0" w:sz="6" w:val="single"/>
@@ -19945,7 +19943,7 @@
         </w:tc>
         <w:tc>
           <w:tcPr>
-            <w:tcW w:w="1100" w:type="dxa"/>
+            <w:tcW w:w="1110" w:type="dxa"/>
             <w:tcBorders>
               <w:top w:color="c4c7c5" w:space="0" w:sz="6" w:val="single"/>
               <w:left w:color="c4c7c5" w:space="0" w:sz="6" w:val="single"/>
@@ -19992,7 +19990,7 @@
         </w:trPr>
         <w:tc>
           <w:tcPr>
-            <w:tcW w:w="1569" w:type="dxa"/>
+            <w:tcW w:w="1559" w:type="dxa"/>
             <w:tcBorders>
               <w:top w:color="c4c7c5" w:space="0" w:sz="6" w:val="single"/>
               <w:left w:color="c4c7c5" w:space="0" w:sz="6" w:val="single"/>
@@ -20402,7 +20400,7 @@
         </w:tc>
         <w:tc>
           <w:tcPr>
-            <w:tcW w:w="1100" w:type="dxa"/>
+            <w:tcW w:w="1110" w:type="dxa"/>
             <w:tcBorders>
               <w:top w:color="c4c7c5" w:space="0" w:sz="6" w:val="single"/>
               <w:left w:color="c4c7c5" w:space="0" w:sz="6" w:val="single"/>
@@ -20437,7 +20435,7 @@
         </w:trPr>
         <w:tc>
           <w:tcPr>
-            <w:tcW w:w="1569" w:type="dxa"/>
+            <w:tcW w:w="1559" w:type="dxa"/>
             <w:tcBorders>
               <w:top w:color="c4c7c5" w:space="0" w:sz="6" w:val="single"/>
               <w:left w:color="c4c7c5" w:space="0" w:sz="6" w:val="single"/>
@@ -20850,7 +20848,7 @@
         </w:tc>
         <w:tc>
           <w:tcPr>
-            <w:tcW w:w="1100" w:type="dxa"/>
+            <w:tcW w:w="1110" w:type="dxa"/>
             <w:tcBorders>
               <w:top w:color="c4c7c5" w:space="0" w:sz="6" w:val="single"/>
               <w:left w:color="c4c7c5" w:space="0" w:sz="6" w:val="single"/>
@@ -20886,7 +20884,7 @@
         </w:trPr>
         <w:tc>
           <w:tcPr>
-            <w:tcW w:w="1569" w:type="dxa"/>
+            <w:tcW w:w="1559" w:type="dxa"/>
             <w:tcBorders>
               <w:top w:color="c4c7c5" w:space="0" w:sz="6" w:val="single"/>
               <w:left w:color="c4c7c5" w:space="0" w:sz="6" w:val="single"/>
@@ -21299,7 +21297,7 @@
         </w:tc>
         <w:tc>
           <w:tcPr>
-            <w:tcW w:w="1100" w:type="dxa"/>
+            <w:tcW w:w="1110" w:type="dxa"/>
             <w:tcBorders>
               <w:top w:color="c4c7c5" w:space="0" w:sz="6" w:val="single"/>
               <w:left w:color="c4c7c5" w:space="0" w:sz="6" w:val="single"/>
@@ -21334,7 +21332,7 @@
         </w:trPr>
         <w:tc>
           <w:tcPr>
-            <w:tcW w:w="1569" w:type="dxa"/>
+            <w:tcW w:w="1559" w:type="dxa"/>
             <w:tcBorders>
               <w:top w:color="c4c7c5" w:space="0" w:sz="6" w:val="single"/>
               <w:left w:color="c4c7c5" w:space="0" w:sz="6" w:val="single"/>
@@ -21743,7 +21741,7 @@
         </w:tc>
         <w:tc>
           <w:tcPr>
-            <w:tcW w:w="1100" w:type="dxa"/>
+            <w:tcW w:w="1110" w:type="dxa"/>
             <w:tcBorders>
               <w:top w:color="c4c7c5" w:space="0" w:sz="6" w:val="single"/>
               <w:left w:color="c4c7c5" w:space="0" w:sz="6" w:val="single"/>
@@ -21778,7 +21776,7 @@
         </w:trPr>
         <w:tc>
           <w:tcPr>
-            <w:tcW w:w="1569" w:type="dxa"/>
+            <w:tcW w:w="1559" w:type="dxa"/>
             <w:tcBorders>
               <w:top w:color="c4c7c5" w:space="0" w:sz="6" w:val="single"/>
               <w:left w:color="c4c7c5" w:space="0" w:sz="6" w:val="single"/>
@@ -22191,7 +22189,7 @@
         </w:tc>
         <w:tc>
           <w:tcPr>
-            <w:tcW w:w="1100" w:type="dxa"/>
+            <w:tcW w:w="1110" w:type="dxa"/>
             <w:tcBorders>
               <w:top w:color="c4c7c5" w:space="0" w:sz="6" w:val="single"/>
               <w:left w:color="c4c7c5" w:space="0" w:sz="6" w:val="single"/>
@@ -22226,7 +22224,7 @@
         </w:trPr>
         <w:tc>
           <w:tcPr>
-            <w:tcW w:w="1569" w:type="dxa"/>
+            <w:tcW w:w="1559" w:type="dxa"/>
             <w:tcBorders>
               <w:top w:color="c4c7c5" w:space="0" w:sz="6" w:val="single"/>
               <w:left w:color="c4c7c5" w:space="0" w:sz="6" w:val="single"/>
@@ -22639,7 +22637,7 @@
         </w:tc>
         <w:tc>
           <w:tcPr>
-            <w:tcW w:w="1100" w:type="dxa"/>
+            <w:tcW w:w="1110" w:type="dxa"/>
             <w:tcBorders>
               <w:top w:color="c4c7c5" w:space="0" w:sz="6" w:val="single"/>
               <w:left w:color="c4c7c5" w:space="0" w:sz="6" w:val="single"/>
@@ -22674,7 +22672,7 @@
         </w:trPr>
         <w:tc>
           <w:tcPr>
-            <w:tcW w:w="1569" w:type="dxa"/>
+            <w:tcW w:w="1559" w:type="dxa"/>
             <w:tcBorders>
               <w:top w:color="c4c7c5" w:space="0" w:sz="6" w:val="single"/>
               <w:left w:color="c4c7c5" w:space="0" w:sz="6" w:val="single"/>
@@ -23084,7 +23082,7 @@
         </w:tc>
         <w:tc>
           <w:tcPr>
-            <w:tcW w:w="1100" w:type="dxa"/>
+            <w:tcW w:w="1110" w:type="dxa"/>
             <w:tcBorders>
               <w:top w:color="c4c7c5" w:space="0" w:sz="6" w:val="single"/>
               <w:left w:color="c4c7c5" w:space="0" w:sz="6" w:val="single"/>
@@ -23120,7 +23118,7 @@
         </w:trPr>
         <w:tc>
           <w:tcPr>
-            <w:tcW w:w="1569" w:type="dxa"/>
+            <w:tcW w:w="1559" w:type="dxa"/>
             <w:tcBorders>
               <w:top w:color="c4c7c5" w:space="0" w:sz="6" w:val="single"/>
               <w:left w:color="c4c7c5" w:space="0" w:sz="6" w:val="single"/>
@@ -23557,7 +23555,7 @@
         </w:tc>
         <w:tc>
           <w:tcPr>
-            <w:tcW w:w="1100" w:type="dxa"/>
+            <w:tcW w:w="1110" w:type="dxa"/>
             <w:tcBorders>
               <w:top w:color="c4c7c5" w:space="0" w:sz="6" w:val="single"/>
               <w:left w:color="c4c7c5" w:space="0" w:sz="6" w:val="single"/>
@@ -23602,7 +23600,8 @@
     </w:tbl>
     <w:p>
       <w:pPr>
-        <w:spacing w:before="60" w:after="240" w:line="240" w:lineRule="auto"/>
+        <w:keepNext w:val="1"/>
+        <w:spacing w:before="60" w:after="0" w:line="240" w:lineRule="auto"/>
         <w:rPr>
           <w:rFonts w:ascii="Times New Roman" w:cs="Times New Roman" w:eastAsia="Times New Roman" w:hAnsi="Times New Roman"/>
           <w:sz w:val="20"/>
@@ -23615,13 +23614,32 @@
           <w:sz w:val="20"/>
           <w:szCs w:val="20"/>
         </w:rPr>
-        <w:t xml:space="preserve">Legenda: cinza-claro = preparação e produção; cinza-médio = ação no ar; PC = ponto de controle (S6 e S9) e avaliação final (S13). Fonte: elaborado pelo grupo (2026).</w:t>
+        <w:t xml:space="preserve">Fonte: elaborado pelo grupo (2026).</w:t>
+      </w:r>
+    </w:p>
+    <w:p>
+      <w:pPr>
+        <w:spacing w:before="60" w:after="240" w:line="240" w:lineRule="auto"/>
+        <w:rPr>
+          <w:rFonts w:ascii="Times New Roman" w:cs="Times New Roman" w:eastAsia="Times New Roman" w:hAnsi="Times New Roman"/>
+          <w:sz w:val="20"/>
+          <w:szCs w:val="20"/>
+        </w:rPr>
+      </w:pPr>
+      <w:r>
+        <w:rPr>
+          <w:rFonts w:ascii="Times New Roman" w:cs="Times New Roman" w:eastAsia="Times New Roman" w:hAnsi="Times New Roman"/>
+          <w:sz w:val="20"/>
+          <w:szCs w:val="20"/>
+        </w:rPr>
+        <w:t xml:space="preserve">Legenda: cinza-claro = preparação e produção; cinza-médio = ação no ar; PC = ponto de controle (S6 e S9) e avaliação final (S13).</w:t>
       </w:r>
     </w:p>
     <w:p>
       <w:pPr>
         <w:keepNext w:val="1"/>
         <w:spacing w:before="240" w:after="160" w:line="276" w:lineRule="auto"/>
+        <w:outlineLvl w:val="1"/>
         <w:rPr>
           <w:rFonts w:ascii="Times New Roman" w:cs="Times New Roman" w:eastAsia="Times New Roman" w:hAnsi="Times New Roman"/>
           <w:b w:val="1"/>
@@ -23687,12 +23705,12 @@
         <w:tblLook w:val="0600"/>
       </w:tblPr>
       <w:tblGrid>
-        <w:gridCol w:w="1550"/>
-        <w:gridCol w:w="1500"/>
+        <w:gridCol w:w="1535"/>
+        <w:gridCol w:w="1480"/>
         <w:gridCol w:w="1600"/>
         <w:gridCol w:w="1300"/>
-        <w:gridCol w:w="1150"/>
-        <w:gridCol w:w="1929"/>
+        <w:gridCol w:w="1550"/>
+        <w:gridCol w:w="1564"/>
       </w:tblGrid>
       <w:tr>
         <w:trPr>
@@ -23701,6 +23719,170 @@
         </w:trPr>
         <w:tc>
           <w:tcPr>
+            <w:tcW w:w="1535" w:type="dxa"/>
+            <w:tcBorders>
+              <w:top w:color="c4c7c5" w:space="0" w:sz="6" w:val="single"/>
+              <w:left w:color="c4c7c5" w:space="0" w:sz="6" w:val="single"/>
+              <w:bottom w:color="c4c7c5" w:space="0" w:sz="6" w:val="single"/>
+              <w:right w:color="c4c7c5" w:space="0" w:sz="6" w:val="single"/>
+            </w:tcBorders>
+            <w:tcMar>
+              <w:top w:w="60" w:type="dxa"/>
+              <w:left w:w="60" w:type="dxa"/>
+              <w:bottom w:w="60" w:type="dxa"/>
+              <w:right w:w="60" w:type="dxa"/>
+            </w:tcMar>
+            <w:vAlign w:val="center"/>
+          </w:tcPr>
+          <w:p>
+            <w:pPr>
+              <w:keepNext w:val="1"/>
+              <w:spacing w:before="0" w:after="0" w:line="240" w:lineRule="auto"/>
+              <w:rPr>
+                <w:rFonts w:ascii="Times New Roman" w:cs="Times New Roman" w:eastAsia="Times New Roman" w:hAnsi="Times New Roman"/>
+                <w:b w:val="1"/>
+                <w:bCs w:val="1"/>
+                <w:sz w:val="24"/>
+                <w:szCs w:val="24"/>
+              </w:rPr>
+            </w:pPr>
+            <w:r>
+              <w:rPr>
+                <w:rFonts w:ascii="Times New Roman" w:cs="Times New Roman" w:eastAsia="Times New Roman" w:hAnsi="Times New Roman"/>
+                <w:b w:val="1"/>
+                <w:bCs w:val="1"/>
+                <w:sz w:val="24"/>
+                <w:szCs w:val="24"/>
+              </w:rPr>
+              <w:t xml:space="preserve">Entrega</w:t>
+            </w:r>
+          </w:p>
+        </w:tc>
+        <w:tc>
+          <w:tcPr>
+            <w:tcW w:w="1480" w:type="dxa"/>
+            <w:tcBorders>
+              <w:top w:color="c4c7c5" w:space="0" w:sz="6" w:val="single"/>
+              <w:left w:color="c4c7c5" w:space="0" w:sz="6" w:val="single"/>
+              <w:bottom w:color="c4c7c5" w:space="0" w:sz="6" w:val="single"/>
+              <w:right w:color="c4c7c5" w:space="0" w:sz="6" w:val="single"/>
+            </w:tcBorders>
+            <w:tcMar>
+              <w:top w:w="60" w:type="dxa"/>
+              <w:left w:w="60" w:type="dxa"/>
+              <w:bottom w:w="60" w:type="dxa"/>
+              <w:right w:w="60" w:type="dxa"/>
+            </w:tcMar>
+            <w:vAlign w:val="center"/>
+          </w:tcPr>
+          <w:p>
+            <w:pPr>
+              <w:keepNext w:val="1"/>
+              <w:spacing w:before="0" w:after="0" w:line="240" w:lineRule="auto"/>
+              <w:rPr>
+                <w:rFonts w:ascii="Times New Roman" w:cs="Times New Roman" w:eastAsia="Times New Roman" w:hAnsi="Times New Roman"/>
+                <w:b w:val="1"/>
+                <w:bCs w:val="1"/>
+                <w:sz w:val="24"/>
+                <w:szCs w:val="24"/>
+              </w:rPr>
+            </w:pPr>
+            <w:r>
+              <w:rPr>
+                <w:rFonts w:ascii="Times New Roman" w:cs="Times New Roman" w:eastAsia="Times New Roman" w:hAnsi="Times New Roman"/>
+                <w:b w:val="1"/>
+                <w:bCs w:val="1"/>
+                <w:sz w:val="24"/>
+                <w:szCs w:val="24"/>
+              </w:rPr>
+              <w:t xml:space="preserve">Responsável</w:t>
+            </w:r>
+          </w:p>
+        </w:tc>
+        <w:tc>
+          <w:tcPr>
+            <w:tcW w:w="1600" w:type="dxa"/>
+            <w:tcBorders>
+              <w:top w:color="c4c7c5" w:space="0" w:sz="6" w:val="single"/>
+              <w:left w:color="c4c7c5" w:space="0" w:sz="6" w:val="single"/>
+              <w:bottom w:color="c4c7c5" w:space="0" w:sz="6" w:val="single"/>
+              <w:right w:color="c4c7c5" w:space="0" w:sz="6" w:val="single"/>
+            </w:tcBorders>
+            <w:tcMar>
+              <w:top w:w="60" w:type="dxa"/>
+              <w:left w:w="60" w:type="dxa"/>
+              <w:bottom w:w="60" w:type="dxa"/>
+              <w:right w:w="60" w:type="dxa"/>
+            </w:tcMar>
+            <w:vAlign w:val="center"/>
+          </w:tcPr>
+          <w:p>
+            <w:pPr>
+              <w:keepNext w:val="1"/>
+              <w:spacing w:before="0" w:after="0" w:line="240" w:lineRule="auto"/>
+              <w:rPr>
+                <w:rFonts w:ascii="Times New Roman" w:cs="Times New Roman" w:eastAsia="Times New Roman" w:hAnsi="Times New Roman"/>
+                <w:b w:val="1"/>
+                <w:bCs w:val="1"/>
+                <w:sz w:val="24"/>
+                <w:szCs w:val="24"/>
+              </w:rPr>
+            </w:pPr>
+            <w:r>
+              <w:rPr>
+                <w:rFonts w:ascii="Times New Roman" w:cs="Times New Roman" w:eastAsia="Times New Roman" w:hAnsi="Times New Roman"/>
+                <w:b w:val="1"/>
+                <w:bCs w:val="1"/>
+                <w:sz w:val="24"/>
+                <w:szCs w:val="24"/>
+              </w:rPr>
+              <w:t xml:space="preserve">Apoio</w:t>
+            </w:r>
+          </w:p>
+        </w:tc>
+        <w:tc>
+          <w:tcPr>
+            <w:tcW w:w="1300" w:type="dxa"/>
+            <w:tcBorders>
+              <w:top w:color="c4c7c5" w:space="0" w:sz="6" w:val="single"/>
+              <w:left w:color="c4c7c5" w:space="0" w:sz="6" w:val="single"/>
+              <w:bottom w:color="c4c7c5" w:space="0" w:sz="6" w:val="single"/>
+              <w:right w:color="c4c7c5" w:space="0" w:sz="6" w:val="single"/>
+            </w:tcBorders>
+            <w:tcMar>
+              <w:top w:w="60" w:type="dxa"/>
+              <w:left w:w="60" w:type="dxa"/>
+              <w:bottom w:w="60" w:type="dxa"/>
+              <w:right w:w="60" w:type="dxa"/>
+            </w:tcMar>
+            <w:vAlign w:val="center"/>
+          </w:tcPr>
+          <w:p>
+            <w:pPr>
+              <w:keepNext w:val="1"/>
+              <w:spacing w:before="0" w:after="0" w:line="240" w:lineRule="auto"/>
+              <w:rPr>
+                <w:rFonts w:ascii="Times New Roman" w:cs="Times New Roman" w:eastAsia="Times New Roman" w:hAnsi="Times New Roman"/>
+                <w:b w:val="1"/>
+                <w:bCs w:val="1"/>
+                <w:sz w:val="24"/>
+                <w:szCs w:val="24"/>
+              </w:rPr>
+            </w:pPr>
+            <w:r>
+              <w:rPr>
+                <w:rFonts w:ascii="Times New Roman" w:cs="Times New Roman" w:eastAsia="Times New Roman" w:hAnsi="Times New Roman"/>
+                <w:b w:val="1"/>
+                <w:bCs w:val="1"/>
+                <w:sz w:val="24"/>
+                <w:szCs w:val="24"/>
+              </w:rPr>
+              <w:t xml:space="preserve">Aprovação</w:t>
+            </w:r>
+          </w:p>
+        </w:tc>
+        <w:tc>
+          <w:tcPr>
             <w:tcW w:w="1550" w:type="dxa"/>
             <w:tcBorders>
               <w:top w:color="c4c7c5" w:space="0" w:sz="6" w:val="single"/>
@@ -23710,9 +23892,9 @@
             </w:tcBorders>
             <w:tcMar>
               <w:top w:w="60" w:type="dxa"/>
-              <w:left w:w="80" w:type="dxa"/>
+              <w:left w:w="60" w:type="dxa"/>
               <w:bottom w:w="60" w:type="dxa"/>
-              <w:right w:w="80" w:type="dxa"/>
+              <w:right w:w="60" w:type="dxa"/>
             </w:tcMar>
             <w:vAlign w:val="center"/>
           </w:tcPr>
@@ -23736,13 +23918,13 @@
                 <w:sz w:val="24"/>
                 <w:szCs w:val="24"/>
               </w:rPr>
-              <w:t xml:space="preserve">Entrega</w:t>
-            </w:r>
-          </w:p>
-        </w:tc>
-        <w:tc>
-          <w:tcPr>
-            <w:tcW w:w="1500" w:type="dxa"/>
+              <w:t xml:space="preserve">Prazo</w:t>
+            </w:r>
+          </w:p>
+        </w:tc>
+        <w:tc>
+          <w:tcPr>
+            <w:tcW w:w="1564" w:type="dxa"/>
             <w:tcBorders>
               <w:top w:color="c4c7c5" w:space="0" w:sz="6" w:val="single"/>
               <w:left w:color="c4c7c5" w:space="0" w:sz="6" w:val="single"/>
@@ -23751,9 +23933,9 @@
             </w:tcBorders>
             <w:tcMar>
               <w:top w:w="60" w:type="dxa"/>
-              <w:left w:w="80" w:type="dxa"/>
+              <w:left w:w="60" w:type="dxa"/>
               <w:bottom w:w="60" w:type="dxa"/>
-              <w:right w:w="80" w:type="dxa"/>
+              <w:right w:w="60" w:type="dxa"/>
             </w:tcMar>
             <w:vAlign w:val="center"/>
           </w:tcPr>
@@ -23777,171 +23959,7 @@
                 <w:sz w:val="24"/>
                 <w:szCs w:val="24"/>
               </w:rPr>
-              <w:t xml:space="preserve">Responsável</w:t>
-            </w:r>
-          </w:p>
-        </w:tc>
-        <w:tc>
-          <w:tcPr>
-            <w:tcW w:w="1600" w:type="dxa"/>
-            <w:tcBorders>
-              <w:top w:color="c4c7c5" w:space="0" w:sz="6" w:val="single"/>
-              <w:left w:color="c4c7c5" w:space="0" w:sz="6" w:val="single"/>
-              <w:bottom w:color="c4c7c5" w:space="0" w:sz="6" w:val="single"/>
-              <w:right w:color="c4c7c5" w:space="0" w:sz="6" w:val="single"/>
-            </w:tcBorders>
-            <w:tcMar>
-              <w:top w:w="60" w:type="dxa"/>
-              <w:left w:w="80" w:type="dxa"/>
-              <w:bottom w:w="60" w:type="dxa"/>
-              <w:right w:w="80" w:type="dxa"/>
-            </w:tcMar>
-            <w:vAlign w:val="center"/>
-          </w:tcPr>
-          <w:p>
-            <w:pPr>
-              <w:keepNext w:val="1"/>
-              <w:spacing w:before="0" w:after="0" w:line="240" w:lineRule="auto"/>
-              <w:rPr>
-                <w:rFonts w:ascii="Times New Roman" w:cs="Times New Roman" w:eastAsia="Times New Roman" w:hAnsi="Times New Roman"/>
-                <w:b w:val="1"/>
-                <w:bCs w:val="1"/>
-                <w:sz w:val="24"/>
-                <w:szCs w:val="24"/>
-              </w:rPr>
-            </w:pPr>
-            <w:r>
-              <w:rPr>
-                <w:rFonts w:ascii="Times New Roman" w:cs="Times New Roman" w:eastAsia="Times New Roman" w:hAnsi="Times New Roman"/>
-                <w:b w:val="1"/>
-                <w:bCs w:val="1"/>
-                <w:sz w:val="24"/>
-                <w:szCs w:val="24"/>
-              </w:rPr>
-              <w:t xml:space="preserve">Apoio</w:t>
-            </w:r>
-          </w:p>
-        </w:tc>
-        <w:tc>
-          <w:tcPr>
-            <w:tcW w:w="1300" w:type="dxa"/>
-            <w:tcBorders>
-              <w:top w:color="c4c7c5" w:space="0" w:sz="6" w:val="single"/>
-              <w:left w:color="c4c7c5" w:space="0" w:sz="6" w:val="single"/>
-              <w:bottom w:color="c4c7c5" w:space="0" w:sz="6" w:val="single"/>
-              <w:right w:color="c4c7c5" w:space="0" w:sz="6" w:val="single"/>
-            </w:tcBorders>
-            <w:tcMar>
-              <w:top w:w="60" w:type="dxa"/>
-              <w:left w:w="80" w:type="dxa"/>
-              <w:bottom w:w="60" w:type="dxa"/>
-              <w:right w:w="80" w:type="dxa"/>
-            </w:tcMar>
-            <w:vAlign w:val="center"/>
-          </w:tcPr>
-          <w:p>
-            <w:pPr>
-              <w:keepNext w:val="1"/>
-              <w:spacing w:before="0" w:after="0" w:line="240" w:lineRule="auto"/>
-              <w:rPr>
-                <w:rFonts w:ascii="Times New Roman" w:cs="Times New Roman" w:eastAsia="Times New Roman" w:hAnsi="Times New Roman"/>
-                <w:b w:val="1"/>
-                <w:bCs w:val="1"/>
-                <w:sz w:val="24"/>
-                <w:szCs w:val="24"/>
-              </w:rPr>
-            </w:pPr>
-            <w:r>
-              <w:rPr>
-                <w:rFonts w:ascii="Times New Roman" w:cs="Times New Roman" w:eastAsia="Times New Roman" w:hAnsi="Times New Roman"/>
-                <w:b w:val="1"/>
-                <w:bCs w:val="1"/>
-                <w:sz w:val="24"/>
-                <w:szCs w:val="24"/>
-              </w:rPr>
-              <w:t xml:space="preserve">Aprovação</w:t>
-            </w:r>
-          </w:p>
-        </w:tc>
-        <w:tc>
-          <w:tcPr>
-            <w:tcW w:w="1150" w:type="dxa"/>
-            <w:tcBorders>
-              <w:top w:color="c4c7c5" w:space="0" w:sz="6" w:val="single"/>
-              <w:left w:color="c4c7c5" w:space="0" w:sz="6" w:val="single"/>
-              <w:bottom w:color="c4c7c5" w:space="0" w:sz="6" w:val="single"/>
-              <w:right w:color="c4c7c5" w:space="0" w:sz="6" w:val="single"/>
-            </w:tcBorders>
-            <w:tcMar>
-              <w:top w:w="60" w:type="dxa"/>
-              <w:left w:w="80" w:type="dxa"/>
-              <w:bottom w:w="60" w:type="dxa"/>
-              <w:right w:w="80" w:type="dxa"/>
-            </w:tcMar>
-            <w:vAlign w:val="center"/>
-          </w:tcPr>
-          <w:p>
-            <w:pPr>
-              <w:keepNext w:val="1"/>
-              <w:spacing w:before="0" w:after="0" w:line="240" w:lineRule="auto"/>
-              <w:rPr>
-                <w:rFonts w:ascii="Times New Roman" w:cs="Times New Roman" w:eastAsia="Times New Roman" w:hAnsi="Times New Roman"/>
-                <w:b w:val="1"/>
-                <w:bCs w:val="1"/>
-                <w:sz w:val="24"/>
-                <w:szCs w:val="24"/>
-              </w:rPr>
-            </w:pPr>
-            <w:r>
-              <w:rPr>
-                <w:rFonts w:ascii="Times New Roman" w:cs="Times New Roman" w:eastAsia="Times New Roman" w:hAnsi="Times New Roman"/>
-                <w:b w:val="1"/>
-                <w:bCs w:val="1"/>
-                <w:sz w:val="24"/>
-                <w:szCs w:val="24"/>
-              </w:rPr>
-              <w:t xml:space="preserve">Prazo</w:t>
-            </w:r>
-          </w:p>
-        </w:tc>
-        <w:tc>
-          <w:tcPr>
-            <w:tcW w:w="1929" w:type="dxa"/>
-            <w:tcBorders>
-              <w:top w:color="c4c7c5" w:space="0" w:sz="6" w:val="single"/>
-              <w:left w:color="c4c7c5" w:space="0" w:sz="6" w:val="single"/>
-              <w:bottom w:color="c4c7c5" w:space="0" w:sz="6" w:val="single"/>
-              <w:right w:color="c4c7c5" w:space="0" w:sz="6" w:val="single"/>
-            </w:tcBorders>
-            <w:tcMar>
-              <w:top w:w="60" w:type="dxa"/>
-              <w:left w:w="80" w:type="dxa"/>
-              <w:bottom w:w="60" w:type="dxa"/>
-              <w:right w:w="80" w:type="dxa"/>
-            </w:tcMar>
-            <w:vAlign w:val="center"/>
-          </w:tcPr>
-          <w:p>
-            <w:pPr>
-              <w:keepNext w:val="1"/>
-              <w:spacing w:before="0" w:after="0" w:line="240" w:lineRule="auto"/>
-              <w:rPr>
-                <w:rFonts w:ascii="Times New Roman" w:cs="Times New Roman" w:eastAsia="Times New Roman" w:hAnsi="Times New Roman"/>
-                <w:b w:val="1"/>
-                <w:bCs w:val="1"/>
-                <w:sz w:val="24"/>
-                <w:szCs w:val="24"/>
-              </w:rPr>
-            </w:pPr>
-            <w:r>
-              <w:rPr>
-                <w:rFonts w:ascii="Times New Roman" w:cs="Times New Roman" w:eastAsia="Times New Roman" w:hAnsi="Times New Roman"/>
-                <w:b w:val="1"/>
-                <w:bCs w:val="1"/>
-                <w:sz w:val="24"/>
-                <w:szCs w:val="24"/>
-              </w:rPr>
-              <w:t xml:space="preserve">Risco e prevenção</w:t>
+              <w:t xml:space="preserve">Risco e Prevenção</w:t>
             </w:r>
           </w:p>
         </w:tc>
@@ -23952,6 +23970,154 @@
         </w:trPr>
         <w:tc>
           <w:tcPr>
+            <w:tcW w:w="1535" w:type="dxa"/>
+            <w:tcBorders>
+              <w:top w:color="c4c7c5" w:space="0" w:sz="6" w:val="single"/>
+              <w:left w:color="c4c7c5" w:space="0" w:sz="6" w:val="single"/>
+              <w:bottom w:color="c4c7c5" w:space="0" w:sz="6" w:val="single"/>
+              <w:right w:color="c4c7c5" w:space="0" w:sz="6" w:val="single"/>
+            </w:tcBorders>
+            <w:tcMar>
+              <w:top w:w="60" w:type="dxa"/>
+              <w:left w:w="60" w:type="dxa"/>
+              <w:bottom w:w="60" w:type="dxa"/>
+              <w:right w:w="60" w:type="dxa"/>
+            </w:tcMar>
+            <w:vAlign w:val="top"/>
+          </w:tcPr>
+          <w:p>
+            <w:pPr>
+              <w:spacing w:before="0" w:after="0" w:line="240" w:lineRule="auto"/>
+              <w:rPr>
+                <w:rFonts w:ascii="Times New Roman" w:cs="Times New Roman" w:eastAsia="Times New Roman" w:hAnsi="Times New Roman"/>
+                <w:b w:val="1"/>
+                <w:bCs w:val="1"/>
+                <w:sz w:val="24"/>
+                <w:szCs w:val="24"/>
+              </w:rPr>
+            </w:pPr>
+            <w:r>
+              <w:rPr>
+                <w:rFonts w:ascii="Times New Roman" w:cs="Times New Roman" w:eastAsia="Times New Roman" w:hAnsi="Times New Roman"/>
+                <w:b w:val="1"/>
+                <w:bCs w:val="1"/>
+                <w:sz w:val="24"/>
+                <w:szCs w:val="24"/>
+              </w:rPr>
+              <w:t xml:space="preserve">A1 Transmissões do Dia a Dia</w:t>
+            </w:r>
+          </w:p>
+        </w:tc>
+        <w:tc>
+          <w:tcPr>
+            <w:tcW w:w="1480" w:type="dxa"/>
+            <w:tcBorders>
+              <w:top w:color="c4c7c5" w:space="0" w:sz="6" w:val="single"/>
+              <w:left w:color="c4c7c5" w:space="0" w:sz="6" w:val="single"/>
+              <w:bottom w:color="c4c7c5" w:space="0" w:sz="6" w:val="single"/>
+              <w:right w:color="c4c7c5" w:space="0" w:sz="6" w:val="single"/>
+            </w:tcBorders>
+            <w:tcMar>
+              <w:top w:w="60" w:type="dxa"/>
+              <w:left w:w="60" w:type="dxa"/>
+              <w:bottom w:w="60" w:type="dxa"/>
+              <w:right w:w="60" w:type="dxa"/>
+            </w:tcMar>
+            <w:vAlign w:val="top"/>
+          </w:tcPr>
+          <w:p>
+            <w:pPr>
+              <w:spacing w:before="0" w:after="0" w:line="240" w:lineRule="auto"/>
+              <w:rPr>
+                <w:rFonts w:ascii="Times New Roman" w:cs="Times New Roman" w:eastAsia="Times New Roman" w:hAnsi="Times New Roman"/>
+                <w:sz w:val="24"/>
+                <w:szCs w:val="24"/>
+              </w:rPr>
+            </w:pPr>
+            <w:r>
+              <w:rPr>
+                <w:rFonts w:ascii="Times New Roman" w:cs="Times New Roman" w:eastAsia="Times New Roman" w:hAnsi="Times New Roman"/>
+                <w:sz w:val="24"/>
+                <w:szCs w:val="24"/>
+              </w:rPr>
+              <w:t xml:space="preserve">Gerência de Marca</w:t>
+            </w:r>
+          </w:p>
+        </w:tc>
+        <w:tc>
+          <w:tcPr>
+            <w:tcW w:w="1600" w:type="dxa"/>
+            <w:tcBorders>
+              <w:top w:color="c4c7c5" w:space="0" w:sz="6" w:val="single"/>
+              <w:left w:color="c4c7c5" w:space="0" w:sz="6" w:val="single"/>
+              <w:bottom w:color="c4c7c5" w:space="0" w:sz="6" w:val="single"/>
+              <w:right w:color="c4c7c5" w:space="0" w:sz="6" w:val="single"/>
+            </w:tcBorders>
+            <w:tcMar>
+              <w:top w:w="60" w:type="dxa"/>
+              <w:left w:w="60" w:type="dxa"/>
+              <w:bottom w:w="60" w:type="dxa"/>
+              <w:right w:w="60" w:type="dxa"/>
+            </w:tcMar>
+            <w:vAlign w:val="top"/>
+          </w:tcPr>
+          <w:p>
+            <w:pPr>
+              <w:spacing w:before="0" w:after="0" w:line="240" w:lineRule="auto"/>
+              <w:rPr>
+                <w:rFonts w:ascii="Times New Roman" w:cs="Times New Roman" w:eastAsia="Times New Roman" w:hAnsi="Times New Roman"/>
+                <w:sz w:val="24"/>
+                <w:szCs w:val="24"/>
+              </w:rPr>
+            </w:pPr>
+            <w:r>
+              <w:rPr>
+                <w:rFonts w:ascii="Times New Roman" w:cs="Times New Roman" w:eastAsia="Times New Roman" w:hAnsi="Times New Roman"/>
+                <w:sz w:val="24"/>
+                <w:szCs w:val="24"/>
+              </w:rPr>
+              <w:t xml:space="preserve">Red Bull Media House, agência de conteúdo, criadores</w:t>
+            </w:r>
+          </w:p>
+        </w:tc>
+        <w:tc>
+          <w:tcPr>
+            <w:tcW w:w="1300" w:type="dxa"/>
+            <w:tcBorders>
+              <w:top w:color="c4c7c5" w:space="0" w:sz="6" w:val="single"/>
+              <w:left w:color="c4c7c5" w:space="0" w:sz="6" w:val="single"/>
+              <w:bottom w:color="c4c7c5" w:space="0" w:sz="6" w:val="single"/>
+              <w:right w:color="c4c7c5" w:space="0" w:sz="6" w:val="single"/>
+            </w:tcBorders>
+            <w:tcMar>
+              <w:top w:w="60" w:type="dxa"/>
+              <w:left w:w="60" w:type="dxa"/>
+              <w:bottom w:w="60" w:type="dxa"/>
+              <w:right w:w="60" w:type="dxa"/>
+            </w:tcMar>
+            <w:vAlign w:val="top"/>
+          </w:tcPr>
+          <w:p>
+            <w:pPr>
+              <w:spacing w:before="0" w:after="0" w:line="240" w:lineRule="auto"/>
+              <w:rPr>
+                <w:rFonts w:ascii="Times New Roman" w:cs="Times New Roman" w:eastAsia="Times New Roman" w:hAnsi="Times New Roman"/>
+                <w:sz w:val="24"/>
+                <w:szCs w:val="24"/>
+              </w:rPr>
+            </w:pPr>
+            <w:r>
+              <w:rPr>
+                <w:rFonts w:ascii="Times New Roman" w:cs="Times New Roman" w:eastAsia="Times New Roman" w:hAnsi="Times New Roman"/>
+                <w:sz w:val="24"/>
+                <w:szCs w:val="24"/>
+              </w:rPr>
+              <w:t xml:space="preserve">Diretoria de Marketing e Regulatório</w:t>
+            </w:r>
+          </w:p>
+        </w:tc>
+        <w:tc>
+          <w:tcPr>
             <w:tcW w:w="1550" w:type="dxa"/>
             <w:tcBorders>
               <w:top w:color="c4c7c5" w:space="0" w:sz="6" w:val="single"/>
@@ -23961,38 +24127,34 @@
             </w:tcBorders>
             <w:tcMar>
               <w:top w:w="60" w:type="dxa"/>
-              <w:left w:w="80" w:type="dxa"/>
+              <w:left w:w="60" w:type="dxa"/>
               <w:bottom w:w="60" w:type="dxa"/>
-              <w:right w:w="80" w:type="dxa"/>
-            </w:tcMar>
-            <w:vAlign w:val="top"/>
-          </w:tcPr>
-          <w:p>
-            <w:pPr>
-              <w:spacing w:before="0" w:after="0" w:line="240" w:lineRule="auto"/>
-              <w:rPr>
-                <w:rFonts w:ascii="Times New Roman" w:cs="Times New Roman" w:eastAsia="Times New Roman" w:hAnsi="Times New Roman"/>
-                <w:b w:val="1"/>
-                <w:bCs w:val="1"/>
-                <w:sz w:val="24"/>
-                <w:szCs w:val="24"/>
-              </w:rPr>
-            </w:pPr>
-            <w:r>
-              <w:rPr>
-                <w:rFonts w:ascii="Times New Roman" w:cs="Times New Roman" w:eastAsia="Times New Roman" w:hAnsi="Times New Roman"/>
-                <w:b w:val="1"/>
-                <w:bCs w:val="1"/>
-                <w:sz w:val="24"/>
-                <w:szCs w:val="24"/>
-              </w:rPr>
-              <w:t xml:space="preserve">A1 Transmissões do Dia a Dia</w:t>
-            </w:r>
-          </w:p>
-        </w:tc>
-        <w:tc>
-          <w:tcPr>
-            <w:tcW w:w="1500" w:type="dxa"/>
+              <w:right w:w="60" w:type="dxa"/>
+            </w:tcMar>
+            <w:vAlign w:val="top"/>
+          </w:tcPr>
+          <w:p>
+            <w:pPr>
+              <w:spacing w:before="0" w:after="0" w:line="240" w:lineRule="auto"/>
+              <w:rPr>
+                <w:rFonts w:ascii="Times New Roman" w:cs="Times New Roman" w:eastAsia="Times New Roman" w:hAnsi="Times New Roman"/>
+                <w:sz w:val="24"/>
+                <w:szCs w:val="24"/>
+              </w:rPr>
+            </w:pPr>
+            <w:r>
+              <w:rPr>
+                <w:rFonts w:ascii="Times New Roman" w:cs="Times New Roman" w:eastAsia="Times New Roman" w:hAnsi="Times New Roman"/>
+                <w:sz w:val="24"/>
+                <w:szCs w:val="24"/>
+              </w:rPr>
+              <w:t xml:space="preserve">Lote 1 até S3; lote 2 até S6</w:t>
+            </w:r>
+          </w:p>
+        </w:tc>
+        <w:tc>
+          <w:tcPr>
+            <w:tcW w:w="1564" w:type="dxa"/>
             <w:tcBorders>
               <w:top w:color="c4c7c5" w:space="0" w:sz="6" w:val="single"/>
               <w:left w:color="c4c7c5" w:space="0" w:sz="6" w:val="single"/>
@@ -24001,153 +24163,9 @@
             </w:tcBorders>
             <w:tcMar>
               <w:top w:w="60" w:type="dxa"/>
-              <w:left w:w="80" w:type="dxa"/>
+              <w:left w:w="60" w:type="dxa"/>
               <w:bottom w:w="60" w:type="dxa"/>
-              <w:right w:w="80" w:type="dxa"/>
-            </w:tcMar>
-            <w:vAlign w:val="top"/>
-          </w:tcPr>
-          <w:p>
-            <w:pPr>
-              <w:spacing w:before="0" w:after="0" w:line="240" w:lineRule="auto"/>
-              <w:rPr>
-                <w:rFonts w:ascii="Times New Roman" w:cs="Times New Roman" w:eastAsia="Times New Roman" w:hAnsi="Times New Roman"/>
-                <w:sz w:val="24"/>
-                <w:szCs w:val="24"/>
-              </w:rPr>
-            </w:pPr>
-            <w:r>
-              <w:rPr>
-                <w:rFonts w:ascii="Times New Roman" w:cs="Times New Roman" w:eastAsia="Times New Roman" w:hAnsi="Times New Roman"/>
-                <w:sz w:val="24"/>
-                <w:szCs w:val="24"/>
-              </w:rPr>
-              <w:t xml:space="preserve">Gerência de Marca</w:t>
-            </w:r>
-          </w:p>
-        </w:tc>
-        <w:tc>
-          <w:tcPr>
-            <w:tcW w:w="1600" w:type="dxa"/>
-            <w:tcBorders>
-              <w:top w:color="c4c7c5" w:space="0" w:sz="6" w:val="single"/>
-              <w:left w:color="c4c7c5" w:space="0" w:sz="6" w:val="single"/>
-              <w:bottom w:color="c4c7c5" w:space="0" w:sz="6" w:val="single"/>
-              <w:right w:color="c4c7c5" w:space="0" w:sz="6" w:val="single"/>
-            </w:tcBorders>
-            <w:tcMar>
-              <w:top w:w="60" w:type="dxa"/>
-              <w:left w:w="80" w:type="dxa"/>
-              <w:bottom w:w="60" w:type="dxa"/>
-              <w:right w:w="80" w:type="dxa"/>
-            </w:tcMar>
-            <w:vAlign w:val="top"/>
-          </w:tcPr>
-          <w:p>
-            <w:pPr>
-              <w:spacing w:before="0" w:after="0" w:line="240" w:lineRule="auto"/>
-              <w:rPr>
-                <w:rFonts w:ascii="Times New Roman" w:cs="Times New Roman" w:eastAsia="Times New Roman" w:hAnsi="Times New Roman"/>
-                <w:sz w:val="24"/>
-                <w:szCs w:val="24"/>
-              </w:rPr>
-            </w:pPr>
-            <w:r>
-              <w:rPr>
-                <w:rFonts w:ascii="Times New Roman" w:cs="Times New Roman" w:eastAsia="Times New Roman" w:hAnsi="Times New Roman"/>
-                <w:sz w:val="24"/>
-                <w:szCs w:val="24"/>
-              </w:rPr>
-              <w:t xml:space="preserve">Red Bull Media House, agência de conteúdo, criadores</w:t>
-            </w:r>
-          </w:p>
-        </w:tc>
-        <w:tc>
-          <w:tcPr>
-            <w:tcW w:w="1300" w:type="dxa"/>
-            <w:tcBorders>
-              <w:top w:color="c4c7c5" w:space="0" w:sz="6" w:val="single"/>
-              <w:left w:color="c4c7c5" w:space="0" w:sz="6" w:val="single"/>
-              <w:bottom w:color="c4c7c5" w:space="0" w:sz="6" w:val="single"/>
-              <w:right w:color="c4c7c5" w:space="0" w:sz="6" w:val="single"/>
-            </w:tcBorders>
-            <w:tcMar>
-              <w:top w:w="60" w:type="dxa"/>
-              <w:left w:w="80" w:type="dxa"/>
-              <w:bottom w:w="60" w:type="dxa"/>
-              <w:right w:w="80" w:type="dxa"/>
-            </w:tcMar>
-            <w:vAlign w:val="top"/>
-          </w:tcPr>
-          <w:p>
-            <w:pPr>
-              <w:spacing w:before="0" w:after="0" w:line="240" w:lineRule="auto"/>
-              <w:rPr>
-                <w:rFonts w:ascii="Times New Roman" w:cs="Times New Roman" w:eastAsia="Times New Roman" w:hAnsi="Times New Roman"/>
-                <w:sz w:val="24"/>
-                <w:szCs w:val="24"/>
-              </w:rPr>
-            </w:pPr>
-            <w:r>
-              <w:rPr>
-                <w:rFonts w:ascii="Times New Roman" w:cs="Times New Roman" w:eastAsia="Times New Roman" w:hAnsi="Times New Roman"/>
-                <w:sz w:val="24"/>
-                <w:szCs w:val="24"/>
-              </w:rPr>
-              <w:t xml:space="preserve">Diretoria de Marketing e Regulatório</w:t>
-            </w:r>
-          </w:p>
-        </w:tc>
-        <w:tc>
-          <w:tcPr>
-            <w:tcW w:w="1150" w:type="dxa"/>
-            <w:tcBorders>
-              <w:top w:color="c4c7c5" w:space="0" w:sz="6" w:val="single"/>
-              <w:left w:color="c4c7c5" w:space="0" w:sz="6" w:val="single"/>
-              <w:bottom w:color="c4c7c5" w:space="0" w:sz="6" w:val="single"/>
-              <w:right w:color="c4c7c5" w:space="0" w:sz="6" w:val="single"/>
-            </w:tcBorders>
-            <w:tcMar>
-              <w:top w:w="60" w:type="dxa"/>
-              <w:left w:w="80" w:type="dxa"/>
-              <w:bottom w:w="60" w:type="dxa"/>
-              <w:right w:w="80" w:type="dxa"/>
-            </w:tcMar>
-            <w:vAlign w:val="top"/>
-          </w:tcPr>
-          <w:p>
-            <w:pPr>
-              <w:spacing w:before="0" w:after="0" w:line="240" w:lineRule="auto"/>
-              <w:rPr>
-                <w:rFonts w:ascii="Times New Roman" w:cs="Times New Roman" w:eastAsia="Times New Roman" w:hAnsi="Times New Roman"/>
-                <w:sz w:val="24"/>
-                <w:szCs w:val="24"/>
-              </w:rPr>
-            </w:pPr>
-            <w:r>
-              <w:rPr>
-                <w:rFonts w:ascii="Times New Roman" w:cs="Times New Roman" w:eastAsia="Times New Roman" w:hAnsi="Times New Roman"/>
-                <w:sz w:val="24"/>
-                <w:szCs w:val="24"/>
-              </w:rPr>
-              <w:t xml:space="preserve">Lote 1 até S3; lote 2 até S6</w:t>
-            </w:r>
-          </w:p>
-        </w:tc>
-        <w:tc>
-          <w:tcPr>
-            <w:tcW w:w="1929" w:type="dxa"/>
-            <w:tcBorders>
-              <w:top w:color="c4c7c5" w:space="0" w:sz="6" w:val="single"/>
-              <w:left w:color="c4c7c5" w:space="0" w:sz="6" w:val="single"/>
-              <w:bottom w:color="c4c7c5" w:space="0" w:sz="6" w:val="single"/>
-              <w:right w:color="c4c7c5" w:space="0" w:sz="6" w:val="single"/>
-            </w:tcBorders>
-            <w:tcMar>
-              <w:top w:w="60" w:type="dxa"/>
-              <w:left w:w="80" w:type="dxa"/>
-              <w:bottom w:w="60" w:type="dxa"/>
-              <w:right w:w="80" w:type="dxa"/>
+              <w:right w:w="60" w:type="dxa"/>
             </w:tcMar>
             <w:vAlign w:val="top"/>
           </w:tcPr>
@@ -24177,6 +24195,154 @@
         </w:trPr>
         <w:tc>
           <w:tcPr>
+            <w:tcW w:w="1535" w:type="dxa"/>
+            <w:tcBorders>
+              <w:top w:color="c4c7c5" w:space="0" w:sz="6" w:val="single"/>
+              <w:left w:color="c4c7c5" w:space="0" w:sz="6" w:val="single"/>
+              <w:bottom w:color="c4c7c5" w:space="0" w:sz="6" w:val="single"/>
+              <w:right w:color="c4c7c5" w:space="0" w:sz="6" w:val="single"/>
+            </w:tcBorders>
+            <w:tcMar>
+              <w:top w:w="60" w:type="dxa"/>
+              <w:left w:w="60" w:type="dxa"/>
+              <w:bottom w:w="60" w:type="dxa"/>
+              <w:right w:w="60" w:type="dxa"/>
+            </w:tcMar>
+            <w:vAlign w:val="top"/>
+          </w:tcPr>
+          <w:p>
+            <w:pPr>
+              <w:spacing w:before="0" w:after="0" w:line="240" w:lineRule="auto"/>
+              <w:rPr>
+                <w:rFonts w:ascii="Times New Roman" w:cs="Times New Roman" w:eastAsia="Times New Roman" w:hAnsi="Times New Roman"/>
+                <w:b w:val="1"/>
+                <w:bCs w:val="1"/>
+                <w:sz w:val="24"/>
+                <w:szCs w:val="24"/>
+              </w:rPr>
+            </w:pPr>
+            <w:r>
+              <w:rPr>
+                <w:rFonts w:ascii="Times New Roman" w:cs="Times New Roman" w:eastAsia="Times New Roman" w:hAnsi="Times New Roman"/>
+                <w:b w:val="1"/>
+                <w:bCs w:val="1"/>
+                <w:sz w:val="24"/>
+                <w:szCs w:val="24"/>
+              </w:rPr>
+              <w:t xml:space="preserve">A2 Hub Modo Foco</w:t>
+            </w:r>
+          </w:p>
+        </w:tc>
+        <w:tc>
+          <w:tcPr>
+            <w:tcW w:w="1480" w:type="dxa"/>
+            <w:tcBorders>
+              <w:top w:color="c4c7c5" w:space="0" w:sz="6" w:val="single"/>
+              <w:left w:color="c4c7c5" w:space="0" w:sz="6" w:val="single"/>
+              <w:bottom w:color="c4c7c5" w:space="0" w:sz="6" w:val="single"/>
+              <w:right w:color="c4c7c5" w:space="0" w:sz="6" w:val="single"/>
+            </w:tcBorders>
+            <w:tcMar>
+              <w:top w:w="60" w:type="dxa"/>
+              <w:left w:w="60" w:type="dxa"/>
+              <w:bottom w:w="60" w:type="dxa"/>
+              <w:right w:w="60" w:type="dxa"/>
+            </w:tcMar>
+            <w:vAlign w:val="top"/>
+          </w:tcPr>
+          <w:p>
+            <w:pPr>
+              <w:spacing w:before="0" w:after="0" w:line="240" w:lineRule="auto"/>
+              <w:rPr>
+                <w:rFonts w:ascii="Times New Roman" w:cs="Times New Roman" w:eastAsia="Times New Roman" w:hAnsi="Times New Roman"/>
+                <w:sz w:val="24"/>
+                <w:szCs w:val="24"/>
+              </w:rPr>
+            </w:pPr>
+            <w:r>
+              <w:rPr>
+                <w:rFonts w:ascii="Times New Roman" w:cs="Times New Roman" w:eastAsia="Times New Roman" w:hAnsi="Times New Roman"/>
+                <w:sz w:val="24"/>
+                <w:szCs w:val="24"/>
+              </w:rPr>
+              <w:t xml:space="preserve">Digital / CRM</w:t>
+            </w:r>
+          </w:p>
+        </w:tc>
+        <w:tc>
+          <w:tcPr>
+            <w:tcW w:w="1600" w:type="dxa"/>
+            <w:tcBorders>
+              <w:top w:color="c4c7c5" w:space="0" w:sz="6" w:val="single"/>
+              <w:left w:color="c4c7c5" w:space="0" w:sz="6" w:val="single"/>
+              <w:bottom w:color="c4c7c5" w:space="0" w:sz="6" w:val="single"/>
+              <w:right w:color="c4c7c5" w:space="0" w:sz="6" w:val="single"/>
+            </w:tcBorders>
+            <w:tcMar>
+              <w:top w:w="60" w:type="dxa"/>
+              <w:left w:w="60" w:type="dxa"/>
+              <w:bottom w:w="60" w:type="dxa"/>
+              <w:right w:w="60" w:type="dxa"/>
+            </w:tcMar>
+            <w:vAlign w:val="top"/>
+          </w:tcPr>
+          <w:p>
+            <w:pPr>
+              <w:spacing w:before="0" w:after="0" w:line="240" w:lineRule="auto"/>
+              <w:rPr>
+                <w:rFonts w:ascii="Times New Roman" w:cs="Times New Roman" w:eastAsia="Times New Roman" w:hAnsi="Times New Roman"/>
+                <w:sz w:val="24"/>
+                <w:szCs w:val="24"/>
+              </w:rPr>
+            </w:pPr>
+            <w:r>
+              <w:rPr>
+                <w:rFonts w:ascii="Times New Roman" w:cs="Times New Roman" w:eastAsia="Times New Roman" w:hAnsi="Times New Roman"/>
+                <w:sz w:val="24"/>
+                <w:szCs w:val="24"/>
+              </w:rPr>
+              <w:t xml:space="preserve">Agência digital, TI</w:t>
+            </w:r>
+          </w:p>
+        </w:tc>
+        <w:tc>
+          <w:tcPr>
+            <w:tcW w:w="1300" w:type="dxa"/>
+            <w:tcBorders>
+              <w:top w:color="c4c7c5" w:space="0" w:sz="6" w:val="single"/>
+              <w:left w:color="c4c7c5" w:space="0" w:sz="6" w:val="single"/>
+              <w:bottom w:color="c4c7c5" w:space="0" w:sz="6" w:val="single"/>
+              <w:right w:color="c4c7c5" w:space="0" w:sz="6" w:val="single"/>
+            </w:tcBorders>
+            <w:tcMar>
+              <w:top w:w="60" w:type="dxa"/>
+              <w:left w:w="60" w:type="dxa"/>
+              <w:bottom w:w="60" w:type="dxa"/>
+              <w:right w:w="60" w:type="dxa"/>
+            </w:tcMar>
+            <w:vAlign w:val="top"/>
+          </w:tcPr>
+          <w:p>
+            <w:pPr>
+              <w:spacing w:before="0" w:after="0" w:line="240" w:lineRule="auto"/>
+              <w:rPr>
+                <w:rFonts w:ascii="Times New Roman" w:cs="Times New Roman" w:eastAsia="Times New Roman" w:hAnsi="Times New Roman"/>
+                <w:sz w:val="24"/>
+                <w:szCs w:val="24"/>
+              </w:rPr>
+            </w:pPr>
+            <w:r>
+              <w:rPr>
+                <w:rFonts w:ascii="Times New Roman" w:cs="Times New Roman" w:eastAsia="Times New Roman" w:hAnsi="Times New Roman"/>
+                <w:sz w:val="24"/>
+                <w:szCs w:val="24"/>
+              </w:rPr>
+              <w:t xml:space="preserve">Regulatório</w:t>
+            </w:r>
+          </w:p>
+        </w:tc>
+        <w:tc>
+          <w:tcPr>
             <w:tcW w:w="1550" w:type="dxa"/>
             <w:tcBorders>
               <w:top w:color="c4c7c5" w:space="0" w:sz="6" w:val="single"/>
@@ -24186,38 +24352,34 @@
             </w:tcBorders>
             <w:tcMar>
               <w:top w:w="60" w:type="dxa"/>
-              <w:left w:w="80" w:type="dxa"/>
+              <w:left w:w="60" w:type="dxa"/>
               <w:bottom w:w="60" w:type="dxa"/>
-              <w:right w:w="80" w:type="dxa"/>
-            </w:tcMar>
-            <w:vAlign w:val="top"/>
-          </w:tcPr>
-          <w:p>
-            <w:pPr>
-              <w:spacing w:before="0" w:after="0" w:line="240" w:lineRule="auto"/>
-              <w:rPr>
-                <w:rFonts w:ascii="Times New Roman" w:cs="Times New Roman" w:eastAsia="Times New Roman" w:hAnsi="Times New Roman"/>
-                <w:b w:val="1"/>
-                <w:bCs w:val="1"/>
-                <w:sz w:val="24"/>
-                <w:szCs w:val="24"/>
-              </w:rPr>
-            </w:pPr>
-            <w:r>
-              <w:rPr>
-                <w:rFonts w:ascii="Times New Roman" w:cs="Times New Roman" w:eastAsia="Times New Roman" w:hAnsi="Times New Roman"/>
-                <w:b w:val="1"/>
-                <w:bCs w:val="1"/>
-                <w:sz w:val="24"/>
-                <w:szCs w:val="24"/>
-              </w:rPr>
-              <w:t xml:space="preserve">A2 Hub Modo Foco</w:t>
-            </w:r>
-          </w:p>
-        </w:tc>
-        <w:tc>
-          <w:tcPr>
-            <w:tcW w:w="1500" w:type="dxa"/>
+              <w:right w:w="60" w:type="dxa"/>
+            </w:tcMar>
+            <w:vAlign w:val="top"/>
+          </w:tcPr>
+          <w:p>
+            <w:pPr>
+              <w:spacing w:before="0" w:after="0" w:line="240" w:lineRule="auto"/>
+              <w:rPr>
+                <w:rFonts w:ascii="Times New Roman" w:cs="Times New Roman" w:eastAsia="Times New Roman" w:hAnsi="Times New Roman"/>
+                <w:sz w:val="24"/>
+                <w:szCs w:val="24"/>
+              </w:rPr>
+            </w:pPr>
+            <w:r>
+              <w:rPr>
+                <w:rFonts w:ascii="Times New Roman" w:cs="Times New Roman" w:eastAsia="Times New Roman" w:hAnsi="Times New Roman"/>
+                <w:sz w:val="24"/>
+                <w:szCs w:val="24"/>
+              </w:rPr>
+              <w:t xml:space="preserve">No ar na S4</w:t>
+            </w:r>
+          </w:p>
+        </w:tc>
+        <w:tc>
+          <w:tcPr>
+            <w:tcW w:w="1564" w:type="dxa"/>
             <w:tcBorders>
               <w:top w:color="c4c7c5" w:space="0" w:sz="6" w:val="single"/>
               <w:left w:color="c4c7c5" w:space="0" w:sz="6" w:val="single"/>
@@ -24226,153 +24388,9 @@
             </w:tcBorders>
             <w:tcMar>
               <w:top w:w="60" w:type="dxa"/>
-              <w:left w:w="80" w:type="dxa"/>
+              <w:left w:w="60" w:type="dxa"/>
               <w:bottom w:w="60" w:type="dxa"/>
-              <w:right w:w="80" w:type="dxa"/>
-            </w:tcMar>
-            <w:vAlign w:val="top"/>
-          </w:tcPr>
-          <w:p>
-            <w:pPr>
-              <w:spacing w:before="0" w:after="0" w:line="240" w:lineRule="auto"/>
-              <w:rPr>
-                <w:rFonts w:ascii="Times New Roman" w:cs="Times New Roman" w:eastAsia="Times New Roman" w:hAnsi="Times New Roman"/>
-                <w:sz w:val="24"/>
-                <w:szCs w:val="24"/>
-              </w:rPr>
-            </w:pPr>
-            <w:r>
-              <w:rPr>
-                <w:rFonts w:ascii="Times New Roman" w:cs="Times New Roman" w:eastAsia="Times New Roman" w:hAnsi="Times New Roman"/>
-                <w:sz w:val="24"/>
-                <w:szCs w:val="24"/>
-              </w:rPr>
-              <w:t xml:space="preserve">Digital / CRM</w:t>
-            </w:r>
-          </w:p>
-        </w:tc>
-        <w:tc>
-          <w:tcPr>
-            <w:tcW w:w="1600" w:type="dxa"/>
-            <w:tcBorders>
-              <w:top w:color="c4c7c5" w:space="0" w:sz="6" w:val="single"/>
-              <w:left w:color="c4c7c5" w:space="0" w:sz="6" w:val="single"/>
-              <w:bottom w:color="c4c7c5" w:space="0" w:sz="6" w:val="single"/>
-              <w:right w:color="c4c7c5" w:space="0" w:sz="6" w:val="single"/>
-            </w:tcBorders>
-            <w:tcMar>
-              <w:top w:w="60" w:type="dxa"/>
-              <w:left w:w="80" w:type="dxa"/>
-              <w:bottom w:w="60" w:type="dxa"/>
-              <w:right w:w="80" w:type="dxa"/>
-            </w:tcMar>
-            <w:vAlign w:val="top"/>
-          </w:tcPr>
-          <w:p>
-            <w:pPr>
-              <w:spacing w:before="0" w:after="0" w:line="240" w:lineRule="auto"/>
-              <w:rPr>
-                <w:rFonts w:ascii="Times New Roman" w:cs="Times New Roman" w:eastAsia="Times New Roman" w:hAnsi="Times New Roman"/>
-                <w:sz w:val="24"/>
-                <w:szCs w:val="24"/>
-              </w:rPr>
-            </w:pPr>
-            <w:r>
-              <w:rPr>
-                <w:rFonts w:ascii="Times New Roman" w:cs="Times New Roman" w:eastAsia="Times New Roman" w:hAnsi="Times New Roman"/>
-                <w:sz w:val="24"/>
-                <w:szCs w:val="24"/>
-              </w:rPr>
-              <w:t xml:space="preserve">Agência digital, TI</w:t>
-            </w:r>
-          </w:p>
-        </w:tc>
-        <w:tc>
-          <w:tcPr>
-            <w:tcW w:w="1300" w:type="dxa"/>
-            <w:tcBorders>
-              <w:top w:color="c4c7c5" w:space="0" w:sz="6" w:val="single"/>
-              <w:left w:color="c4c7c5" w:space="0" w:sz="6" w:val="single"/>
-              <w:bottom w:color="c4c7c5" w:space="0" w:sz="6" w:val="single"/>
-              <w:right w:color="c4c7c5" w:space="0" w:sz="6" w:val="single"/>
-            </w:tcBorders>
-            <w:tcMar>
-              <w:top w:w="60" w:type="dxa"/>
-              <w:left w:w="80" w:type="dxa"/>
-              <w:bottom w:w="60" w:type="dxa"/>
-              <w:right w:w="80" w:type="dxa"/>
-            </w:tcMar>
-            <w:vAlign w:val="top"/>
-          </w:tcPr>
-          <w:p>
-            <w:pPr>
-              <w:spacing w:before="0" w:after="0" w:line="240" w:lineRule="auto"/>
-              <w:rPr>
-                <w:rFonts w:ascii="Times New Roman" w:cs="Times New Roman" w:eastAsia="Times New Roman" w:hAnsi="Times New Roman"/>
-                <w:sz w:val="24"/>
-                <w:szCs w:val="24"/>
-              </w:rPr>
-            </w:pPr>
-            <w:r>
-              <w:rPr>
-                <w:rFonts w:ascii="Times New Roman" w:cs="Times New Roman" w:eastAsia="Times New Roman" w:hAnsi="Times New Roman"/>
-                <w:sz w:val="24"/>
-                <w:szCs w:val="24"/>
-              </w:rPr>
-              <w:t xml:space="preserve">Regulatório</w:t>
-            </w:r>
-          </w:p>
-        </w:tc>
-        <w:tc>
-          <w:tcPr>
-            <w:tcW w:w="1150" w:type="dxa"/>
-            <w:tcBorders>
-              <w:top w:color="c4c7c5" w:space="0" w:sz="6" w:val="single"/>
-              <w:left w:color="c4c7c5" w:space="0" w:sz="6" w:val="single"/>
-              <w:bottom w:color="c4c7c5" w:space="0" w:sz="6" w:val="single"/>
-              <w:right w:color="c4c7c5" w:space="0" w:sz="6" w:val="single"/>
-            </w:tcBorders>
-            <w:tcMar>
-              <w:top w:w="60" w:type="dxa"/>
-              <w:left w:w="80" w:type="dxa"/>
-              <w:bottom w:w="60" w:type="dxa"/>
-              <w:right w:w="80" w:type="dxa"/>
-            </w:tcMar>
-            <w:vAlign w:val="top"/>
-          </w:tcPr>
-          <w:p>
-            <w:pPr>
-              <w:spacing w:before="0" w:after="0" w:line="240" w:lineRule="auto"/>
-              <w:rPr>
-                <w:rFonts w:ascii="Times New Roman" w:cs="Times New Roman" w:eastAsia="Times New Roman" w:hAnsi="Times New Roman"/>
-                <w:sz w:val="24"/>
-                <w:szCs w:val="24"/>
-              </w:rPr>
-            </w:pPr>
-            <w:r>
-              <w:rPr>
-                <w:rFonts w:ascii="Times New Roman" w:cs="Times New Roman" w:eastAsia="Times New Roman" w:hAnsi="Times New Roman"/>
-                <w:sz w:val="24"/>
-                <w:szCs w:val="24"/>
-              </w:rPr>
-              <w:t xml:space="preserve">No ar na S4</w:t>
-            </w:r>
-          </w:p>
-        </w:tc>
-        <w:tc>
-          <w:tcPr>
-            <w:tcW w:w="1929" w:type="dxa"/>
-            <w:tcBorders>
-              <w:top w:color="c4c7c5" w:space="0" w:sz="6" w:val="single"/>
-              <w:left w:color="c4c7c5" w:space="0" w:sz="6" w:val="single"/>
-              <w:bottom w:color="c4c7c5" w:space="0" w:sz="6" w:val="single"/>
-              <w:right w:color="c4c7c5" w:space="0" w:sz="6" w:val="single"/>
-            </w:tcBorders>
-            <w:tcMar>
-              <w:top w:w="60" w:type="dxa"/>
-              <w:left w:w="80" w:type="dxa"/>
-              <w:bottom w:w="60" w:type="dxa"/>
-              <w:right w:w="80" w:type="dxa"/>
+              <w:right w:w="60" w:type="dxa"/>
             </w:tcMar>
             <w:vAlign w:val="top"/>
           </w:tcPr>
@@ -24402,6 +24420,154 @@
         </w:trPr>
         <w:tc>
           <w:tcPr>
+            <w:tcW w:w="1535" w:type="dxa"/>
+            <w:tcBorders>
+              <w:top w:color="c4c7c5" w:space="0" w:sz="6" w:val="single"/>
+              <w:left w:color="c4c7c5" w:space="0" w:sz="6" w:val="single"/>
+              <w:bottom w:color="c4c7c5" w:space="0" w:sz="6" w:val="single"/>
+              <w:right w:color="c4c7c5" w:space="0" w:sz="6" w:val="single"/>
+            </w:tcBorders>
+            <w:tcMar>
+              <w:top w:w="60" w:type="dxa"/>
+              <w:left w:w="60" w:type="dxa"/>
+              <w:bottom w:w="60" w:type="dxa"/>
+              <w:right w:w="60" w:type="dxa"/>
+            </w:tcMar>
+            <w:vAlign w:val="top"/>
+          </w:tcPr>
+          <w:p>
+            <w:pPr>
+              <w:spacing w:before="0" w:after="0" w:line="240" w:lineRule="auto"/>
+              <w:rPr>
+                <w:rFonts w:ascii="Times New Roman" w:cs="Times New Roman" w:eastAsia="Times New Roman" w:hAnsi="Times New Roman"/>
+                <w:b w:val="1"/>
+                <w:bCs w:val="1"/>
+                <w:sz w:val="24"/>
+                <w:szCs w:val="24"/>
+              </w:rPr>
+            </w:pPr>
+            <w:r>
+              <w:rPr>
+                <w:rFonts w:ascii="Times New Roman" w:cs="Times New Roman" w:eastAsia="Times New Roman" w:hAnsi="Times New Roman"/>
+                <w:b w:val="1"/>
+                <w:bCs w:val="1"/>
+                <w:sz w:val="24"/>
+                <w:szCs w:val="24"/>
+              </w:rPr>
+              <w:t xml:space="preserve">A3 Conquistas Reais</w:t>
+            </w:r>
+          </w:p>
+        </w:tc>
+        <w:tc>
+          <w:tcPr>
+            <w:tcW w:w="1480" w:type="dxa"/>
+            <w:tcBorders>
+              <w:top w:color="c4c7c5" w:space="0" w:sz="6" w:val="single"/>
+              <w:left w:color="c4c7c5" w:space="0" w:sz="6" w:val="single"/>
+              <w:bottom w:color="c4c7c5" w:space="0" w:sz="6" w:val="single"/>
+              <w:right w:color="c4c7c5" w:space="0" w:sz="6" w:val="single"/>
+            </w:tcBorders>
+            <w:tcMar>
+              <w:top w:w="60" w:type="dxa"/>
+              <w:left w:w="60" w:type="dxa"/>
+              <w:bottom w:w="60" w:type="dxa"/>
+              <w:right w:w="60" w:type="dxa"/>
+            </w:tcMar>
+            <w:vAlign w:val="top"/>
+          </w:tcPr>
+          <w:p>
+            <w:pPr>
+              <w:spacing w:before="0" w:after="0" w:line="240" w:lineRule="auto"/>
+              <w:rPr>
+                <w:rFonts w:ascii="Times New Roman" w:cs="Times New Roman" w:eastAsia="Times New Roman" w:hAnsi="Times New Roman"/>
+                <w:sz w:val="24"/>
+                <w:szCs w:val="24"/>
+              </w:rPr>
+            </w:pPr>
+            <w:r>
+              <w:rPr>
+                <w:rFonts w:ascii="Times New Roman" w:cs="Times New Roman" w:eastAsia="Times New Roman" w:hAnsi="Times New Roman"/>
+                <w:sz w:val="24"/>
+                <w:szCs w:val="24"/>
+              </w:rPr>
+              <w:t xml:space="preserve">Comunicação / RP</w:t>
+            </w:r>
+          </w:p>
+        </w:tc>
+        <w:tc>
+          <w:tcPr>
+            <w:tcW w:w="1600" w:type="dxa"/>
+            <w:tcBorders>
+              <w:top w:color="c4c7c5" w:space="0" w:sz="6" w:val="single"/>
+              <w:left w:color="c4c7c5" w:space="0" w:sz="6" w:val="single"/>
+              <w:bottom w:color="c4c7c5" w:space="0" w:sz="6" w:val="single"/>
+              <w:right w:color="c4c7c5" w:space="0" w:sz="6" w:val="single"/>
+            </w:tcBorders>
+            <w:tcMar>
+              <w:top w:w="60" w:type="dxa"/>
+              <w:left w:w="60" w:type="dxa"/>
+              <w:bottom w:w="60" w:type="dxa"/>
+              <w:right w:w="60" w:type="dxa"/>
+            </w:tcMar>
+            <w:vAlign w:val="top"/>
+          </w:tcPr>
+          <w:p>
+            <w:pPr>
+              <w:spacing w:before="0" w:after="0" w:line="240" w:lineRule="auto"/>
+              <w:rPr>
+                <w:rFonts w:ascii="Times New Roman" w:cs="Times New Roman" w:eastAsia="Times New Roman" w:hAnsi="Times New Roman"/>
+                <w:sz w:val="24"/>
+                <w:szCs w:val="24"/>
+              </w:rPr>
+            </w:pPr>
+            <w:r>
+              <w:rPr>
+                <w:rFonts w:ascii="Times New Roman" w:cs="Times New Roman" w:eastAsia="Times New Roman" w:hAnsi="Times New Roman"/>
+                <w:sz w:val="24"/>
+                <w:szCs w:val="24"/>
+              </w:rPr>
+              <w:t xml:space="preserve">Agência de redes sociais, Gerência de Marca</w:t>
+            </w:r>
+          </w:p>
+        </w:tc>
+        <w:tc>
+          <w:tcPr>
+            <w:tcW w:w="1300" w:type="dxa"/>
+            <w:tcBorders>
+              <w:top w:color="c4c7c5" w:space="0" w:sz="6" w:val="single"/>
+              <w:left w:color="c4c7c5" w:space="0" w:sz="6" w:val="single"/>
+              <w:bottom w:color="c4c7c5" w:space="0" w:sz="6" w:val="single"/>
+              <w:right w:color="c4c7c5" w:space="0" w:sz="6" w:val="single"/>
+            </w:tcBorders>
+            <w:tcMar>
+              <w:top w:w="60" w:type="dxa"/>
+              <w:left w:w="60" w:type="dxa"/>
+              <w:bottom w:w="60" w:type="dxa"/>
+              <w:right w:w="60" w:type="dxa"/>
+            </w:tcMar>
+            <w:vAlign w:val="top"/>
+          </w:tcPr>
+          <w:p>
+            <w:pPr>
+              <w:spacing w:before="0" w:after="0" w:line="240" w:lineRule="auto"/>
+              <w:rPr>
+                <w:rFonts w:ascii="Times New Roman" w:cs="Times New Roman" w:eastAsia="Times New Roman" w:hAnsi="Times New Roman"/>
+                <w:sz w:val="24"/>
+                <w:szCs w:val="24"/>
+              </w:rPr>
+            </w:pPr>
+            <w:r>
+              <w:rPr>
+                <w:rFonts w:ascii="Times New Roman" w:cs="Times New Roman" w:eastAsia="Times New Roman" w:hAnsi="Times New Roman"/>
+                <w:sz w:val="24"/>
+                <w:szCs w:val="24"/>
+              </w:rPr>
+              <w:t xml:space="preserve">Diretoria de Marketing</w:t>
+            </w:r>
+          </w:p>
+        </w:tc>
+        <w:tc>
+          <w:tcPr>
             <w:tcW w:w="1550" w:type="dxa"/>
             <w:tcBorders>
               <w:top w:color="c4c7c5" w:space="0" w:sz="6" w:val="single"/>
@@ -24411,38 +24577,34 @@
             </w:tcBorders>
             <w:tcMar>
               <w:top w:w="60" w:type="dxa"/>
-              <w:left w:w="80" w:type="dxa"/>
+              <w:left w:w="60" w:type="dxa"/>
               <w:bottom w:w="60" w:type="dxa"/>
-              <w:right w:w="80" w:type="dxa"/>
-            </w:tcMar>
-            <w:vAlign w:val="top"/>
-          </w:tcPr>
-          <w:p>
-            <w:pPr>
-              <w:spacing w:before="0" w:after="0" w:line="240" w:lineRule="auto"/>
-              <w:rPr>
-                <w:rFonts w:ascii="Times New Roman" w:cs="Times New Roman" w:eastAsia="Times New Roman" w:hAnsi="Times New Roman"/>
-                <w:b w:val="1"/>
-                <w:bCs w:val="1"/>
-                <w:sz w:val="24"/>
-                <w:szCs w:val="24"/>
-              </w:rPr>
-            </w:pPr>
-            <w:r>
-              <w:rPr>
-                <w:rFonts w:ascii="Times New Roman" w:cs="Times New Roman" w:eastAsia="Times New Roman" w:hAnsi="Times New Roman"/>
-                <w:b w:val="1"/>
-                <w:bCs w:val="1"/>
-                <w:sz w:val="24"/>
-                <w:szCs w:val="24"/>
-              </w:rPr>
-              <w:t xml:space="preserve">A3 Conquistas Reais</w:t>
-            </w:r>
-          </w:p>
-        </w:tc>
-        <w:tc>
-          <w:tcPr>
-            <w:tcW w:w="1500" w:type="dxa"/>
+              <w:right w:w="60" w:type="dxa"/>
+            </w:tcMar>
+            <w:vAlign w:val="top"/>
+          </w:tcPr>
+          <w:p>
+            <w:pPr>
+              <w:spacing w:before="0" w:after="0" w:line="240" w:lineRule="auto"/>
+              <w:rPr>
+                <w:rFonts w:ascii="Times New Roman" w:cs="Times New Roman" w:eastAsia="Times New Roman" w:hAnsi="Times New Roman"/>
+                <w:sz w:val="24"/>
+                <w:szCs w:val="24"/>
+              </w:rPr>
+            </w:pPr>
+            <w:r>
+              <w:rPr>
+                <w:rFonts w:ascii="Times New Roman" w:cs="Times New Roman" w:eastAsia="Times New Roman" w:hAnsi="Times New Roman"/>
+                <w:sz w:val="24"/>
+                <w:szCs w:val="24"/>
+              </w:rPr>
+              <w:t xml:space="preserve">Pauta na S4; conteúdo de usuários de S7 a S12</w:t>
+            </w:r>
+          </w:p>
+        </w:tc>
+        <w:tc>
+          <w:tcPr>
+            <w:tcW w:w="1564" w:type="dxa"/>
             <w:tcBorders>
               <w:top w:color="c4c7c5" w:space="0" w:sz="6" w:val="single"/>
               <w:left w:color="c4c7c5" w:space="0" w:sz="6" w:val="single"/>
@@ -24451,172 +24613,28 @@
             </w:tcBorders>
             <w:tcMar>
               <w:top w:w="60" w:type="dxa"/>
-              <w:left w:w="80" w:type="dxa"/>
+              <w:left w:w="60" w:type="dxa"/>
               <w:bottom w:w="60" w:type="dxa"/>
-              <w:right w:w="80" w:type="dxa"/>
-            </w:tcMar>
-            <w:vAlign w:val="top"/>
-          </w:tcPr>
-          <w:p>
-            <w:pPr>
-              <w:spacing w:before="0" w:after="0" w:line="240" w:lineRule="auto"/>
-              <w:rPr>
-                <w:rFonts w:ascii="Times New Roman" w:cs="Times New Roman" w:eastAsia="Times New Roman" w:hAnsi="Times New Roman"/>
-                <w:sz w:val="24"/>
-                <w:szCs w:val="24"/>
-              </w:rPr>
-            </w:pPr>
-            <w:r>
-              <w:rPr>
-                <w:rFonts w:ascii="Times New Roman" w:cs="Times New Roman" w:eastAsia="Times New Roman" w:hAnsi="Times New Roman"/>
-                <w:sz w:val="24"/>
-                <w:szCs w:val="24"/>
-              </w:rPr>
-              <w:t xml:space="preserve">Comunicação / RP</w:t>
-            </w:r>
-          </w:p>
-        </w:tc>
-        <w:tc>
-          <w:tcPr>
-            <w:tcW w:w="1600" w:type="dxa"/>
-            <w:tcBorders>
-              <w:top w:color="c4c7c5" w:space="0" w:sz="6" w:val="single"/>
-              <w:left w:color="c4c7c5" w:space="0" w:sz="6" w:val="single"/>
-              <w:bottom w:color="c4c7c5" w:space="0" w:sz="6" w:val="single"/>
-              <w:right w:color="c4c7c5" w:space="0" w:sz="6" w:val="single"/>
-            </w:tcBorders>
-            <w:tcMar>
-              <w:top w:w="60" w:type="dxa"/>
-              <w:left w:w="80" w:type="dxa"/>
-              <w:bottom w:w="60" w:type="dxa"/>
-              <w:right w:w="80" w:type="dxa"/>
-            </w:tcMar>
-            <w:vAlign w:val="top"/>
-          </w:tcPr>
-          <w:p>
-            <w:pPr>
-              <w:spacing w:before="0" w:after="0" w:line="240" w:lineRule="auto"/>
-              <w:rPr>
-                <w:rFonts w:ascii="Times New Roman" w:cs="Times New Roman" w:eastAsia="Times New Roman" w:hAnsi="Times New Roman"/>
-                <w:sz w:val="24"/>
-                <w:szCs w:val="24"/>
-              </w:rPr>
-            </w:pPr>
-            <w:r>
-              <w:rPr>
-                <w:rFonts w:ascii="Times New Roman" w:cs="Times New Roman" w:eastAsia="Times New Roman" w:hAnsi="Times New Roman"/>
-                <w:sz w:val="24"/>
-                <w:szCs w:val="24"/>
-              </w:rPr>
-              <w:t xml:space="preserve">Agência de redes sociais, Gerência de Marca</w:t>
-            </w:r>
-          </w:p>
-        </w:tc>
-        <w:tc>
-          <w:tcPr>
-            <w:tcW w:w="1300" w:type="dxa"/>
-            <w:tcBorders>
-              <w:top w:color="c4c7c5" w:space="0" w:sz="6" w:val="single"/>
-              <w:left w:color="c4c7c5" w:space="0" w:sz="6" w:val="single"/>
-              <w:bottom w:color="c4c7c5" w:space="0" w:sz="6" w:val="single"/>
-              <w:right w:color="c4c7c5" w:space="0" w:sz="6" w:val="single"/>
-            </w:tcBorders>
-            <w:tcMar>
-              <w:top w:w="60" w:type="dxa"/>
-              <w:left w:w="80" w:type="dxa"/>
-              <w:bottom w:w="60" w:type="dxa"/>
-              <w:right w:w="80" w:type="dxa"/>
-            </w:tcMar>
-            <w:vAlign w:val="top"/>
-          </w:tcPr>
-          <w:p>
-            <w:pPr>
-              <w:spacing w:before="0" w:after="0" w:line="240" w:lineRule="auto"/>
-              <w:rPr>
-                <w:rFonts w:ascii="Times New Roman" w:cs="Times New Roman" w:eastAsia="Times New Roman" w:hAnsi="Times New Roman"/>
-                <w:sz w:val="24"/>
-                <w:szCs w:val="24"/>
-              </w:rPr>
-            </w:pPr>
-            <w:r>
-              <w:rPr>
-                <w:rFonts w:ascii="Times New Roman" w:cs="Times New Roman" w:eastAsia="Times New Roman" w:hAnsi="Times New Roman"/>
-                <w:sz w:val="24"/>
-                <w:szCs w:val="24"/>
-              </w:rPr>
-              <w:t xml:space="preserve">Diretoria de Marketing</w:t>
-            </w:r>
-          </w:p>
-        </w:tc>
-        <w:tc>
-          <w:tcPr>
-            <w:tcW w:w="1150" w:type="dxa"/>
-            <w:tcBorders>
-              <w:top w:color="c4c7c5" w:space="0" w:sz="6" w:val="single"/>
-              <w:left w:color="c4c7c5" w:space="0" w:sz="6" w:val="single"/>
-              <w:bottom w:color="c4c7c5" w:space="0" w:sz="6" w:val="single"/>
-              <w:right w:color="c4c7c5" w:space="0" w:sz="6" w:val="single"/>
-            </w:tcBorders>
-            <w:tcMar>
-              <w:top w:w="60" w:type="dxa"/>
-              <w:left w:w="80" w:type="dxa"/>
-              <w:bottom w:w="60" w:type="dxa"/>
-              <w:right w:w="80" w:type="dxa"/>
-            </w:tcMar>
-            <w:vAlign w:val="top"/>
-          </w:tcPr>
-          <w:p>
-            <w:pPr>
-              <w:spacing w:before="0" w:after="0" w:line="240" w:lineRule="auto"/>
-              <w:rPr>
-                <w:rFonts w:ascii="Times New Roman" w:cs="Times New Roman" w:eastAsia="Times New Roman" w:hAnsi="Times New Roman"/>
-                <w:sz w:val="24"/>
-                <w:szCs w:val="24"/>
-              </w:rPr>
-            </w:pPr>
-            <w:r>
-              <w:rPr>
-                <w:rFonts w:ascii="Times New Roman" w:cs="Times New Roman" w:eastAsia="Times New Roman" w:hAnsi="Times New Roman"/>
-                <w:sz w:val="24"/>
-                <w:szCs w:val="24"/>
-              </w:rPr>
-              <w:t xml:space="preserve">Pauta na S4; conteúdo de usuários de S7 a S12</w:t>
-            </w:r>
-          </w:p>
-        </w:tc>
-        <w:tc>
-          <w:tcPr>
-            <w:tcW w:w="1929" w:type="dxa"/>
-            <w:tcBorders>
-              <w:top w:color="c4c7c5" w:space="0" w:sz="6" w:val="single"/>
-              <w:left w:color="c4c7c5" w:space="0" w:sz="6" w:val="single"/>
-              <w:bottom w:color="c4c7c5" w:space="0" w:sz="6" w:val="single"/>
-              <w:right w:color="c4c7c5" w:space="0" w:sz="6" w:val="single"/>
-            </w:tcBorders>
-            <w:tcMar>
-              <w:top w:w="60" w:type="dxa"/>
-              <w:left w:w="80" w:type="dxa"/>
-              <w:bottom w:w="60" w:type="dxa"/>
-              <w:right w:w="80" w:type="dxa"/>
-            </w:tcMar>
-            <w:vAlign w:val="top"/>
-          </w:tcPr>
-          <w:p>
-            <w:pPr>
-              <w:spacing w:before="0" w:after="0" w:line="240" w:lineRule="auto"/>
-              <w:rPr>
-                <w:rFonts w:ascii="Times New Roman" w:cs="Times New Roman" w:eastAsia="Times New Roman" w:hAnsi="Times New Roman"/>
-                <w:sz w:val="24"/>
-                <w:szCs w:val="24"/>
-              </w:rPr>
-            </w:pPr>
-            <w:r>
-              <w:rPr>
-                <w:rFonts w:ascii="Times New Roman" w:cs="Times New Roman" w:eastAsia="Times New Roman" w:hAnsi="Times New Roman"/>
-                <w:sz w:val="24"/>
-                <w:szCs w:val="24"/>
-              </w:rPr>
-              <w:t xml:space="preserve">Conteúdo com consumo excessivo ou com menores de idade. Prevenção: regulamento só para maiores de 18, moderação e autorização de uso de imagem.</w:t>
+              <w:right w:w="60" w:type="dxa"/>
+            </w:tcMar>
+            <w:vAlign w:val="top"/>
+          </w:tcPr>
+          <w:p>
+            <w:pPr>
+              <w:spacing w:before="0" w:after="0" w:line="240" w:lineRule="auto"/>
+              <w:rPr>
+                <w:rFonts w:ascii="Times New Roman" w:cs="Times New Roman" w:eastAsia="Times New Roman" w:hAnsi="Times New Roman"/>
+                <w:sz w:val="24"/>
+                <w:szCs w:val="24"/>
+              </w:rPr>
+            </w:pPr>
+            <w:r>
+              <w:rPr>
+                <w:rFonts w:ascii="Times New Roman" w:cs="Times New Roman" w:eastAsia="Times New Roman" w:hAnsi="Times New Roman"/>
+                <w:sz w:val="24"/>
+                <w:szCs w:val="24"/>
+              </w:rPr>
+              <w:t xml:space="preserve">Conteúdo com consumo excessivo ou com menores de idade. Prevenção: regulamento só para maiores de 18 anos, moderação e autorização de uso de imagem.</w:t>
             </w:r>
           </w:p>
         </w:tc>
@@ -24627,6 +24645,154 @@
         </w:trPr>
         <w:tc>
           <w:tcPr>
+            <w:tcW w:w="1535" w:type="dxa"/>
+            <w:tcBorders>
+              <w:top w:color="c4c7c5" w:space="0" w:sz="6" w:val="single"/>
+              <w:left w:color="c4c7c5" w:space="0" w:sz="6" w:val="single"/>
+              <w:bottom w:color="c4c7c5" w:space="0" w:sz="6" w:val="single"/>
+              <w:right w:color="c4c7c5" w:space="0" w:sz="6" w:val="single"/>
+            </w:tcBorders>
+            <w:tcMar>
+              <w:top w:w="60" w:type="dxa"/>
+              <w:left w:w="60" w:type="dxa"/>
+              <w:bottom w:w="60" w:type="dxa"/>
+              <w:right w:w="60" w:type="dxa"/>
+            </w:tcMar>
+            <w:vAlign w:val="top"/>
+          </w:tcPr>
+          <w:p>
+            <w:pPr>
+              <w:spacing w:before="0" w:after="0" w:line="240" w:lineRule="auto"/>
+              <w:rPr>
+                <w:rFonts w:ascii="Times New Roman" w:cs="Times New Roman" w:eastAsia="Times New Roman" w:hAnsi="Times New Roman"/>
+                <w:b w:val="1"/>
+                <w:bCs w:val="1"/>
+                <w:sz w:val="24"/>
+                <w:szCs w:val="24"/>
+              </w:rPr>
+            </w:pPr>
+            <w:r>
+              <w:rPr>
+                <w:rFonts w:ascii="Times New Roman" w:cs="Times New Roman" w:eastAsia="Times New Roman" w:hAnsi="Times New Roman"/>
+                <w:b w:val="1"/>
+                <w:bCs w:val="1"/>
+                <w:sz w:val="24"/>
+                <w:szCs w:val="24"/>
+              </w:rPr>
+              <w:t xml:space="preserve">A4 Pausa com Asas</w:t>
+            </w:r>
+          </w:p>
+        </w:tc>
+        <w:tc>
+          <w:tcPr>
+            <w:tcW w:w="1480" w:type="dxa"/>
+            <w:tcBorders>
+              <w:top w:color="c4c7c5" w:space="0" w:sz="6" w:val="single"/>
+              <w:left w:color="c4c7c5" w:space="0" w:sz="6" w:val="single"/>
+              <w:bottom w:color="c4c7c5" w:space="0" w:sz="6" w:val="single"/>
+              <w:right w:color="c4c7c5" w:space="0" w:sz="6" w:val="single"/>
+            </w:tcBorders>
+            <w:tcMar>
+              <w:top w:w="60" w:type="dxa"/>
+              <w:left w:w="60" w:type="dxa"/>
+              <w:bottom w:w="60" w:type="dxa"/>
+              <w:right w:w="60" w:type="dxa"/>
+            </w:tcMar>
+            <w:vAlign w:val="top"/>
+          </w:tcPr>
+          <w:p>
+            <w:pPr>
+              <w:spacing w:before="0" w:after="0" w:line="240" w:lineRule="auto"/>
+              <w:rPr>
+                <w:rFonts w:ascii="Times New Roman" w:cs="Times New Roman" w:eastAsia="Times New Roman" w:hAnsi="Times New Roman"/>
+                <w:sz w:val="24"/>
+                <w:szCs w:val="24"/>
+              </w:rPr>
+            </w:pPr>
+            <w:r>
+              <w:rPr>
+                <w:rFonts w:ascii="Times New Roman" w:cs="Times New Roman" w:eastAsia="Times New Roman" w:hAnsi="Times New Roman"/>
+                <w:sz w:val="24"/>
+                <w:szCs w:val="24"/>
+              </w:rPr>
+              <w:t xml:space="preserve">Trade / Field Marketing</w:t>
+            </w:r>
+          </w:p>
+        </w:tc>
+        <w:tc>
+          <w:tcPr>
+            <w:tcW w:w="1600" w:type="dxa"/>
+            <w:tcBorders>
+              <w:top w:color="c4c7c5" w:space="0" w:sz="6" w:val="single"/>
+              <w:left w:color="c4c7c5" w:space="0" w:sz="6" w:val="single"/>
+              <w:bottom w:color="c4c7c5" w:space="0" w:sz="6" w:val="single"/>
+              <w:right w:color="c4c7c5" w:space="0" w:sz="6" w:val="single"/>
+            </w:tcBorders>
+            <w:tcMar>
+              <w:top w:w="60" w:type="dxa"/>
+              <w:left w:w="60" w:type="dxa"/>
+              <w:bottom w:w="60" w:type="dxa"/>
+              <w:right w:w="60" w:type="dxa"/>
+            </w:tcMar>
+            <w:vAlign w:val="top"/>
+          </w:tcPr>
+          <w:p>
+            <w:pPr>
+              <w:spacing w:before="0" w:after="0" w:line="240" w:lineRule="auto"/>
+              <w:rPr>
+                <w:rFonts w:ascii="Times New Roman" w:cs="Times New Roman" w:eastAsia="Times New Roman" w:hAnsi="Times New Roman"/>
+                <w:sz w:val="24"/>
+                <w:szCs w:val="24"/>
+              </w:rPr>
+            </w:pPr>
+            <w:r>
+              <w:rPr>
+                <w:rFonts w:ascii="Times New Roman" w:cs="Times New Roman" w:eastAsia="Times New Roman" w:hAnsi="Times New Roman"/>
+                <w:sz w:val="24"/>
+                <w:szCs w:val="24"/>
+              </w:rPr>
+              <w:t xml:space="preserve">Agência de promoção, embaixadores</w:t>
+            </w:r>
+          </w:p>
+        </w:tc>
+        <w:tc>
+          <w:tcPr>
+            <w:tcW w:w="1300" w:type="dxa"/>
+            <w:tcBorders>
+              <w:top w:color="c4c7c5" w:space="0" w:sz="6" w:val="single"/>
+              <w:left w:color="c4c7c5" w:space="0" w:sz="6" w:val="single"/>
+              <w:bottom w:color="c4c7c5" w:space="0" w:sz="6" w:val="single"/>
+              <w:right w:color="c4c7c5" w:space="0" w:sz="6" w:val="single"/>
+            </w:tcBorders>
+            <w:tcMar>
+              <w:top w:w="60" w:type="dxa"/>
+              <w:left w:w="60" w:type="dxa"/>
+              <w:bottom w:w="60" w:type="dxa"/>
+              <w:right w:w="60" w:type="dxa"/>
+            </w:tcMar>
+            <w:vAlign w:val="top"/>
+          </w:tcPr>
+          <w:p>
+            <w:pPr>
+              <w:spacing w:before="0" w:after="0" w:line="240" w:lineRule="auto"/>
+              <w:rPr>
+                <w:rFonts w:ascii="Times New Roman" w:cs="Times New Roman" w:eastAsia="Times New Roman" w:hAnsi="Times New Roman"/>
+                <w:sz w:val="24"/>
+                <w:szCs w:val="24"/>
+              </w:rPr>
+            </w:pPr>
+            <w:r>
+              <w:rPr>
+                <w:rFonts w:ascii="Times New Roman" w:cs="Times New Roman" w:eastAsia="Times New Roman" w:hAnsi="Times New Roman"/>
+                <w:sz w:val="24"/>
+                <w:szCs w:val="24"/>
+              </w:rPr>
+              <w:t xml:space="preserve">Jurídico e instituições parceiras</w:t>
+            </w:r>
+          </w:p>
+        </w:tc>
+        <w:tc>
+          <w:tcPr>
             <w:tcW w:w="1550" w:type="dxa"/>
             <w:tcBorders>
               <w:top w:color="c4c7c5" w:space="0" w:sz="6" w:val="single"/>
@@ -24636,38 +24802,34 @@
             </w:tcBorders>
             <w:tcMar>
               <w:top w:w="60" w:type="dxa"/>
-              <w:left w:w="80" w:type="dxa"/>
+              <w:left w:w="60" w:type="dxa"/>
               <w:bottom w:w="60" w:type="dxa"/>
-              <w:right w:w="80" w:type="dxa"/>
-            </w:tcMar>
-            <w:vAlign w:val="top"/>
-          </w:tcPr>
-          <w:p>
-            <w:pPr>
-              <w:spacing w:before="0" w:after="0" w:line="240" w:lineRule="auto"/>
-              <w:rPr>
-                <w:rFonts w:ascii="Times New Roman" w:cs="Times New Roman" w:eastAsia="Times New Roman" w:hAnsi="Times New Roman"/>
-                <w:b w:val="1"/>
-                <w:bCs w:val="1"/>
-                <w:sz w:val="24"/>
-                <w:szCs w:val="24"/>
-              </w:rPr>
-            </w:pPr>
-            <w:r>
-              <w:rPr>
-                <w:rFonts w:ascii="Times New Roman" w:cs="Times New Roman" w:eastAsia="Times New Roman" w:hAnsi="Times New Roman"/>
-                <w:b w:val="1"/>
-                <w:bCs w:val="1"/>
-                <w:sz w:val="24"/>
-                <w:szCs w:val="24"/>
-              </w:rPr>
-              <w:t xml:space="preserve">A4 Pausa com Asas</w:t>
-            </w:r>
-          </w:p>
-        </w:tc>
-        <w:tc>
-          <w:tcPr>
-            <w:tcW w:w="1500" w:type="dxa"/>
+              <w:right w:w="60" w:type="dxa"/>
+            </w:tcMar>
+            <w:vAlign w:val="top"/>
+          </w:tcPr>
+          <w:p>
+            <w:pPr>
+              <w:spacing w:before="0" w:after="0" w:line="240" w:lineRule="auto"/>
+              <w:rPr>
+                <w:rFonts w:ascii="Times New Roman" w:cs="Times New Roman" w:eastAsia="Times New Roman" w:hAnsi="Times New Roman"/>
+                <w:sz w:val="24"/>
+                <w:szCs w:val="24"/>
+              </w:rPr>
+            </w:pPr>
+            <w:r>
+              <w:rPr>
+                <w:rFonts w:ascii="Times New Roman" w:cs="Times New Roman" w:eastAsia="Times New Roman" w:hAnsi="Times New Roman"/>
+                <w:sz w:val="24"/>
+                <w:szCs w:val="24"/>
+              </w:rPr>
+              <w:t xml:space="preserve">Acordos até S3; execução de S10 a S12</w:t>
+            </w:r>
+          </w:p>
+        </w:tc>
+        <w:tc>
+          <w:tcPr>
+            <w:tcW w:w="1564" w:type="dxa"/>
             <w:tcBorders>
               <w:top w:color="c4c7c5" w:space="0" w:sz="6" w:val="single"/>
               <w:left w:color="c4c7c5" w:space="0" w:sz="6" w:val="single"/>
@@ -24676,153 +24838,9 @@
             </w:tcBorders>
             <w:tcMar>
               <w:top w:w="60" w:type="dxa"/>
-              <w:left w:w="80" w:type="dxa"/>
+              <w:left w:w="60" w:type="dxa"/>
               <w:bottom w:w="60" w:type="dxa"/>
-              <w:right w:w="80" w:type="dxa"/>
-            </w:tcMar>
-            <w:vAlign w:val="top"/>
-          </w:tcPr>
-          <w:p>
-            <w:pPr>
-              <w:spacing w:before="0" w:after="0" w:line="240" w:lineRule="auto"/>
-              <w:rPr>
-                <w:rFonts w:ascii="Times New Roman" w:cs="Times New Roman" w:eastAsia="Times New Roman" w:hAnsi="Times New Roman"/>
-                <w:sz w:val="24"/>
-                <w:szCs w:val="24"/>
-              </w:rPr>
-            </w:pPr>
-            <w:r>
-              <w:rPr>
-                <w:rFonts w:ascii="Times New Roman" w:cs="Times New Roman" w:eastAsia="Times New Roman" w:hAnsi="Times New Roman"/>
-                <w:sz w:val="24"/>
-                <w:szCs w:val="24"/>
-              </w:rPr>
-              <w:t xml:space="preserve">Trade / Field Marketing</w:t>
-            </w:r>
-          </w:p>
-        </w:tc>
-        <w:tc>
-          <w:tcPr>
-            <w:tcW w:w="1600" w:type="dxa"/>
-            <w:tcBorders>
-              <w:top w:color="c4c7c5" w:space="0" w:sz="6" w:val="single"/>
-              <w:left w:color="c4c7c5" w:space="0" w:sz="6" w:val="single"/>
-              <w:bottom w:color="c4c7c5" w:space="0" w:sz="6" w:val="single"/>
-              <w:right w:color="c4c7c5" w:space="0" w:sz="6" w:val="single"/>
-            </w:tcBorders>
-            <w:tcMar>
-              <w:top w:w="60" w:type="dxa"/>
-              <w:left w:w="80" w:type="dxa"/>
-              <w:bottom w:w="60" w:type="dxa"/>
-              <w:right w:w="80" w:type="dxa"/>
-            </w:tcMar>
-            <w:vAlign w:val="top"/>
-          </w:tcPr>
-          <w:p>
-            <w:pPr>
-              <w:spacing w:before="0" w:after="0" w:line="240" w:lineRule="auto"/>
-              <w:rPr>
-                <w:rFonts w:ascii="Times New Roman" w:cs="Times New Roman" w:eastAsia="Times New Roman" w:hAnsi="Times New Roman"/>
-                <w:sz w:val="24"/>
-                <w:szCs w:val="24"/>
-              </w:rPr>
-            </w:pPr>
-            <w:r>
-              <w:rPr>
-                <w:rFonts w:ascii="Times New Roman" w:cs="Times New Roman" w:eastAsia="Times New Roman" w:hAnsi="Times New Roman"/>
-                <w:sz w:val="24"/>
-                <w:szCs w:val="24"/>
-              </w:rPr>
-              <w:t xml:space="preserve">Agência de promoção, embaixadores</w:t>
-            </w:r>
-          </w:p>
-        </w:tc>
-        <w:tc>
-          <w:tcPr>
-            <w:tcW w:w="1300" w:type="dxa"/>
-            <w:tcBorders>
-              <w:top w:color="c4c7c5" w:space="0" w:sz="6" w:val="single"/>
-              <w:left w:color="c4c7c5" w:space="0" w:sz="6" w:val="single"/>
-              <w:bottom w:color="c4c7c5" w:space="0" w:sz="6" w:val="single"/>
-              <w:right w:color="c4c7c5" w:space="0" w:sz="6" w:val="single"/>
-            </w:tcBorders>
-            <w:tcMar>
-              <w:top w:w="60" w:type="dxa"/>
-              <w:left w:w="80" w:type="dxa"/>
-              <w:bottom w:w="60" w:type="dxa"/>
-              <w:right w:w="80" w:type="dxa"/>
-            </w:tcMar>
-            <w:vAlign w:val="top"/>
-          </w:tcPr>
-          <w:p>
-            <w:pPr>
-              <w:spacing w:before="0" w:after="0" w:line="240" w:lineRule="auto"/>
-              <w:rPr>
-                <w:rFonts w:ascii="Times New Roman" w:cs="Times New Roman" w:eastAsia="Times New Roman" w:hAnsi="Times New Roman"/>
-                <w:sz w:val="24"/>
-                <w:szCs w:val="24"/>
-              </w:rPr>
-            </w:pPr>
-            <w:r>
-              <w:rPr>
-                <w:rFonts w:ascii="Times New Roman" w:cs="Times New Roman" w:eastAsia="Times New Roman" w:hAnsi="Times New Roman"/>
-                <w:sz w:val="24"/>
-                <w:szCs w:val="24"/>
-              </w:rPr>
-              <w:t xml:space="preserve">Jurídico e instituições parceiras</w:t>
-            </w:r>
-          </w:p>
-        </w:tc>
-        <w:tc>
-          <w:tcPr>
-            <w:tcW w:w="1150" w:type="dxa"/>
-            <w:tcBorders>
-              <w:top w:color="c4c7c5" w:space="0" w:sz="6" w:val="single"/>
-              <w:left w:color="c4c7c5" w:space="0" w:sz="6" w:val="single"/>
-              <w:bottom w:color="c4c7c5" w:space="0" w:sz="6" w:val="single"/>
-              <w:right w:color="c4c7c5" w:space="0" w:sz="6" w:val="single"/>
-            </w:tcBorders>
-            <w:tcMar>
-              <w:top w:w="60" w:type="dxa"/>
-              <w:left w:w="80" w:type="dxa"/>
-              <w:bottom w:w="60" w:type="dxa"/>
-              <w:right w:w="80" w:type="dxa"/>
-            </w:tcMar>
-            <w:vAlign w:val="top"/>
-          </w:tcPr>
-          <w:p>
-            <w:pPr>
-              <w:spacing w:before="0" w:after="0" w:line="240" w:lineRule="auto"/>
-              <w:rPr>
-                <w:rFonts w:ascii="Times New Roman" w:cs="Times New Roman" w:eastAsia="Times New Roman" w:hAnsi="Times New Roman"/>
-                <w:sz w:val="24"/>
-                <w:szCs w:val="24"/>
-              </w:rPr>
-            </w:pPr>
-            <w:r>
-              <w:rPr>
-                <w:rFonts w:ascii="Times New Roman" w:cs="Times New Roman" w:eastAsia="Times New Roman" w:hAnsi="Times New Roman"/>
-                <w:sz w:val="24"/>
-                <w:szCs w:val="24"/>
-              </w:rPr>
-              <w:t xml:space="preserve">Acordos até S3; execução de S10 a S12</w:t>
-            </w:r>
-          </w:p>
-        </w:tc>
-        <w:tc>
-          <w:tcPr>
-            <w:tcW w:w="1929" w:type="dxa"/>
-            <w:tcBorders>
-              <w:top w:color="c4c7c5" w:space="0" w:sz="6" w:val="single"/>
-              <w:left w:color="c4c7c5" w:space="0" w:sz="6" w:val="single"/>
-              <w:bottom w:color="c4c7c5" w:space="0" w:sz="6" w:val="single"/>
-              <w:right w:color="c4c7c5" w:space="0" w:sz="6" w:val="single"/>
-            </w:tcBorders>
-            <w:tcMar>
-              <w:top w:w="60" w:type="dxa"/>
-              <w:left w:w="80" w:type="dxa"/>
-              <w:bottom w:w="60" w:type="dxa"/>
-              <w:right w:w="80" w:type="dxa"/>
+              <w:right w:w="60" w:type="dxa"/>
             </w:tcMar>
             <w:vAlign w:val="top"/>
           </w:tcPr>
@@ -24870,6 +24888,154 @@
         </w:trPr>
         <w:tc>
           <w:tcPr>
+            <w:tcW w:w="1535" w:type="dxa"/>
+            <w:tcBorders>
+              <w:top w:color="c4c7c5" w:space="0" w:sz="6" w:val="single"/>
+              <w:left w:color="c4c7c5" w:space="0" w:sz="6" w:val="single"/>
+              <w:bottom w:color="c4c7c5" w:space="0" w:sz="6" w:val="single"/>
+              <w:right w:color="c4c7c5" w:space="0" w:sz="6" w:val="single"/>
+            </w:tcBorders>
+            <w:tcMar>
+              <w:top w:w="60" w:type="dxa"/>
+              <w:left w:w="60" w:type="dxa"/>
+              <w:bottom w:w="60" w:type="dxa"/>
+              <w:right w:w="60" w:type="dxa"/>
+            </w:tcMar>
+            <w:vAlign w:val="top"/>
+          </w:tcPr>
+          <w:p>
+            <w:pPr>
+              <w:spacing w:before="0" w:after="0" w:line="240" w:lineRule="auto"/>
+              <w:rPr>
+                <w:rFonts w:ascii="Times New Roman" w:cs="Times New Roman" w:eastAsia="Times New Roman" w:hAnsi="Times New Roman"/>
+                <w:b w:val="1"/>
+                <w:bCs w:val="1"/>
+                <w:sz w:val="24"/>
+                <w:szCs w:val="24"/>
+              </w:rPr>
+            </w:pPr>
+            <w:r>
+              <w:rPr>
+                <w:rFonts w:ascii="Times New Roman" w:cs="Times New Roman" w:eastAsia="Times New Roman" w:hAnsi="Times New Roman"/>
+                <w:b w:val="1"/>
+                <w:bCs w:val="1"/>
+                <w:sz w:val="24"/>
+                <w:szCs w:val="24"/>
+              </w:rPr>
+              <w:t xml:space="preserve">A5 Seu Próximo Voo (PDV)</w:t>
+            </w:r>
+          </w:p>
+        </w:tc>
+        <w:tc>
+          <w:tcPr>
+            <w:tcW w:w="1480" w:type="dxa"/>
+            <w:tcBorders>
+              <w:top w:color="c4c7c5" w:space="0" w:sz="6" w:val="single"/>
+              <w:left w:color="c4c7c5" w:space="0" w:sz="6" w:val="single"/>
+              <w:bottom w:color="c4c7c5" w:space="0" w:sz="6" w:val="single"/>
+              <w:right w:color="c4c7c5" w:space="0" w:sz="6" w:val="single"/>
+            </w:tcBorders>
+            <w:tcMar>
+              <w:top w:w="60" w:type="dxa"/>
+              <w:left w:w="60" w:type="dxa"/>
+              <w:bottom w:w="60" w:type="dxa"/>
+              <w:right w:w="60" w:type="dxa"/>
+            </w:tcMar>
+            <w:vAlign w:val="top"/>
+          </w:tcPr>
+          <w:p>
+            <w:pPr>
+              <w:spacing w:before="0" w:after="0" w:line="240" w:lineRule="auto"/>
+              <w:rPr>
+                <w:rFonts w:ascii="Times New Roman" w:cs="Times New Roman" w:eastAsia="Times New Roman" w:hAnsi="Times New Roman"/>
+                <w:sz w:val="24"/>
+                <w:szCs w:val="24"/>
+              </w:rPr>
+            </w:pPr>
+            <w:r>
+              <w:rPr>
+                <w:rFonts w:ascii="Times New Roman" w:cs="Times New Roman" w:eastAsia="Times New Roman" w:hAnsi="Times New Roman"/>
+                <w:sz w:val="24"/>
+                <w:szCs w:val="24"/>
+              </w:rPr>
+              <w:t xml:space="preserve">Trade Marketing</w:t>
+            </w:r>
+          </w:p>
+        </w:tc>
+        <w:tc>
+          <w:tcPr>
+            <w:tcW w:w="1600" w:type="dxa"/>
+            <w:tcBorders>
+              <w:top w:color="c4c7c5" w:space="0" w:sz="6" w:val="single"/>
+              <w:left w:color="c4c7c5" w:space="0" w:sz="6" w:val="single"/>
+              <w:bottom w:color="c4c7c5" w:space="0" w:sz="6" w:val="single"/>
+              <w:right w:color="c4c7c5" w:space="0" w:sz="6" w:val="single"/>
+            </w:tcBorders>
+            <w:tcMar>
+              <w:top w:w="60" w:type="dxa"/>
+              <w:left w:w="60" w:type="dxa"/>
+              <w:bottom w:w="60" w:type="dxa"/>
+              <w:right w:w="60" w:type="dxa"/>
+            </w:tcMar>
+            <w:vAlign w:val="top"/>
+          </w:tcPr>
+          <w:p>
+            <w:pPr>
+              <w:spacing w:before="0" w:after="0" w:line="240" w:lineRule="auto"/>
+              <w:rPr>
+                <w:rFonts w:ascii="Times New Roman" w:cs="Times New Roman" w:eastAsia="Times New Roman" w:hAnsi="Times New Roman"/>
+                <w:sz w:val="24"/>
+                <w:szCs w:val="24"/>
+              </w:rPr>
+            </w:pPr>
+            <w:r>
+              <w:rPr>
+                <w:rFonts w:ascii="Times New Roman" w:cs="Times New Roman" w:eastAsia="Times New Roman" w:hAnsi="Times New Roman"/>
+                <w:sz w:val="24"/>
+                <w:szCs w:val="24"/>
+              </w:rPr>
+              <w:t xml:space="preserve">Distribuidores, redes varejistas</w:t>
+            </w:r>
+          </w:p>
+        </w:tc>
+        <w:tc>
+          <w:tcPr>
+            <w:tcW w:w="1300" w:type="dxa"/>
+            <w:tcBorders>
+              <w:top w:color="c4c7c5" w:space="0" w:sz="6" w:val="single"/>
+              <w:left w:color="c4c7c5" w:space="0" w:sz="6" w:val="single"/>
+              <w:bottom w:color="c4c7c5" w:space="0" w:sz="6" w:val="single"/>
+              <w:right w:color="c4c7c5" w:space="0" w:sz="6" w:val="single"/>
+            </w:tcBorders>
+            <w:tcMar>
+              <w:top w:w="60" w:type="dxa"/>
+              <w:left w:w="60" w:type="dxa"/>
+              <w:bottom w:w="60" w:type="dxa"/>
+              <w:right w:w="60" w:type="dxa"/>
+            </w:tcMar>
+            <w:vAlign w:val="top"/>
+          </w:tcPr>
+          <w:p>
+            <w:pPr>
+              <w:spacing w:before="0" w:after="0" w:line="240" w:lineRule="auto"/>
+              <w:rPr>
+                <w:rFonts w:ascii="Times New Roman" w:cs="Times New Roman" w:eastAsia="Times New Roman" w:hAnsi="Times New Roman"/>
+                <w:sz w:val="24"/>
+                <w:szCs w:val="24"/>
+              </w:rPr>
+            </w:pPr>
+            <w:r>
+              <w:rPr>
+                <w:rFonts w:ascii="Times New Roman" w:cs="Times New Roman" w:eastAsia="Times New Roman" w:hAnsi="Times New Roman"/>
+                <w:sz w:val="24"/>
+                <w:szCs w:val="24"/>
+              </w:rPr>
+              <w:t xml:space="preserve">Gerência Comercial</w:t>
+            </w:r>
+          </w:p>
+        </w:tc>
+        <w:tc>
+          <w:tcPr>
             <w:tcW w:w="1550" w:type="dxa"/>
             <w:tcBorders>
               <w:top w:color="c4c7c5" w:space="0" w:sz="6" w:val="single"/>
@@ -24879,38 +25045,34 @@
             </w:tcBorders>
             <w:tcMar>
               <w:top w:w="60" w:type="dxa"/>
-              <w:left w:w="80" w:type="dxa"/>
+              <w:left w:w="60" w:type="dxa"/>
               <w:bottom w:w="60" w:type="dxa"/>
-              <w:right w:w="80" w:type="dxa"/>
-            </w:tcMar>
-            <w:vAlign w:val="top"/>
-          </w:tcPr>
-          <w:p>
-            <w:pPr>
-              <w:spacing w:before="0" w:after="0" w:line="240" w:lineRule="auto"/>
-              <w:rPr>
-                <w:rFonts w:ascii="Times New Roman" w:cs="Times New Roman" w:eastAsia="Times New Roman" w:hAnsi="Times New Roman"/>
-                <w:b w:val="1"/>
-                <w:bCs w:val="1"/>
-                <w:sz w:val="24"/>
-                <w:szCs w:val="24"/>
-              </w:rPr>
-            </w:pPr>
-            <w:r>
-              <w:rPr>
-                <w:rFonts w:ascii="Times New Roman" w:cs="Times New Roman" w:eastAsia="Times New Roman" w:hAnsi="Times New Roman"/>
-                <w:b w:val="1"/>
-                <w:bCs w:val="1"/>
-                <w:sz w:val="24"/>
-                <w:szCs w:val="24"/>
-              </w:rPr>
-              <w:t xml:space="preserve">A5 Seu Próximo Voo (PDV)</w:t>
-            </w:r>
-          </w:p>
-        </w:tc>
-        <w:tc>
-          <w:tcPr>
-            <w:tcW w:w="1500" w:type="dxa"/>
+              <w:right w:w="60" w:type="dxa"/>
+            </w:tcMar>
+            <w:vAlign w:val="top"/>
+          </w:tcPr>
+          <w:p>
+            <w:pPr>
+              <w:spacing w:before="0" w:after="0" w:line="240" w:lineRule="auto"/>
+              <w:rPr>
+                <w:rFonts w:ascii="Times New Roman" w:cs="Times New Roman" w:eastAsia="Times New Roman" w:hAnsi="Times New Roman"/>
+                <w:sz w:val="24"/>
+                <w:szCs w:val="24"/>
+              </w:rPr>
+            </w:pPr>
+            <w:r>
+              <w:rPr>
+                <w:rFonts w:ascii="Times New Roman" w:cs="Times New Roman" w:eastAsia="Times New Roman" w:hAnsi="Times New Roman"/>
+                <w:sz w:val="24"/>
+                <w:szCs w:val="24"/>
+              </w:rPr>
+              <w:t xml:space="preserve">Instalação até S6</w:t>
+            </w:r>
+          </w:p>
+        </w:tc>
+        <w:tc>
+          <w:tcPr>
+            <w:tcW w:w="1564" w:type="dxa"/>
             <w:tcBorders>
               <w:top w:color="c4c7c5" w:space="0" w:sz="6" w:val="single"/>
               <w:left w:color="c4c7c5" w:space="0" w:sz="6" w:val="single"/>
@@ -24919,153 +25081,9 @@
             </w:tcBorders>
             <w:tcMar>
               <w:top w:w="60" w:type="dxa"/>
-              <w:left w:w="80" w:type="dxa"/>
+              <w:left w:w="60" w:type="dxa"/>
               <w:bottom w:w="60" w:type="dxa"/>
-              <w:right w:w="80" w:type="dxa"/>
-            </w:tcMar>
-            <w:vAlign w:val="top"/>
-          </w:tcPr>
-          <w:p>
-            <w:pPr>
-              <w:spacing w:before="0" w:after="0" w:line="240" w:lineRule="auto"/>
-              <w:rPr>
-                <w:rFonts w:ascii="Times New Roman" w:cs="Times New Roman" w:eastAsia="Times New Roman" w:hAnsi="Times New Roman"/>
-                <w:sz w:val="24"/>
-                <w:szCs w:val="24"/>
-              </w:rPr>
-            </w:pPr>
-            <w:r>
-              <w:rPr>
-                <w:rFonts w:ascii="Times New Roman" w:cs="Times New Roman" w:eastAsia="Times New Roman" w:hAnsi="Times New Roman"/>
-                <w:sz w:val="24"/>
-                <w:szCs w:val="24"/>
-              </w:rPr>
-              <w:t xml:space="preserve">Trade Marketing</w:t>
-            </w:r>
-          </w:p>
-        </w:tc>
-        <w:tc>
-          <w:tcPr>
-            <w:tcW w:w="1600" w:type="dxa"/>
-            <w:tcBorders>
-              <w:top w:color="c4c7c5" w:space="0" w:sz="6" w:val="single"/>
-              <w:left w:color="c4c7c5" w:space="0" w:sz="6" w:val="single"/>
-              <w:bottom w:color="c4c7c5" w:space="0" w:sz="6" w:val="single"/>
-              <w:right w:color="c4c7c5" w:space="0" w:sz="6" w:val="single"/>
-            </w:tcBorders>
-            <w:tcMar>
-              <w:top w:w="60" w:type="dxa"/>
-              <w:left w:w="80" w:type="dxa"/>
-              <w:bottom w:w="60" w:type="dxa"/>
-              <w:right w:w="80" w:type="dxa"/>
-            </w:tcMar>
-            <w:vAlign w:val="top"/>
-          </w:tcPr>
-          <w:p>
-            <w:pPr>
-              <w:spacing w:before="0" w:after="0" w:line="240" w:lineRule="auto"/>
-              <w:rPr>
-                <w:rFonts w:ascii="Times New Roman" w:cs="Times New Roman" w:eastAsia="Times New Roman" w:hAnsi="Times New Roman"/>
-                <w:sz w:val="24"/>
-                <w:szCs w:val="24"/>
-              </w:rPr>
-            </w:pPr>
-            <w:r>
-              <w:rPr>
-                <w:rFonts w:ascii="Times New Roman" w:cs="Times New Roman" w:eastAsia="Times New Roman" w:hAnsi="Times New Roman"/>
-                <w:sz w:val="24"/>
-                <w:szCs w:val="24"/>
-              </w:rPr>
-              <w:t xml:space="preserve">Distribuidores, redes varejistas</w:t>
-            </w:r>
-          </w:p>
-        </w:tc>
-        <w:tc>
-          <w:tcPr>
-            <w:tcW w:w="1300" w:type="dxa"/>
-            <w:tcBorders>
-              <w:top w:color="c4c7c5" w:space="0" w:sz="6" w:val="single"/>
-              <w:left w:color="c4c7c5" w:space="0" w:sz="6" w:val="single"/>
-              <w:bottom w:color="c4c7c5" w:space="0" w:sz="6" w:val="single"/>
-              <w:right w:color="c4c7c5" w:space="0" w:sz="6" w:val="single"/>
-            </w:tcBorders>
-            <w:tcMar>
-              <w:top w:w="60" w:type="dxa"/>
-              <w:left w:w="80" w:type="dxa"/>
-              <w:bottom w:w="60" w:type="dxa"/>
-              <w:right w:w="80" w:type="dxa"/>
-            </w:tcMar>
-            <w:vAlign w:val="top"/>
-          </w:tcPr>
-          <w:p>
-            <w:pPr>
-              <w:spacing w:before="0" w:after="0" w:line="240" w:lineRule="auto"/>
-              <w:rPr>
-                <w:rFonts w:ascii="Times New Roman" w:cs="Times New Roman" w:eastAsia="Times New Roman" w:hAnsi="Times New Roman"/>
-                <w:sz w:val="24"/>
-                <w:szCs w:val="24"/>
-              </w:rPr>
-            </w:pPr>
-            <w:r>
-              <w:rPr>
-                <w:rFonts w:ascii="Times New Roman" w:cs="Times New Roman" w:eastAsia="Times New Roman" w:hAnsi="Times New Roman"/>
-                <w:sz w:val="24"/>
-                <w:szCs w:val="24"/>
-              </w:rPr>
-              <w:t xml:space="preserve">Gerência Comercial</w:t>
-            </w:r>
-          </w:p>
-        </w:tc>
-        <w:tc>
-          <w:tcPr>
-            <w:tcW w:w="1150" w:type="dxa"/>
-            <w:tcBorders>
-              <w:top w:color="c4c7c5" w:space="0" w:sz="6" w:val="single"/>
-              <w:left w:color="c4c7c5" w:space="0" w:sz="6" w:val="single"/>
-              <w:bottom w:color="c4c7c5" w:space="0" w:sz="6" w:val="single"/>
-              <w:right w:color="c4c7c5" w:space="0" w:sz="6" w:val="single"/>
-            </w:tcBorders>
-            <w:tcMar>
-              <w:top w:w="60" w:type="dxa"/>
-              <w:left w:w="80" w:type="dxa"/>
-              <w:bottom w:w="60" w:type="dxa"/>
-              <w:right w:w="80" w:type="dxa"/>
-            </w:tcMar>
-            <w:vAlign w:val="top"/>
-          </w:tcPr>
-          <w:p>
-            <w:pPr>
-              <w:spacing w:before="0" w:after="0" w:line="240" w:lineRule="auto"/>
-              <w:rPr>
-                <w:rFonts w:ascii="Times New Roman" w:cs="Times New Roman" w:eastAsia="Times New Roman" w:hAnsi="Times New Roman"/>
-                <w:sz w:val="24"/>
-                <w:szCs w:val="24"/>
-              </w:rPr>
-            </w:pPr>
-            <w:r>
-              <w:rPr>
-                <w:rFonts w:ascii="Times New Roman" w:cs="Times New Roman" w:eastAsia="Times New Roman" w:hAnsi="Times New Roman"/>
-                <w:sz w:val="24"/>
-                <w:szCs w:val="24"/>
-              </w:rPr>
-              <w:t xml:space="preserve">Instalação até S6</w:t>
-            </w:r>
-          </w:p>
-        </w:tc>
-        <w:tc>
-          <w:tcPr>
-            <w:tcW w:w="1929" w:type="dxa"/>
-            <w:tcBorders>
-              <w:top w:color="c4c7c5" w:space="0" w:sz="6" w:val="single"/>
-              <w:left w:color="c4c7c5" w:space="0" w:sz="6" w:val="single"/>
-              <w:bottom w:color="c4c7c5" w:space="0" w:sz="6" w:val="single"/>
-              <w:right w:color="c4c7c5" w:space="0" w:sz="6" w:val="single"/>
-            </w:tcBorders>
-            <w:tcMar>
-              <w:top w:w="60" w:type="dxa"/>
-              <w:left w:w="80" w:type="dxa"/>
-              <w:bottom w:w="60" w:type="dxa"/>
-              <w:right w:w="80" w:type="dxa"/>
+              <w:right w:w="60" w:type="dxa"/>
             </w:tcMar>
             <w:vAlign w:val="top"/>
           </w:tcPr>
@@ -25095,6 +25113,156 @@
         </w:trPr>
         <w:tc>
           <w:tcPr>
+            <w:tcW w:w="1535" w:type="dxa"/>
+            <w:tcBorders>
+              <w:top w:color="c4c7c5" w:space="0" w:sz="6" w:val="single"/>
+              <w:left w:color="c4c7c5" w:space="0" w:sz="6" w:val="single"/>
+              <w:bottom w:color="c4c7c5" w:space="0" w:sz="6" w:val="single"/>
+              <w:right w:color="c4c7c5" w:space="0" w:sz="6" w:val="single"/>
+            </w:tcBorders>
+            <w:tcMar>
+              <w:top w:w="60" w:type="dxa"/>
+              <w:left w:w="60" w:type="dxa"/>
+              <w:bottom w:w="60" w:type="dxa"/>
+              <w:right w:w="60" w:type="dxa"/>
+            </w:tcMar>
+            <w:vAlign w:val="top"/>
+          </w:tcPr>
+          <w:p>
+            <w:pPr>
+              <w:spacing w:before="0" w:after="0" w:line="240" w:lineRule="auto"/>
+              <w:rPr>
+                <w:rFonts w:ascii="Times New Roman" w:cs="Times New Roman" w:eastAsia="Times New Roman" w:hAnsi="Times New Roman"/>
+                <w:b w:val="1"/>
+                <w:bCs w:val="1"/>
+                <w:sz w:val="24"/>
+                <w:szCs w:val="24"/>
+              </w:rPr>
+            </w:pPr>
+            <w:r>
+              <w:rPr>
+                <w:rFonts w:ascii="Times New Roman" w:cs="Times New Roman" w:eastAsia="Times New Roman" w:hAnsi="Times New Roman"/>
+                <w:b w:val="1"/>
+                <w:bCs w:val="1"/>
+                <w:sz w:val="24"/>
+                <w:szCs w:val="24"/>
+              </w:rPr>
+              <w:t xml:space="preserve">A6 Combo Momento de Foco</w:t>
+            </w:r>
+          </w:p>
+        </w:tc>
+        <w:tc>
+          <w:tcPr>
+            <w:tcW w:w="1480" w:type="dxa"/>
+            <w:tcBorders>
+              <w:top w:color="c4c7c5" w:space="0" w:sz="6" w:val="single"/>
+              <w:left w:color="c4c7c5" w:space="0" w:sz="6" w:val="single"/>
+              <w:bottom w:color="c4c7c5" w:space="0" w:sz="6" w:val="single"/>
+              <w:right w:color="c4c7c5" w:space="0" w:sz="6" w:val="single"/>
+            </w:tcBorders>
+            <w:tcMar>
+              <w:top w:w="60" w:type="dxa"/>
+              <w:left w:w="60" w:type="dxa"/>
+              <w:bottom w:w="60" w:type="dxa"/>
+              <w:right w:w="60" w:type="dxa"/>
+            </w:tcMar>
+            <w:vAlign w:val="top"/>
+          </w:tcPr>
+          <w:p>
+            <w:pPr>
+              <w:spacing w:before="0" w:after="0" w:line="240" w:lineRule="auto"/>
+              <w:rPr>
+                <w:rFonts w:ascii="Times New Roman" w:cs="Times New Roman" w:eastAsia="Times New Roman" w:hAnsi="Times New Roman"/>
+                <w:sz w:val="24"/>
+                <w:szCs w:val="24"/>
+              </w:rPr>
+            </w:pPr>
+            <w:r>
+              <w:rPr>
+                <w:rFonts w:ascii="Times New Roman" w:cs="Times New Roman" w:eastAsia="Times New Roman" w:hAnsi="Times New Roman"/>
+                <w:sz w:val="24"/>
+                <w:szCs w:val="24"/>
+              </w:rPr>
+              <w:t xml:space="preserve">E</w:t>
+              <w:noBreakHyphen/>
+              <w:t xml:space="preserve">commerce / Key Account</w:t>
+            </w:r>
+          </w:p>
+        </w:tc>
+        <w:tc>
+          <w:tcPr>
+            <w:tcW w:w="1600" w:type="dxa"/>
+            <w:tcBorders>
+              <w:top w:color="c4c7c5" w:space="0" w:sz="6" w:val="single"/>
+              <w:left w:color="c4c7c5" w:space="0" w:sz="6" w:val="single"/>
+              <w:bottom w:color="c4c7c5" w:space="0" w:sz="6" w:val="single"/>
+              <w:right w:color="c4c7c5" w:space="0" w:sz="6" w:val="single"/>
+            </w:tcBorders>
+            <w:tcMar>
+              <w:top w:w="60" w:type="dxa"/>
+              <w:left w:w="60" w:type="dxa"/>
+              <w:bottom w:w="60" w:type="dxa"/>
+              <w:right w:w="60" w:type="dxa"/>
+            </w:tcMar>
+            <w:vAlign w:val="top"/>
+          </w:tcPr>
+          <w:p>
+            <w:pPr>
+              <w:spacing w:before="0" w:after="0" w:line="240" w:lineRule="auto"/>
+              <w:rPr>
+                <w:rFonts w:ascii="Times New Roman" w:cs="Times New Roman" w:eastAsia="Times New Roman" w:hAnsi="Times New Roman"/>
+                <w:sz w:val="24"/>
+                <w:szCs w:val="24"/>
+              </w:rPr>
+            </w:pPr>
+            <w:r>
+              <w:rPr>
+                <w:rFonts w:ascii="Times New Roman" w:cs="Times New Roman" w:eastAsia="Times New Roman" w:hAnsi="Times New Roman"/>
+                <w:sz w:val="24"/>
+                <w:szCs w:val="24"/>
+              </w:rPr>
+              <w:t xml:space="preserve">iFood, Rappi, Digital</w:t>
+            </w:r>
+          </w:p>
+        </w:tc>
+        <w:tc>
+          <w:tcPr>
+            <w:tcW w:w="1300" w:type="dxa"/>
+            <w:tcBorders>
+              <w:top w:color="c4c7c5" w:space="0" w:sz="6" w:val="single"/>
+              <w:left w:color="c4c7c5" w:space="0" w:sz="6" w:val="single"/>
+              <w:bottom w:color="c4c7c5" w:space="0" w:sz="6" w:val="single"/>
+              <w:right w:color="c4c7c5" w:space="0" w:sz="6" w:val="single"/>
+            </w:tcBorders>
+            <w:tcMar>
+              <w:top w:w="60" w:type="dxa"/>
+              <w:left w:w="60" w:type="dxa"/>
+              <w:bottom w:w="60" w:type="dxa"/>
+              <w:right w:w="60" w:type="dxa"/>
+            </w:tcMar>
+            <w:vAlign w:val="top"/>
+          </w:tcPr>
+          <w:p>
+            <w:pPr>
+              <w:spacing w:before="0" w:after="0" w:line="240" w:lineRule="auto"/>
+              <w:rPr>
+                <w:rFonts w:ascii="Times New Roman" w:cs="Times New Roman" w:eastAsia="Times New Roman" w:hAnsi="Times New Roman"/>
+                <w:sz w:val="24"/>
+                <w:szCs w:val="24"/>
+              </w:rPr>
+            </w:pPr>
+            <w:r>
+              <w:rPr>
+                <w:rFonts w:ascii="Times New Roman" w:cs="Times New Roman" w:eastAsia="Times New Roman" w:hAnsi="Times New Roman"/>
+                <w:sz w:val="24"/>
+                <w:szCs w:val="24"/>
+              </w:rPr>
+              <w:t xml:space="preserve">Gerência Comercial</w:t>
+            </w:r>
+          </w:p>
+        </w:tc>
+        <w:tc>
+          <w:tcPr>
             <w:tcW w:w="1550" w:type="dxa"/>
             <w:tcBorders>
               <w:top w:color="c4c7c5" w:space="0" w:sz="6" w:val="single"/>
@@ -25104,38 +25272,34 @@
             </w:tcBorders>
             <w:tcMar>
               <w:top w:w="60" w:type="dxa"/>
-              <w:left w:w="80" w:type="dxa"/>
+              <w:left w:w="60" w:type="dxa"/>
               <w:bottom w:w="60" w:type="dxa"/>
-              <w:right w:w="80" w:type="dxa"/>
-            </w:tcMar>
-            <w:vAlign w:val="top"/>
-          </w:tcPr>
-          <w:p>
-            <w:pPr>
-              <w:spacing w:before="0" w:after="0" w:line="240" w:lineRule="auto"/>
-              <w:rPr>
-                <w:rFonts w:ascii="Times New Roman" w:cs="Times New Roman" w:eastAsia="Times New Roman" w:hAnsi="Times New Roman"/>
-                <w:b w:val="1"/>
-                <w:bCs w:val="1"/>
-                <w:sz w:val="24"/>
-                <w:szCs w:val="24"/>
-              </w:rPr>
-            </w:pPr>
-            <w:r>
-              <w:rPr>
-                <w:rFonts w:ascii="Times New Roman" w:cs="Times New Roman" w:eastAsia="Times New Roman" w:hAnsi="Times New Roman"/>
-                <w:b w:val="1"/>
-                <w:bCs w:val="1"/>
-                <w:sz w:val="24"/>
-                <w:szCs w:val="24"/>
-              </w:rPr>
-              <w:t xml:space="preserve">A6 Combo Momento de Foco</w:t>
-            </w:r>
-          </w:p>
-        </w:tc>
-        <w:tc>
-          <w:tcPr>
-            <w:tcW w:w="1500" w:type="dxa"/>
+              <w:right w:w="60" w:type="dxa"/>
+            </w:tcMar>
+            <w:vAlign w:val="top"/>
+          </w:tcPr>
+          <w:p>
+            <w:pPr>
+              <w:spacing w:before="0" w:after="0" w:line="240" w:lineRule="auto"/>
+              <w:rPr>
+                <w:rFonts w:ascii="Times New Roman" w:cs="Times New Roman" w:eastAsia="Times New Roman" w:hAnsi="Times New Roman"/>
+                <w:sz w:val="24"/>
+                <w:szCs w:val="24"/>
+              </w:rPr>
+            </w:pPr>
+            <w:r>
+              <w:rPr>
+                <w:rFonts w:ascii="Times New Roman" w:cs="Times New Roman" w:eastAsia="Times New Roman" w:hAnsi="Times New Roman"/>
+                <w:sz w:val="24"/>
+                <w:szCs w:val="24"/>
+              </w:rPr>
+              <w:t xml:space="preserve">Combo no ar na S7</w:t>
+            </w:r>
+          </w:p>
+        </w:tc>
+        <w:tc>
+          <w:tcPr>
+            <w:tcW w:w="1564" w:type="dxa"/>
             <w:tcBorders>
               <w:top w:color="c4c7c5" w:space="0" w:sz="6" w:val="single"/>
               <w:left w:color="c4c7c5" w:space="0" w:sz="6" w:val="single"/>
@@ -25144,153 +25308,9 @@
             </w:tcBorders>
             <w:tcMar>
               <w:top w:w="60" w:type="dxa"/>
-              <w:left w:w="80" w:type="dxa"/>
+              <w:left w:w="60" w:type="dxa"/>
               <w:bottom w:w="60" w:type="dxa"/>
-              <w:right w:w="80" w:type="dxa"/>
-            </w:tcMar>
-            <w:vAlign w:val="top"/>
-          </w:tcPr>
-          <w:p>
-            <w:pPr>
-              <w:spacing w:before="0" w:after="0" w:line="240" w:lineRule="auto"/>
-              <w:rPr>
-                <w:rFonts w:ascii="Times New Roman" w:cs="Times New Roman" w:eastAsia="Times New Roman" w:hAnsi="Times New Roman"/>
-                <w:sz w:val="24"/>
-                <w:szCs w:val="24"/>
-              </w:rPr>
-            </w:pPr>
-            <w:r>
-              <w:rPr>
-                <w:rFonts w:ascii="Times New Roman" w:cs="Times New Roman" w:eastAsia="Times New Roman" w:hAnsi="Times New Roman"/>
-                <w:sz w:val="24"/>
-                <w:szCs w:val="24"/>
-              </w:rPr>
-              <w:t xml:space="preserve">E-commerce / Key Account</w:t>
-            </w:r>
-          </w:p>
-        </w:tc>
-        <w:tc>
-          <w:tcPr>
-            <w:tcW w:w="1600" w:type="dxa"/>
-            <w:tcBorders>
-              <w:top w:color="c4c7c5" w:space="0" w:sz="6" w:val="single"/>
-              <w:left w:color="c4c7c5" w:space="0" w:sz="6" w:val="single"/>
-              <w:bottom w:color="c4c7c5" w:space="0" w:sz="6" w:val="single"/>
-              <w:right w:color="c4c7c5" w:space="0" w:sz="6" w:val="single"/>
-            </w:tcBorders>
-            <w:tcMar>
-              <w:top w:w="60" w:type="dxa"/>
-              <w:left w:w="80" w:type="dxa"/>
-              <w:bottom w:w="60" w:type="dxa"/>
-              <w:right w:w="80" w:type="dxa"/>
-            </w:tcMar>
-            <w:vAlign w:val="top"/>
-          </w:tcPr>
-          <w:p>
-            <w:pPr>
-              <w:spacing w:before="0" w:after="0" w:line="240" w:lineRule="auto"/>
-              <w:rPr>
-                <w:rFonts w:ascii="Times New Roman" w:cs="Times New Roman" w:eastAsia="Times New Roman" w:hAnsi="Times New Roman"/>
-                <w:sz w:val="24"/>
-                <w:szCs w:val="24"/>
-              </w:rPr>
-            </w:pPr>
-            <w:r>
-              <w:rPr>
-                <w:rFonts w:ascii="Times New Roman" w:cs="Times New Roman" w:eastAsia="Times New Roman" w:hAnsi="Times New Roman"/>
-                <w:sz w:val="24"/>
-                <w:szCs w:val="24"/>
-              </w:rPr>
-              <w:t xml:space="preserve">iFood, Rappi, Digital</w:t>
-            </w:r>
-          </w:p>
-        </w:tc>
-        <w:tc>
-          <w:tcPr>
-            <w:tcW w:w="1300" w:type="dxa"/>
-            <w:tcBorders>
-              <w:top w:color="c4c7c5" w:space="0" w:sz="6" w:val="single"/>
-              <w:left w:color="c4c7c5" w:space="0" w:sz="6" w:val="single"/>
-              <w:bottom w:color="c4c7c5" w:space="0" w:sz="6" w:val="single"/>
-              <w:right w:color="c4c7c5" w:space="0" w:sz="6" w:val="single"/>
-            </w:tcBorders>
-            <w:tcMar>
-              <w:top w:w="60" w:type="dxa"/>
-              <w:left w:w="80" w:type="dxa"/>
-              <w:bottom w:w="60" w:type="dxa"/>
-              <w:right w:w="80" w:type="dxa"/>
-            </w:tcMar>
-            <w:vAlign w:val="top"/>
-          </w:tcPr>
-          <w:p>
-            <w:pPr>
-              <w:spacing w:before="0" w:after="0" w:line="240" w:lineRule="auto"/>
-              <w:rPr>
-                <w:rFonts w:ascii="Times New Roman" w:cs="Times New Roman" w:eastAsia="Times New Roman" w:hAnsi="Times New Roman"/>
-                <w:sz w:val="24"/>
-                <w:szCs w:val="24"/>
-              </w:rPr>
-            </w:pPr>
-            <w:r>
-              <w:rPr>
-                <w:rFonts w:ascii="Times New Roman" w:cs="Times New Roman" w:eastAsia="Times New Roman" w:hAnsi="Times New Roman"/>
-                <w:sz w:val="24"/>
-                <w:szCs w:val="24"/>
-              </w:rPr>
-              <w:t xml:space="preserve">Gerência Comercial</w:t>
-            </w:r>
-          </w:p>
-        </w:tc>
-        <w:tc>
-          <w:tcPr>
-            <w:tcW w:w="1150" w:type="dxa"/>
-            <w:tcBorders>
-              <w:top w:color="c4c7c5" w:space="0" w:sz="6" w:val="single"/>
-              <w:left w:color="c4c7c5" w:space="0" w:sz="6" w:val="single"/>
-              <w:bottom w:color="c4c7c5" w:space="0" w:sz="6" w:val="single"/>
-              <w:right w:color="c4c7c5" w:space="0" w:sz="6" w:val="single"/>
-            </w:tcBorders>
-            <w:tcMar>
-              <w:top w:w="60" w:type="dxa"/>
-              <w:left w:w="80" w:type="dxa"/>
-              <w:bottom w:w="60" w:type="dxa"/>
-              <w:right w:w="80" w:type="dxa"/>
-            </w:tcMar>
-            <w:vAlign w:val="top"/>
-          </w:tcPr>
-          <w:p>
-            <w:pPr>
-              <w:spacing w:before="0" w:after="0" w:line="240" w:lineRule="auto"/>
-              <w:rPr>
-                <w:rFonts w:ascii="Times New Roman" w:cs="Times New Roman" w:eastAsia="Times New Roman" w:hAnsi="Times New Roman"/>
-                <w:sz w:val="24"/>
-                <w:szCs w:val="24"/>
-              </w:rPr>
-            </w:pPr>
-            <w:r>
-              <w:rPr>
-                <w:rFonts w:ascii="Times New Roman" w:cs="Times New Roman" w:eastAsia="Times New Roman" w:hAnsi="Times New Roman"/>
-                <w:sz w:val="24"/>
-                <w:szCs w:val="24"/>
-              </w:rPr>
-              <w:t xml:space="preserve">Combo no ar na S7</w:t>
-            </w:r>
-          </w:p>
-        </w:tc>
-        <w:tc>
-          <w:tcPr>
-            <w:tcW w:w="1929" w:type="dxa"/>
-            <w:tcBorders>
-              <w:top w:color="c4c7c5" w:space="0" w:sz="6" w:val="single"/>
-              <w:left w:color="c4c7c5" w:space="0" w:sz="6" w:val="single"/>
-              <w:bottom w:color="c4c7c5" w:space="0" w:sz="6" w:val="single"/>
-              <w:right w:color="c4c7c5" w:space="0" w:sz="6" w:val="single"/>
-            </w:tcBorders>
-            <w:tcMar>
-              <w:top w:w="60" w:type="dxa"/>
-              <w:left w:w="80" w:type="dxa"/>
-              <w:bottom w:w="60" w:type="dxa"/>
-              <w:right w:w="80" w:type="dxa"/>
+              <w:right w:w="60" w:type="dxa"/>
             </w:tcMar>
             <w:vAlign w:val="top"/>
           </w:tcPr>
@@ -25320,6 +25340,154 @@
         </w:trPr>
         <w:tc>
           <w:tcPr>
+            <w:tcW w:w="1535" w:type="dxa"/>
+            <w:tcBorders>
+              <w:top w:color="c4c7c5" w:space="0" w:sz="6" w:val="single"/>
+              <w:left w:color="c4c7c5" w:space="0" w:sz="6" w:val="single"/>
+              <w:bottom w:color="c4c7c5" w:space="0" w:sz="6" w:val="single"/>
+              <w:right w:color="c4c7c5" w:space="0" w:sz="6" w:val="single"/>
+            </w:tcBorders>
+            <w:tcMar>
+              <w:top w:w="60" w:type="dxa"/>
+              <w:left w:w="60" w:type="dxa"/>
+              <w:bottom w:w="60" w:type="dxa"/>
+              <w:right w:w="60" w:type="dxa"/>
+            </w:tcMar>
+            <w:vAlign w:val="top"/>
+          </w:tcPr>
+          <w:p>
+            <w:pPr>
+              <w:spacing w:before="0" w:after="0" w:line="240" w:lineRule="auto"/>
+              <w:rPr>
+                <w:rFonts w:ascii="Times New Roman" w:cs="Times New Roman" w:eastAsia="Times New Roman" w:hAnsi="Times New Roman"/>
+                <w:b w:val="1"/>
+                <w:bCs w:val="1"/>
+                <w:sz w:val="24"/>
+                <w:szCs w:val="24"/>
+              </w:rPr>
+            </w:pPr>
+            <w:r>
+              <w:rPr>
+                <w:rFonts w:ascii="Times New Roman" w:cs="Times New Roman" w:eastAsia="Times New Roman" w:hAnsi="Times New Roman"/>
+                <w:b w:val="1"/>
+                <w:bCs w:val="1"/>
+                <w:sz w:val="24"/>
+                <w:szCs w:val="24"/>
+              </w:rPr>
+              <w:t xml:space="preserve">A7 Diário de Bordo</w:t>
+            </w:r>
+          </w:p>
+        </w:tc>
+        <w:tc>
+          <w:tcPr>
+            <w:tcW w:w="1480" w:type="dxa"/>
+            <w:tcBorders>
+              <w:top w:color="c4c7c5" w:space="0" w:sz="6" w:val="single"/>
+              <w:left w:color="c4c7c5" w:space="0" w:sz="6" w:val="single"/>
+              <w:bottom w:color="c4c7c5" w:space="0" w:sz="6" w:val="single"/>
+              <w:right w:color="c4c7c5" w:space="0" w:sz="6" w:val="single"/>
+            </w:tcBorders>
+            <w:tcMar>
+              <w:top w:w="60" w:type="dxa"/>
+              <w:left w:w="60" w:type="dxa"/>
+              <w:bottom w:w="60" w:type="dxa"/>
+              <w:right w:w="60" w:type="dxa"/>
+            </w:tcMar>
+            <w:vAlign w:val="top"/>
+          </w:tcPr>
+          <w:p>
+            <w:pPr>
+              <w:spacing w:before="0" w:after="0" w:line="240" w:lineRule="auto"/>
+              <w:rPr>
+                <w:rFonts w:ascii="Times New Roman" w:cs="Times New Roman" w:eastAsia="Times New Roman" w:hAnsi="Times New Roman"/>
+                <w:sz w:val="24"/>
+                <w:szCs w:val="24"/>
+              </w:rPr>
+            </w:pPr>
+            <w:r>
+              <w:rPr>
+                <w:rFonts w:ascii="Times New Roman" w:cs="Times New Roman" w:eastAsia="Times New Roman" w:hAnsi="Times New Roman"/>
+                <w:sz w:val="24"/>
+                <w:szCs w:val="24"/>
+              </w:rPr>
+              <w:t xml:space="preserve">Digital / CRM</w:t>
+            </w:r>
+          </w:p>
+        </w:tc>
+        <w:tc>
+          <w:tcPr>
+            <w:tcW w:w="1600" w:type="dxa"/>
+            <w:tcBorders>
+              <w:top w:color="c4c7c5" w:space="0" w:sz="6" w:val="single"/>
+              <w:left w:color="c4c7c5" w:space="0" w:sz="6" w:val="single"/>
+              <w:bottom w:color="c4c7c5" w:space="0" w:sz="6" w:val="single"/>
+              <w:right w:color="c4c7c5" w:space="0" w:sz="6" w:val="single"/>
+            </w:tcBorders>
+            <w:tcMar>
+              <w:top w:w="60" w:type="dxa"/>
+              <w:left w:w="60" w:type="dxa"/>
+              <w:bottom w:w="60" w:type="dxa"/>
+              <w:right w:w="60" w:type="dxa"/>
+            </w:tcMar>
+            <w:vAlign w:val="top"/>
+          </w:tcPr>
+          <w:p>
+            <w:pPr>
+              <w:spacing w:before="0" w:after="0" w:line="240" w:lineRule="auto"/>
+              <w:rPr>
+                <w:rFonts w:ascii="Times New Roman" w:cs="Times New Roman" w:eastAsia="Times New Roman" w:hAnsi="Times New Roman"/>
+                <w:sz w:val="24"/>
+                <w:szCs w:val="24"/>
+              </w:rPr>
+            </w:pPr>
+            <w:r>
+              <w:rPr>
+                <w:rFonts w:ascii="Times New Roman" w:cs="Times New Roman" w:eastAsia="Times New Roman" w:hAnsi="Times New Roman"/>
+                <w:sz w:val="24"/>
+                <w:szCs w:val="24"/>
+              </w:rPr>
+              <w:t xml:space="preserve">Agência de CRM</w:t>
+            </w:r>
+          </w:p>
+        </w:tc>
+        <w:tc>
+          <w:tcPr>
+            <w:tcW w:w="1300" w:type="dxa"/>
+            <w:tcBorders>
+              <w:top w:color="c4c7c5" w:space="0" w:sz="6" w:val="single"/>
+              <w:left w:color="c4c7c5" w:space="0" w:sz="6" w:val="single"/>
+              <w:bottom w:color="c4c7c5" w:space="0" w:sz="6" w:val="single"/>
+              <w:right w:color="c4c7c5" w:space="0" w:sz="6" w:val="single"/>
+            </w:tcBorders>
+            <w:tcMar>
+              <w:top w:w="60" w:type="dxa"/>
+              <w:left w:w="60" w:type="dxa"/>
+              <w:bottom w:w="60" w:type="dxa"/>
+              <w:right w:w="60" w:type="dxa"/>
+            </w:tcMar>
+            <w:vAlign w:val="top"/>
+          </w:tcPr>
+          <w:p>
+            <w:pPr>
+              <w:spacing w:before="0" w:after="0" w:line="240" w:lineRule="auto"/>
+              <w:rPr>
+                <w:rFonts w:ascii="Times New Roman" w:cs="Times New Roman" w:eastAsia="Times New Roman" w:hAnsi="Times New Roman"/>
+                <w:sz w:val="24"/>
+                <w:szCs w:val="24"/>
+              </w:rPr>
+            </w:pPr>
+            <w:r>
+              <w:rPr>
+                <w:rFonts w:ascii="Times New Roman" w:cs="Times New Roman" w:eastAsia="Times New Roman" w:hAnsi="Times New Roman"/>
+                <w:sz w:val="24"/>
+                <w:szCs w:val="24"/>
+              </w:rPr>
+              <w:t xml:space="preserve">Jurídico (LGPD)</w:t>
+            </w:r>
+          </w:p>
+        </w:tc>
+        <w:tc>
+          <w:tcPr>
             <w:tcW w:w="1550" w:type="dxa"/>
             <w:tcBorders>
               <w:top w:color="c4c7c5" w:space="0" w:sz="6" w:val="single"/>
@@ -25329,38 +25497,34 @@
             </w:tcBorders>
             <w:tcMar>
               <w:top w:w="60" w:type="dxa"/>
-              <w:left w:w="80" w:type="dxa"/>
+              <w:left w:w="60" w:type="dxa"/>
               <w:bottom w:w="60" w:type="dxa"/>
-              <w:right w:w="80" w:type="dxa"/>
-            </w:tcMar>
-            <w:vAlign w:val="top"/>
-          </w:tcPr>
-          <w:p>
-            <w:pPr>
-              <w:spacing w:before="0" w:after="0" w:line="240" w:lineRule="auto"/>
-              <w:rPr>
-                <w:rFonts w:ascii="Times New Roman" w:cs="Times New Roman" w:eastAsia="Times New Roman" w:hAnsi="Times New Roman"/>
-                <w:b w:val="1"/>
-                <w:bCs w:val="1"/>
-                <w:sz w:val="24"/>
-                <w:szCs w:val="24"/>
-              </w:rPr>
-            </w:pPr>
-            <w:r>
-              <w:rPr>
-                <w:rFonts w:ascii="Times New Roman" w:cs="Times New Roman" w:eastAsia="Times New Roman" w:hAnsi="Times New Roman"/>
-                <w:b w:val="1"/>
-                <w:bCs w:val="1"/>
-                <w:sz w:val="24"/>
-                <w:szCs w:val="24"/>
-              </w:rPr>
-              <w:t xml:space="preserve">A7 Diário de Bordo</w:t>
-            </w:r>
-          </w:p>
-        </w:tc>
-        <w:tc>
-          <w:tcPr>
-            <w:tcW w:w="1500" w:type="dxa"/>
+              <w:right w:w="60" w:type="dxa"/>
+            </w:tcMar>
+            <w:vAlign w:val="top"/>
+          </w:tcPr>
+          <w:p>
+            <w:pPr>
+              <w:spacing w:before="0" w:after="0" w:line="240" w:lineRule="auto"/>
+              <w:rPr>
+                <w:rFonts w:ascii="Times New Roman" w:cs="Times New Roman" w:eastAsia="Times New Roman" w:hAnsi="Times New Roman"/>
+                <w:sz w:val="24"/>
+                <w:szCs w:val="24"/>
+              </w:rPr>
+            </w:pPr>
+            <w:r>
+              <w:rPr>
+                <w:rFonts w:ascii="Times New Roman" w:cs="Times New Roman" w:eastAsia="Times New Roman" w:hAnsi="Times New Roman"/>
+                <w:sz w:val="24"/>
+                <w:szCs w:val="24"/>
+              </w:rPr>
+              <w:t xml:space="preserve">Base aberta na S7</w:t>
+            </w:r>
+          </w:p>
+        </w:tc>
+        <w:tc>
+          <w:tcPr>
+            <w:tcW w:w="1564" w:type="dxa"/>
             <w:tcBorders>
               <w:top w:color="c4c7c5" w:space="0" w:sz="6" w:val="single"/>
               <w:left w:color="c4c7c5" w:space="0" w:sz="6" w:val="single"/>
@@ -25369,153 +25533,9 @@
             </w:tcBorders>
             <w:tcMar>
               <w:top w:w="60" w:type="dxa"/>
-              <w:left w:w="80" w:type="dxa"/>
+              <w:left w:w="60" w:type="dxa"/>
               <w:bottom w:w="60" w:type="dxa"/>
-              <w:right w:w="80" w:type="dxa"/>
-            </w:tcMar>
-            <w:vAlign w:val="top"/>
-          </w:tcPr>
-          <w:p>
-            <w:pPr>
-              <w:spacing w:before="0" w:after="0" w:line="240" w:lineRule="auto"/>
-              <w:rPr>
-                <w:rFonts w:ascii="Times New Roman" w:cs="Times New Roman" w:eastAsia="Times New Roman" w:hAnsi="Times New Roman"/>
-                <w:sz w:val="24"/>
-                <w:szCs w:val="24"/>
-              </w:rPr>
-            </w:pPr>
-            <w:r>
-              <w:rPr>
-                <w:rFonts w:ascii="Times New Roman" w:cs="Times New Roman" w:eastAsia="Times New Roman" w:hAnsi="Times New Roman"/>
-                <w:sz w:val="24"/>
-                <w:szCs w:val="24"/>
-              </w:rPr>
-              <w:t xml:space="preserve">Digital / CRM</w:t>
-            </w:r>
-          </w:p>
-        </w:tc>
-        <w:tc>
-          <w:tcPr>
-            <w:tcW w:w="1600" w:type="dxa"/>
-            <w:tcBorders>
-              <w:top w:color="c4c7c5" w:space="0" w:sz="6" w:val="single"/>
-              <w:left w:color="c4c7c5" w:space="0" w:sz="6" w:val="single"/>
-              <w:bottom w:color="c4c7c5" w:space="0" w:sz="6" w:val="single"/>
-              <w:right w:color="c4c7c5" w:space="0" w:sz="6" w:val="single"/>
-            </w:tcBorders>
-            <w:tcMar>
-              <w:top w:w="60" w:type="dxa"/>
-              <w:left w:w="80" w:type="dxa"/>
-              <w:bottom w:w="60" w:type="dxa"/>
-              <w:right w:w="80" w:type="dxa"/>
-            </w:tcMar>
-            <w:vAlign w:val="top"/>
-          </w:tcPr>
-          <w:p>
-            <w:pPr>
-              <w:spacing w:before="0" w:after="0" w:line="240" w:lineRule="auto"/>
-              <w:rPr>
-                <w:rFonts w:ascii="Times New Roman" w:cs="Times New Roman" w:eastAsia="Times New Roman" w:hAnsi="Times New Roman"/>
-                <w:sz w:val="24"/>
-                <w:szCs w:val="24"/>
-              </w:rPr>
-            </w:pPr>
-            <w:r>
-              <w:rPr>
-                <w:rFonts w:ascii="Times New Roman" w:cs="Times New Roman" w:eastAsia="Times New Roman" w:hAnsi="Times New Roman"/>
-                <w:sz w:val="24"/>
-                <w:szCs w:val="24"/>
-              </w:rPr>
-              <w:t xml:space="preserve">Agência de CRM</w:t>
-            </w:r>
-          </w:p>
-        </w:tc>
-        <w:tc>
-          <w:tcPr>
-            <w:tcW w:w="1300" w:type="dxa"/>
-            <w:tcBorders>
-              <w:top w:color="c4c7c5" w:space="0" w:sz="6" w:val="single"/>
-              <w:left w:color="c4c7c5" w:space="0" w:sz="6" w:val="single"/>
-              <w:bottom w:color="c4c7c5" w:space="0" w:sz="6" w:val="single"/>
-              <w:right w:color="c4c7c5" w:space="0" w:sz="6" w:val="single"/>
-            </w:tcBorders>
-            <w:tcMar>
-              <w:top w:w="60" w:type="dxa"/>
-              <w:left w:w="80" w:type="dxa"/>
-              <w:bottom w:w="60" w:type="dxa"/>
-              <w:right w:w="80" w:type="dxa"/>
-            </w:tcMar>
-            <w:vAlign w:val="top"/>
-          </w:tcPr>
-          <w:p>
-            <w:pPr>
-              <w:spacing w:before="0" w:after="0" w:line="240" w:lineRule="auto"/>
-              <w:rPr>
-                <w:rFonts w:ascii="Times New Roman" w:cs="Times New Roman" w:eastAsia="Times New Roman" w:hAnsi="Times New Roman"/>
-                <w:sz w:val="24"/>
-                <w:szCs w:val="24"/>
-              </w:rPr>
-            </w:pPr>
-            <w:r>
-              <w:rPr>
-                <w:rFonts w:ascii="Times New Roman" w:cs="Times New Roman" w:eastAsia="Times New Roman" w:hAnsi="Times New Roman"/>
-                <w:sz w:val="24"/>
-                <w:szCs w:val="24"/>
-              </w:rPr>
-              <w:t xml:space="preserve">Jurídico (LGPD)</w:t>
-            </w:r>
-          </w:p>
-        </w:tc>
-        <w:tc>
-          <w:tcPr>
-            <w:tcW w:w="1150" w:type="dxa"/>
-            <w:tcBorders>
-              <w:top w:color="c4c7c5" w:space="0" w:sz="6" w:val="single"/>
-              <w:left w:color="c4c7c5" w:space="0" w:sz="6" w:val="single"/>
-              <w:bottom w:color="c4c7c5" w:space="0" w:sz="6" w:val="single"/>
-              <w:right w:color="c4c7c5" w:space="0" w:sz="6" w:val="single"/>
-            </w:tcBorders>
-            <w:tcMar>
-              <w:top w:w="60" w:type="dxa"/>
-              <w:left w:w="80" w:type="dxa"/>
-              <w:bottom w:w="60" w:type="dxa"/>
-              <w:right w:w="80" w:type="dxa"/>
-            </w:tcMar>
-            <w:vAlign w:val="top"/>
-          </w:tcPr>
-          <w:p>
-            <w:pPr>
-              <w:spacing w:before="0" w:after="0" w:line="240" w:lineRule="auto"/>
-              <w:rPr>
-                <w:rFonts w:ascii="Times New Roman" w:cs="Times New Roman" w:eastAsia="Times New Roman" w:hAnsi="Times New Roman"/>
-                <w:sz w:val="24"/>
-                <w:szCs w:val="24"/>
-              </w:rPr>
-            </w:pPr>
-            <w:r>
-              <w:rPr>
-                <w:rFonts w:ascii="Times New Roman" w:cs="Times New Roman" w:eastAsia="Times New Roman" w:hAnsi="Times New Roman"/>
-                <w:sz w:val="24"/>
-                <w:szCs w:val="24"/>
-              </w:rPr>
-              <w:t xml:space="preserve">Base aberta na S7</w:t>
-            </w:r>
-          </w:p>
-        </w:tc>
-        <w:tc>
-          <w:tcPr>
-            <w:tcW w:w="1929" w:type="dxa"/>
-            <w:tcBorders>
-              <w:top w:color="c4c7c5" w:space="0" w:sz="6" w:val="single"/>
-              <w:left w:color="c4c7c5" w:space="0" w:sz="6" w:val="single"/>
-              <w:bottom w:color="c4c7c5" w:space="0" w:sz="6" w:val="single"/>
-              <w:right w:color="c4c7c5" w:space="0" w:sz="6" w:val="single"/>
-            </w:tcBorders>
-            <w:tcMar>
-              <w:top w:w="60" w:type="dxa"/>
-              <w:left w:w="80" w:type="dxa"/>
-              <w:bottom w:w="60" w:type="dxa"/>
-              <w:right w:w="80" w:type="dxa"/>
+              <w:right w:w="60" w:type="dxa"/>
             </w:tcMar>
             <w:vAlign w:val="top"/>
           </w:tcPr>
@@ -25545,6 +25565,158 @@
         </w:trPr>
         <w:tc>
           <w:tcPr>
+            <w:tcW w:w="1535" w:type="dxa"/>
+            <w:tcBorders>
+              <w:top w:color="c4c7c5" w:space="0" w:sz="6" w:val="single"/>
+              <w:left w:color="c4c7c5" w:space="0" w:sz="6" w:val="single"/>
+              <w:bottom w:color="c4c7c5" w:space="0" w:sz="6" w:val="single"/>
+              <w:right w:color="c4c7c5" w:space="0" w:sz="6" w:val="single"/>
+            </w:tcBorders>
+            <w:tcMar>
+              <w:top w:w="60" w:type="dxa"/>
+              <w:left w:w="60" w:type="dxa"/>
+              <w:bottom w:w="60" w:type="dxa"/>
+              <w:right w:w="60" w:type="dxa"/>
+            </w:tcMar>
+            <w:vAlign w:val="top"/>
+          </w:tcPr>
+          <w:p>
+            <w:pPr>
+              <w:keepNext w:val="1"/>
+              <w:spacing w:before="0" w:after="0" w:line="240" w:lineRule="auto"/>
+              <w:rPr>
+                <w:rFonts w:ascii="Times New Roman" w:cs="Times New Roman" w:eastAsia="Times New Roman" w:hAnsi="Times New Roman"/>
+                <w:b w:val="1"/>
+                <w:bCs w:val="1"/>
+                <w:sz w:val="24"/>
+                <w:szCs w:val="24"/>
+              </w:rPr>
+            </w:pPr>
+            <w:r>
+              <w:rPr>
+                <w:rFonts w:ascii="Times New Roman" w:cs="Times New Roman" w:eastAsia="Times New Roman" w:hAnsi="Times New Roman"/>
+                <w:b w:val="1"/>
+                <w:bCs w:val="1"/>
+                <w:sz w:val="24"/>
+                <w:szCs w:val="24"/>
+              </w:rPr>
+              <w:t xml:space="preserve">Painel e pesquisas</w:t>
+            </w:r>
+          </w:p>
+        </w:tc>
+        <w:tc>
+          <w:tcPr>
+            <w:tcW w:w="1480" w:type="dxa"/>
+            <w:tcBorders>
+              <w:top w:color="c4c7c5" w:space="0" w:sz="6" w:val="single"/>
+              <w:left w:color="c4c7c5" w:space="0" w:sz="6" w:val="single"/>
+              <w:bottom w:color="c4c7c5" w:space="0" w:sz="6" w:val="single"/>
+              <w:right w:color="c4c7c5" w:space="0" w:sz="6" w:val="single"/>
+            </w:tcBorders>
+            <w:tcMar>
+              <w:top w:w="60" w:type="dxa"/>
+              <w:left w:w="60" w:type="dxa"/>
+              <w:bottom w:w="60" w:type="dxa"/>
+              <w:right w:w="60" w:type="dxa"/>
+            </w:tcMar>
+            <w:vAlign w:val="top"/>
+          </w:tcPr>
+          <w:p>
+            <w:pPr>
+              <w:keepNext w:val="1"/>
+              <w:spacing w:before="0" w:after="0" w:line="240" w:lineRule="auto"/>
+              <w:rPr>
+                <w:rFonts w:ascii="Times New Roman" w:cs="Times New Roman" w:eastAsia="Times New Roman" w:hAnsi="Times New Roman"/>
+                <w:sz w:val="24"/>
+                <w:szCs w:val="24"/>
+              </w:rPr>
+            </w:pPr>
+            <w:r>
+              <w:rPr>
+                <w:rFonts w:ascii="Times New Roman" w:cs="Times New Roman" w:eastAsia="Times New Roman" w:hAnsi="Times New Roman"/>
+                <w:sz w:val="24"/>
+                <w:szCs w:val="24"/>
+              </w:rPr>
+              <w:t xml:space="preserve">Inteligência de Mercado</w:t>
+            </w:r>
+          </w:p>
+        </w:tc>
+        <w:tc>
+          <w:tcPr>
+            <w:tcW w:w="1600" w:type="dxa"/>
+            <w:tcBorders>
+              <w:top w:color="c4c7c5" w:space="0" w:sz="6" w:val="single"/>
+              <w:left w:color="c4c7c5" w:space="0" w:sz="6" w:val="single"/>
+              <w:bottom w:color="c4c7c5" w:space="0" w:sz="6" w:val="single"/>
+              <w:right w:color="c4c7c5" w:space="0" w:sz="6" w:val="single"/>
+            </w:tcBorders>
+            <w:tcMar>
+              <w:top w:w="60" w:type="dxa"/>
+              <w:left w:w="60" w:type="dxa"/>
+              <w:bottom w:w="60" w:type="dxa"/>
+              <w:right w:w="60" w:type="dxa"/>
+            </w:tcMar>
+            <w:vAlign w:val="top"/>
+          </w:tcPr>
+          <w:p>
+            <w:pPr>
+              <w:keepNext w:val="1"/>
+              <w:spacing w:before="0" w:after="0" w:line="240" w:lineRule="auto"/>
+              <w:rPr>
+                <w:rFonts w:ascii="Times New Roman" w:cs="Times New Roman" w:eastAsia="Times New Roman" w:hAnsi="Times New Roman"/>
+                <w:sz w:val="24"/>
+                <w:szCs w:val="24"/>
+              </w:rPr>
+            </w:pPr>
+            <w:r>
+              <w:rPr>
+                <w:rFonts w:ascii="Times New Roman" w:cs="Times New Roman" w:eastAsia="Times New Roman" w:hAnsi="Times New Roman"/>
+                <w:sz w:val="24"/>
+                <w:szCs w:val="24"/>
+              </w:rPr>
+              <w:t xml:space="preserve">Instituto de pesquisa, Digital</w:t>
+            </w:r>
+          </w:p>
+        </w:tc>
+        <w:tc>
+          <w:tcPr>
+            <w:tcW w:w="1300" w:type="dxa"/>
+            <w:tcBorders>
+              <w:top w:color="c4c7c5" w:space="0" w:sz="6" w:val="single"/>
+              <w:left w:color="c4c7c5" w:space="0" w:sz="6" w:val="single"/>
+              <w:bottom w:color="c4c7c5" w:space="0" w:sz="6" w:val="single"/>
+              <w:right w:color="c4c7c5" w:space="0" w:sz="6" w:val="single"/>
+            </w:tcBorders>
+            <w:tcMar>
+              <w:top w:w="60" w:type="dxa"/>
+              <w:left w:w="60" w:type="dxa"/>
+              <w:bottom w:w="60" w:type="dxa"/>
+              <w:right w:w="60" w:type="dxa"/>
+            </w:tcMar>
+            <w:vAlign w:val="top"/>
+          </w:tcPr>
+          <w:p>
+            <w:pPr>
+              <w:keepNext w:val="1"/>
+              <w:spacing w:before="0" w:after="0" w:line="240" w:lineRule="auto"/>
+              <w:rPr>
+                <w:rFonts w:ascii="Times New Roman" w:cs="Times New Roman" w:eastAsia="Times New Roman" w:hAnsi="Times New Roman"/>
+                <w:sz w:val="24"/>
+                <w:szCs w:val="24"/>
+              </w:rPr>
+            </w:pPr>
+            <w:r>
+              <w:rPr>
+                <w:rFonts w:ascii="Times New Roman" w:cs="Times New Roman" w:eastAsia="Times New Roman" w:hAnsi="Times New Roman"/>
+                <w:sz w:val="24"/>
+                <w:szCs w:val="24"/>
+              </w:rPr>
+              <w:t xml:space="preserve">Gerência de Marca</w:t>
+            </w:r>
+          </w:p>
+        </w:tc>
+        <w:tc>
+          <w:tcPr>
             <w:tcW w:w="1550" w:type="dxa"/>
             <w:tcBorders>
               <w:top w:color="c4c7c5" w:space="0" w:sz="6" w:val="single"/>
@@ -25554,9 +25726,9 @@
             </w:tcBorders>
             <w:tcMar>
               <w:top w:w="60" w:type="dxa"/>
-              <w:left w:w="80" w:type="dxa"/>
+              <w:left w:w="60" w:type="dxa"/>
               <w:bottom w:w="60" w:type="dxa"/>
-              <w:right w:w="80" w:type="dxa"/>
+              <w:right w:w="60" w:type="dxa"/>
             </w:tcMar>
             <w:vAlign w:val="top"/>
           </w:tcPr>
@@ -25566,27 +25738,25 @@
               <w:spacing w:before="0" w:after="0" w:line="240" w:lineRule="auto"/>
               <w:rPr>
                 <w:rFonts w:ascii="Times New Roman" w:cs="Times New Roman" w:eastAsia="Times New Roman" w:hAnsi="Times New Roman"/>
-                <w:b w:val="1"/>
-                <w:bCs w:val="1"/>
-                <w:sz w:val="24"/>
-                <w:szCs w:val="24"/>
-              </w:rPr>
-            </w:pPr>
-            <w:r>
-              <w:rPr>
-                <w:rFonts w:ascii="Times New Roman" w:cs="Times New Roman" w:eastAsia="Times New Roman" w:hAnsi="Times New Roman"/>
-                <w:b w:val="1"/>
-                <w:bCs w:val="1"/>
-                <w:sz w:val="24"/>
-                <w:szCs w:val="24"/>
-              </w:rPr>
-              <w:t xml:space="preserve">Painel e pesquisas</w:t>
-            </w:r>
-          </w:p>
-        </w:tc>
-        <w:tc>
-          <w:tcPr>
-            <w:tcW w:w="1500" w:type="dxa"/>
+                <w:sz w:val="24"/>
+                <w:szCs w:val="24"/>
+              </w:rPr>
+            </w:pPr>
+            <w:r>
+              <w:rPr>
+                <w:rFonts w:ascii="Times New Roman" w:cs="Times New Roman" w:eastAsia="Times New Roman" w:hAnsi="Times New Roman"/>
+                <w:sz w:val="24"/>
+                <w:szCs w:val="24"/>
+              </w:rPr>
+              <w:t xml:space="preserve">Linha de base até S3; pós</w:t>
+              <w:noBreakHyphen/>
+              <w:t xml:space="preserve">campanha na S13</w:t>
+            </w:r>
+          </w:p>
+        </w:tc>
+        <w:tc>
+          <w:tcPr>
+            <w:tcW w:w="1564" w:type="dxa"/>
             <w:tcBorders>
               <w:top w:color="c4c7c5" w:space="0" w:sz="6" w:val="single"/>
               <w:left w:color="c4c7c5" w:space="0" w:sz="6" w:val="single"/>
@@ -25595,157 +25765,9 @@
             </w:tcBorders>
             <w:tcMar>
               <w:top w:w="60" w:type="dxa"/>
-              <w:left w:w="80" w:type="dxa"/>
+              <w:left w:w="60" w:type="dxa"/>
               <w:bottom w:w="60" w:type="dxa"/>
-              <w:right w:w="80" w:type="dxa"/>
-            </w:tcMar>
-            <w:vAlign w:val="top"/>
-          </w:tcPr>
-          <w:p>
-            <w:pPr>
-              <w:keepNext w:val="1"/>
-              <w:spacing w:before="0" w:after="0" w:line="240" w:lineRule="auto"/>
-              <w:rPr>
-                <w:rFonts w:ascii="Times New Roman" w:cs="Times New Roman" w:eastAsia="Times New Roman" w:hAnsi="Times New Roman"/>
-                <w:sz w:val="24"/>
-                <w:szCs w:val="24"/>
-              </w:rPr>
-            </w:pPr>
-            <w:r>
-              <w:rPr>
-                <w:rFonts w:ascii="Times New Roman" w:cs="Times New Roman" w:eastAsia="Times New Roman" w:hAnsi="Times New Roman"/>
-                <w:sz w:val="24"/>
-                <w:szCs w:val="24"/>
-              </w:rPr>
-              <w:t xml:space="preserve">Inteligência de Mercado</w:t>
-            </w:r>
-          </w:p>
-        </w:tc>
-        <w:tc>
-          <w:tcPr>
-            <w:tcW w:w="1600" w:type="dxa"/>
-            <w:tcBorders>
-              <w:top w:color="c4c7c5" w:space="0" w:sz="6" w:val="single"/>
-              <w:left w:color="c4c7c5" w:space="0" w:sz="6" w:val="single"/>
-              <w:bottom w:color="c4c7c5" w:space="0" w:sz="6" w:val="single"/>
-              <w:right w:color="c4c7c5" w:space="0" w:sz="6" w:val="single"/>
-            </w:tcBorders>
-            <w:tcMar>
-              <w:top w:w="60" w:type="dxa"/>
-              <w:left w:w="80" w:type="dxa"/>
-              <w:bottom w:w="60" w:type="dxa"/>
-              <w:right w:w="80" w:type="dxa"/>
-            </w:tcMar>
-            <w:vAlign w:val="top"/>
-          </w:tcPr>
-          <w:p>
-            <w:pPr>
-              <w:keepNext w:val="1"/>
-              <w:spacing w:before="0" w:after="0" w:line="240" w:lineRule="auto"/>
-              <w:rPr>
-                <w:rFonts w:ascii="Times New Roman" w:cs="Times New Roman" w:eastAsia="Times New Roman" w:hAnsi="Times New Roman"/>
-                <w:sz w:val="24"/>
-                <w:szCs w:val="24"/>
-              </w:rPr>
-            </w:pPr>
-            <w:r>
-              <w:rPr>
-                <w:rFonts w:ascii="Times New Roman" w:cs="Times New Roman" w:eastAsia="Times New Roman" w:hAnsi="Times New Roman"/>
-                <w:sz w:val="24"/>
-                <w:szCs w:val="24"/>
-              </w:rPr>
-              <w:t xml:space="preserve">Instituto de pesquisa, Digital</w:t>
-            </w:r>
-          </w:p>
-        </w:tc>
-        <w:tc>
-          <w:tcPr>
-            <w:tcW w:w="1300" w:type="dxa"/>
-            <w:tcBorders>
-              <w:top w:color="c4c7c5" w:space="0" w:sz="6" w:val="single"/>
-              <w:left w:color="c4c7c5" w:space="0" w:sz="6" w:val="single"/>
-              <w:bottom w:color="c4c7c5" w:space="0" w:sz="6" w:val="single"/>
-              <w:right w:color="c4c7c5" w:space="0" w:sz="6" w:val="single"/>
-            </w:tcBorders>
-            <w:tcMar>
-              <w:top w:w="60" w:type="dxa"/>
-              <w:left w:w="80" w:type="dxa"/>
-              <w:bottom w:w="60" w:type="dxa"/>
-              <w:right w:w="80" w:type="dxa"/>
-            </w:tcMar>
-            <w:vAlign w:val="top"/>
-          </w:tcPr>
-          <w:p>
-            <w:pPr>
-              <w:keepNext w:val="1"/>
-              <w:spacing w:before="0" w:after="0" w:line="240" w:lineRule="auto"/>
-              <w:rPr>
-                <w:rFonts w:ascii="Times New Roman" w:cs="Times New Roman" w:eastAsia="Times New Roman" w:hAnsi="Times New Roman"/>
-                <w:sz w:val="24"/>
-                <w:szCs w:val="24"/>
-              </w:rPr>
-            </w:pPr>
-            <w:r>
-              <w:rPr>
-                <w:rFonts w:ascii="Times New Roman" w:cs="Times New Roman" w:eastAsia="Times New Roman" w:hAnsi="Times New Roman"/>
-                <w:sz w:val="24"/>
-                <w:szCs w:val="24"/>
-              </w:rPr>
-              <w:t xml:space="preserve">Gerência de Marca</w:t>
-            </w:r>
-          </w:p>
-        </w:tc>
-        <w:tc>
-          <w:tcPr>
-            <w:tcW w:w="1150" w:type="dxa"/>
-            <w:tcBorders>
-              <w:top w:color="c4c7c5" w:space="0" w:sz="6" w:val="single"/>
-              <w:left w:color="c4c7c5" w:space="0" w:sz="6" w:val="single"/>
-              <w:bottom w:color="c4c7c5" w:space="0" w:sz="6" w:val="single"/>
-              <w:right w:color="c4c7c5" w:space="0" w:sz="6" w:val="single"/>
-            </w:tcBorders>
-            <w:tcMar>
-              <w:top w:w="60" w:type="dxa"/>
-              <w:left w:w="80" w:type="dxa"/>
-              <w:bottom w:w="60" w:type="dxa"/>
-              <w:right w:w="80" w:type="dxa"/>
-            </w:tcMar>
-            <w:vAlign w:val="top"/>
-          </w:tcPr>
-          <w:p>
-            <w:pPr>
-              <w:keepNext w:val="1"/>
-              <w:spacing w:before="0" w:after="0" w:line="240" w:lineRule="auto"/>
-              <w:rPr>
-                <w:rFonts w:ascii="Times New Roman" w:cs="Times New Roman" w:eastAsia="Times New Roman" w:hAnsi="Times New Roman"/>
-                <w:sz w:val="24"/>
-                <w:szCs w:val="24"/>
-              </w:rPr>
-            </w:pPr>
-            <w:r>
-              <w:rPr>
-                <w:rFonts w:ascii="Times New Roman" w:cs="Times New Roman" w:eastAsia="Times New Roman" w:hAnsi="Times New Roman"/>
-                <w:sz w:val="24"/>
-                <w:szCs w:val="24"/>
-              </w:rPr>
-              <w:t xml:space="preserve">Linha de base até S3; pós-campanha na S13</w:t>
-            </w:r>
-          </w:p>
-        </w:tc>
-        <w:tc>
-          <w:tcPr>
-            <w:tcW w:w="1929" w:type="dxa"/>
-            <w:tcBorders>
-              <w:top w:color="c4c7c5" w:space="0" w:sz="6" w:val="single"/>
-              <w:left w:color="c4c7c5" w:space="0" w:sz="6" w:val="single"/>
-              <w:bottom w:color="c4c7c5" w:space="0" w:sz="6" w:val="single"/>
-              <w:right w:color="c4c7c5" w:space="0" w:sz="6" w:val="single"/>
-            </w:tcBorders>
-            <w:tcMar>
-              <w:top w:w="60" w:type="dxa"/>
-              <w:left w:w="80" w:type="dxa"/>
-              <w:bottom w:w="60" w:type="dxa"/>
-              <w:right w:w="80" w:type="dxa"/>
+              <w:right w:w="60" w:type="dxa"/>
             </w:tcMar>
             <w:vAlign w:val="top"/>
           </w:tcPr>
@@ -25793,6 +25815,7 @@
       <w:pPr>
         <w:keepNext w:val="1"/>
         <w:spacing w:before="240" w:after="160" w:line="276" w:lineRule="auto"/>
+        <w:outlineLvl w:val="1"/>
         <w:rPr>
           <w:rFonts w:ascii="Times New Roman" w:cs="Times New Roman" w:eastAsia="Times New Roman" w:hAnsi="Times New Roman"/>
           <w:b w:val="1"/>
@@ -25809,7 +25832,7 @@
           <w:sz w:val="24"/>
           <w:szCs w:val="24"/>
         </w:rPr>
-        <w:t xml:space="preserve">11.2 Rotina mínima de acompanhamento</w:t>
+        <w:t xml:space="preserve">11.2 Rotina Mínima de Acompanhamento</w:t>
       </w:r>
     </w:p>
     <w:p>
@@ -25818,7 +25841,7 @@
           <w:ilvl w:val="0"/>
           <w:numId w:val="3"/>
         </w:numPr>
-        <w:spacing w:before="0" w:after="80" w:line="276" w:lineRule="auto"/>
+        <w:spacing w:before="0" w:after="60" w:line="276" w:lineRule="auto"/>
         <w:ind w:left="720" w:hanging="360"/>
         <w:rPr>
           <w:rFonts w:ascii="Times New Roman" w:cs="Times New Roman" w:eastAsia="Times New Roman" w:hAnsi="Times New Roman"/>
@@ -25834,7 +25857,7 @@
           <w:sz w:val="24"/>
           <w:szCs w:val="24"/>
         </w:rPr>
-        <w:t xml:space="preserve">Reunião semanal (30 minutos, de S4 a S12):</w:t>
+        <w:t xml:space="preserve">Reunião Semanal (30 Minutos, de S4 a S12):</w:t>
       </w:r>
       <w:r>
         <w:rPr>
@@ -25851,7 +25874,7 @@
           <w:ilvl w:val="0"/>
           <w:numId w:val="3"/>
         </w:numPr>
-        <w:spacing w:before="0" w:after="80" w:line="276" w:lineRule="auto"/>
+        <w:spacing w:before="0" w:after="60" w:line="276" w:lineRule="auto"/>
         <w:ind w:left="720" w:hanging="360"/>
         <w:rPr>
           <w:rFonts w:ascii="Times New Roman" w:cs="Times New Roman" w:eastAsia="Times New Roman" w:hAnsi="Times New Roman"/>
@@ -25867,7 +25890,7 @@
           <w:sz w:val="24"/>
           <w:szCs w:val="24"/>
         </w:rPr>
-        <w:t xml:space="preserve">Registro de decisões:</w:t>
+        <w:t xml:space="preserve">Registro de Decisões:</w:t>
       </w:r>
       <w:r>
         <w:rPr>
@@ -25884,7 +25907,7 @@
           <w:ilvl w:val="0"/>
           <w:numId w:val="3"/>
         </w:numPr>
-        <w:spacing w:before="0" w:after="80" w:line="276" w:lineRule="auto"/>
+        <w:spacing w:before="0" w:after="60" w:line="276" w:lineRule="auto"/>
         <w:ind w:left="720" w:hanging="360"/>
         <w:rPr>
           <w:rFonts w:ascii="Times New Roman" w:cs="Times New Roman" w:eastAsia="Times New Roman" w:hAnsi="Times New Roman"/>
@@ -25900,7 +25923,7 @@
           <w:sz w:val="24"/>
           <w:szCs w:val="24"/>
         </w:rPr>
-        <w:t xml:space="preserve">Pontos de controle (S6 e S9):</w:t>
+        <w:t xml:space="preserve">Pontos de Controle (S6 e S9):</w:t>
       </w:r>
       <w:r>
         <w:rPr>
@@ -25908,7 +25931,7 @@
           <w:sz w:val="24"/>
           <w:szCs w:val="24"/>
         </w:rPr>
-        <w:t xml:space="preserve"> reunião de uma hora com a Diretoria de Marketing para decidir como usar a reserva de mídia (R$ 150 mil, seção 12) nas ações que estiverem acima da meta.</w:t>
+        <w:t xml:space="preserve"> reunião de uma hora com a Diretoria de Marketing para decidir como usar a reserva de mídia (R$ 150 mil, seção 12) nas ações que estiverem acima da meta.</w:t>
       </w:r>
     </w:p>
     <w:p>
@@ -25917,7 +25940,7 @@
           <w:ilvl w:val="0"/>
           <w:numId w:val="3"/>
         </w:numPr>
-        <w:spacing w:before="0" w:after="80" w:line="276" w:lineRule="auto"/>
+        <w:spacing w:before="0" w:after="60" w:line="276" w:lineRule="auto"/>
         <w:ind w:left="720" w:hanging="360"/>
         <w:rPr>
           <w:rFonts w:ascii="Times New Roman" w:cs="Times New Roman" w:eastAsia="Times New Roman" w:hAnsi="Times New Roman"/>
@@ -25933,7 +25956,7 @@
           <w:sz w:val="24"/>
           <w:szCs w:val="24"/>
         </w:rPr>
-        <w:t xml:space="preserve">Reunião de aprendizagem (S13):</w:t>
+        <w:t xml:space="preserve">Reunião de Aprendizagem (S13):</w:t>
       </w:r>
       <w:r>
         <w:rPr>
@@ -25948,6 +25971,7 @@
       <w:pPr>
         <w:keepNext w:val="1"/>
         <w:spacing w:before="360" w:after="240" w:line="276" w:lineRule="auto"/>
+        <w:outlineLvl w:val="0"/>
         <w:rPr>
           <w:rFonts w:ascii="Times New Roman" w:cs="Times New Roman" w:eastAsia="Times New Roman" w:hAnsi="Times New Roman"/>
           <w:b w:val="1"/>
@@ -25969,6 +25993,7 @@
     </w:p>
     <w:p>
       <w:pPr>
+        <w:keepNext w:val="1"/>
         <w:spacing w:before="0" w:after="80" w:line="276" w:lineRule="auto"/>
         <w:rPr>
           <w:rFonts w:ascii="Times New Roman" w:cs="Times New Roman" w:eastAsia="Times New Roman" w:hAnsi="Times New Roman"/>
@@ -25984,7 +26009,7 @@
           <w:sz w:val="24"/>
           <w:szCs w:val="24"/>
         </w:rPr>
-        <w:t xml:space="preserve">Premissas do orçamento (valores fictícios para fins acadêmicos):</w:t>
+        <w:t xml:space="preserve">Premissas do Orçamento (Valores Fictícios para Fins Acadêmicos):</w:t>
       </w:r>
     </w:p>
     <w:p>
@@ -25993,7 +26018,7 @@
           <w:ilvl w:val="0"/>
           <w:numId w:val="3"/>
         </w:numPr>
-        <w:spacing w:before="0" w:after="80" w:line="276" w:lineRule="auto"/>
+        <w:spacing w:before="0" w:after="60" w:line="276" w:lineRule="auto"/>
         <w:ind w:left="720" w:hanging="360"/>
         <w:rPr>
           <w:rFonts w:ascii="Times New Roman" w:cs="Times New Roman" w:eastAsia="Times New Roman" w:hAnsi="Times New Roman"/>
@@ -26016,7 +26041,7 @@
           <w:ilvl w:val="0"/>
           <w:numId w:val="3"/>
         </w:numPr>
-        <w:spacing w:before="0" w:after="80" w:line="276" w:lineRule="auto"/>
+        <w:spacing w:before="0" w:after="60" w:line="276" w:lineRule="auto"/>
         <w:ind w:left="720" w:hanging="360"/>
         <w:rPr>
           <w:rFonts w:ascii="Times New Roman" w:cs="Times New Roman" w:eastAsia="Times New Roman" w:hAnsi="Times New Roman"/>
@@ -26039,7 +26064,7 @@
           <w:ilvl w:val="0"/>
           <w:numId w:val="3"/>
         </w:numPr>
-        <w:spacing w:before="0" w:after="80" w:line="276" w:lineRule="auto"/>
+        <w:spacing w:before="0" w:after="60" w:line="276" w:lineRule="auto"/>
         <w:ind w:left="720" w:hanging="360"/>
         <w:rPr>
           <w:rFonts w:ascii="Times New Roman" w:cs="Times New Roman" w:eastAsia="Times New Roman" w:hAnsi="Times New Roman"/>
@@ -26062,7 +26087,7 @@
           <w:ilvl w:val="0"/>
           <w:numId w:val="3"/>
         </w:numPr>
-        <w:spacing w:before="0" w:after="80" w:line="276" w:lineRule="auto"/>
+        <w:spacing w:before="0" w:after="60" w:line="276" w:lineRule="auto"/>
         <w:ind w:left="720" w:hanging="360"/>
         <w:rPr>
           <w:rFonts w:ascii="Times New Roman" w:cs="Times New Roman" w:eastAsia="Times New Roman" w:hAnsi="Times New Roman"/>
@@ -26085,7 +26110,7 @@
           <w:ilvl w:val="0"/>
           <w:numId w:val="3"/>
         </w:numPr>
-        <w:spacing w:before="0" w:after="80" w:line="276" w:lineRule="auto"/>
+        <w:spacing w:before="0" w:after="60" w:line="276" w:lineRule="auto"/>
         <w:ind w:left="720" w:hanging="360"/>
         <w:rPr>
           <w:rFonts w:ascii="Times New Roman" w:cs="Times New Roman" w:eastAsia="Times New Roman" w:hAnsi="Times New Roman"/>
@@ -28252,7 +28277,9 @@
                 <w:sz w:val="24"/>
                 <w:szCs w:val="24"/>
               </w:rPr>
-              <w:t xml:space="preserve">Ferramentas: plataforma de conteúdo de usuários e de WhatsApp/e-mail (A3 e A7)</w:t>
+              <w:t xml:space="preserve">Ferramentas: plataforma de conteúdo de usuários e de WhatsApp/e</w:t>
+              <w:noBreakHyphen/>
+              <w:t xml:space="preserve">mail (A3 e A7)</w:t>
             </w:r>
           </w:p>
         </w:tc>
@@ -28604,7 +28631,9 @@
                 <w:sz w:val="24"/>
                 <w:szCs w:val="24"/>
               </w:rPr>
-              <w:t xml:space="preserve">Pesquisa de linha de base e pós-campanha com o público prioritário (cerca de 1.200 entrevistas por onda)</w:t>
+              <w:t xml:space="preserve">Pesquisa de linha de base e pós</w:t>
+              <w:noBreakHyphen/>
+              <w:t xml:space="preserve">campanha com o público prioritário (cerca de 1.200 entrevistas em cada medição)</w:t>
             </w:r>
           </w:p>
         </w:tc>
@@ -28986,7 +29015,9 @@
                 <w:sz w:val="24"/>
                 <w:szCs w:val="24"/>
               </w:rPr>
-              <w:t xml:space="preserve">Dados de vendas e análise de lojas participantes e lojas-controle</w:t>
+              <w:t xml:space="preserve">Dados de vendas e análise de lojas participantes e lojas</w:t>
+              <w:noBreakHyphen/>
+              <w:t xml:space="preserve">controle</w:t>
             </w:r>
           </w:p>
         </w:tc>
@@ -29595,7 +29626,7 @@
                 <w:sz w:val="24"/>
                 <w:szCs w:val="24"/>
               </w:rPr>
-              <w:t xml:space="preserve">% do total</w:t>
+              <w:t xml:space="preserve">% do Total</w:t>
             </w:r>
           </w:p>
         </w:tc>
@@ -31153,8 +31184,8 @@
         <w:gridCol w:w="1400"/>
         <w:gridCol w:w="1000"/>
         <w:gridCol w:w="1450"/>
-        <w:gridCol w:w="1400"/>
-        <w:gridCol w:w="1529"/>
+        <w:gridCol w:w="1490"/>
+        <w:gridCol w:w="1439"/>
       </w:tblGrid>
       <w:tr>
         <w:trPr>
@@ -31239,7 +31270,7 @@
                 <w:sz w:val="24"/>
                 <w:szCs w:val="24"/>
               </w:rPr>
-              <w:t xml:space="preserve">Impacto esperado</w:t>
+              <w:t xml:space="preserve">Impacto Esperado</w:t>
             </w:r>
           </w:p>
         </w:tc>
@@ -31362,13 +31393,13 @@
                 <w:sz w:val="24"/>
                 <w:szCs w:val="24"/>
               </w:rPr>
-              <w:t xml:space="preserve">Capacidade de execução</w:t>
-            </w:r>
-          </w:p>
-        </w:tc>
-        <w:tc>
-          <w:tcPr>
-            <w:tcW w:w="1400" w:type="dxa"/>
+              <w:t xml:space="preserve">Capacidade de Execução</w:t>
+            </w:r>
+          </w:p>
+        </w:tc>
+        <w:tc>
+          <w:tcPr>
+            <w:tcW w:w="1490" w:type="dxa"/>
             <w:tcBorders>
               <w:top w:color="c4c7c5" w:space="0" w:sz="6" w:val="single"/>
               <w:left w:color="c4c7c5" w:space="0" w:sz="6" w:val="single"/>
@@ -31403,13 +31434,13 @@
                 <w:sz w:val="24"/>
                 <w:szCs w:val="24"/>
               </w:rPr>
-              <w:t xml:space="preserve">Facilidade de medir</w:t>
-            </w:r>
-          </w:p>
-        </w:tc>
-        <w:tc>
-          <w:tcPr>
-            <w:tcW w:w="1529" w:type="dxa"/>
+              <w:t xml:space="preserve">Facilidade de Medir</w:t>
+            </w:r>
+          </w:p>
+        </w:tc>
+        <w:tc>
+          <w:tcPr>
+            <w:tcW w:w="1439" w:type="dxa"/>
             <w:tcBorders>
               <w:top w:color="c4c7c5" w:space="0" w:sz="6" w:val="single"/>
               <w:left w:color="c4c7c5" w:space="0" w:sz="6" w:val="single"/>
@@ -31639,7 +31670,7 @@
         </w:tc>
         <w:tc>
           <w:tcPr>
-            <w:tcW w:w="1400" w:type="dxa"/>
+            <w:tcW w:w="1490" w:type="dxa"/>
             <w:tcBorders>
               <w:top w:color="c4c7c5" w:space="0" w:sz="6" w:val="single"/>
               <w:left w:color="c4c7c5" w:space="0" w:sz="6" w:val="single"/>
@@ -31685,7 +31716,7 @@
         </w:tc>
         <w:tc>
           <w:tcPr>
-            <w:tcW w:w="1529" w:type="dxa"/>
+            <w:tcW w:w="1439" w:type="dxa"/>
             <w:tcBorders>
               <w:top w:color="c4c7c5" w:space="0" w:sz="6" w:val="single"/>
               <w:left w:color="c4c7c5" w:space="0" w:sz="6" w:val="single"/>
@@ -31910,7 +31941,7 @@
         </w:tc>
         <w:tc>
           <w:tcPr>
-            <w:tcW w:w="1400" w:type="dxa"/>
+            <w:tcW w:w="1490" w:type="dxa"/>
             <w:tcBorders>
               <w:top w:color="c4c7c5" w:space="0" w:sz="6" w:val="single"/>
               <w:left w:color="c4c7c5" w:space="0" w:sz="6" w:val="single"/>
@@ -31946,7 +31977,7 @@
         </w:tc>
         <w:tc>
           <w:tcPr>
-            <w:tcW w:w="1529" w:type="dxa"/>
+            <w:tcW w:w="1439" w:type="dxa"/>
             <w:tcBorders>
               <w:top w:color="c4c7c5" w:space="0" w:sz="6" w:val="single"/>
               <w:left w:color="c4c7c5" w:space="0" w:sz="6" w:val="single"/>
@@ -32171,7 +32202,7 @@
         </w:tc>
         <w:tc>
           <w:tcPr>
-            <w:tcW w:w="1400" w:type="dxa"/>
+            <w:tcW w:w="1490" w:type="dxa"/>
             <w:tcBorders>
               <w:top w:color="c4c7c5" w:space="0" w:sz="6" w:val="single"/>
               <w:left w:color="c4c7c5" w:space="0" w:sz="6" w:val="single"/>
@@ -32207,7 +32238,7 @@
         </w:tc>
         <w:tc>
           <w:tcPr>
-            <w:tcW w:w="1529" w:type="dxa"/>
+            <w:tcW w:w="1439" w:type="dxa"/>
             <w:tcBorders>
               <w:top w:color="c4c7c5" w:space="0" w:sz="6" w:val="single"/>
               <w:left w:color="c4c7c5" w:space="0" w:sz="6" w:val="single"/>
@@ -32432,7 +32463,7 @@
         </w:tc>
         <w:tc>
           <w:tcPr>
-            <w:tcW w:w="1400" w:type="dxa"/>
+            <w:tcW w:w="1490" w:type="dxa"/>
             <w:tcBorders>
               <w:top w:color="c4c7c5" w:space="0" w:sz="6" w:val="single"/>
               <w:left w:color="c4c7c5" w:space="0" w:sz="6" w:val="single"/>
@@ -32468,7 +32499,7 @@
         </w:tc>
         <w:tc>
           <w:tcPr>
-            <w:tcW w:w="1529" w:type="dxa"/>
+            <w:tcW w:w="1439" w:type="dxa"/>
             <w:tcBorders>
               <w:top w:color="c4c7c5" w:space="0" w:sz="6" w:val="single"/>
               <w:left w:color="c4c7c5" w:space="0" w:sz="6" w:val="single"/>
@@ -32693,7 +32724,7 @@
         </w:tc>
         <w:tc>
           <w:tcPr>
-            <w:tcW w:w="1400" w:type="dxa"/>
+            <w:tcW w:w="1490" w:type="dxa"/>
             <w:tcBorders>
               <w:top w:color="c4c7c5" w:space="0" w:sz="6" w:val="single"/>
               <w:left w:color="c4c7c5" w:space="0" w:sz="6" w:val="single"/>
@@ -32723,13 +32754,15 @@
                 <w:sz w:val="24"/>
                 <w:szCs w:val="24"/>
               </w:rPr>
-              <w:t xml:space="preserve">Alta: lojas participantes e lojas-controle</w:t>
-            </w:r>
-          </w:p>
-        </w:tc>
-        <w:tc>
-          <w:tcPr>
-            <w:tcW w:w="1529" w:type="dxa"/>
+              <w:t xml:space="preserve">Alta: lojas participantes e lojas</w:t>
+              <w:noBreakHyphen/>
+              <w:t xml:space="preserve">controle</w:t>
+            </w:r>
+          </w:p>
+        </w:tc>
+        <w:tc>
+          <w:tcPr>
+            <w:tcW w:w="1439" w:type="dxa"/>
             <w:tcBorders>
               <w:top w:color="c4c7c5" w:space="0" w:sz="6" w:val="single"/>
               <w:left w:color="c4c7c5" w:space="0" w:sz="6" w:val="single"/>
@@ -32954,7 +32987,7 @@
         </w:tc>
         <w:tc>
           <w:tcPr>
-            <w:tcW w:w="1400" w:type="dxa"/>
+            <w:tcW w:w="1490" w:type="dxa"/>
             <w:tcBorders>
               <w:top w:color="c4c7c5" w:space="0" w:sz="6" w:val="single"/>
               <w:left w:color="c4c7c5" w:space="0" w:sz="6" w:val="single"/>
@@ -33008,7 +33041,7 @@
         </w:tc>
         <w:tc>
           <w:tcPr>
-            <w:tcW w:w="1529" w:type="dxa"/>
+            <w:tcW w:w="1439" w:type="dxa"/>
             <w:tcBorders>
               <w:top w:color="c4c7c5" w:space="0" w:sz="6" w:val="single"/>
               <w:left w:color="c4c7c5" w:space="0" w:sz="6" w:val="single"/>
@@ -33238,7 +33271,7 @@
         </w:tc>
         <w:tc>
           <w:tcPr>
-            <w:tcW w:w="1400" w:type="dxa"/>
+            <w:tcW w:w="1490" w:type="dxa"/>
             <w:tcBorders>
               <w:top w:color="c4c7c5" w:space="0" w:sz="6" w:val="single"/>
               <w:left w:color="c4c7c5" w:space="0" w:sz="6" w:val="single"/>
@@ -33275,7 +33308,7 @@
         </w:tc>
         <w:tc>
           <w:tcPr>
-            <w:tcW w:w="1529" w:type="dxa"/>
+            <w:tcW w:w="1439" w:type="dxa"/>
             <w:tcBorders>
               <w:top w:color="c4c7c5" w:space="0" w:sz="6" w:val="single"/>
               <w:left w:color="c4c7c5" w:space="0" w:sz="6" w:val="single"/>
@@ -33347,7 +33380,7 @@
           <w:sz w:val="24"/>
           <w:szCs w:val="24"/>
         </w:rPr>
-        <w:t xml:space="preserve">Justificativa da distribuição:</w:t>
+        <w:t xml:space="preserve">Justificativa da Distribuição:</w:t>
       </w:r>
       <w:r>
         <w:rPr>
@@ -33385,7 +33418,7 @@
         </w:rPr>
         <w:sectPr>
           <w:pgSz w:w="11909" w:h="16834" w:orient="portrait"/>
-          <w:pgMar w:bottom="1440" w:top="1440" w:left="1440" w:right="1440" w:header="720" w:footer="720"/>
+          <w:pgMar w:bottom="1440" w:top="1440" w:left="1440" w:right="1440" w:header="1134" w:footer="720"/>
         </w:sectPr>
       </w:pPr>
     </w:p>
@@ -33393,6 +33426,7 @@
       <w:pPr>
         <w:keepNext w:val="1"/>
         <w:spacing w:before="0" w:after="240" w:line="276" w:lineRule="auto"/>
+        <w:outlineLvl w:val="0"/>
         <w:rPr>
           <w:rFonts w:ascii="Times New Roman" w:cs="Times New Roman" w:eastAsia="Times New Roman" w:hAnsi="Times New Roman"/>
           <w:b w:val="1"/>
@@ -33442,12 +33476,58 @@
       <w:r>
         <w:rPr>
           <w:rFonts w:ascii="Times New Roman" w:cs="Times New Roman" w:eastAsia="Times New Roman" w:hAnsi="Times New Roman"/>
+          <w:sz w:val="24"/>
+          <w:szCs w:val="24"/>
+        </w:rPr>
+        <w:t xml:space="preserve">Esse número está dentro da faixa de quatro a seis indicadores sugerida em aula, embora a atividade da Parte 3 peça de três a cinco (SOUZA, 2026c). Mantivemos um indicador a mais porque o objetivo tem duas partes (associação e consideração), que precisam ser medidas separadamente, e porque também é preciso saber se a nova ocasião de consumo vira hábito (recompra). Mesmo assim, o painel continua pequeno o bastante para orientar decisões.</w:t>
+      </w:r>
+    </w:p>
+    <w:p>
+      <w:pPr>
+        <w:spacing w:before="0" w:after="160" w:line="276" w:lineRule="auto"/>
+        <w:rPr>
+          <w:rFonts w:ascii="Times New Roman" w:cs="Times New Roman" w:eastAsia="Times New Roman" w:hAnsi="Times New Roman"/>
+          <w:sz w:val="24"/>
+          <w:szCs w:val="24"/>
+        </w:rPr>
+      </w:pPr>
+      <w:r>
+        <w:rPr>
+          <w:rFonts w:ascii="Times New Roman" w:cs="Times New Roman" w:eastAsia="Times New Roman" w:hAnsi="Times New Roman"/>
           <w:b w:val="1"/>
           <w:bCs w:val="1"/>
           <w:sz w:val="24"/>
           <w:szCs w:val="24"/>
         </w:rPr>
-        <w:t xml:space="preserve">Sobre as linhas de base:</w:t>
+        <w:t xml:space="preserve">Hierarquia de Métricas Adotada:</w:t>
+      </w:r>
+      <w:r>
+        <w:rPr>
+          <w:rFonts w:ascii="Times New Roman" w:cs="Times New Roman" w:eastAsia="Times New Roman" w:hAnsi="Times New Roman"/>
+          <w:sz w:val="24"/>
+          <w:szCs w:val="24"/>
+        </w:rPr>
+        <w:t xml:space="preserve"> optamos por deixar de fora do plano as métricas de vaidade, como curtidas e seguidores. As métricas de diagnóstico, que são os KPIs de cada ação, servem para explicar por que um resultado aconteceu. Já as métricas de decisão, que são os seis indicadores do painel, mostram se cada ação deve ser mantida, ajustada, escalada ou encerrada (SOUZA, 2026c).</w:t>
+      </w:r>
+    </w:p>
+    <w:p>
+      <w:pPr>
+        <w:spacing w:before="0" w:after="160" w:line="276" w:lineRule="auto"/>
+        <w:rPr>
+          <w:rFonts w:ascii="Times New Roman" w:cs="Times New Roman" w:eastAsia="Times New Roman" w:hAnsi="Times New Roman"/>
+          <w:sz w:val="24"/>
+          <w:szCs w:val="24"/>
+        </w:rPr>
+      </w:pPr>
+      <w:r>
+        <w:rPr>
+          <w:rFonts w:ascii="Times New Roman" w:cs="Times New Roman" w:eastAsia="Times New Roman" w:hAnsi="Times New Roman"/>
+          <w:b w:val="1"/>
+          <w:bCs w:val="1"/>
+          <w:sz w:val="24"/>
+          <w:szCs w:val="24"/>
+        </w:rPr>
+        <w:t xml:space="preserve">Sobre as Linhas de Base:</w:t>
       </w:r>
       <w:r>
         <w:rPr>
@@ -33504,21 +33584,22 @@
         <w:tblLook w:val="0600"/>
       </w:tblPr>
       <w:tblGrid>
-        <w:gridCol w:w="1900"/>
+        <w:gridCol w:w="2140"/>
         <w:gridCol w:w="1900"/>
         <w:gridCol w:w="1800"/>
         <w:gridCol w:w="1800"/>
         <w:gridCol w:w="1700"/>
         <w:gridCol w:w="1320"/>
-        <w:gridCol w:w="3534"/>
+        <w:gridCol w:w="3294"/>
       </w:tblGrid>
       <w:tr>
         <w:trPr>
+          <w:cantSplit w:val="1"/>
           <w:tblHeader w:val="1"/>
         </w:trPr>
         <w:tc>
           <w:tcPr>
-            <w:tcW w:w="1900" w:type="dxa"/>
+            <w:tcW w:w="2140" w:type="dxa"/>
             <w:tcBorders>
               <w:top w:color="c4c7c5" w:space="0" w:sz="6" w:val="single"/>
               <w:left w:color="c4c7c5" w:space="0" w:sz="6" w:val="single"/>
@@ -33553,7 +33634,7 @@
                 <w:sz w:val="24"/>
                 <w:szCs w:val="24"/>
               </w:rPr>
-              <w:t xml:space="preserve">Indicador (etapa)</w:t>
+              <w:t xml:space="preserve">Indicador (Etapa)</w:t>
             </w:r>
           </w:p>
         </w:tc>
@@ -33594,7 +33675,7 @@
                 <w:sz w:val="24"/>
                 <w:szCs w:val="24"/>
               </w:rPr>
-              <w:t xml:space="preserve">Ligação com o objetivo</w:t>
+              <w:t xml:space="preserve">Ligação com o Objetivo</w:t>
             </w:r>
           </w:p>
         </w:tc>
@@ -33635,7 +33716,7 @@
                 <w:sz w:val="24"/>
                 <w:szCs w:val="24"/>
               </w:rPr>
-              <w:t xml:space="preserve">Linha de base</w:t>
+              <w:t xml:space="preserve">Linha de Base</w:t>
             </w:r>
           </w:p>
         </w:tc>
@@ -33676,7 +33757,7 @@
                 <w:sz w:val="24"/>
                 <w:szCs w:val="24"/>
               </w:rPr>
-              <w:t xml:space="preserve">Meta (3 meses)</w:t>
+              <w:t xml:space="preserve">Meta (3 Meses)</w:t>
             </w:r>
           </w:p>
         </w:tc>
@@ -33764,7 +33845,7 @@
         </w:tc>
         <w:tc>
           <w:tcPr>
-            <w:tcW w:w="3534" w:type="dxa"/>
+            <w:tcW w:w="3294" w:type="dxa"/>
             <w:tcBorders>
               <w:top w:color="c4c7c5" w:space="0" w:sz="6" w:val="single"/>
               <w:left w:color="c4c7c5" w:space="0" w:sz="6" w:val="single"/>
@@ -33799,16 +33880,18 @@
                 <w:sz w:val="24"/>
                 <w:szCs w:val="24"/>
               </w:rPr>
-              <w:t xml:space="preserve">Decisão (se subir, cair ou estagnar)</w:t>
+              <w:t xml:space="preserve">Decisão (Subir, Cair ou Estagnar)</w:t>
             </w:r>
           </w:p>
         </w:tc>
       </w:tr>
       <w:tr>
-        <w:trPr/>
-        <w:tc>
-          <w:tcPr>
-            <w:tcW w:w="1900" w:type="dxa"/>
+        <w:trPr>
+          <w:cantSplit w:val="1"/>
+        </w:trPr>
+        <w:tc>
+          <w:tcPr>
+            <w:tcW w:w="2140" w:type="dxa"/>
             <w:tcBorders>
               <w:top w:color="c4c7c5" w:space="0" w:sz="6" w:val="single"/>
               <w:left w:color="c4c7c5" w:space="0" w:sz="6" w:val="single"/>
@@ -33842,7 +33925,7 @@
                 <w:sz w:val="24"/>
                 <w:szCs w:val="24"/>
               </w:rPr>
-              <w:t xml:space="preserve">1. Alcance qualificado (Descoberta)</w:t>
+              <w:t xml:space="preserve">1. Alcance qualificado (Descoberta)</w:t>
             </w:r>
           </w:p>
         </w:tc>
@@ -33950,7 +34033,7 @@
                 <w:sz w:val="24"/>
                 <w:szCs w:val="24"/>
               </w:rPr>
-              <w:t xml:space="preserve">10 milhões de pessoas únicas de 18 a 35 anos com interesse em estudo, carreira ou produtividade, com frequência média de pelo menos 3 (estimativa do grupo, com custo por mil impressões fictício de R$ 20)</w:t>
+              <w:t xml:space="preserve">10 milhões de pessoas únicas de 18 a 35 anos com interesse em estudo, carreira ou produtividade, com frequência média de pelo menos 3 (estimativa do grupo, com custo por mil impressões fictício de R$ 20)</w:t>
             </w:r>
           </w:p>
         </w:tc>
@@ -34028,7 +34111,7 @@
         </w:tc>
         <w:tc>
           <w:tcPr>
-            <w:tcW w:w="3534" w:type="dxa"/>
+            <w:tcW w:w="3294" w:type="dxa"/>
             <w:tcBorders>
               <w:top w:color="c4c7c5" w:space="0" w:sz="6" w:val="single"/>
               <w:left w:color="c4c7c5" w:space="0" w:sz="6" w:val="single"/>
@@ -34100,10 +34183,12 @@
         </w:tc>
       </w:tr>
       <w:tr>
-        <w:trPr/>
-        <w:tc>
-          <w:tcPr>
-            <w:tcW w:w="1900" w:type="dxa"/>
+        <w:trPr>
+          <w:cantSplit w:val="1"/>
+        </w:trPr>
+        <w:tc>
+          <w:tcPr>
+            <w:tcW w:w="2140" w:type="dxa"/>
             <w:tcBorders>
               <w:top w:color="c4c7c5" w:space="0" w:sz="6" w:val="single"/>
               <w:left w:color="c4c7c5" w:space="0" w:sz="6" w:val="single"/>
@@ -34137,7 +34222,7 @@
                 <w:sz w:val="24"/>
                 <w:szCs w:val="24"/>
               </w:rPr>
-              <w:t xml:space="preserve">2. Engajamento relevante: retenção (Descoberta)</w:t>
+              <w:t xml:space="preserve">2. Engajamento relevante: retenção (Descoberta)</w:t>
             </w:r>
           </w:p>
         </w:tc>
@@ -34323,7 +34408,7 @@
         </w:tc>
         <w:tc>
           <w:tcPr>
-            <w:tcW w:w="3534" w:type="dxa"/>
+            <w:tcW w:w="3294" w:type="dxa"/>
             <w:tcBorders>
               <w:top w:color="c4c7c5" w:space="0" w:sz="6" w:val="single"/>
               <w:left w:color="c4c7c5" w:space="0" w:sz="6" w:val="single"/>
@@ -34395,10 +34480,12 @@
         </w:tc>
       </w:tr>
       <w:tr>
-        <w:trPr/>
-        <w:tc>
-          <w:tcPr>
-            <w:tcW w:w="1900" w:type="dxa"/>
+        <w:trPr>
+          <w:cantSplit w:val="1"/>
+        </w:trPr>
+        <w:tc>
+          <w:tcPr>
+            <w:tcW w:w="2140" w:type="dxa"/>
             <w:tcBorders>
               <w:top w:color="c4c7c5" w:space="0" w:sz="6" w:val="single"/>
               <w:left w:color="c4c7c5" w:space="0" w:sz="6" w:val="single"/>
@@ -34432,7 +34519,7 @@
                 <w:sz w:val="24"/>
                 <w:szCs w:val="24"/>
               </w:rPr>
-              <w:t xml:space="preserve">3. Percepção de marca: associação a foco (Descoberta e Consideração)</w:t>
+              <w:t xml:space="preserve">3. Percepção de marca: associação a foco (Descoberta e Consideração)</w:t>
             </w:r>
           </w:p>
         </w:tc>
@@ -34636,7 +34723,7 @@
         </w:tc>
         <w:tc>
           <w:tcPr>
-            <w:tcW w:w="3534" w:type="dxa"/>
+            <w:tcW w:w="3294" w:type="dxa"/>
             <w:tcBorders>
               <w:top w:color="c4c7c5" w:space="0" w:sz="6" w:val="single"/>
               <w:left w:color="c4c7c5" w:space="0" w:sz="6" w:val="single"/>
@@ -34708,10 +34795,12 @@
         </w:tc>
       </w:tr>
       <w:tr>
-        <w:trPr/>
-        <w:tc>
-          <w:tcPr>
-            <w:tcW w:w="1900" w:type="dxa"/>
+        <w:trPr>
+          <w:cantSplit w:val="1"/>
+        </w:trPr>
+        <w:tc>
+          <w:tcPr>
+            <w:tcW w:w="2140" w:type="dxa"/>
             <w:tcBorders>
               <w:top w:color="c4c7c5" w:space="0" w:sz="6" w:val="single"/>
               <w:left w:color="c4c7c5" w:space="0" w:sz="6" w:val="single"/>
@@ -34745,7 +34834,7 @@
                 <w:sz w:val="24"/>
                 <w:szCs w:val="24"/>
               </w:rPr>
-              <w:t xml:space="preserve">4. Consideração para estudo e trabalho (Consideração)</w:t>
+              <w:t xml:space="preserve">4. Consideração para estudo e trabalho (Consideração)</w:t>
             </w:r>
           </w:p>
         </w:tc>
@@ -34941,7 +35030,7 @@
         </w:tc>
         <w:tc>
           <w:tcPr>
-            <w:tcW w:w="3534" w:type="dxa"/>
+            <w:tcW w:w="3294" w:type="dxa"/>
             <w:tcBorders>
               <w:top w:color="c4c7c5" w:space="0" w:sz="6" w:val="single"/>
               <w:left w:color="c4c7c5" w:space="0" w:sz="6" w:val="single"/>
@@ -35013,10 +35102,12 @@
         </w:tc>
       </w:tr>
       <w:tr>
-        <w:trPr/>
-        <w:tc>
-          <w:tcPr>
-            <w:tcW w:w="1900" w:type="dxa"/>
+        <w:trPr>
+          <w:cantSplit w:val="1"/>
+        </w:trPr>
+        <w:tc>
+          <w:tcPr>
+            <w:tcW w:w="2140" w:type="dxa"/>
             <w:tcBorders>
               <w:top w:color="c4c7c5" w:space="0" w:sz="6" w:val="single"/>
               <w:left w:color="c4c7c5" w:space="0" w:sz="6" w:val="single"/>
@@ -35050,7 +35141,7 @@
                 <w:sz w:val="24"/>
                 <w:szCs w:val="24"/>
               </w:rPr>
-              <w:t xml:space="preserve">5. Conversão desejada: vendas na ocasião de foco (Compra)</w:t>
+              <w:t xml:space="preserve">5. Conversão desejada: vendas na ocasião de foco (Compra)</w:t>
             </w:r>
           </w:p>
         </w:tc>
@@ -35158,7 +35249,9 @@
                 <w:sz w:val="24"/>
                 <w:szCs w:val="24"/>
               </w:rPr>
-              <w:t xml:space="preserve">Vendas 8% acima das lojas-controle e 50 mil pedidos do combo em 6 semanas (estimativas do grupo)</w:t>
+              <w:t xml:space="preserve">Vendas 8% acima das lojas</w:t>
+              <w:noBreakHyphen/>
+              <w:t xml:space="preserve">controle e 50 mil pedidos do combo em 6 semanas (estimativas do grupo)</w:t>
             </w:r>
           </w:p>
         </w:tc>
@@ -35236,7 +35329,7 @@
         </w:tc>
         <w:tc>
           <w:tcPr>
-            <w:tcW w:w="3534" w:type="dxa"/>
+            <w:tcW w:w="3294" w:type="dxa"/>
             <w:tcBorders>
               <w:top w:color="c4c7c5" w:space="0" w:sz="6" w:val="single"/>
               <w:left w:color="c4c7c5" w:space="0" w:sz="6" w:val="single"/>
@@ -35308,10 +35401,12 @@
         </w:tc>
       </w:tr>
       <w:tr>
-        <w:trPr/>
-        <w:tc>
-          <w:tcPr>
-            <w:tcW w:w="1900" w:type="dxa"/>
+        <w:trPr>
+          <w:cantSplit w:val="1"/>
+        </w:trPr>
+        <w:tc>
+          <w:tcPr>
+            <w:tcW w:w="2140" w:type="dxa"/>
             <w:tcBorders>
               <w:top w:color="c4c7c5" w:space="0" w:sz="6" w:val="single"/>
               <w:left w:color="c4c7c5" w:space="0" w:sz="6" w:val="single"/>
@@ -35346,7 +35441,7 @@
                 <w:sz w:val="24"/>
                 <w:szCs w:val="24"/>
               </w:rPr>
-              <w:t xml:space="preserve">6. Relacionamento: recompra em 30 dias (Fidelização)</w:t>
+              <w:t xml:space="preserve">6. Relacionamento: recompra em 30 dias (Fidelização)</w:t>
             </w:r>
           </w:p>
         </w:tc>
@@ -35537,7 +35632,7 @@
         </w:tc>
         <w:tc>
           <w:tcPr>
-            <w:tcW w:w="3534" w:type="dxa"/>
+            <w:tcW w:w="3294" w:type="dxa"/>
             <w:tcBorders>
               <w:top w:color="c4c7c5" w:space="0" w:sz="6" w:val="single"/>
               <w:left w:color="c4c7c5" w:space="0" w:sz="6" w:val="single"/>
@@ -35632,34 +35727,6 @@
     </w:p>
     <w:p>
       <w:pPr>
-        <w:spacing w:before="0" w:after="160" w:line="276" w:lineRule="auto"/>
-        <w:rPr>
-          <w:rFonts w:ascii="Times New Roman" w:cs="Times New Roman" w:eastAsia="Times New Roman" w:hAnsi="Times New Roman"/>
-          <w:sz w:val="24"/>
-          <w:szCs w:val="24"/>
-        </w:rPr>
-      </w:pPr>
-      <w:r>
-        <w:rPr>
-          <w:rFonts w:ascii="Times New Roman" w:cs="Times New Roman" w:eastAsia="Times New Roman" w:hAnsi="Times New Roman"/>
-          <w:b w:val="1"/>
-          <w:bCs w:val="1"/>
-          <w:sz w:val="24"/>
-          <w:szCs w:val="24"/>
-        </w:rPr>
-        <w:t xml:space="preserve">Hierarquia de métricas adotada:</w:t>
-      </w:r>
-      <w:r>
-        <w:rPr>
-          <w:rFonts w:ascii="Times New Roman" w:cs="Times New Roman" w:eastAsia="Times New Roman" w:hAnsi="Times New Roman"/>
-          <w:sz w:val="24"/>
-          <w:szCs w:val="24"/>
-        </w:rPr>
-        <w:t xml:space="preserve"> optamos por deixar de fora do plano as métricas de vaidade, como curtidas e seguidores. As métricas de diagnóstico, que são os KPIs de cada ação, servem para explicar por que um resultado aconteceu. Já as métricas de decisão, que são os seis indicadores do painel, mostram se cada ação deve ser mantida, ajustada, escalada ou encerrada (SOUZA, 2026c).</w:t>
-      </w:r>
-    </w:p>
-    <w:p>
-      <w:pPr>
         <w:spacing w:before="0" w:after="0" w:line="240" w:lineRule="auto"/>
         <w:rPr>
           <w:sz w:val="2"/>
@@ -35667,7 +35734,7 @@
         </w:rPr>
         <w:sectPr>
           <w:pgSz w:w="16834" w:h="11909" w:orient="landscape"/>
-          <w:pgMar w:bottom="1440" w:top="1440" w:left="1440" w:right="1440" w:header="720" w:footer="720"/>
+          <w:pgMar w:bottom="1440" w:top="1440" w:left="1440" w:right="1440" w:header="1134" w:footer="720"/>
         </w:sectPr>
       </w:pPr>
     </w:p>
@@ -35675,6 +35742,7 @@
       <w:pPr>
         <w:keepNext w:val="1"/>
         <w:spacing w:before="0" w:after="240" w:line="276" w:lineRule="auto"/>
+        <w:outlineLvl w:val="0"/>
         <w:rPr>
           <w:rFonts w:ascii="Times New Roman" w:cs="Times New Roman" w:eastAsia="Times New Roman" w:hAnsi="Times New Roman"/>
           <w:b w:val="1"/>
@@ -35846,7 +35914,7 @@
                 <w:sz w:val="24"/>
                 <w:szCs w:val="24"/>
               </w:rPr>
-              <w:t xml:space="preserve">O que acontece neste plano</w:t>
+              <w:t xml:space="preserve">Atividades no Plano</w:t>
             </w:r>
           </w:p>
         </w:tc>
@@ -36325,7 +36393,9 @@
                 <w:sz w:val="24"/>
                 <w:szCs w:val="24"/>
               </w:rPr>
-              <w:t xml:space="preserve">Painel semanal; pontos de controle em S6 e S9; pesquisa pós-campanha</w:t>
+              <w:t xml:space="preserve">Painel semanal; pontos de controle em S6 e S9; pesquisa pós</w:t>
+              <w:noBreakHyphen/>
+              <w:t xml:space="preserve">campanha</w:t>
             </w:r>
           </w:p>
         </w:tc>
@@ -36754,7 +36824,7 @@
                 <w:sz w:val="24"/>
                 <w:szCs w:val="24"/>
               </w:rPr>
-              <w:t xml:space="preserve">O que acontece na próxima rodada</w:t>
+              <w:t xml:space="preserve">Efeito na Próxima Rodada</w:t>
             </w:r>
           </w:p>
         </w:tc>
@@ -36837,7 +36907,7 @@
                 <w:sz w:val="24"/>
                 <w:szCs w:val="24"/>
               </w:rPr>
-              <w:t xml:space="preserve">KPI da ação entre 100% e 119% da meta, com contribuição visível para o painel</w:t>
+              <w:t xml:space="preserve">KPI da ação entre 100% e 119% da meta, com contribuição visível para o painel, ou a partir de 120% com custo dentro do previsto, mas sem efeito nos indicadores 3, 4 ou 5</w:t>
             </w:r>
           </w:p>
         </w:tc>
@@ -36957,7 +37027,7 @@
                 <w:sz w:val="24"/>
                 <w:szCs w:val="24"/>
               </w:rPr>
-              <w:t xml:space="preserve">KPI entre 70% e 99% da meta, ou resultado bom com custo acima do previsto</w:t>
+              <w:t xml:space="preserve">KPI entre 70% e 99% da meta (ou abaixo de 70% na primeira leitura), ou resultado bom com custo acima do previsto</w:t>
             </w:r>
           </w:p>
         </w:tc>
@@ -37260,6 +37330,7 @@
     </w:p>
     <w:p>
       <w:pPr>
+        <w:keepNext w:val="1"/>
         <w:spacing w:before="0" w:after="80" w:line="276" w:lineRule="auto"/>
         <w:rPr>
           <w:rFonts w:ascii="Times New Roman" w:cs="Times New Roman" w:eastAsia="Times New Roman" w:hAnsi="Times New Roman"/>
@@ -37275,7 +37346,7 @@
           <w:sz w:val="24"/>
           <w:szCs w:val="24"/>
         </w:rPr>
-        <w:t xml:space="preserve">Como o resultado alimenta a próxima rodada:</w:t>
+        <w:t xml:space="preserve">Como o Resultado Alimenta a Próxima Rodada:</w:t>
       </w:r>
     </w:p>
     <w:p>
@@ -37284,7 +37355,7 @@
           <w:ilvl w:val="0"/>
           <w:numId w:val="3"/>
         </w:numPr>
-        <w:spacing w:before="0" w:after="80" w:line="276" w:lineRule="auto"/>
+        <w:spacing w:before="0" w:after="60" w:line="276" w:lineRule="auto"/>
         <w:ind w:left="720" w:hanging="360"/>
         <w:rPr>
           <w:rFonts w:ascii="Times New Roman" w:cs="Times New Roman" w:eastAsia="Times New Roman" w:hAnsi="Times New Roman"/>
@@ -37308,7 +37379,7 @@
           <w:sz w:val="24"/>
           <w:szCs w:val="24"/>
         </w:rPr>
-        <w:t xml:space="preserve"> nesse caso, o insight se confirma, e a próxima rodada leva a campanha a mais cidades e estende o seu período, por exemplo para um semestre letivo completo.</w:t>
+        <w:t xml:space="preserve"> nesse caso, o insight se confirma, e a próxima rodada leva a campanha a mais cidades e estende o seu período, por exemplo, para um semestre letivo completo.</w:t>
       </w:r>
     </w:p>
     <w:p>
@@ -37317,7 +37388,7 @@
           <w:ilvl w:val="0"/>
           <w:numId w:val="3"/>
         </w:numPr>
-        <w:spacing w:before="0" w:after="80" w:line="276" w:lineRule="auto"/>
+        <w:spacing w:before="0" w:after="60" w:line="276" w:lineRule="auto"/>
         <w:ind w:left="720" w:hanging="360"/>
         <w:rPr>
           <w:rFonts w:ascii="Times New Roman" w:cs="Times New Roman" w:eastAsia="Times New Roman" w:hAnsi="Times New Roman"/>
@@ -37350,7 +37421,7 @@
           <w:ilvl w:val="0"/>
           <w:numId w:val="3"/>
         </w:numPr>
-        <w:spacing w:before="0" w:after="80" w:line="276" w:lineRule="auto"/>
+        <w:spacing w:before="0" w:after="60" w:line="276" w:lineRule="auto"/>
         <w:ind w:left="720" w:hanging="360"/>
         <w:rPr>
           <w:rFonts w:ascii="Times New Roman" w:cs="Times New Roman" w:eastAsia="Times New Roman" w:hAnsi="Times New Roman"/>
@@ -37383,7 +37454,7 @@
           <w:ilvl w:val="0"/>
           <w:numId w:val="3"/>
         </w:numPr>
-        <w:spacing w:before="0" w:after="80" w:line="276" w:lineRule="auto"/>
+        <w:spacing w:before="0" w:after="60" w:line="276" w:lineRule="auto"/>
         <w:ind w:left="720" w:hanging="360"/>
         <w:rPr>
           <w:rFonts w:ascii="Times New Roman" w:cs="Times New Roman" w:eastAsia="Times New Roman" w:hAnsi="Times New Roman"/>
@@ -37416,7 +37487,7 @@
           <w:ilvl w:val="0"/>
           <w:numId w:val="3"/>
         </w:numPr>
-        <w:spacing w:before="0" w:after="80" w:line="276" w:lineRule="auto"/>
+        <w:spacing w:before="0" w:after="60" w:line="276" w:lineRule="auto"/>
         <w:ind w:left="720" w:hanging="360"/>
         <w:rPr>
           <w:rFonts w:ascii="Times New Roman" w:cs="Times New Roman" w:eastAsia="Times New Roman" w:hAnsi="Times New Roman"/>
@@ -37576,7 +37647,7 @@
                 <w:sz w:val="24"/>
                 <w:szCs w:val="24"/>
               </w:rPr>
-              <w:t xml:space="preserve">Como o plano testa</w:t>
+              <w:t xml:space="preserve">Como o Plano Testa</w:t>
             </w:r>
           </w:p>
         </w:tc>
@@ -37617,7 +37688,7 @@
                 <w:sz w:val="24"/>
                 <w:szCs w:val="24"/>
               </w:rPr>
-              <w:t xml:space="preserve">Leitura do resultado</w:t>
+              <w:t xml:space="preserve">Leitura do Resultado</w:t>
             </w:r>
           </w:p>
         </w:tc>
@@ -37875,6 +37946,7 @@
         <w:keepNext w:val="1"/>
         <w:pageBreakBefore w:val="1"/>
         <w:spacing w:before="0" w:after="240" w:line="276" w:lineRule="auto"/>
+        <w:outlineLvl w:val="0"/>
         <w:rPr>
           <w:rFonts w:ascii="Times New Roman" w:cs="Times New Roman" w:eastAsia="Times New Roman" w:hAnsi="Times New Roman"/>
           <w:b w:val="1"/>
@@ -37898,6 +37970,7 @@
       <w:pPr>
         <w:keepNext w:val="1"/>
         <w:spacing w:before="240" w:after="160" w:line="276" w:lineRule="auto"/>
+        <w:outlineLvl w:val="1"/>
         <w:rPr>
           <w:rFonts w:ascii="Times New Roman" w:cs="Times New Roman" w:eastAsia="Times New Roman" w:hAnsi="Times New Roman"/>
           <w:b w:val="1"/>
@@ -37914,7 +37987,7 @@
           <w:sz w:val="24"/>
           <w:szCs w:val="24"/>
         </w:rPr>
-        <w:t xml:space="preserve">Checklist final de coerência</w:t>
+        <w:t xml:space="preserve">Checklist Final de Coerência</w:t>
       </w:r>
     </w:p>
     <w:p>
@@ -37940,10 +38013,20 @@
       <w:r>
         <w:rPr>
           <w:rFonts w:ascii="Times New Roman" w:cs="Times New Roman" w:eastAsia="Times New Roman" w:hAnsi="Times New Roman"/>
-          <w:sz w:val="24"/>
-          <w:szCs w:val="24"/>
-        </w:rPr>
-        <w:t xml:space="preserve">Checklist final do plano</w:t>
+          <w:i w:val="1"/>
+          <w:iCs w:val="1"/>
+          <w:sz w:val="24"/>
+          <w:szCs w:val="24"/>
+        </w:rPr>
+        <w:t xml:space="preserve">Checklist</w:t>
+      </w:r>
+      <w:r>
+        <w:rPr>
+          <w:rFonts w:ascii="Times New Roman" w:cs="Times New Roman" w:eastAsia="Times New Roman" w:hAnsi="Times New Roman"/>
+          <w:sz w:val="24"/>
+          <w:szCs w:val="24"/>
+        </w:rPr>
+        <w:t xml:space="preserve"> final do plano</w:t>
       </w:r>
     </w:p>
     <w:tbl>
@@ -38091,7 +38174,7 @@
                 <w:sz w:val="24"/>
                 <w:szCs w:val="24"/>
               </w:rPr>
-              <w:t xml:space="preserve">Como e onde</w:t>
+              <w:t xml:space="preserve">Como e Onde</w:t>
             </w:r>
           </w:p>
         </w:tc>
@@ -38132,7 +38215,7 @@
                 <w:sz w:val="24"/>
                 <w:szCs w:val="24"/>
               </w:rPr>
-              <w:t xml:space="preserve">1. O problema ou oportunidade de comunicação está claro?</w:t>
+              <w:t xml:space="preserve">1. O problema ou oportunidade de comunicação está claro?</w:t>
             </w:r>
           </w:p>
         </w:tc>
@@ -38245,7 +38328,7 @@
                 <w:sz w:val="24"/>
                 <w:szCs w:val="24"/>
               </w:rPr>
-              <w:t xml:space="preserve">2. O público prioritário foi definido com precisão?</w:t>
+              <w:t xml:space="preserve">2. O público prioritário foi definido com precisão?</w:t>
             </w:r>
           </w:p>
         </w:tc>
@@ -38358,7 +38441,7 @@
                 <w:sz w:val="24"/>
                 <w:szCs w:val="24"/>
               </w:rPr>
-              <w:t xml:space="preserve">3. O objetivo de comunicação é mensurável?</w:t>
+              <w:t xml:space="preserve">3. O objetivo de comunicação é mensurável?</w:t>
             </w:r>
           </w:p>
         </w:tc>
@@ -38471,7 +38554,7 @@
                 <w:sz w:val="24"/>
                 <w:szCs w:val="24"/>
               </w:rPr>
-              <w:t xml:space="preserve">4. Posicionamento e mensagem central estão coerentes?</w:t>
+              <w:t xml:space="preserve">4. Posicionamento e mensagem central estão coerentes?</w:t>
             </w:r>
           </w:p>
         </w:tc>
@@ -38543,7 +38626,25 @@
                 <w:sz w:val="24"/>
                 <w:szCs w:val="24"/>
               </w:rPr>
-              <w:t xml:space="preserve">A declaração (C), as provas (D) e a big idea (8) partem do posicionamento “Combustível de Performance Intelectual e Criativa” e da mensagem “Asas para as suas conquistas diárias”.</w:t>
+              <w:t xml:space="preserve">A declaração (C), as provas (D) e a </w:t>
+            </w:r>
+            <w:r>
+              <w:rPr>
+                <w:rFonts w:ascii="Times New Roman" w:cs="Times New Roman" w:eastAsia="Times New Roman" w:hAnsi="Times New Roman"/>
+                <w:i w:val="1"/>
+                <w:iCs w:val="1"/>
+                <w:sz w:val="24"/>
+                <w:szCs w:val="24"/>
+              </w:rPr>
+              <w:t xml:space="preserve">big idea</w:t>
+            </w:r>
+            <w:r>
+              <w:rPr>
+                <w:rFonts w:ascii="Times New Roman" w:cs="Times New Roman" w:eastAsia="Times New Roman" w:hAnsi="Times New Roman"/>
+                <w:sz w:val="24"/>
+                <w:szCs w:val="24"/>
+              </w:rPr>
+              <w:t xml:space="preserve"> (8) partem do posicionamento “Combustível de Performance Intelectual e Criativa” e da mensagem “Asas para as suas conquistas diárias”.</w:t>
             </w:r>
           </w:p>
         </w:tc>
@@ -38584,7 +38685,7 @@
                 <w:sz w:val="24"/>
                 <w:szCs w:val="24"/>
               </w:rPr>
-              <w:t xml:space="preserve">5. Os canais têm função na jornada?</w:t>
+              <w:t xml:space="preserve">5. Os canais têm função na jornada?</w:t>
             </w:r>
           </w:p>
         </w:tc>
@@ -38697,7 +38798,7 @@
                 <w:sz w:val="24"/>
                 <w:szCs w:val="24"/>
               </w:rPr>
-              <w:t xml:space="preserve">6. As ações estão ligadas aos objetivos?</w:t>
+              <w:t xml:space="preserve">6. As ações estão ligadas aos objetivos?</w:t>
             </w:r>
           </w:p>
         </w:tc>
@@ -38769,7 +38870,7 @@
                 <w:sz w:val="24"/>
                 <w:szCs w:val="24"/>
               </w:rPr>
-              <w:t xml:space="preserve">Sete ações (Quadro 10 e Quadro 11), cada uma com motivo para existir, KPI e ligação com o painel; ver a tabela de rastreabilidade.</w:t>
+              <w:t xml:space="preserve">Sete ações (Quadro 10 e Quadro 11), cada uma com motivo para existir, KPI e ligação com o painel; ver o Quadro 21 (rastreabilidade).</w:t>
             </w:r>
           </w:p>
         </w:tc>
@@ -38810,7 +38911,7 @@
                 <w:sz w:val="24"/>
                 <w:szCs w:val="24"/>
               </w:rPr>
-              <w:t xml:space="preserve">7. Cronograma, recursos e responsáveis são viáveis?</w:t>
+              <w:t xml:space="preserve">7. Cronograma, recursos e responsáveis são viáveis?</w:t>
             </w:r>
           </w:p>
         </w:tc>
@@ -38882,7 +38983,7 @@
                 <w:sz w:val="24"/>
                 <w:szCs w:val="24"/>
               </w:rPr>
-              <w:t xml:space="preserve">Ondas em 13 semanas, cronograma semanal, governança com riscos e orçamento fictício de R$ 3,75 milhões (seções 11 e 12).</w:t>
+              <w:t xml:space="preserve">Ondas em 13 semanas, cronograma semanal, governança com riscos e orçamento fictício de R$ 3,75 milhões (seções 11 e 12).</w:t>
             </w:r>
           </w:p>
         </w:tc>
@@ -38924,7 +39025,7 @@
                 <w:sz w:val="24"/>
                 <w:szCs w:val="24"/>
               </w:rPr>
-              <w:t xml:space="preserve">8. Os indicadores permitem avaliar e decidir?</w:t>
+              <w:t xml:space="preserve">8. Os indicadores permitem avaliar e decidir?</w:t>
             </w:r>
           </w:p>
         </w:tc>
@@ -39019,7 +39120,25 @@
           <w:sz w:val="20"/>
           <w:szCs w:val="20"/>
         </w:rPr>
-        <w:t xml:space="preserve">Fonte: elaborado pelo grupo (2026), com base no checklist de Souza (2026c).</w:t>
+        <w:t xml:space="preserve">Fonte: elaborado pelo grupo (2026), com base no </w:t>
+      </w:r>
+      <w:r>
+        <w:rPr>
+          <w:rFonts w:ascii="Times New Roman" w:cs="Times New Roman" w:eastAsia="Times New Roman" w:hAnsi="Times New Roman"/>
+          <w:i w:val="1"/>
+          <w:iCs w:val="1"/>
+          <w:sz w:val="20"/>
+          <w:szCs w:val="20"/>
+        </w:rPr>
+        <w:t xml:space="preserve">checklist</w:t>
+      </w:r>
+      <w:r>
+        <w:rPr>
+          <w:rFonts w:ascii="Times New Roman" w:cs="Times New Roman" w:eastAsia="Times New Roman" w:hAnsi="Times New Roman"/>
+          <w:sz w:val="20"/>
+          <w:szCs w:val="20"/>
+        </w:rPr>
+        <w:t xml:space="preserve"> de Souza (2026c).</w:t>
       </w:r>
     </w:p>
     <w:p>
@@ -39031,7 +39150,7 @@
         </w:rPr>
         <w:sectPr>
           <w:pgSz w:w="11909" w:h="16834" w:orient="portrait"/>
-          <w:pgMar w:bottom="1440" w:top="1440" w:left="1440" w:right="1440" w:header="720" w:footer="720"/>
+          <w:pgMar w:bottom="1440" w:top="1440" w:left="1440" w:right="1440" w:header="1134" w:footer="720"/>
         </w:sectPr>
       </w:pPr>
     </w:p>
@@ -39039,6 +39158,7 @@
       <w:pPr>
         <w:keepNext w:val="1"/>
         <w:spacing w:before="240" w:after="160" w:line="276" w:lineRule="auto"/>
+        <w:outlineLvl w:val="1"/>
         <w:rPr>
           <w:rFonts w:ascii="Times New Roman" w:cs="Times New Roman" w:eastAsia="Times New Roman" w:hAnsi="Times New Roman"/>
           <w:b w:val="1"/>
@@ -39055,7 +39175,7 @@
           <w:sz w:val="24"/>
           <w:szCs w:val="24"/>
         </w:rPr>
-        <w:t xml:space="preserve">Tabela de rastreabilidade (regra de ouro)</w:t>
+        <w:t xml:space="preserve">Rastreabilidade (Regra de Ouro)</w:t>
       </w:r>
     </w:p>
     <w:p>
@@ -39073,7 +39193,7 @@
           <w:sz w:val="24"/>
           <w:szCs w:val="24"/>
         </w:rPr>
-        <w:t xml:space="preserve">Com a tabela de rastreabilidade, buscamos mostrar que nenhuma ação aparece sem justificativa na etapa anterior, uma vez que cada linha parte de uma faceta do problema de comunicação e chega a um indicador do painel (SOUZA, 2026a).</w:t>
+        <w:t xml:space="preserve">Com o Quadro 21, buscamos mostrar que nenhuma ação aparece sem justificativa na etapa anterior, uma vez que cada linha parte de uma faceta do problema de comunicação e chega a um indicador do painel (SOUZA, 2026a).</w:t>
       </w:r>
     </w:p>
     <w:p>
@@ -39132,6 +39252,7 @@
       </w:tblGrid>
       <w:tr>
         <w:trPr>
+          <w:cantSplit w:val="1"/>
           <w:tblHeader w:val="1"/>
         </w:trPr>
         <w:tc>
@@ -39171,7 +39292,7 @@
                 <w:sz w:val="24"/>
                 <w:szCs w:val="24"/>
               </w:rPr>
-              <w:t xml:space="preserve">Problema (faceta)</w:t>
+              <w:t xml:space="preserve">Problema (Faceta)</w:t>
             </w:r>
           </w:p>
         </w:tc>
@@ -39212,7 +39333,7 @@
                 <w:sz w:val="24"/>
                 <w:szCs w:val="24"/>
               </w:rPr>
-              <w:t xml:space="preserve">Público e insight</w:t>
+              <w:t xml:space="preserve">Público e Insight</w:t>
             </w:r>
           </w:p>
         </w:tc>
@@ -39417,13 +39538,15 @@
                 <w:sz w:val="24"/>
                 <w:szCs w:val="24"/>
               </w:rPr>
-              <w:t xml:space="preserve">Indicador (KPI → painel)</w:t>
+              <w:t xml:space="preserve">Indicador (KPI → Painel)</w:t>
             </w:r>
           </w:p>
         </w:tc>
       </w:tr>
       <w:tr>
-        <w:trPr/>
+        <w:trPr>
+          <w:cantSplit w:val="1"/>
+        </w:trPr>
         <w:tc>
           <w:tcPr>
             <w:tcW w:w="2100" w:type="dxa"/>
@@ -39678,7 +39801,9 @@
         </w:tc>
       </w:tr>
       <w:tr>
-        <w:trPr/>
+        <w:trPr>
+          <w:cantSplit w:val="1"/>
+        </w:trPr>
         <w:tc>
           <w:tcPr>
             <w:tcW w:w="2100" w:type="dxa"/>
@@ -39961,7 +40086,9 @@
         </w:tc>
       </w:tr>
       <w:tr>
-        <w:trPr/>
+        <w:trPr>
+          <w:cantSplit w:val="1"/>
+        </w:trPr>
         <w:tc>
           <w:tcPr>
             <w:tcW w:w="2100" w:type="dxa"/>
@@ -40234,7 +40361,9 @@
         </w:tc>
       </w:tr>
       <w:tr>
-        <w:trPr/>
+        <w:trPr>
+          <w:cantSplit w:val="1"/>
+        </w:trPr>
         <w:tc>
           <w:tcPr>
             <w:tcW w:w="2100" w:type="dxa"/>
@@ -40267,7 +40396,7 @@
                 <w:sz w:val="24"/>
                 <w:szCs w:val="24"/>
               </w:rPr>
-              <w:t xml:space="preserve">Falta de experiência do produto no momento de foco</w:t>
+              <w:t xml:space="preserve">Falta de experiência com o produto no momento de foco</w:t>
             </w:r>
           </w:p>
         </w:tc>
@@ -40507,7 +40636,9 @@
         </w:tc>
       </w:tr>
       <w:tr>
-        <w:trPr/>
+        <w:trPr>
+          <w:cantSplit w:val="1"/>
+        </w:trPr>
         <w:tc>
           <w:tcPr>
             <w:tcW w:w="2100" w:type="dxa"/>
@@ -40766,13 +40897,17 @@
                 <w:sz w:val="24"/>
                 <w:szCs w:val="24"/>
               </w:rPr>
-              <w:t xml:space="preserve">Vendas em relação às lojas-controle → painel 5</w:t>
+              <w:t xml:space="preserve">Vendas em relação às lojas</w:t>
+              <w:noBreakHyphen/>
+              <w:t xml:space="preserve">controle → painel 5</w:t>
             </w:r>
           </w:p>
         </w:tc>
       </w:tr>
       <w:tr>
-        <w:trPr/>
+        <w:trPr>
+          <w:cantSplit w:val="1"/>
+        </w:trPr>
         <w:tc>
           <w:tcPr>
             <w:tcW w:w="2100" w:type="dxa"/>
@@ -41027,7 +41162,9 @@
         </w:tc>
       </w:tr>
       <w:tr>
-        <w:trPr/>
+        <w:trPr>
+          <w:cantSplit w:val="1"/>
+        </w:trPr>
         <w:tc>
           <w:tcPr>
             <w:tcW w:w="2100" w:type="dxa"/>
@@ -41209,7 +41346,9 @@
                 <w:sz w:val="24"/>
                 <w:szCs w:val="24"/>
               </w:rPr>
-              <w:t xml:space="preserve">WhatsApp e e-mail</w:t>
+              <w:t xml:space="preserve">WhatsApp e e</w:t>
+              <w:noBreakHyphen/>
+              <w:t xml:space="preserve">mail</w:t>
             </w:r>
           </w:p>
         </w:tc>
@@ -41324,7 +41463,7 @@
           <w:sz w:val="24"/>
           <w:szCs w:val="24"/>
         </w:rPr>
-        <w:t xml:space="preserve">Leitura vertical:</w:t>
+        <w:t xml:space="preserve">Leitura Vertical:</w:t>
       </w:r>
       <w:r>
         <w:rPr>
@@ -41332,7 +41471,7 @@
           <w:sz w:val="24"/>
           <w:szCs w:val="24"/>
         </w:rPr>
-        <w:t xml:space="preserve"> lendo a tabela por colunas, é possível ver que todas as facetas vêm do problema apresentado na seção 3 e que todos os públicos são recortes do público prioritário da Parte 2. Da mesma forma, todos os objetivos são desdobramentos do objetivo de comunicação (complemento B), e todas as mensagens são desdobramentos da mensagem central. Além disso, cada um dos seis indicadores do painel é alimentado por pelo menos uma ação.</w:t>
+        <w:t xml:space="preserve"> lendo o quadro por colunas, é possível ver que todas as facetas vêm do diagnóstico feito nas Partes 1 e 2 (evidências, problema de comunicação, jornada e alternativas de mercado), detalhado nos complementos A e E, e que todos os públicos são recortes do público prioritário da Parte 2. Da mesma forma, todos os objetivos são desdobramentos do objetivo de comunicação (complemento B), e todas as mensagens são desdobramentos da mensagem central. Além disso, cada um dos seis indicadores do painel é alimentado por pelo menos uma ação.</w:t>
       </w:r>
     </w:p>
     <w:p>
@@ -41344,7 +41483,7 @@
         </w:rPr>
         <w:sectPr>
           <w:pgSz w:w="16834" w:h="11909" w:orient="landscape"/>
-          <w:pgMar w:bottom="1440" w:top="1440" w:left="1440" w:right="1440" w:header="720" w:footer="720"/>
+          <w:pgMar w:bottom="1440" w:top="1440" w:left="1440" w:right="1440" w:header="1134" w:footer="720"/>
         </w:sectPr>
       </w:pPr>
     </w:p>
@@ -41352,6 +41491,7 @@
       <w:pPr>
         <w:spacing w:before="0" w:after="360" w:line="276" w:lineRule="auto"/>
         <w:jc w:val="center"/>
+        <w:outlineLvl w:val="0"/>
         <w:rPr>
           <w:rFonts w:ascii="Times New Roman" w:cs="Times New Roman" w:eastAsia="Times New Roman" w:hAnsi="Times New Roman"/>
           <w:b w:val="1"/>
@@ -41706,10 +41846,35 @@
     </w:p>
     <w:sectPr>
       <w:pgSz w:h="16834" w:w="11909" w:orient="portrait"/>
-      <w:pgMar w:bottom="1440" w:top="1440" w:left="1440" w:right="1440" w:header="720" w:footer="720"/>
+      <w:pgMar w:bottom="1440" w:top="1440" w:left="1440" w:right="1440" w:header="1134" w:footer="720"/>
     </w:sectPr>
   </w:body>
 </w:document>
+</file>
+
+<file path=word/header1.xml><?xml version="1.0" encoding="utf-8"?>
+<w:hdr xmlns:w="http://schemas.openxmlformats.org/wordprocessingml/2006/main" xmlns:r="http://schemas.openxmlformats.org/officeDocument/2006/relationships">
+  <w:p>
+    <w:pPr>
+      <w:jc w:val="right"/>
+      <w:rPr>
+        <w:rFonts w:ascii="Times New Roman" w:cs="Times New Roman" w:eastAsia="Times New Roman" w:hAnsi="Times New Roman"/>
+        <w:sz w:val="20"/>
+        <w:szCs w:val="20"/>
+      </w:rPr>
+    </w:pPr>
+    <w:fldSimple w:instr=" PAGE ">
+      <w:r>
+        <w:rPr>
+          <w:rFonts w:ascii="Times New Roman" w:cs="Times New Roman" w:eastAsia="Times New Roman" w:hAnsi="Times New Roman"/>
+          <w:sz w:val="20"/>
+          <w:szCs w:val="20"/>
+        </w:rPr>
+        <w:t>3</w:t>
+      </w:r>
+    </w:fldSimple>
+  </w:p>
+</w:hdr>
 </file>
 
 <file path=word/numbering.xml><?xml version="1.0" encoding="utf-8"?>
@@ -42405,10 +42570,10 @@
   <w:docDefaults>
     <w:rPrDefault>
       <w:rPr>
-        <w:rFonts w:ascii="Arial" w:cs="Arial" w:eastAsia="Arial" w:hAnsi="Arial"/>
-        <w:sz w:val="22"/>
-        <w:szCs w:val="22"/>
-        <w:lang w:val="pt_BR"/>
+        <w:rFonts w:ascii="Times New Roman" w:cs="Times New Roman" w:eastAsia="Times New Roman" w:hAnsi="Times New Roman"/>
+        <w:sz w:val="24"/>
+        <w:szCs w:val="24"/>
+        <w:lang w:val="pt-BR"/>
       </w:rPr>
     </w:rPrDefault>
     <w:pPrDefault>
